--- a/public/downloads/pmd-borradores/09290001_PMD_monte-plata_Borrador_Tecnico_2025-2028.docx
+++ b/public/downloads/pmd-borradores/09290001_PMD_monte-plata_Borrador_Tecnico_2025-2028.docx
@@ -73,7 +73,7 @@
     </w:p>
     <w:p>
       <w:pPr>
-        <w:spacing w:after="1100"/>
+        <w:spacing w:after="1400"/>
         <w:jc w:val="center"/>
       </w:pPr>
       <w:r>
@@ -82,26 +82,9 @@
           <w:b/>
           <w:i w:val="0"/>
           <w:color w:val="2F6CC6"/>
-          <w:sz w:val="26"/>
+          <w:sz w:val="32"/>
         </w:rPr>
-        <w:t>BORRADOR TÉCNICO 2025-2028</w:t>
-      </w:r>
-    </w:p>
-    <w:p>
-      <w:pPr>
-        <w:jc w:val="center"/>
-      </w:pPr>
-      <w:r>
-        <w:rPr>
-          <w:rFonts w:ascii="Calibri" w:hAnsi="Calibri" w:eastAsia="Calibri"/>
-          <w:b w:val="0"/>
-          <w:i/>
-          <w:color w:val="5E7076"/>
-          <w:sz w:val="20"/>
-        </w:rPr>
-        <w:t>Información General y Diagnóstico precompletados para revisión final</w:t>
-        <w:br/>
-        <w:t>FODA, Visión y Proyectos sujetos a validación de OMPP y CDM</w:t>
+        <w:t>2025-2028</w:t>
       </w:r>
     </w:p>
     <w:p>
@@ -117,7 +100,7 @@
           <w:color w:val="5E7076"/>
           <w:sz w:val="18"/>
         </w:rPr>
-        <w:t>Versión técnica · 28-07-2026</w:t>
+        <w:t>Código geográfico 09290001</w:t>
       </w:r>
     </w:p>
     <w:p>
@@ -130,146 +113,8 @@
         <w:pStyle w:val="Heading1"/>
       </w:pPr>
       <w:r>
-        <w:t>Estado y alcance del borrador</w:t>
+        <w:t>Contenido</w:t>
       </w:r>
-    </w:p>
-    <w:tbl>
-      <w:tblPr>
-        <w:tblW w:type="dxa" w:w="9360"/>
-        <w:jc w:val="center"/>
-        <w:tblLayout w:type="fixed"/>
-        <w:tblLook w:firstColumn="1" w:firstRow="1" w:lastColumn="0" w:lastRow="0" w:noHBand="0" w:noVBand="1" w:val="04A0"/>
-        <w:tblInd w:w="120" w:type="dxa"/>
-        <w:tblBorders>
-          <w:top w:val="single" w:sz="5" w:color="C9DCD7"/>
-          <w:left w:val="single" w:sz="5" w:color="C9DCD7"/>
-          <w:bottom w:val="single" w:sz="5" w:color="C9DCD7"/>
-          <w:right w:val="single" w:sz="5" w:color="C9DCD7"/>
-          <w:insideH w:val="single" w:sz="5" w:color="C9DCD7"/>
-          <w:insideV w:val="single" w:sz="5" w:color="C9DCD7"/>
-        </w:tblBorders>
-      </w:tblPr>
-      <w:tblGrid>
-        <w:gridCol w:w="9360"/>
-      </w:tblGrid>
-      <w:tr>
-        <w:tc>
-          <w:tcPr>
-            <w:tcW w:type="dxa" w:w="9360"/>
-            <w:tcMar>
-              <w:top w:w="150" w:type="dxa"/>
-              <w:start w:w="180" w:type="dxa"/>
-              <w:bottom w:w="150" w:type="dxa"/>
-              <w:end w:w="180" w:type="dxa"/>
-            </w:tcMar>
-            <w:shd w:fill="F3F7F6"/>
-          </w:tcPr>
-          <w:p>
-            <w:pPr>
-              <w:spacing w:after="60"/>
-            </w:pPr>
-            <w:r>
-              <w:rPr>
-                <w:rFonts w:ascii="Calibri" w:hAnsi="Calibri" w:eastAsia="Calibri"/>
-                <w:b/>
-                <w:i w:val="0"/>
-                <w:color w:val="14866D"/>
-                <w:sz w:val="21"/>
-              </w:rPr>
-              <w:t>Qué está listo para revisión final</w:t>
-            </w:r>
-          </w:p>
-          <w:p>
-            <w:pPr>
-              <w:spacing w:after="0"/>
-            </w:pPr>
-            <w:r>
-              <w:rPr>
-                <w:rFonts w:ascii="Calibri" w:hAnsi="Calibri" w:eastAsia="Calibri"/>
-                <w:b w:val="0"/>
-                <w:i w:val="0"/>
-                <w:color w:val="203740"/>
-                <w:sz w:val="19"/>
-              </w:rPr>
-              <w:t>La identificación territorial, la reseña histórica disponible, la línea base demográfica y el diagnóstico de servicios, educación, economía, salud y conectividad se presentan ya redactados. La OMPP debe comprobar cifras, nombres, alcance territorial y cualquier actualización posterior al año de cada fuente.</w:t>
-            </w:r>
-          </w:p>
-        </w:tc>
-      </w:tr>
-    </w:tbl>
-    <w:p>
-      <w:pPr>
-        <w:spacing w:after="0"/>
-      </w:pPr>
-    </w:p>
-    <w:tbl>
-      <w:tblPr>
-        <w:tblW w:type="dxa" w:w="9360"/>
-        <w:jc w:val="center"/>
-        <w:tblLayout w:type="fixed"/>
-        <w:tblLook w:firstColumn="1" w:firstRow="1" w:lastColumn="0" w:lastRow="0" w:noHBand="0" w:noVBand="1" w:val="04A0"/>
-        <w:tblInd w:w="120" w:type="dxa"/>
-        <w:tblBorders>
-          <w:top w:val="single" w:sz="5" w:color="E3D2B7"/>
-          <w:left w:val="single" w:sz="5" w:color="E3D2B7"/>
-          <w:bottom w:val="single" w:sz="5" w:color="E3D2B7"/>
-          <w:right w:val="single" w:sz="5" w:color="E3D2B7"/>
-          <w:insideH w:val="single" w:sz="5" w:color="E3D2B7"/>
-          <w:insideV w:val="single" w:sz="5" w:color="E3D2B7"/>
-        </w:tblBorders>
-      </w:tblPr>
-      <w:tblGrid>
-        <w:gridCol w:w="9360"/>
-      </w:tblGrid>
-      <w:tr>
-        <w:tc>
-          <w:tcPr>
-            <w:tcW w:type="dxa" w:w="9360"/>
-            <w:tcMar>
-              <w:top w:w="150" w:type="dxa"/>
-              <w:start w:w="180" w:type="dxa"/>
-              <w:bottom w:w="150" w:type="dxa"/>
-              <w:end w:w="180" w:type="dxa"/>
-            </w:tcMar>
-            <w:shd w:fill="FFF6E7"/>
-          </w:tcPr>
-          <w:p>
-            <w:pPr>
-              <w:spacing w:after="60"/>
-            </w:pPr>
-            <w:r>
-              <w:rPr>
-                <w:rFonts w:ascii="Calibri" w:hAnsi="Calibri" w:eastAsia="Calibri"/>
-                <w:b/>
-                <w:i w:val="0"/>
-                <w:color w:val="9A5A18"/>
-                <w:sz w:val="21"/>
-              </w:rPr>
-              <w:t>Qué no se considera aprobado</w:t>
-            </w:r>
-          </w:p>
-          <w:p>
-            <w:pPr>
-              <w:spacing w:after="0"/>
-            </w:pPr>
-            <w:r>
-              <w:rPr>
-                <w:rFonts w:ascii="Calibri" w:hAnsi="Calibri" w:eastAsia="Calibri"/>
-                <w:b w:val="0"/>
-                <w:i w:val="0"/>
-                <w:color w:val="203740"/>
-                <w:sz w:val="19"/>
-              </w:rPr>
-              <w:t>El documento no acredita consulta ciudadana, reuniones, acuerdos del CDM, aprobación del Concejo de Regidores, presupuestos, beneficiarios ni compromisos institucionales. FODA, visión y cartera de proyectos son propuestas para discusión y deben modificarse o eliminarse si no son ratificadas.</w:t>
-            </w:r>
-          </w:p>
-        </w:tc>
-      </w:tr>
-    </w:tbl>
-    <w:p>
-      <w:pPr>
-        <w:spacing w:after="0"/>
-      </w:pPr>
     </w:p>
     <w:tbl>
       <w:tblPr>
@@ -288,8 +133,8 @@
         </w:tblBorders>
       </w:tblPr>
       <w:tblGrid>
-        <w:gridCol w:w="2600"/>
-        <w:gridCol w:w="6760"/>
+        <w:gridCol w:w="900"/>
+        <w:gridCol w:w="8460"/>
       </w:tblGrid>
       <w:tr>
         <w:trPr>
@@ -297,7 +142,7 @@
         </w:trPr>
         <w:tc>
           <w:tcPr>
-            <w:tcW w:type="dxa" w:w="2600"/>
+            <w:tcW w:type="dxa" w:w="900"/>
             <w:tcMar>
               <w:top w:w="80" w:type="dxa"/>
               <w:start w:w="120" w:type="dxa"/>
@@ -319,13 +164,13 @@
                 <w:color w:val="FFFFFF"/>
                 <w:sz w:val="17"/>
               </w:rPr>
-              <w:t>Campo</w:t>
+              <w:t>Parte</w:t>
             </w:r>
           </w:p>
         </w:tc>
         <w:tc>
           <w:tcPr>
-            <w:tcW w:type="dxa" w:w="6760"/>
+            <w:tcW w:type="dxa" w:w="8460"/>
             <w:tcMar>
               <w:top w:w="80" w:type="dxa"/>
               <w:start w:w="120" w:type="dxa"/>
@@ -347,7 +192,7 @@
                 <w:color w:val="FFFFFF"/>
                 <w:sz w:val="17"/>
               </w:rPr>
-              <w:t>Valor</w:t>
+              <w:t>Contenido</w:t>
             </w:r>
           </w:p>
         </w:tc>
@@ -355,7 +200,7 @@
       <w:tr>
         <w:tc>
           <w:tcPr>
-            <w:tcW w:type="dxa" w:w="2600"/>
+            <w:tcW w:type="dxa" w:w="900"/>
             <w:vAlign w:val="top"/>
             <w:tcMar>
               <w:top w:w="80" w:type="dxa"/>
@@ -376,13 +221,13 @@
                 <w:color w:val="203740"/>
                 <w:sz w:val="17"/>
               </w:rPr>
-              <w:t>Estado</w:t>
+              <w:t>1</w:t>
             </w:r>
           </w:p>
         </w:tc>
         <w:tc>
           <w:tcPr>
-            <w:tcW w:type="dxa" w:w="6760"/>
+            <w:tcW w:type="dxa" w:w="8460"/>
             <w:vAlign w:val="top"/>
             <w:tcMar>
               <w:top w:w="80" w:type="dxa"/>
@@ -403,7 +248,7 @@
                 <w:color w:val="203740"/>
                 <w:sz w:val="17"/>
               </w:rPr>
-              <w:t>Borrador técnico no aprobado</w:t>
+              <w:t>Información general: equipo, introducción, identidad territorial, antecedentes, marco jurídico y metodología.</w:t>
             </w:r>
           </w:p>
         </w:tc>
@@ -411,7 +256,7 @@
       <w:tr>
         <w:tc>
           <w:tcPr>
-            <w:tcW w:type="dxa" w:w="2600"/>
+            <w:tcW w:type="dxa" w:w="900"/>
             <w:shd w:fill="F7F9F9"/>
             <w:vAlign w:val="top"/>
             <w:tcMar>
@@ -433,13 +278,13 @@
                 <w:color w:val="203740"/>
                 <w:sz w:val="17"/>
               </w:rPr>
-              <w:t>Municipio / provincia</w:t>
+              <w:t>2</w:t>
             </w:r>
           </w:p>
         </w:tc>
         <w:tc>
           <w:tcPr>
-            <w:tcW w:type="dxa" w:w="6760"/>
+            <w:tcW w:type="dxa" w:w="8460"/>
             <w:shd w:fill="F7F9F9"/>
             <w:vAlign w:val="top"/>
             <w:tcMar>
@@ -461,7 +306,7 @@
                 <w:color w:val="203740"/>
                 <w:sz w:val="17"/>
               </w:rPr>
-              <w:t>Monte Plata / Monte Plata</w:t>
+              <w:t>Diagnóstico municipal: población, vivienda, servicios, educación, salud, economía y territorio.</w:t>
             </w:r>
           </w:p>
         </w:tc>
@@ -469,7 +314,7 @@
       <w:tr>
         <w:tc>
           <w:tcPr>
-            <w:tcW w:type="dxa" w:w="2600"/>
+            <w:tcW w:type="dxa" w:w="900"/>
             <w:vAlign w:val="top"/>
             <w:tcMar>
               <w:top w:w="80" w:type="dxa"/>
@@ -490,13 +335,13 @@
                 <w:color w:val="203740"/>
                 <w:sz w:val="17"/>
               </w:rPr>
-              <w:t>Región</w:t>
+              <w:t>3</w:t>
             </w:r>
           </w:p>
         </w:tc>
         <w:tc>
           <w:tcPr>
-            <w:tcW w:type="dxa" w:w="6760"/>
+            <w:tcW w:type="dxa" w:w="8460"/>
             <w:vAlign w:val="top"/>
             <w:tcMar>
               <w:top w:w="80" w:type="dxa"/>
@@ -517,7 +362,7 @@
                 <w:color w:val="203740"/>
                 <w:sz w:val="17"/>
               </w:rPr>
-              <w:t>Higuamo</w:t>
+              <w:t>Fortalezas y debilidades basadas en el diagnóstico; situaciones que el CDM deberá priorizar.</w:t>
             </w:r>
           </w:p>
         </w:tc>
@@ -525,7 +370,7 @@
       <w:tr>
         <w:tc>
           <w:tcPr>
-            <w:tcW w:type="dxa" w:w="2600"/>
+            <w:tcW w:type="dxa" w:w="900"/>
             <w:shd w:fill="F7F9F9"/>
             <w:vAlign w:val="top"/>
             <w:tcMar>
@@ -547,13 +392,13 @@
                 <w:color w:val="203740"/>
                 <w:sz w:val="17"/>
               </w:rPr>
-              <w:t>Período</w:t>
+              <w:t>4</w:t>
             </w:r>
           </w:p>
         </w:tc>
         <w:tc>
           <w:tcPr>
-            <w:tcW w:type="dxa" w:w="6760"/>
+            <w:tcW w:type="dxa" w:w="8460"/>
             <w:shd w:fill="F7F9F9"/>
             <w:vAlign w:val="top"/>
             <w:tcMar>
@@ -575,7 +420,7 @@
                 <w:color w:val="203740"/>
                 <w:sz w:val="17"/>
               </w:rPr>
-              <w:t>2025-2028</w:t>
+              <w:t>Visión Municipal: espacio de decisión del CDM con un ejemplo de formato.</w:t>
             </w:r>
           </w:p>
         </w:tc>
@@ -583,7 +428,7 @@
       <w:tr>
         <w:tc>
           <w:tcPr>
-            <w:tcW w:type="dxa" w:w="2600"/>
+            <w:tcW w:type="dxa" w:w="900"/>
             <w:vAlign w:val="top"/>
             <w:tcMar>
               <w:top w:w="80" w:type="dxa"/>
@@ -604,13 +449,13 @@
                 <w:color w:val="203740"/>
                 <w:sz w:val="17"/>
               </w:rPr>
-              <w:t>Código geográfico</w:t>
+              <w:t>5</w:t>
             </w:r>
           </w:p>
         </w:tc>
         <w:tc>
           <w:tcPr>
-            <w:tcW w:type="dxa" w:w="6760"/>
+            <w:tcW w:type="dxa" w:w="8460"/>
             <w:vAlign w:val="top"/>
             <w:tcMar>
               <w:top w:w="80" w:type="dxa"/>
@@ -631,7 +476,138 @@
                 <w:color w:val="203740"/>
                 <w:sz w:val="17"/>
               </w:rPr>
-              <w:t>09290001</w:t>
+              <w:t>Plan de acción: ejemplo de registro para convertir los acuerdos del CDM en acciones verificables.</w:t>
+            </w:r>
+          </w:p>
+        </w:tc>
+      </w:tr>
+    </w:tbl>
+    <w:p>
+      <w:pPr>
+        <w:spacing w:after="0"/>
+      </w:pPr>
+    </w:p>
+    <w:p>
+      <w:pPr>
+        <w:pStyle w:val="Heading1"/>
+      </w:pPr>
+      <w:r>
+        <w:t>Síntesis ejecutiva</w:t>
+      </w:r>
+    </w:p>
+    <w:p>
+      <w:r>
+        <w:t>Monte Plata, municipio de la provincia Monte Plata, registró 52,926 habitantes en 2022. Entre 2010 y 2022 su población aumentó 13.3%. El 39.6% reside en área urbana y el 60.4% en área rural. Estas proporciones determinan la escala y la distribución territorial de los servicios municipales.</w:t>
+      </w:r>
+    </w:p>
+    <w:p>
+      <w:r>
+        <w:t>El diagnóstico registra 31.2% de hogares con agua del acueducto dentro de la vivienda, 68.3% con recogida municipal de residuos y 26.4% que los quema. El uso de internet alcanza 69.7%. Los capítulos siguientes presentan las cifras, sus fuentes y sus límites antes de la priorización del CDM.</w:t>
+      </w:r>
+    </w:p>
+    <w:p>
+      <w:r>
+        <w:br w:type="page"/>
+      </w:r>
+    </w:p>
+    <w:p>
+      <w:pPr>
+        <w:pStyle w:val="Heading1"/>
+      </w:pPr>
+      <w:r>
+        <w:t>1. Información general</w:t>
+      </w:r>
+    </w:p>
+    <w:p>
+      <w:pPr>
+        <w:pStyle w:val="Heading2"/>
+      </w:pPr>
+      <w:r>
+        <w:t>1.1 Equipo de elaboración y participación del CDM</w:t>
+      </w:r>
+    </w:p>
+    <w:p>
+      <w:r>
+        <w:t>La elaboración y gestión del PMD se organiza por responsabilidades institucionales. Esta forma de presentación mantiene claras las funciones durante todo el período del plan, aun cuando cambien las personas que ocupan los cargos. La representación comunitaria y sectorial se canaliza mediante el Consejo de Desarrollo Municipal (CDM), conforme a la Ley núm. 176-07.</w:t>
+      </w:r>
+    </w:p>
+    <w:tbl>
+      <w:tblPr>
+        <w:tblW w:type="dxa" w:w="9360"/>
+        <w:tblLayout w:type="fixed"/>
+        <w:tblLook w:firstColumn="1" w:firstRow="1" w:lastColumn="0" w:lastRow="0" w:noHBand="0" w:noVBand="1" w:val="04A0"/>
+        <w:jc w:val="center"/>
+        <w:tblInd w:w="120" w:type="dxa"/>
+        <w:tblBorders>
+          <w:top w:val="single" w:sz="5" w:color="D7E0E1"/>
+          <w:left w:val="single" w:sz="5" w:color="D7E0E1"/>
+          <w:bottom w:val="single" w:sz="5" w:color="D7E0E1"/>
+          <w:right w:val="single" w:sz="5" w:color="D7E0E1"/>
+          <w:insideH w:val="single" w:sz="5" w:color="D7E0E1"/>
+          <w:insideV w:val="single" w:sz="5" w:color="D7E0E1"/>
+        </w:tblBorders>
+      </w:tblPr>
+      <w:tblGrid>
+        <w:gridCol w:w="2900"/>
+        <w:gridCol w:w="6460"/>
+      </w:tblGrid>
+      <w:tr>
+        <w:trPr>
+          <w:tblHeader w:val="true"/>
+        </w:trPr>
+        <w:tc>
+          <w:tcPr>
+            <w:tcW w:type="dxa" w:w="2900"/>
+            <w:tcMar>
+              <w:top w:w="80" w:type="dxa"/>
+              <w:start w:w="120" w:type="dxa"/>
+              <w:bottom w:w="80" w:type="dxa"/>
+              <w:end w:w="120" w:type="dxa"/>
+            </w:tcMar>
+            <w:shd w:fill="203740"/>
+            <w:vAlign w:val="center"/>
+          </w:tcPr>
+          <w:p>
+            <w:pPr>
+              <w:spacing w:after="0"/>
+            </w:pPr>
+            <w:r>
+              <w:rPr>
+                <w:rFonts w:ascii="Calibri" w:hAnsi="Calibri" w:eastAsia="Calibri"/>
+                <w:b/>
+                <w:i w:val="0"/>
+                <w:color w:val="FFFFFF"/>
+                <w:sz w:val="17"/>
+              </w:rPr>
+              <w:t>Instancia</w:t>
+            </w:r>
+          </w:p>
+        </w:tc>
+        <w:tc>
+          <w:tcPr>
+            <w:tcW w:type="dxa" w:w="6460"/>
+            <w:tcMar>
+              <w:top w:w="80" w:type="dxa"/>
+              <w:start w:w="120" w:type="dxa"/>
+              <w:bottom w:w="80" w:type="dxa"/>
+              <w:end w:w="120" w:type="dxa"/>
+            </w:tcMar>
+            <w:shd w:fill="203740"/>
+            <w:vAlign w:val="center"/>
+          </w:tcPr>
+          <w:p>
+            <w:pPr>
+              <w:spacing w:after="0"/>
+            </w:pPr>
+            <w:r>
+              <w:rPr>
+                <w:rFonts w:ascii="Calibri" w:hAnsi="Calibri" w:eastAsia="Calibri"/>
+                <w:b/>
+                <w:i w:val="0"/>
+                <w:color w:val="FFFFFF"/>
+                <w:sz w:val="17"/>
+              </w:rPr>
+              <w:t>Responsabilidad en el PMD</w:t>
             </w:r>
           </w:p>
         </w:tc>
@@ -639,7 +615,63 @@
       <w:tr>
         <w:tc>
           <w:tcPr>
-            <w:tcW w:type="dxa" w:w="2600"/>
+            <w:tcW w:type="dxa" w:w="2900"/>
+            <w:vAlign w:val="top"/>
+            <w:tcMar>
+              <w:top w:w="80" w:type="dxa"/>
+              <w:start w:w="120" w:type="dxa"/>
+              <w:bottom w:w="80" w:type="dxa"/>
+              <w:end w:w="120" w:type="dxa"/>
+            </w:tcMar>
+          </w:tcPr>
+          <w:p>
+            <w:pPr>
+              <w:spacing w:after="0"/>
+            </w:pPr>
+            <w:r>
+              <w:rPr>
+                <w:rFonts w:ascii="Calibri" w:hAnsi="Calibri" w:eastAsia="Calibri"/>
+                <w:b w:val="0"/>
+                <w:i w:val="0"/>
+                <w:color w:val="203740"/>
+                <w:sz w:val="17"/>
+              </w:rPr>
+              <w:t>Alcaldía</w:t>
+            </w:r>
+          </w:p>
+        </w:tc>
+        <w:tc>
+          <w:tcPr>
+            <w:tcW w:type="dxa" w:w="6460"/>
+            <w:vAlign w:val="top"/>
+            <w:tcMar>
+              <w:top w:w="80" w:type="dxa"/>
+              <w:start w:w="120" w:type="dxa"/>
+              <w:bottom w:w="80" w:type="dxa"/>
+              <w:end w:w="120" w:type="dxa"/>
+            </w:tcMar>
+          </w:tcPr>
+          <w:p>
+            <w:pPr>
+              <w:spacing w:after="0"/>
+            </w:pPr>
+            <w:r>
+              <w:rPr>
+                <w:rFonts w:ascii="Calibri" w:hAnsi="Calibri" w:eastAsia="Calibri"/>
+                <w:b w:val="0"/>
+                <w:i w:val="0"/>
+                <w:color w:val="203740"/>
+                <w:sz w:val="17"/>
+              </w:rPr>
+              <w:t>Conducir políticamente el proceso, articular instituciones y presentar la programación anual vinculada al plan.</w:t>
+            </w:r>
+          </w:p>
+        </w:tc>
+      </w:tr>
+      <w:tr>
+        <w:tc>
+          <w:tcPr>
+            <w:tcW w:type="dxa" w:w="2900"/>
             <w:shd w:fill="F7F9F9"/>
             <w:vAlign w:val="top"/>
             <w:tcMar>
@@ -661,13 +693,13 @@
                 <w:color w:val="203740"/>
                 <w:sz w:val="17"/>
               </w:rPr>
-              <w:t>Dashboard</w:t>
+              <w:t>Concejo de Regidores</w:t>
             </w:r>
           </w:p>
         </w:tc>
         <w:tc>
           <w:tcPr>
-            <w:tcW w:type="dxa" w:w="6760"/>
+            <w:tcW w:type="dxa" w:w="6460"/>
             <w:shd w:fill="F7F9F9"/>
             <w:vAlign w:val="top"/>
             <w:tcMar>
@@ -689,7 +721,7 @@
                 <w:color w:val="203740"/>
                 <w:sz w:val="17"/>
               </w:rPr>
-              <w:t>Disponible</w:t>
+              <w:t>Conocer, deliberar, aprobar y fiscalizar los instrumentos, presupuestos y ordenanzas que correspondan.</w:t>
             </w:r>
           </w:p>
         </w:tc>
@@ -697,7 +729,7 @@
       <w:tr>
         <w:tc>
           <w:tcPr>
-            <w:tcW w:type="dxa" w:w="2600"/>
+            <w:tcW w:type="dxa" w:w="2900"/>
             <w:vAlign w:val="top"/>
             <w:tcMar>
               <w:top w:w="80" w:type="dxa"/>
@@ -718,13 +750,13 @@
                 <w:color w:val="203740"/>
                 <w:sz w:val="17"/>
               </w:rPr>
-              <w:t>Revisión mínima</w:t>
+              <w:t>Oficina Municipal de Planificación y Programación (OMPP)</w:t>
             </w:r>
           </w:p>
         </w:tc>
         <w:tc>
           <w:tcPr>
-            <w:tcW w:type="dxa" w:w="6760"/>
+            <w:tcW w:type="dxa" w:w="6460"/>
             <w:vAlign w:val="top"/>
             <w:tcMar>
               <w:top w:w="80" w:type="dxa"/>
@@ -745,7 +777,179 @@
                 <w:color w:val="203740"/>
                 <w:sz w:val="17"/>
               </w:rPr>
-              <w:t>OMPP: datos y redacción · CDM: prioridades y estrategia</w:t>
+              <w:t>Coordinar el diagnóstico, la formulación, la programación, los indicadores y los informes de avance.</w:t>
+            </w:r>
+          </w:p>
+        </w:tc>
+      </w:tr>
+      <w:tr>
+        <w:tc>
+          <w:tcPr>
+            <w:tcW w:type="dxa" w:w="2900"/>
+            <w:shd w:fill="F7F9F9"/>
+            <w:vAlign w:val="top"/>
+            <w:tcMar>
+              <w:top w:w="80" w:type="dxa"/>
+              <w:start w:w="120" w:type="dxa"/>
+              <w:bottom w:w="80" w:type="dxa"/>
+              <w:end w:w="120" w:type="dxa"/>
+            </w:tcMar>
+          </w:tcPr>
+          <w:p>
+            <w:pPr>
+              <w:spacing w:after="0"/>
+            </w:pPr>
+            <w:r>
+              <w:rPr>
+                <w:rFonts w:ascii="Calibri" w:hAnsi="Calibri" w:eastAsia="Calibri"/>
+                <w:b w:val="0"/>
+                <w:i w:val="0"/>
+                <w:color w:val="203740"/>
+                <w:sz w:val="17"/>
+              </w:rPr>
+              <w:t>Consejo de Desarrollo Municipal (CDM)</w:t>
+            </w:r>
+          </w:p>
+        </w:tc>
+        <w:tc>
+          <w:tcPr>
+            <w:tcW w:type="dxa" w:w="6460"/>
+            <w:shd w:fill="F7F9F9"/>
+            <w:vAlign w:val="top"/>
+            <w:tcMar>
+              <w:top w:w="80" w:type="dxa"/>
+              <w:start w:w="120" w:type="dxa"/>
+              <w:bottom w:w="80" w:type="dxa"/>
+              <w:end w:w="120" w:type="dxa"/>
+            </w:tcMar>
+          </w:tcPr>
+          <w:p>
+            <w:pPr>
+              <w:spacing w:after="0"/>
+            </w:pPr>
+            <w:r>
+              <w:rPr>
+                <w:rFonts w:ascii="Calibri" w:hAnsi="Calibri" w:eastAsia="Calibri"/>
+                <w:b w:val="0"/>
+                <w:i w:val="0"/>
+                <w:color w:val="203740"/>
+                <w:sz w:val="17"/>
+              </w:rPr>
+              <w:t>Participar en la elaboración, discusión y seguimiento del plan; canalizar prioridades territoriales y sectoriales.</w:t>
+            </w:r>
+          </w:p>
+        </w:tc>
+      </w:tr>
+      <w:tr>
+        <w:tc>
+          <w:tcPr>
+            <w:tcW w:type="dxa" w:w="2900"/>
+            <w:vAlign w:val="top"/>
+            <w:tcMar>
+              <w:top w:w="80" w:type="dxa"/>
+              <w:start w:w="120" w:type="dxa"/>
+              <w:bottom w:w="80" w:type="dxa"/>
+              <w:end w:w="120" w:type="dxa"/>
+            </w:tcMar>
+          </w:tcPr>
+          <w:p>
+            <w:pPr>
+              <w:spacing w:after="0"/>
+            </w:pPr>
+            <w:r>
+              <w:rPr>
+                <w:rFonts w:ascii="Calibri" w:hAnsi="Calibri" w:eastAsia="Calibri"/>
+                <w:b w:val="0"/>
+                <w:i w:val="0"/>
+                <w:color w:val="203740"/>
+                <w:sz w:val="17"/>
+              </w:rPr>
+              <w:t>Áreas técnicas municipales</w:t>
+            </w:r>
+          </w:p>
+        </w:tc>
+        <w:tc>
+          <w:tcPr>
+            <w:tcW w:type="dxa" w:w="6460"/>
+            <w:vAlign w:val="top"/>
+            <w:tcMar>
+              <w:top w:w="80" w:type="dxa"/>
+              <w:start w:w="120" w:type="dxa"/>
+              <w:bottom w:w="80" w:type="dxa"/>
+              <w:end w:w="120" w:type="dxa"/>
+            </w:tcMar>
+          </w:tcPr>
+          <w:p>
+            <w:pPr>
+              <w:spacing w:after="0"/>
+            </w:pPr>
+            <w:r>
+              <w:rPr>
+                <w:rFonts w:ascii="Calibri" w:hAnsi="Calibri" w:eastAsia="Calibri"/>
+                <w:b w:val="0"/>
+                <w:i w:val="0"/>
+                <w:color w:val="203740"/>
+                <w:sz w:val="17"/>
+              </w:rPr>
+              <w:t>Aportar información y ejecutar acciones dentro de sus competencias.</w:t>
+            </w:r>
+          </w:p>
+        </w:tc>
+      </w:tr>
+      <w:tr>
+        <w:tc>
+          <w:tcPr>
+            <w:tcW w:type="dxa" w:w="2900"/>
+            <w:shd w:fill="F7F9F9"/>
+            <w:vAlign w:val="top"/>
+            <w:tcMar>
+              <w:top w:w="80" w:type="dxa"/>
+              <w:start w:w="120" w:type="dxa"/>
+              <w:bottom w:w="80" w:type="dxa"/>
+              <w:end w:w="120" w:type="dxa"/>
+            </w:tcMar>
+          </w:tcPr>
+          <w:p>
+            <w:pPr>
+              <w:spacing w:after="0"/>
+            </w:pPr>
+            <w:r>
+              <w:rPr>
+                <w:rFonts w:ascii="Calibri" w:hAnsi="Calibri" w:eastAsia="Calibri"/>
+                <w:b w:val="0"/>
+                <w:i w:val="0"/>
+                <w:color w:val="203740"/>
+                <w:sz w:val="17"/>
+              </w:rPr>
+              <w:t>Representación social y económica</w:t>
+            </w:r>
+          </w:p>
+        </w:tc>
+        <w:tc>
+          <w:tcPr>
+            <w:tcW w:type="dxa" w:w="6460"/>
+            <w:shd w:fill="F7F9F9"/>
+            <w:vAlign w:val="top"/>
+            <w:tcMar>
+              <w:top w:w="80" w:type="dxa"/>
+              <w:start w:w="120" w:type="dxa"/>
+              <w:bottom w:w="80" w:type="dxa"/>
+              <w:end w:w="120" w:type="dxa"/>
+            </w:tcMar>
+          </w:tcPr>
+          <w:p>
+            <w:pPr>
+              <w:spacing w:after="0"/>
+            </w:pPr>
+            <w:r>
+              <w:rPr>
+                <w:rFonts w:ascii="Calibri" w:hAnsi="Calibri" w:eastAsia="Calibri"/>
+                <w:b w:val="0"/>
+                <w:i w:val="0"/>
+                <w:color w:val="203740"/>
+                <w:sz w:val="17"/>
+              </w:rPr>
+              <w:t>Aportar conocimiento local, contrastar prioridades y acompañar el seguimiento mediante el CDM.</w:t>
             </w:r>
           </w:p>
         </w:tc>
@@ -758,68 +962,63 @@
     </w:p>
     <w:p>
       <w:pPr>
-        <w:pStyle w:val="Heading2"/>
+        <w:pStyle w:val="SourceNote"/>
       </w:pPr>
       <w:r>
-        <w:t>Contenido</w:t>
+        <w:rPr>
+          <w:rFonts w:ascii="Calibri" w:hAnsi="Calibri" w:eastAsia="Calibri"/>
+          <w:b w:val="0"/>
+          <w:i w:val="0"/>
+          <w:color w:val="5E7076"/>
+          <w:sz w:val="17"/>
+        </w:rPr>
+        <w:t>Fuente: Ley núm. 176-07 del Distrito Nacional y los Municipios, arts. 123–125; MEPyD, Guía para la formulación de planes de desarrollo municipales, pp. 21–22.</w:t>
       </w:r>
     </w:p>
     <w:p>
       <w:pPr>
-        <w:pStyle w:val="ListNumber"/>
+        <w:pStyle w:val="Heading2"/>
       </w:pPr>
       <w:r>
-        <w:t>1. Información general: territorio, historia, demografía y antecedentes de planificación.</w:t>
+        <w:t>1.2 Introducción y ¿qué es un PMD?</w:t>
+      </w:r>
+    </w:p>
+    <w:p>
+      <w:r>
+        <w:t>El Plan Municipal de Desarrollo (PMD) es el instrumento que orienta las decisiones del ayuntamiento durante un período de cuatro años. Organiza una visión compartida del territorio, identifica sus condiciones y necesidades, define objetivos y convierte las prioridades en acciones que puedan relacionarse con el presupuesto, la gestión de servicios y la coordinación con el Gobierno central.</w:t>
+      </w:r>
+    </w:p>
+    <w:p>
+      <w:r>
+        <w:t>El PMD no sustituye el presupuesto ni los planes operativos anuales: los articula. Cuando una necesidad corresponde a agua potable, salud, educación, carreteras u otra institución sectorial, el plan puede incorporarla como agenda de gestión y coordinación, con resultados e indicadores verificables.</w:t>
       </w:r>
     </w:p>
     <w:p>
       <w:pPr>
-        <w:pStyle w:val="ListNumber"/>
+        <w:pStyle w:val="SourceNote"/>
       </w:pPr>
       <w:r>
-        <w:t>2. Diagnóstico municipal: cinco láminas del Dashboard y análisis narrativo.</w:t>
+        <w:rPr>
+          <w:rFonts w:ascii="Calibri" w:hAnsi="Calibri" w:eastAsia="Calibri"/>
+          <w:b w:val="0"/>
+          <w:i w:val="0"/>
+          <w:color w:val="5E7076"/>
+          <w:sz w:val="17"/>
+        </w:rPr>
+        <w:t>Fuente: MEPyD, Guía para la formulación de planes de desarrollo municipales, pp. 19–21 y 46–49; Ley núm. 176-07, arts. 122–125.</w:t>
       </w:r>
     </w:p>
     <w:p>
       <w:pPr>
-        <w:pStyle w:val="ListNumber"/>
+        <w:pStyle w:val="Heading2"/>
       </w:pPr>
       <w:r>
-        <w:t>3. Síntesis diagnóstica y FODA preliminar.</w:t>
-      </w:r>
-    </w:p>
-    <w:p>
-      <w:pPr>
-        <w:pStyle w:val="ListNumber"/>
-      </w:pPr>
-      <w:r>
-        <w:t>4. Marco estratégico y proyectos para validación.</w:t>
-      </w:r>
-    </w:p>
-    <w:p>
-      <w:pPr>
-        <w:pStyle w:val="ListNumber"/>
-      </w:pPr>
-      <w:r>
-        <w:t>5. Protocolo de revisión, fuentes y trazabilidad.</w:t>
+        <w:t>1.3 Identidad territorial, historia y configuración municipal</w:t>
       </w:r>
     </w:p>
     <w:p>
       <w:r>
-        <w:br w:type="page"/>
-      </w:r>
-    </w:p>
-    <w:p>
-      <w:pPr>
-        <w:pStyle w:val="Heading1"/>
-      </w:pPr>
-      <w:r>
-        <w:t>1. Información general</w:t>
-      </w:r>
-    </w:p>
-    <w:p>
-      <w:r>
-        <w:t>Monte Plata forma parte de la provincia Monte Plata y se integra en la región de planificación Higuamo. El código geográfico utilizado en este borrador es 09290001. Esta identificación territorial sirve como clave de enlace entre el Portal de Planificación Municipal, el Dashboard de Diagnóstico Territorial y los documentos de planificación archivados. [GEO-01]</w:t>
+        <w:t>Monte Plata forma parte de la provincia Monte Plata y de la región de planificación Higuamo. El código geográfico empleado es 09290001. La identificación territorial enlaza el clasificador geográfico, la cartografía, el Dashboard de Diagnóstico Territorial y las fuentes documentales. [GEO-01]</w:t>
       </w:r>
     </w:p>
     <w:tbl>
@@ -1265,7 +1464,7 @@
                 <w:color w:val="203740"/>
                 <w:sz w:val="17"/>
               </w:rPr>
-              <w:t>Clasificador DIGEPRES</w:t>
+              <w:t>Clasificador geográfico</w:t>
             </w:r>
           </w:p>
         </w:tc>
@@ -1446,93 +1645,31 @@
       </w:pPr>
     </w:p>
     <w:p>
-      <w:pPr>
-        <w:pStyle w:val="Heading2"/>
-      </w:pPr>
-      <w:r>
-        <w:t>1.1 Origen y formación del municipio</w:t>
-      </w:r>
-    </w:p>
-    <w:p>
       <w:r>
         <w:t>No se incorporó una reseña histórica detallada porque las fuentes disponibles no permitieron identificar un texto verificable. La OMPP debe completar este apartado con la norma de creación, el archivo municipal o una publicación histórica institucional.</w:t>
       </w:r>
     </w:p>
-    <w:tbl>
-      <w:tblPr>
-        <w:tblW w:type="dxa" w:w="9360"/>
-        <w:jc w:val="center"/>
-        <w:tblLayout w:type="fixed"/>
-        <w:tblLook w:firstColumn="1" w:firstRow="1" w:lastColumn="0" w:lastRow="0" w:noHBand="0" w:noVBand="1" w:val="04A0"/>
-        <w:tblInd w:w="120" w:type="dxa"/>
-        <w:tblBorders>
-          <w:top w:val="single" w:sz="5" w:color="E3D2B7"/>
-          <w:left w:val="single" w:sz="5" w:color="E3D2B7"/>
-          <w:bottom w:val="single" w:sz="5" w:color="E3D2B7"/>
-          <w:right w:val="single" w:sz="5" w:color="E3D2B7"/>
-          <w:insideH w:val="single" w:sz="5" w:color="E3D2B7"/>
-          <w:insideV w:val="single" w:sz="5" w:color="E3D2B7"/>
-        </w:tblBorders>
-      </w:tblPr>
-      <w:tblGrid>
-        <w:gridCol w:w="9360"/>
-      </w:tblGrid>
-      <w:tr>
-        <w:tc>
-          <w:tcPr>
-            <w:tcW w:type="dxa" w:w="9360"/>
-            <w:tcMar>
-              <w:top w:w="150" w:type="dxa"/>
-              <w:start w:w="180" w:type="dxa"/>
-              <w:bottom w:w="150" w:type="dxa"/>
-              <w:end w:w="180" w:type="dxa"/>
-            </w:tcMar>
-            <w:shd w:fill="FFF6E7"/>
-          </w:tcPr>
-          <w:p>
-            <w:pPr>
-              <w:spacing w:after="60"/>
-            </w:pPr>
-            <w:r>
-              <w:rPr>
-                <w:rFonts w:ascii="Calibri" w:hAnsi="Calibri" w:eastAsia="Calibri"/>
-                <w:b/>
-                <w:i w:val="0"/>
-                <w:color w:val="9A5A18"/>
-                <w:sz w:val="21"/>
-              </w:rPr>
-              <w:t>Revisión final requerida</w:t>
-            </w:r>
-          </w:p>
-          <w:p>
-            <w:pPr>
-              <w:spacing w:after="0"/>
-            </w:pPr>
-            <w:r>
-              <w:rPr>
-                <w:rFonts w:ascii="Calibri" w:hAnsi="Calibri" w:eastAsia="Calibri"/>
-                <w:b w:val="0"/>
-                <w:i w:val="0"/>
-                <w:color w:val="203740"/>
-                <w:sz w:val="19"/>
-              </w:rPr>
-              <w:t>Confirmar nombres propios, fechas, cambios de categoría territorial y norma de creación. Wikipedia se usa solo como fuente secundaria; cuando existe PMD anterior, sus páginas se indican expresamente.</w:t>
-            </w:r>
-          </w:p>
-        </w:tc>
-      </w:tr>
-    </w:tbl>
     <w:p>
       <w:pPr>
-        <w:spacing w:after="0"/>
+        <w:pStyle w:val="SourceNote"/>
       </w:pPr>
+      <w:r>
+        <w:rPr>
+          <w:rFonts w:ascii="Calibri" w:hAnsi="Calibri" w:eastAsia="Calibri"/>
+          <w:b w:val="0"/>
+          <w:i w:val="0"/>
+          <w:color w:val="5E7076"/>
+          <w:sz w:val="17"/>
+        </w:rPr>
+        <w:t>Fuente: Wikipedia se utiliza como apoyo secundario para historia y geografía. Los documentos anteriores se citan con período y páginas; para municipios nuevos, un plan del antiguo distrito no se presenta como PMD histórico del municipio actual.</w:t>
+      </w:r>
     </w:p>
     <w:p>
       <w:pPr>
         <w:pStyle w:val="Heading2"/>
       </w:pPr>
       <w:r>
-        <w:t>1.2 Perfil demográfico y del poblamiento</w:t>
+        <w:t>1.4 Perfil municipal en cifras</w:t>
       </w:r>
     </w:p>
     <w:p>
@@ -1555,12 +1692,663 @@
         <w:pStyle w:val="Heading2"/>
       </w:pPr>
       <w:r>
-        <w:t>1.3 Antecedentes de planificación</w:t>
+        <w:t>1.5 Antecedentes de planificación</w:t>
       </w:r>
     </w:p>
     <w:p>
       <w:r>
-        <w:t>No se localizó un PMD anterior en el inventario descargado. Esta ausencia en el repositorio no demuestra que el documento no exista; la OMPP debe verificar archivo institucional, portal de transparencia y documentación del Concejo de Regidores.</w:t>
+        <w:t>No se localizó un PMD anterior del municipio actual en el inventario descargado. Esta ausencia en el repositorio no demuestra que el documento no exista.</w:t>
+      </w:r>
+    </w:p>
+    <w:p>
+      <w:r>
+        <w:br w:type="page"/>
+      </w:r>
+    </w:p>
+    <w:p>
+      <w:pPr>
+        <w:pStyle w:val="Heading2"/>
+      </w:pPr>
+      <w:r>
+        <w:t>1.6 Marco jurídico</w:t>
+      </w:r>
+    </w:p>
+    <w:p>
+      <w:r>
+        <w:t>El PMD se formula dentro del sistema jurídico dominicano de planificación y gestión territorial. Su aplicación exige coherencia entre el plan, el presupuesto municipal, los instrumentos de ordenamiento, las competencias sectoriales y los mecanismos de participación y control social.</w:t>
+      </w:r>
+    </w:p>
+    <w:tbl>
+      <w:tblPr>
+        <w:tblW w:type="dxa" w:w="9360"/>
+        <w:tblLayout w:type="fixed"/>
+        <w:tblLook w:firstColumn="1" w:firstRow="1" w:lastColumn="0" w:lastRow="0" w:noHBand="0" w:noVBand="1" w:val="04A0"/>
+        <w:jc w:val="center"/>
+        <w:tblInd w:w="120" w:type="dxa"/>
+        <w:tblBorders>
+          <w:top w:val="single" w:sz="5" w:color="D7E0E1"/>
+          <w:left w:val="single" w:sz="5" w:color="D7E0E1"/>
+          <w:bottom w:val="single" w:sz="5" w:color="D7E0E1"/>
+          <w:right w:val="single" w:sz="5" w:color="D7E0E1"/>
+          <w:insideH w:val="single" w:sz="5" w:color="D7E0E1"/>
+          <w:insideV w:val="single" w:sz="5" w:color="D7E0E1"/>
+        </w:tblBorders>
+      </w:tblPr>
+      <w:tblGrid>
+        <w:gridCol w:w="3100"/>
+        <w:gridCol w:w="6260"/>
+      </w:tblGrid>
+      <w:tr>
+        <w:trPr>
+          <w:tblHeader w:val="true"/>
+        </w:trPr>
+        <w:tc>
+          <w:tcPr>
+            <w:tcW w:type="dxa" w:w="3100"/>
+            <w:tcMar>
+              <w:top w:w="80" w:type="dxa"/>
+              <w:start w:w="120" w:type="dxa"/>
+              <w:bottom w:w="80" w:type="dxa"/>
+              <w:end w:w="120" w:type="dxa"/>
+            </w:tcMar>
+            <w:shd w:fill="203740"/>
+            <w:vAlign w:val="center"/>
+          </w:tcPr>
+          <w:p>
+            <w:pPr>
+              <w:spacing w:after="0"/>
+            </w:pPr>
+            <w:r>
+              <w:rPr>
+                <w:rFonts w:ascii="Calibri" w:hAnsi="Calibri" w:eastAsia="Calibri"/>
+                <w:b/>
+                <w:i w:val="0"/>
+                <w:color w:val="FFFFFF"/>
+                <w:sz w:val="17"/>
+              </w:rPr>
+              <w:t>Norma</w:t>
+            </w:r>
+          </w:p>
+        </w:tc>
+        <w:tc>
+          <w:tcPr>
+            <w:tcW w:type="dxa" w:w="6260"/>
+            <w:tcMar>
+              <w:top w:w="80" w:type="dxa"/>
+              <w:start w:w="120" w:type="dxa"/>
+              <w:bottom w:w="80" w:type="dxa"/>
+              <w:end w:w="120" w:type="dxa"/>
+            </w:tcMar>
+            <w:shd w:fill="203740"/>
+            <w:vAlign w:val="center"/>
+          </w:tcPr>
+          <w:p>
+            <w:pPr>
+              <w:spacing w:after="0"/>
+            </w:pPr>
+            <w:r>
+              <w:rPr>
+                <w:rFonts w:ascii="Calibri" w:hAnsi="Calibri" w:eastAsia="Calibri"/>
+                <w:b/>
+                <w:i w:val="0"/>
+                <w:color w:val="FFFFFF"/>
+                <w:sz w:val="17"/>
+              </w:rPr>
+              <w:t>Aplicación al Plan Municipal de Desarrollo</w:t>
+            </w:r>
+          </w:p>
+        </w:tc>
+      </w:tr>
+      <w:tr>
+        <w:tc>
+          <w:tcPr>
+            <w:tcW w:type="dxa" w:w="3100"/>
+            <w:vAlign w:val="top"/>
+            <w:tcMar>
+              <w:top w:w="80" w:type="dxa"/>
+              <w:start w:w="120" w:type="dxa"/>
+              <w:bottom w:w="80" w:type="dxa"/>
+              <w:end w:w="120" w:type="dxa"/>
+            </w:tcMar>
+          </w:tcPr>
+          <w:p>
+            <w:pPr>
+              <w:spacing w:after="0"/>
+            </w:pPr>
+            <w:r>
+              <w:rPr>
+                <w:rFonts w:ascii="Calibri" w:hAnsi="Calibri" w:eastAsia="Calibri"/>
+                <w:b w:val="0"/>
+                <w:i w:val="0"/>
+                <w:color w:val="203740"/>
+                <w:sz w:val="17"/>
+              </w:rPr>
+              <w:t>Constitución de la República Dominicana</w:t>
+            </w:r>
+          </w:p>
+        </w:tc>
+        <w:tc>
+          <w:tcPr>
+            <w:tcW w:type="dxa" w:w="6260"/>
+            <w:vAlign w:val="top"/>
+            <w:tcMar>
+              <w:top w:w="80" w:type="dxa"/>
+              <w:start w:w="120" w:type="dxa"/>
+              <w:bottom w:w="80" w:type="dxa"/>
+              <w:end w:w="120" w:type="dxa"/>
+            </w:tcMar>
+          </w:tcPr>
+          <w:p>
+            <w:pPr>
+              <w:spacing w:after="0"/>
+            </w:pPr>
+            <w:r>
+              <w:rPr>
+                <w:rFonts w:ascii="Calibri" w:hAnsi="Calibri" w:eastAsia="Calibri"/>
+                <w:b w:val="0"/>
+                <w:i w:val="0"/>
+                <w:color w:val="203740"/>
+                <w:sz w:val="17"/>
+              </w:rPr>
+              <w:t>Reconoce la autonomía municipal y la planificación del desarrollo económico y social.</w:t>
+            </w:r>
+          </w:p>
+        </w:tc>
+      </w:tr>
+      <w:tr>
+        <w:tc>
+          <w:tcPr>
+            <w:tcW w:type="dxa" w:w="3100"/>
+            <w:shd w:fill="F7F9F9"/>
+            <w:vAlign w:val="top"/>
+            <w:tcMar>
+              <w:top w:w="80" w:type="dxa"/>
+              <w:start w:w="120" w:type="dxa"/>
+              <w:bottom w:w="80" w:type="dxa"/>
+              <w:end w:w="120" w:type="dxa"/>
+            </w:tcMar>
+          </w:tcPr>
+          <w:p>
+            <w:pPr>
+              <w:spacing w:after="0"/>
+            </w:pPr>
+            <w:r>
+              <w:rPr>
+                <w:rFonts w:ascii="Calibri" w:hAnsi="Calibri" w:eastAsia="Calibri"/>
+                <w:b w:val="0"/>
+                <w:i w:val="0"/>
+                <w:color w:val="203740"/>
+                <w:sz w:val="17"/>
+              </w:rPr>
+              <w:t>Ley núm. 176-07 del Distrito Nacional y los Municipios</w:t>
+            </w:r>
+          </w:p>
+        </w:tc>
+        <w:tc>
+          <w:tcPr>
+            <w:tcW w:type="dxa" w:w="6260"/>
+            <w:shd w:fill="F7F9F9"/>
+            <w:vAlign w:val="top"/>
+            <w:tcMar>
+              <w:top w:w="80" w:type="dxa"/>
+              <w:start w:w="120" w:type="dxa"/>
+              <w:bottom w:w="80" w:type="dxa"/>
+              <w:end w:w="120" w:type="dxa"/>
+            </w:tcMar>
+          </w:tcPr>
+          <w:p>
+            <w:pPr>
+              <w:spacing w:after="0"/>
+            </w:pPr>
+            <w:r>
+              <w:rPr>
+                <w:rFonts w:ascii="Calibri" w:hAnsi="Calibri" w:eastAsia="Calibri"/>
+                <w:b w:val="0"/>
+                <w:i w:val="0"/>
+                <w:color w:val="203740"/>
+                <w:sz w:val="17"/>
+              </w:rPr>
+              <w:t>Define finalidad, elaboración, participación del CDM, coordinación de la OMPP, aprobación, vigencia y seguimiento del PMD.</w:t>
+            </w:r>
+          </w:p>
+        </w:tc>
+      </w:tr>
+      <w:tr>
+        <w:tc>
+          <w:tcPr>
+            <w:tcW w:type="dxa" w:w="3100"/>
+            <w:vAlign w:val="top"/>
+            <w:tcMar>
+              <w:top w:w="80" w:type="dxa"/>
+              <w:start w:w="120" w:type="dxa"/>
+              <w:bottom w:w="80" w:type="dxa"/>
+              <w:end w:w="120" w:type="dxa"/>
+            </w:tcMar>
+          </w:tcPr>
+          <w:p>
+            <w:pPr>
+              <w:spacing w:after="0"/>
+            </w:pPr>
+            <w:r>
+              <w:rPr>
+                <w:rFonts w:ascii="Calibri" w:hAnsi="Calibri" w:eastAsia="Calibri"/>
+                <w:b w:val="0"/>
+                <w:i w:val="0"/>
+                <w:color w:val="203740"/>
+                <w:sz w:val="17"/>
+              </w:rPr>
+              <w:t>Ley núm. 498-06 de Planificación e Inversión Pública</w:t>
+            </w:r>
+          </w:p>
+        </w:tc>
+        <w:tc>
+          <w:tcPr>
+            <w:tcW w:type="dxa" w:w="6260"/>
+            <w:vAlign w:val="top"/>
+            <w:tcMar>
+              <w:top w:w="80" w:type="dxa"/>
+              <w:start w:w="120" w:type="dxa"/>
+              <w:bottom w:w="80" w:type="dxa"/>
+              <w:end w:w="120" w:type="dxa"/>
+            </w:tcMar>
+          </w:tcPr>
+          <w:p>
+            <w:pPr>
+              <w:spacing w:after="0"/>
+            </w:pPr>
+            <w:r>
+              <w:rPr>
+                <w:rFonts w:ascii="Calibri" w:hAnsi="Calibri" w:eastAsia="Calibri"/>
+                <w:b w:val="0"/>
+                <w:i w:val="0"/>
+                <w:color w:val="203740"/>
+                <w:sz w:val="17"/>
+              </w:rPr>
+              <w:t>Articula planificación, programación institucional e inversión pública.</w:t>
+            </w:r>
+          </w:p>
+        </w:tc>
+      </w:tr>
+      <w:tr>
+        <w:tc>
+          <w:tcPr>
+            <w:tcW w:type="dxa" w:w="3100"/>
+            <w:shd w:fill="F7F9F9"/>
+            <w:vAlign w:val="top"/>
+            <w:tcMar>
+              <w:top w:w="80" w:type="dxa"/>
+              <w:start w:w="120" w:type="dxa"/>
+              <w:bottom w:w="80" w:type="dxa"/>
+              <w:end w:w="120" w:type="dxa"/>
+            </w:tcMar>
+          </w:tcPr>
+          <w:p>
+            <w:pPr>
+              <w:spacing w:after="0"/>
+            </w:pPr>
+            <w:r>
+              <w:rPr>
+                <w:rFonts w:ascii="Calibri" w:hAnsi="Calibri" w:eastAsia="Calibri"/>
+                <w:b w:val="0"/>
+                <w:i w:val="0"/>
+                <w:color w:val="203740"/>
+                <w:sz w:val="17"/>
+              </w:rPr>
+              <w:t>Ley núm. 1-12 de la Estrategia Nacional de Desarrollo 2030</w:t>
+            </w:r>
+          </w:p>
+        </w:tc>
+        <w:tc>
+          <w:tcPr>
+            <w:tcW w:type="dxa" w:w="6260"/>
+            <w:shd w:fill="F7F9F9"/>
+            <w:vAlign w:val="top"/>
+            <w:tcMar>
+              <w:top w:w="80" w:type="dxa"/>
+              <w:start w:w="120" w:type="dxa"/>
+              <w:bottom w:w="80" w:type="dxa"/>
+              <w:end w:w="120" w:type="dxa"/>
+            </w:tcMar>
+          </w:tcPr>
+          <w:p>
+            <w:pPr>
+              <w:spacing w:after="0"/>
+            </w:pPr>
+            <w:r>
+              <w:rPr>
+                <w:rFonts w:ascii="Calibri" w:hAnsi="Calibri" w:eastAsia="Calibri"/>
+                <w:b w:val="0"/>
+                <w:i w:val="0"/>
+                <w:color w:val="203740"/>
+                <w:sz w:val="17"/>
+              </w:rPr>
+              <w:t>Aporta objetivos nacionales de largo plazo para las políticas territoriales.</w:t>
+            </w:r>
+          </w:p>
+        </w:tc>
+      </w:tr>
+      <w:tr>
+        <w:tc>
+          <w:tcPr>
+            <w:tcW w:type="dxa" w:w="3100"/>
+            <w:vAlign w:val="top"/>
+            <w:tcMar>
+              <w:top w:w="80" w:type="dxa"/>
+              <w:start w:w="120" w:type="dxa"/>
+              <w:bottom w:w="80" w:type="dxa"/>
+              <w:end w:w="120" w:type="dxa"/>
+            </w:tcMar>
+          </w:tcPr>
+          <w:p>
+            <w:pPr>
+              <w:spacing w:after="0"/>
+            </w:pPr>
+            <w:r>
+              <w:rPr>
+                <w:rFonts w:ascii="Calibri" w:hAnsi="Calibri" w:eastAsia="Calibri"/>
+                <w:b w:val="0"/>
+                <w:i w:val="0"/>
+                <w:color w:val="203740"/>
+                <w:sz w:val="17"/>
+              </w:rPr>
+              <w:t>Ley núm. 368-22 de Ordenamiento Territorial, Uso de Suelo y Asentamientos Humanos</w:t>
+            </w:r>
+          </w:p>
+        </w:tc>
+        <w:tc>
+          <w:tcPr>
+            <w:tcW w:type="dxa" w:w="6260"/>
+            <w:vAlign w:val="top"/>
+            <w:tcMar>
+              <w:top w:w="80" w:type="dxa"/>
+              <w:start w:w="120" w:type="dxa"/>
+              <w:bottom w:w="80" w:type="dxa"/>
+              <w:end w:w="120" w:type="dxa"/>
+            </w:tcMar>
+          </w:tcPr>
+          <w:p>
+            <w:pPr>
+              <w:spacing w:after="0"/>
+            </w:pPr>
+            <w:r>
+              <w:rPr>
+                <w:rFonts w:ascii="Calibri" w:hAnsi="Calibri" w:eastAsia="Calibri"/>
+                <w:b w:val="0"/>
+                <w:i w:val="0"/>
+                <w:color w:val="203740"/>
+                <w:sz w:val="17"/>
+              </w:rPr>
+              <w:t>Vincula los instrumentos municipales con el marco nacional de ordenamiento territorial.</w:t>
+            </w:r>
+          </w:p>
+        </w:tc>
+      </w:tr>
+      <w:tr>
+        <w:tc>
+          <w:tcPr>
+            <w:tcW w:type="dxa" w:w="3100"/>
+            <w:shd w:fill="F7F9F9"/>
+            <w:vAlign w:val="top"/>
+            <w:tcMar>
+              <w:top w:w="80" w:type="dxa"/>
+              <w:start w:w="120" w:type="dxa"/>
+              <w:bottom w:w="80" w:type="dxa"/>
+              <w:end w:w="120" w:type="dxa"/>
+            </w:tcMar>
+          </w:tcPr>
+          <w:p>
+            <w:pPr>
+              <w:spacing w:after="0"/>
+            </w:pPr>
+            <w:r>
+              <w:rPr>
+                <w:rFonts w:ascii="Calibri" w:hAnsi="Calibri" w:eastAsia="Calibri"/>
+                <w:b w:val="0"/>
+                <w:i w:val="0"/>
+                <w:color w:val="203740"/>
+                <w:sz w:val="17"/>
+              </w:rPr>
+              <w:t>Ley núm. 64-00 de Medio Ambiente y Recursos Naturales</w:t>
+            </w:r>
+          </w:p>
+        </w:tc>
+        <w:tc>
+          <w:tcPr>
+            <w:tcW w:type="dxa" w:w="6260"/>
+            <w:shd w:fill="F7F9F9"/>
+            <w:vAlign w:val="top"/>
+            <w:tcMar>
+              <w:top w:w="80" w:type="dxa"/>
+              <w:start w:w="120" w:type="dxa"/>
+              <w:bottom w:w="80" w:type="dxa"/>
+              <w:end w:w="120" w:type="dxa"/>
+            </w:tcMar>
+          </w:tcPr>
+          <w:p>
+            <w:pPr>
+              <w:spacing w:after="0"/>
+            </w:pPr>
+            <w:r>
+              <w:rPr>
+                <w:rFonts w:ascii="Calibri" w:hAnsi="Calibri" w:eastAsia="Calibri"/>
+                <w:b w:val="0"/>
+                <w:i w:val="0"/>
+                <w:color w:val="203740"/>
+                <w:sz w:val="17"/>
+              </w:rPr>
+              <w:t>Sustenta la protección ambiental y la gestión de recursos naturales.</w:t>
+            </w:r>
+          </w:p>
+        </w:tc>
+      </w:tr>
+      <w:tr>
+        <w:tc>
+          <w:tcPr>
+            <w:tcW w:type="dxa" w:w="3100"/>
+            <w:vAlign w:val="top"/>
+            <w:tcMar>
+              <w:top w:w="80" w:type="dxa"/>
+              <w:start w:w="120" w:type="dxa"/>
+              <w:bottom w:w="80" w:type="dxa"/>
+              <w:end w:w="120" w:type="dxa"/>
+            </w:tcMar>
+          </w:tcPr>
+          <w:p>
+            <w:pPr>
+              <w:spacing w:after="0"/>
+            </w:pPr>
+            <w:r>
+              <w:rPr>
+                <w:rFonts w:ascii="Calibri" w:hAnsi="Calibri" w:eastAsia="Calibri"/>
+                <w:b w:val="0"/>
+                <w:i w:val="0"/>
+                <w:color w:val="203740"/>
+                <w:sz w:val="17"/>
+              </w:rPr>
+              <w:t>Ley núm. 147-02 sobre Gestión de Riesgos</w:t>
+            </w:r>
+          </w:p>
+        </w:tc>
+        <w:tc>
+          <w:tcPr>
+            <w:tcW w:type="dxa" w:w="6260"/>
+            <w:vAlign w:val="top"/>
+            <w:tcMar>
+              <w:top w:w="80" w:type="dxa"/>
+              <w:start w:w="120" w:type="dxa"/>
+              <w:bottom w:w="80" w:type="dxa"/>
+              <w:end w:w="120" w:type="dxa"/>
+            </w:tcMar>
+          </w:tcPr>
+          <w:p>
+            <w:pPr>
+              <w:spacing w:after="0"/>
+            </w:pPr>
+            <w:r>
+              <w:rPr>
+                <w:rFonts w:ascii="Calibri" w:hAnsi="Calibri" w:eastAsia="Calibri"/>
+                <w:b w:val="0"/>
+                <w:i w:val="0"/>
+                <w:color w:val="203740"/>
+                <w:sz w:val="17"/>
+              </w:rPr>
+              <w:t>Integra prevención, reducción de riesgos y preparación ante emergencias.</w:t>
+            </w:r>
+          </w:p>
+        </w:tc>
+      </w:tr>
+      <w:tr>
+        <w:tc>
+          <w:tcPr>
+            <w:tcW w:type="dxa" w:w="3100"/>
+            <w:shd w:fill="F7F9F9"/>
+            <w:vAlign w:val="top"/>
+            <w:tcMar>
+              <w:top w:w="80" w:type="dxa"/>
+              <w:start w:w="120" w:type="dxa"/>
+              <w:bottom w:w="80" w:type="dxa"/>
+              <w:end w:w="120" w:type="dxa"/>
+            </w:tcMar>
+          </w:tcPr>
+          <w:p>
+            <w:pPr>
+              <w:spacing w:after="0"/>
+            </w:pPr>
+            <w:r>
+              <w:rPr>
+                <w:rFonts w:ascii="Calibri" w:hAnsi="Calibri" w:eastAsia="Calibri"/>
+                <w:b w:val="0"/>
+                <w:i w:val="0"/>
+                <w:color w:val="203740"/>
+                <w:sz w:val="17"/>
+              </w:rPr>
+              <w:t>Ley núm. 225-20 de Gestión Integral y Coprocesamiento de Residuos Sólidos</w:t>
+            </w:r>
+          </w:p>
+        </w:tc>
+        <w:tc>
+          <w:tcPr>
+            <w:tcW w:type="dxa" w:w="6260"/>
+            <w:shd w:fill="F7F9F9"/>
+            <w:vAlign w:val="top"/>
+            <w:tcMar>
+              <w:top w:w="80" w:type="dxa"/>
+              <w:start w:w="120" w:type="dxa"/>
+              <w:bottom w:w="80" w:type="dxa"/>
+              <w:end w:w="120" w:type="dxa"/>
+            </w:tcMar>
+          </w:tcPr>
+          <w:p>
+            <w:pPr>
+              <w:spacing w:after="0"/>
+            </w:pPr>
+            <w:r>
+              <w:rPr>
+                <w:rFonts w:ascii="Calibri" w:hAnsi="Calibri" w:eastAsia="Calibri"/>
+                <w:b w:val="0"/>
+                <w:i w:val="0"/>
+                <w:color w:val="203740"/>
+                <w:sz w:val="17"/>
+              </w:rPr>
+              <w:t>Orienta prevención, recolección, aprovechamiento y disposición final de residuos.</w:t>
+            </w:r>
+          </w:p>
+        </w:tc>
+      </w:tr>
+    </w:tbl>
+    <w:p>
+      <w:pPr>
+        <w:spacing w:after="0"/>
+      </w:pPr>
+    </w:p>
+    <w:p>
+      <w:r>
+        <w:t>Conforme a los artículos 122 a 125 de la Ley núm. 176-07, la OMPP coordina la formulación y evaluación del PMD y el CDM participa en su elaboración, discusión y seguimiento.</w:t>
+      </w:r>
+    </w:p>
+    <w:p>
+      <w:pPr>
+        <w:pStyle w:val="SourceNote"/>
+      </w:pPr>
+      <w:r>
+        <w:rPr>
+          <w:rFonts w:ascii="Calibri" w:hAnsi="Calibri" w:eastAsia="Calibri"/>
+          <w:b w:val="0"/>
+          <w:i w:val="0"/>
+          <w:color w:val="5E7076"/>
+          <w:sz w:val="17"/>
+        </w:rPr>
+        <w:t>Fuente: Ley núm. 176-07, arts. 122–125; leyes núm. 498-06, 1-12, 368-22, 64-00, 147-02 y 225-20.</w:t>
+      </w:r>
+    </w:p>
+    <w:p>
+      <w:r>
+        <w:br w:type="page"/>
+      </w:r>
+    </w:p>
+    <w:p>
+      <w:pPr>
+        <w:pStyle w:val="Heading2"/>
+      </w:pPr>
+      <w:r>
+        <w:t>1.7 Metodología</w:t>
+      </w:r>
+    </w:p>
+    <w:p>
+      <w:r>
+        <w:t>La elaboración sigue la Guía para la formulación de planes de desarrollo municipales publicada por el Ministerio de Economía, Planificación y Desarrollo (MEPyD). La guía organiza el proceso en cuatro etapas enlazadas:</w:t>
+      </w:r>
+    </w:p>
+    <w:p>
+      <w:pPr>
+        <w:pStyle w:val="ListNumber"/>
+      </w:pPr>
+      <w:r>
+        <w:t>Organización del proceso. Se conforma el equipo, se acuerdan responsabilidades entre Alcaldía, Concejo de Regidores, OMPP, áreas técnicas y CDM, y se prepara el plan de trabajo.</w:t>
+      </w:r>
+    </w:p>
+    <w:p>
+      <w:pPr>
+        <w:pStyle w:val="ListNumber"/>
+      </w:pPr>
+      <w:r>
+        <w:t>Diagnóstico municipal. Se reúnen y analizan datos estadísticos, cartografía, documentos municipales y conocimiento local. La evidencia permite describir fortalezas y debilidades para revisión del CDM.</w:t>
+      </w:r>
+    </w:p>
+    <w:p>
+      <w:pPr>
+        <w:pStyle w:val="ListNumber"/>
+      </w:pPr>
+      <w:r>
+        <w:t>Formulación estratégica. Con la participación del CDM se acuerdan visión, objetivos, resultados, líneas de acción, proyectos e indicadores.</w:t>
+      </w:r>
+    </w:p>
+    <w:p>
+      <w:pPr>
+        <w:pStyle w:val="ListNumber"/>
+      </w:pPr>
+      <w:r>
+        <w:t>Gestión de los instrumentos. El PMD aprobado se vincula con programación, presupuesto, ejecución, seguimiento, evaluación y rendición de cuentas.</w:t>
+      </w:r>
+    </w:p>
+    <w:p>
+      <w:pPr>
+        <w:pStyle w:val="SourceNote"/>
+      </w:pPr>
+      <w:r>
+        <w:rPr>
+          <w:rFonts w:ascii="Calibri" w:hAnsi="Calibri" w:eastAsia="Calibri"/>
+          <w:b w:val="0"/>
+          <w:i w:val="0"/>
+          <w:color w:val="5E7076"/>
+          <w:sz w:val="17"/>
+        </w:rPr>
+        <w:t>Fuente: MEPyD, ¿Cómo elaborar un plan municipal de desarrollo? Guía para la formulación de planes de desarrollo municipales, pp. 19–49; Ley núm. 176-07, arts. 123–125.</w:t>
+      </w:r>
+    </w:p>
+    <w:p>
+      <w:r>
+        <w:br w:type="page"/>
       </w:r>
     </w:p>
     <w:p>
@@ -1737,7 +2525,7 @@
                 <w:color w:val="203740"/>
                 <w:sz w:val="17"/>
               </w:rPr>
-              <w:t>Población, mapa, estructura por edad, hogares y viviendas</w:t>
+              <w:t>Población, mapa, pirámides 2010/2022, hogares y viviendas</w:t>
             </w:r>
           </w:p>
         </w:tc>
@@ -1764,7 +2552,7 @@
                 <w:color w:val="203740"/>
                 <w:sz w:val="17"/>
               </w:rPr>
-              <w:t>Escala y composición demográfica</w:t>
+              <w:t>Cambio y composición demográfica</w:t>
             </w:r>
           </w:p>
         </w:tc>
@@ -2437,7 +3225,7 @@
         <w:pStyle w:val="Heading1"/>
       </w:pPr>
       <w:r>
-        <w:t>Lectura narrativa del diagnóstico</w:t>
+        <w:t>2. Diagnóstico municipal: lectura e interpretación</w:t>
       </w:r>
     </w:p>
     <w:p>
@@ -2559,916 +3347,17 @@
       </w:r>
     </w:p>
     <w:p>
-      <w:r>
-        <w:br w:type="page"/>
-      </w:r>
-    </w:p>
-    <w:p>
       <w:pPr>
         <w:pStyle w:val="Heading1"/>
       </w:pPr>
       <w:r>
-        <w:t>3. Síntesis diagnóstica</w:t>
+        <w:t>3. Fortalezas y debilidades basadas en el diagnóstico</w:t>
       </w:r>
     </w:p>
     <w:p>
       <w:r>
-        <w:t>La síntesis organiza las principales señales cuantitativas para facilitar la revisión técnica. No constituye una priorización ciudadana ni sustituye la validación territorial.</w:t>
+        <w:t>La clasificación siguiente utiliza únicamente indicadores comparables del diagnóstico. Se considera diferencia relevante una separación de al menos dos puntos porcentuales frente al promedio nacional. El crecimiento poblacional, el número absoluto de establecimientos y otros datos sin denominador comparable no se clasifican automáticamente como fortalezas o debilidades.</w:t>
       </w:r>
-    </w:p>
-    <w:tbl>
-      <w:tblPr>
-        <w:tblW w:type="dxa" w:w="9360"/>
-        <w:tblLayout w:type="fixed"/>
-        <w:tblLook w:firstColumn="1" w:firstRow="1" w:lastColumn="0" w:lastRow="0" w:noHBand="0" w:noVBand="1" w:val="04A0"/>
-        <w:jc w:val="center"/>
-        <w:tblInd w:w="120" w:type="dxa"/>
-        <w:tblBorders>
-          <w:top w:val="single" w:sz="5" w:color="D7E0E1"/>
-          <w:left w:val="single" w:sz="5" w:color="D7E0E1"/>
-          <w:bottom w:val="single" w:sz="5" w:color="D7E0E1"/>
-          <w:right w:val="single" w:sz="5" w:color="D7E0E1"/>
-          <w:insideH w:val="single" w:sz="5" w:color="D7E0E1"/>
-          <w:insideV w:val="single" w:sz="5" w:color="D7E0E1"/>
-        </w:tblBorders>
-      </w:tblPr>
-      <w:tblGrid>
-        <w:gridCol w:w="1700"/>
-        <w:gridCol w:w="3000"/>
-        <w:gridCol w:w="3100"/>
-        <w:gridCol w:w="1560"/>
-      </w:tblGrid>
-      <w:tr>
-        <w:trPr>
-          <w:tblHeader w:val="true"/>
-        </w:trPr>
-        <w:tc>
-          <w:tcPr>
-            <w:tcW w:type="dxa" w:w="1700"/>
-            <w:tcMar>
-              <w:top w:w="80" w:type="dxa"/>
-              <w:start w:w="120" w:type="dxa"/>
-              <w:bottom w:w="80" w:type="dxa"/>
-              <w:end w:w="120" w:type="dxa"/>
-            </w:tcMar>
-            <w:shd w:fill="203740"/>
-            <w:vAlign w:val="center"/>
-          </w:tcPr>
-          <w:p>
-            <w:pPr>
-              <w:spacing w:after="0"/>
-            </w:pPr>
-            <w:r>
-              <w:rPr>
-                <w:rFonts w:ascii="Calibri" w:hAnsi="Calibri" w:eastAsia="Calibri"/>
-                <w:b/>
-                <w:i w:val="0"/>
-                <w:color w:val="FFFFFF"/>
-                <w:sz w:val="17"/>
-              </w:rPr>
-              <w:t>Tema</w:t>
-            </w:r>
-          </w:p>
-        </w:tc>
-        <w:tc>
-          <w:tcPr>
-            <w:tcW w:type="dxa" w:w="3000"/>
-            <w:tcMar>
-              <w:top w:w="80" w:type="dxa"/>
-              <w:start w:w="120" w:type="dxa"/>
-              <w:bottom w:w="80" w:type="dxa"/>
-              <w:end w:w="120" w:type="dxa"/>
-            </w:tcMar>
-            <w:shd w:fill="203740"/>
-            <w:vAlign w:val="center"/>
-          </w:tcPr>
-          <w:p>
-            <w:pPr>
-              <w:spacing w:after="0"/>
-            </w:pPr>
-            <w:r>
-              <w:rPr>
-                <w:rFonts w:ascii="Calibri" w:hAnsi="Calibri" w:eastAsia="Calibri"/>
-                <w:b/>
-                <w:i w:val="0"/>
-                <w:color w:val="FFFFFF"/>
-                <w:sz w:val="17"/>
-              </w:rPr>
-              <w:t>Hallazgo verificable</w:t>
-            </w:r>
-          </w:p>
-        </w:tc>
-        <w:tc>
-          <w:tcPr>
-            <w:tcW w:type="dxa" w:w="3100"/>
-            <w:tcMar>
-              <w:top w:w="80" w:type="dxa"/>
-              <w:start w:w="120" w:type="dxa"/>
-              <w:bottom w:w="80" w:type="dxa"/>
-              <w:end w:w="120" w:type="dxa"/>
-            </w:tcMar>
-            <w:shd w:fill="203740"/>
-            <w:vAlign w:val="center"/>
-          </w:tcPr>
-          <w:p>
-            <w:pPr>
-              <w:spacing w:after="0"/>
-            </w:pPr>
-            <w:r>
-              <w:rPr>
-                <w:rFonts w:ascii="Calibri" w:hAnsi="Calibri" w:eastAsia="Calibri"/>
-                <w:b/>
-                <w:i w:val="0"/>
-                <w:color w:val="FFFFFF"/>
-                <w:sz w:val="17"/>
-              </w:rPr>
-              <w:t>Implicación para revisar</w:t>
-            </w:r>
-          </w:p>
-        </w:tc>
-        <w:tc>
-          <w:tcPr>
-            <w:tcW w:type="dxa" w:w="1560"/>
-            <w:tcMar>
-              <w:top w:w="80" w:type="dxa"/>
-              <w:start w:w="120" w:type="dxa"/>
-              <w:bottom w:w="80" w:type="dxa"/>
-              <w:end w:w="120" w:type="dxa"/>
-            </w:tcMar>
-            <w:shd w:fill="203740"/>
-            <w:vAlign w:val="center"/>
-          </w:tcPr>
-          <w:p>
-            <w:pPr>
-              <w:spacing w:after="0"/>
-            </w:pPr>
-            <w:r>
-              <w:rPr>
-                <w:rFonts w:ascii="Calibri" w:hAnsi="Calibri" w:eastAsia="Calibri"/>
-                <w:b/>
-                <w:i w:val="0"/>
-                <w:color w:val="FFFFFF"/>
-                <w:sz w:val="17"/>
-              </w:rPr>
-              <w:t>Fuente</w:t>
-            </w:r>
-          </w:p>
-        </w:tc>
-      </w:tr>
-      <w:tr>
-        <w:tc>
-          <w:tcPr>
-            <w:tcW w:type="dxa" w:w="1700"/>
-            <w:vAlign w:val="top"/>
-            <w:tcMar>
-              <w:top w:w="80" w:type="dxa"/>
-              <w:start w:w="120" w:type="dxa"/>
-              <w:bottom w:w="80" w:type="dxa"/>
-              <w:end w:w="120" w:type="dxa"/>
-            </w:tcMar>
-          </w:tcPr>
-          <w:p>
-            <w:pPr>
-              <w:spacing w:after="0"/>
-            </w:pPr>
-            <w:r>
-              <w:rPr>
-                <w:rFonts w:ascii="Calibri" w:hAnsi="Calibri" w:eastAsia="Calibri"/>
-                <w:b w:val="0"/>
-                <w:i w:val="0"/>
-                <w:color w:val="203740"/>
-                <w:sz w:val="17"/>
-              </w:rPr>
-              <w:t>Población y territorio</w:t>
-            </w:r>
-          </w:p>
-        </w:tc>
-        <w:tc>
-          <w:tcPr>
-            <w:tcW w:type="dxa" w:w="3000"/>
-            <w:vAlign w:val="top"/>
-            <w:tcMar>
-              <w:top w:w="80" w:type="dxa"/>
-              <w:start w:w="120" w:type="dxa"/>
-              <w:bottom w:w="80" w:type="dxa"/>
-              <w:end w:w="120" w:type="dxa"/>
-            </w:tcMar>
-          </w:tcPr>
-          <w:p>
-            <w:pPr>
-              <w:spacing w:after="0"/>
-            </w:pPr>
-            <w:r>
-              <w:rPr>
-                <w:rFonts w:ascii="Calibri" w:hAnsi="Calibri" w:eastAsia="Calibri"/>
-                <w:b w:val="0"/>
-                <w:i w:val="0"/>
-                <w:color w:val="203740"/>
-                <w:sz w:val="17"/>
-              </w:rPr>
-              <w:t>Variación intercensal de 13.3%; urbanización de 39.6%.</w:t>
-            </w:r>
-          </w:p>
-        </w:tc>
-        <w:tc>
-          <w:tcPr>
-            <w:tcW w:type="dxa" w:w="3100"/>
-            <w:vAlign w:val="top"/>
-            <w:tcMar>
-              <w:top w:w="80" w:type="dxa"/>
-              <w:start w:w="120" w:type="dxa"/>
-              <w:bottom w:w="80" w:type="dxa"/>
-              <w:end w:w="120" w:type="dxa"/>
-            </w:tcMar>
-          </w:tcPr>
-          <w:p>
-            <w:pPr>
-              <w:spacing w:after="0"/>
-            </w:pPr>
-            <w:r>
-              <w:rPr>
-                <w:rFonts w:ascii="Calibri" w:hAnsi="Calibri" w:eastAsia="Calibri"/>
-                <w:b w:val="0"/>
-                <w:i w:val="0"/>
-                <w:color w:val="203740"/>
-                <w:sz w:val="17"/>
-              </w:rPr>
-              <w:t>Ajustar capacidad y distribución territorial de servicios.</w:t>
-            </w:r>
-          </w:p>
-        </w:tc>
-        <w:tc>
-          <w:tcPr>
-            <w:tcW w:type="dxa" w:w="1560"/>
-            <w:vAlign w:val="top"/>
-            <w:tcMar>
-              <w:top w:w="80" w:type="dxa"/>
-              <w:start w:w="120" w:type="dxa"/>
-              <w:bottom w:w="80" w:type="dxa"/>
-              <w:end w:w="120" w:type="dxa"/>
-            </w:tcMar>
-          </w:tcPr>
-          <w:p>
-            <w:pPr>
-              <w:spacing w:after="0"/>
-            </w:pPr>
-            <w:r>
-              <w:rPr>
-                <w:rFonts w:ascii="Calibri" w:hAnsi="Calibri" w:eastAsia="Calibri"/>
-                <w:b w:val="0"/>
-                <w:i w:val="0"/>
-                <w:color w:val="203740"/>
-                <w:sz w:val="17"/>
-              </w:rPr>
-              <w:t>DASH-BASE / DASH-URB</w:t>
-            </w:r>
-          </w:p>
-        </w:tc>
-      </w:tr>
-      <w:tr>
-        <w:tc>
-          <w:tcPr>
-            <w:tcW w:type="dxa" w:w="1700"/>
-            <w:shd w:fill="F7F9F9"/>
-            <w:vAlign w:val="top"/>
-            <w:tcMar>
-              <w:top w:w="80" w:type="dxa"/>
-              <w:start w:w="120" w:type="dxa"/>
-              <w:bottom w:w="80" w:type="dxa"/>
-              <w:end w:w="120" w:type="dxa"/>
-            </w:tcMar>
-          </w:tcPr>
-          <w:p>
-            <w:pPr>
-              <w:spacing w:after="0"/>
-            </w:pPr>
-            <w:r>
-              <w:rPr>
-                <w:rFonts w:ascii="Calibri" w:hAnsi="Calibri" w:eastAsia="Calibri"/>
-                <w:b w:val="0"/>
-                <w:i w:val="0"/>
-                <w:color w:val="203740"/>
-                <w:sz w:val="17"/>
-              </w:rPr>
-              <w:t>Agua y saneamiento</w:t>
-            </w:r>
-          </w:p>
-        </w:tc>
-        <w:tc>
-          <w:tcPr>
-            <w:tcW w:type="dxa" w:w="3000"/>
-            <w:shd w:fill="F7F9F9"/>
-            <w:vAlign w:val="top"/>
-            <w:tcMar>
-              <w:top w:w="80" w:type="dxa"/>
-              <w:start w:w="120" w:type="dxa"/>
-              <w:bottom w:w="80" w:type="dxa"/>
-              <w:end w:w="120" w:type="dxa"/>
-            </w:tcMar>
-          </w:tcPr>
-          <w:p>
-            <w:pPr>
-              <w:spacing w:after="0"/>
-            </w:pPr>
-            <w:r>
-              <w:rPr>
-                <w:rFonts w:ascii="Calibri" w:hAnsi="Calibri" w:eastAsia="Calibri"/>
-                <w:b w:val="0"/>
-                <w:i w:val="0"/>
-                <w:color w:val="203740"/>
-                <w:sz w:val="17"/>
-              </w:rPr>
-              <w:t>Agua de acueducto dentro: 31.2%; hogares sin sanitario: 7.3%.</w:t>
-            </w:r>
-          </w:p>
-        </w:tc>
-        <w:tc>
-          <w:tcPr>
-            <w:tcW w:type="dxa" w:w="3100"/>
-            <w:shd w:fill="F7F9F9"/>
-            <w:vAlign w:val="top"/>
-            <w:tcMar>
-              <w:top w:w="80" w:type="dxa"/>
-              <w:start w:w="120" w:type="dxa"/>
-              <w:bottom w:w="80" w:type="dxa"/>
-              <w:end w:w="120" w:type="dxa"/>
-            </w:tcMar>
-          </w:tcPr>
-          <w:p>
-            <w:pPr>
-              <w:spacing w:after="0"/>
-            </w:pPr>
-            <w:r>
-              <w:rPr>
-                <w:rFonts w:ascii="Calibri" w:hAnsi="Calibri" w:eastAsia="Calibri"/>
-                <w:b w:val="0"/>
-                <w:i w:val="0"/>
-                <w:color w:val="203740"/>
-                <w:sz w:val="17"/>
-              </w:rPr>
-              <w:t>Localizar brechas y validar continuidad/calidad.</w:t>
-            </w:r>
-          </w:p>
-        </w:tc>
-        <w:tc>
-          <w:tcPr>
-            <w:tcW w:type="dxa" w:w="1560"/>
-            <w:shd w:fill="F7F9F9"/>
-            <w:vAlign w:val="top"/>
-            <w:tcMar>
-              <w:top w:w="80" w:type="dxa"/>
-              <w:start w:w="120" w:type="dxa"/>
-              <w:bottom w:w="80" w:type="dxa"/>
-              <w:end w:w="120" w:type="dxa"/>
-            </w:tcMar>
-          </w:tcPr>
-          <w:p>
-            <w:pPr>
-              <w:spacing w:after="0"/>
-            </w:pPr>
-            <w:r>
-              <w:rPr>
-                <w:rFonts w:ascii="Calibri" w:hAnsi="Calibri" w:eastAsia="Calibri"/>
-                <w:b w:val="0"/>
-                <w:i w:val="0"/>
-                <w:color w:val="203740"/>
-                <w:sz w:val="17"/>
-              </w:rPr>
-              <w:t>DASH-VIDA</w:t>
-            </w:r>
-          </w:p>
-        </w:tc>
-      </w:tr>
-      <w:tr>
-        <w:tc>
-          <w:tcPr>
-            <w:tcW w:type="dxa" w:w="1700"/>
-            <w:vAlign w:val="top"/>
-            <w:tcMar>
-              <w:top w:w="80" w:type="dxa"/>
-              <w:start w:w="120" w:type="dxa"/>
-              <w:bottom w:w="80" w:type="dxa"/>
-              <w:end w:w="120" w:type="dxa"/>
-            </w:tcMar>
-          </w:tcPr>
-          <w:p>
-            <w:pPr>
-              <w:spacing w:after="0"/>
-            </w:pPr>
-            <w:r>
-              <w:rPr>
-                <w:rFonts w:ascii="Calibri" w:hAnsi="Calibri" w:eastAsia="Calibri"/>
-                <w:b w:val="0"/>
-                <w:i w:val="0"/>
-                <w:color w:val="203740"/>
-                <w:sz w:val="17"/>
-              </w:rPr>
-              <w:t>Residuos sólidos</w:t>
-            </w:r>
-          </w:p>
-        </w:tc>
-        <w:tc>
-          <w:tcPr>
-            <w:tcW w:type="dxa" w:w="3000"/>
-            <w:vAlign w:val="top"/>
-            <w:tcMar>
-              <w:top w:w="80" w:type="dxa"/>
-              <w:start w:w="120" w:type="dxa"/>
-              <w:bottom w:w="80" w:type="dxa"/>
-              <w:end w:w="120" w:type="dxa"/>
-            </w:tcMar>
-          </w:tcPr>
-          <w:p>
-            <w:pPr>
-              <w:spacing w:after="0"/>
-            </w:pPr>
-            <w:r>
-              <w:rPr>
-                <w:rFonts w:ascii="Calibri" w:hAnsi="Calibri" w:eastAsia="Calibri"/>
-                <w:b w:val="0"/>
-                <w:i w:val="0"/>
-                <w:color w:val="203740"/>
-                <w:sz w:val="17"/>
-              </w:rPr>
-              <w:t>Recogida municipal declarada: 68.3%; quema: 26.4%.</w:t>
-            </w:r>
-          </w:p>
-        </w:tc>
-        <w:tc>
-          <w:tcPr>
-            <w:tcW w:type="dxa" w:w="3100"/>
-            <w:vAlign w:val="top"/>
-            <w:tcMar>
-              <w:top w:w="80" w:type="dxa"/>
-              <w:start w:w="120" w:type="dxa"/>
-              <w:bottom w:w="80" w:type="dxa"/>
-              <w:end w:w="120" w:type="dxa"/>
-            </w:tcMar>
-          </w:tcPr>
-          <w:p>
-            <w:pPr>
-              <w:spacing w:after="0"/>
-            </w:pPr>
-            <w:r>
-              <w:rPr>
-                <w:rFonts w:ascii="Calibri" w:hAnsi="Calibri" w:eastAsia="Calibri"/>
-                <w:b w:val="0"/>
-                <w:i w:val="0"/>
-                <w:color w:val="203740"/>
-                <w:sz w:val="17"/>
-              </w:rPr>
-              <w:t>Revisar cobertura, frecuencia y disposición final.</w:t>
-            </w:r>
-          </w:p>
-        </w:tc>
-        <w:tc>
-          <w:tcPr>
-            <w:tcW w:type="dxa" w:w="1560"/>
-            <w:vAlign w:val="top"/>
-            <w:tcMar>
-              <w:top w:w="80" w:type="dxa"/>
-              <w:start w:w="120" w:type="dxa"/>
-              <w:bottom w:w="80" w:type="dxa"/>
-              <w:end w:w="120" w:type="dxa"/>
-            </w:tcMar>
-          </w:tcPr>
-          <w:p>
-            <w:pPr>
-              <w:spacing w:after="0"/>
-            </w:pPr>
-            <w:r>
-              <w:rPr>
-                <w:rFonts w:ascii="Calibri" w:hAnsi="Calibri" w:eastAsia="Calibri"/>
-                <w:b w:val="0"/>
-                <w:i w:val="0"/>
-                <w:color w:val="203740"/>
-                <w:sz w:val="17"/>
-              </w:rPr>
-              <w:t>DASH-VIDA</w:t>
-            </w:r>
-          </w:p>
-        </w:tc>
-      </w:tr>
-      <w:tr>
-        <w:tc>
-          <w:tcPr>
-            <w:tcW w:type="dxa" w:w="1700"/>
-            <w:shd w:fill="F7F9F9"/>
-            <w:vAlign w:val="top"/>
-            <w:tcMar>
-              <w:top w:w="80" w:type="dxa"/>
-              <w:start w:w="120" w:type="dxa"/>
-              <w:bottom w:w="80" w:type="dxa"/>
-              <w:end w:w="120" w:type="dxa"/>
-            </w:tcMar>
-          </w:tcPr>
-          <w:p>
-            <w:pPr>
-              <w:spacing w:after="0"/>
-            </w:pPr>
-            <w:r>
-              <w:rPr>
-                <w:rFonts w:ascii="Calibri" w:hAnsi="Calibri" w:eastAsia="Calibri"/>
-                <w:b w:val="0"/>
-                <w:i w:val="0"/>
-                <w:color w:val="203740"/>
-                <w:sz w:val="17"/>
-              </w:rPr>
-              <w:t>Educación</w:t>
-            </w:r>
-          </w:p>
-        </w:tc>
-        <w:tc>
-          <w:tcPr>
-            <w:tcW w:type="dxa" w:w="3000"/>
-            <w:shd w:fill="F7F9F9"/>
-            <w:vAlign w:val="top"/>
-            <w:tcMar>
-              <w:top w:w="80" w:type="dxa"/>
-              <w:start w:w="120" w:type="dxa"/>
-              <w:bottom w:w="80" w:type="dxa"/>
-              <w:end w:w="120" w:type="dxa"/>
-            </w:tcMar>
-          </w:tcPr>
-          <w:p>
-            <w:pPr>
-              <w:spacing w:after="0"/>
-            </w:pPr>
-            <w:r>
-              <w:rPr>
-                <w:rFonts w:ascii="Calibri" w:hAnsi="Calibri" w:eastAsia="Calibri"/>
-                <w:b w:val="0"/>
-                <w:i w:val="0"/>
-                <w:color w:val="203740"/>
-                <w:sz w:val="17"/>
-              </w:rPr>
-              <w:t>Abandono secundario del distrito asociado: 3.9%.</w:t>
-            </w:r>
-          </w:p>
-        </w:tc>
-        <w:tc>
-          <w:tcPr>
-            <w:tcW w:type="dxa" w:w="3100"/>
-            <w:shd w:fill="F7F9F9"/>
-            <w:vAlign w:val="top"/>
-            <w:tcMar>
-              <w:top w:w="80" w:type="dxa"/>
-              <w:start w:w="120" w:type="dxa"/>
-              <w:bottom w:w="80" w:type="dxa"/>
-              <w:end w:w="120" w:type="dxa"/>
-            </w:tcMar>
-          </w:tcPr>
-          <w:p>
-            <w:pPr>
-              <w:spacing w:after="0"/>
-            </w:pPr>
-            <w:r>
-              <w:rPr>
-                <w:rFonts w:ascii="Calibri" w:hAnsi="Calibri" w:eastAsia="Calibri"/>
-                <w:b w:val="0"/>
-                <w:i w:val="0"/>
-                <w:color w:val="203740"/>
-                <w:sz w:val="17"/>
-              </w:rPr>
-              <w:t>Validar alcance territorial y coordinar permanencia escolar.</w:t>
-            </w:r>
-          </w:p>
-        </w:tc>
-        <w:tc>
-          <w:tcPr>
-            <w:tcW w:type="dxa" w:w="1560"/>
-            <w:shd w:fill="F7F9F9"/>
-            <w:vAlign w:val="top"/>
-            <w:tcMar>
-              <w:top w:w="80" w:type="dxa"/>
-              <w:start w:w="120" w:type="dxa"/>
-              <w:bottom w:w="80" w:type="dxa"/>
-              <w:end w:w="120" w:type="dxa"/>
-            </w:tcMar>
-          </w:tcPr>
-          <w:p>
-            <w:pPr>
-              <w:spacing w:after="0"/>
-            </w:pPr>
-            <w:r>
-              <w:rPr>
-                <w:rFonts w:ascii="Calibri" w:hAnsi="Calibri" w:eastAsia="Calibri"/>
-                <w:b w:val="0"/>
-                <w:i w:val="0"/>
-                <w:color w:val="203740"/>
-                <w:sz w:val="17"/>
-              </w:rPr>
-              <w:t>DASH-EDU</w:t>
-            </w:r>
-          </w:p>
-        </w:tc>
-      </w:tr>
-      <w:tr>
-        <w:tc>
-          <w:tcPr>
-            <w:tcW w:type="dxa" w:w="1700"/>
-            <w:vAlign w:val="top"/>
-            <w:tcMar>
-              <w:top w:w="80" w:type="dxa"/>
-              <w:start w:w="120" w:type="dxa"/>
-              <w:bottom w:w="80" w:type="dxa"/>
-              <w:end w:w="120" w:type="dxa"/>
-            </w:tcMar>
-          </w:tcPr>
-          <w:p>
-            <w:pPr>
-              <w:spacing w:after="0"/>
-            </w:pPr>
-            <w:r>
-              <w:rPr>
-                <w:rFonts w:ascii="Calibri" w:hAnsi="Calibri" w:eastAsia="Calibri"/>
-                <w:b w:val="0"/>
-                <w:i w:val="0"/>
-                <w:color w:val="203740"/>
-                <w:sz w:val="17"/>
-              </w:rPr>
-              <w:t>Economía local</w:t>
-            </w:r>
-          </w:p>
-        </w:tc>
-        <w:tc>
-          <w:tcPr>
-            <w:tcW w:type="dxa" w:w="3000"/>
-            <w:vAlign w:val="top"/>
-            <w:tcMar>
-              <w:top w:w="80" w:type="dxa"/>
-              <w:start w:w="120" w:type="dxa"/>
-              <w:bottom w:w="80" w:type="dxa"/>
-              <w:end w:w="120" w:type="dxa"/>
-            </w:tcMar>
-          </w:tcPr>
-          <w:p>
-            <w:pPr>
-              <w:spacing w:after="0"/>
-            </w:pPr>
-            <w:r>
-              <w:rPr>
-                <w:rFonts w:ascii="Calibri" w:hAnsi="Calibri" w:eastAsia="Calibri"/>
-                <w:b w:val="0"/>
-                <w:i w:val="0"/>
-                <w:color w:val="203740"/>
-                <w:sz w:val="17"/>
-              </w:rPr>
-              <w:t>83.4% de los establecimientos observados son micro (1–10).</w:t>
-            </w:r>
-          </w:p>
-        </w:tc>
-        <w:tc>
-          <w:tcPr>
-            <w:tcW w:type="dxa" w:w="3100"/>
-            <w:vAlign w:val="top"/>
-            <w:tcMar>
-              <w:top w:w="80" w:type="dxa"/>
-              <w:start w:w="120" w:type="dxa"/>
-              <w:bottom w:w="80" w:type="dxa"/>
-              <w:end w:w="120" w:type="dxa"/>
-            </w:tcMar>
-          </w:tcPr>
-          <w:p>
-            <w:pPr>
-              <w:spacing w:after="0"/>
-            </w:pPr>
-            <w:r>
-              <w:rPr>
-                <w:rFonts w:ascii="Calibri" w:hAnsi="Calibri" w:eastAsia="Calibri"/>
-                <w:b w:val="0"/>
-                <w:i w:val="0"/>
-                <w:color w:val="203740"/>
-                <w:sz w:val="17"/>
-              </w:rPr>
-              <w:t>Diseñar apoyo empresarial acorde con la estructura local y confirmar informalidad.</w:t>
-            </w:r>
-          </w:p>
-        </w:tc>
-        <w:tc>
-          <w:tcPr>
-            <w:tcW w:type="dxa" w:w="1560"/>
-            <w:vAlign w:val="top"/>
-            <w:tcMar>
-              <w:top w:w="80" w:type="dxa"/>
-              <w:start w:w="120" w:type="dxa"/>
-              <w:bottom w:w="80" w:type="dxa"/>
-              <w:end w:w="120" w:type="dxa"/>
-            </w:tcMar>
-          </w:tcPr>
-          <w:p>
-            <w:pPr>
-              <w:spacing w:after="0"/>
-            </w:pPr>
-            <w:r>
-              <w:rPr>
-                <w:rFonts w:ascii="Calibri" w:hAnsi="Calibri" w:eastAsia="Calibri"/>
-                <w:b w:val="0"/>
-                <w:i w:val="0"/>
-                <w:color w:val="203740"/>
-                <w:sz w:val="17"/>
-              </w:rPr>
-              <w:t>DASH-ECO</w:t>
-            </w:r>
-          </w:p>
-        </w:tc>
-      </w:tr>
-      <w:tr>
-        <w:tc>
-          <w:tcPr>
-            <w:tcW w:type="dxa" w:w="1700"/>
-            <w:shd w:fill="F7F9F9"/>
-            <w:vAlign w:val="top"/>
-            <w:tcMar>
-              <w:top w:w="80" w:type="dxa"/>
-              <w:start w:w="120" w:type="dxa"/>
-              <w:bottom w:w="80" w:type="dxa"/>
-              <w:end w:w="120" w:type="dxa"/>
-            </w:tcMar>
-          </w:tcPr>
-          <w:p>
-            <w:pPr>
-              <w:spacing w:after="0"/>
-            </w:pPr>
-            <w:r>
-              <w:rPr>
-                <w:rFonts w:ascii="Calibri" w:hAnsi="Calibri" w:eastAsia="Calibri"/>
-                <w:b w:val="0"/>
-                <w:i w:val="0"/>
-                <w:color w:val="203740"/>
-                <w:sz w:val="17"/>
-              </w:rPr>
-              <w:t>Conectividad</w:t>
-            </w:r>
-          </w:p>
-        </w:tc>
-        <w:tc>
-          <w:tcPr>
-            <w:tcW w:type="dxa" w:w="3000"/>
-            <w:shd w:fill="F7F9F9"/>
-            <w:vAlign w:val="top"/>
-            <w:tcMar>
-              <w:top w:w="80" w:type="dxa"/>
-              <w:start w:w="120" w:type="dxa"/>
-              <w:bottom w:w="80" w:type="dxa"/>
-              <w:end w:w="120" w:type="dxa"/>
-            </w:tcMar>
-          </w:tcPr>
-          <w:p>
-            <w:pPr>
-              <w:spacing w:after="0"/>
-            </w:pPr>
-            <w:r>
-              <w:rPr>
-                <w:rFonts w:ascii="Calibri" w:hAnsi="Calibri" w:eastAsia="Calibri"/>
-                <w:b w:val="0"/>
-                <w:i w:val="0"/>
-                <w:color w:val="203740"/>
-                <w:sz w:val="17"/>
-              </w:rPr>
-              <w:t>Internet: 69.7%; computadora: 10.2%.</w:t>
-            </w:r>
-          </w:p>
-        </w:tc>
-        <w:tc>
-          <w:tcPr>
-            <w:tcW w:type="dxa" w:w="3100"/>
-            <w:shd w:fill="F7F9F9"/>
-            <w:vAlign w:val="top"/>
-            <w:tcMar>
-              <w:top w:w="80" w:type="dxa"/>
-              <w:start w:w="120" w:type="dxa"/>
-              <w:bottom w:w="80" w:type="dxa"/>
-              <w:end w:w="120" w:type="dxa"/>
-            </w:tcMar>
-          </w:tcPr>
-          <w:p>
-            <w:pPr>
-              <w:spacing w:after="0"/>
-            </w:pPr>
-            <w:r>
-              <w:rPr>
-                <w:rFonts w:ascii="Calibri" w:hAnsi="Calibri" w:eastAsia="Calibri"/>
-                <w:b w:val="0"/>
-                <w:i w:val="0"/>
-                <w:color w:val="203740"/>
-                <w:sz w:val="17"/>
-              </w:rPr>
-              <w:t>Precisar brechas por grupos y territorio.</w:t>
-            </w:r>
-          </w:p>
-        </w:tc>
-        <w:tc>
-          <w:tcPr>
-            <w:tcW w:type="dxa" w:w="1560"/>
-            <w:shd w:fill="F7F9F9"/>
-            <w:vAlign w:val="top"/>
-            <w:tcMar>
-              <w:top w:w="80" w:type="dxa"/>
-              <w:start w:w="120" w:type="dxa"/>
-              <w:bottom w:w="80" w:type="dxa"/>
-              <w:end w:w="120" w:type="dxa"/>
-            </w:tcMar>
-          </w:tcPr>
-          <w:p>
-            <w:pPr>
-              <w:spacing w:after="0"/>
-            </w:pPr>
-            <w:r>
-              <w:rPr>
-                <w:rFonts w:ascii="Calibri" w:hAnsi="Calibri" w:eastAsia="Calibri"/>
-                <w:b w:val="0"/>
-                <w:i w:val="0"/>
-                <w:color w:val="203740"/>
-                <w:sz w:val="17"/>
-              </w:rPr>
-              <w:t>DASH-TIC</w:t>
-            </w:r>
-          </w:p>
-        </w:tc>
-      </w:tr>
-    </w:tbl>
-    <w:p>
-      <w:pPr>
-        <w:spacing w:after="0"/>
-      </w:pPr>
-    </w:p>
-    <w:p>
-      <w:pPr>
-        <w:pStyle w:val="Heading2"/>
-      </w:pPr>
-      <w:r>
-        <w:t>3.1 FODA preliminar</w:t>
-      </w:r>
-    </w:p>
-    <w:tbl>
-      <w:tblPr>
-        <w:tblW w:type="dxa" w:w="9360"/>
-        <w:jc w:val="center"/>
-        <w:tblLayout w:type="fixed"/>
-        <w:tblLook w:firstColumn="1" w:firstRow="1" w:lastColumn="0" w:lastRow="0" w:noHBand="0" w:noVBand="1" w:val="04A0"/>
-        <w:tblInd w:w="120" w:type="dxa"/>
-        <w:tblBorders>
-          <w:top w:val="single" w:sz="5" w:color="E3D2B7"/>
-          <w:left w:val="single" w:sz="5" w:color="E3D2B7"/>
-          <w:bottom w:val="single" w:sz="5" w:color="E3D2B7"/>
-          <w:right w:val="single" w:sz="5" w:color="E3D2B7"/>
-          <w:insideH w:val="single" w:sz="5" w:color="E3D2B7"/>
-          <w:insideV w:val="single" w:sz="5" w:color="E3D2B7"/>
-        </w:tblBorders>
-      </w:tblPr>
-      <w:tblGrid>
-        <w:gridCol w:w="9360"/>
-      </w:tblGrid>
-      <w:tr>
-        <w:tc>
-          <w:tcPr>
-            <w:tcW w:type="dxa" w:w="9360"/>
-            <w:tcMar>
-              <w:top w:w="150" w:type="dxa"/>
-              <w:start w:w="180" w:type="dxa"/>
-              <w:bottom w:w="150" w:type="dxa"/>
-              <w:end w:w="180" w:type="dxa"/>
-            </w:tcMar>
-            <w:shd w:fill="FFF6E7"/>
-          </w:tcPr>
-          <w:p>
-            <w:pPr>
-              <w:spacing w:after="60"/>
-            </w:pPr>
-            <w:r>
-              <w:rPr>
-                <w:rFonts w:ascii="Calibri" w:hAnsi="Calibri" w:eastAsia="Calibri"/>
-                <w:b/>
-                <w:i w:val="0"/>
-                <w:color w:val="9A5A18"/>
-                <w:sz w:val="21"/>
-              </w:rPr>
-              <w:t>Condición de uso</w:t>
-            </w:r>
-          </w:p>
-          <w:p>
-            <w:pPr>
-              <w:spacing w:after="0"/>
-            </w:pPr>
-            <w:r>
-              <w:rPr>
-                <w:rFonts w:ascii="Calibri" w:hAnsi="Calibri" w:eastAsia="Calibri"/>
-                <w:b w:val="0"/>
-                <w:i w:val="0"/>
-                <w:color w:val="203740"/>
-                <w:sz w:val="19"/>
-              </w:rPr>
-              <w:t>Este FODA es una lectura técnica inicial. Solo debe pasar a la versión oficial después de que la OMPP verifique los datos y el CDM confirme fortalezas, debilidades, oportunidades y amenazas.</w:t>
-            </w:r>
-          </w:p>
-        </w:tc>
-      </w:tr>
-    </w:tbl>
-    <w:p>
-      <w:pPr>
-        <w:spacing w:after="0"/>
-      </w:pPr>
     </w:p>
     <w:tbl>
       <w:tblPr>
@@ -3575,7 +3464,7 @@
                 <w:color w:val="203740"/>
                 <w:sz w:val="17"/>
               </w:rPr>
-              <w:t>• Base económica formal observable: 187 establecimientos en el DEE 2024.</w:t>
+              <w:t>• Las fuentes comparables disponibles no permiten clasificar una fortaleza cuantitativa con una diferencia mínima de 2 puntos porcentuales frente al promedio nacional.</w:t>
             </w:r>
           </w:p>
         </w:tc>
@@ -3602,15 +3491,13 @@
                 <w:color w:val="203740"/>
                 <w:sz w:val="17"/>
               </w:rPr>
-              <w:t>• Acceso a agua del acueducto dentro de la vivienda: 31.2% (país: 62.7%).</w:t>
+              <w:t>• Acceso a agua del acueducto dentro de la vivienda: 31.2%; promedio nacional: 62.7% (-31.5 puntos porcentuales).</w:t>
               <w:br/>
-              <w:t>• Recogida de residuos por el ayuntamiento: 68.3% (país: 85.9%).</w:t>
+              <w:t>• Recogida de residuos por el ayuntamiento: 68.3%; promedio nacional: 85.9% (-17.6 puntos porcentuales).</w:t>
               <w:br/>
-              <w:t>• Uso de internet: 69.7% (país: 79.0%).</w:t>
+              <w:t>• Hogares con inodoro: 67.0%; promedio nacional: 87.0% (-20.1 puntos porcentuales).</w:t>
               <w:br/>
-              <w:t>• Abandono secundario del distrito asociado: 3.9%.</w:t>
-              <w:br/>
-              <w:t>• Variación intercensal de 13.3%; urbanización de 39.6%.</w:t>
+              <w:t>• Uso de internet: 69.7%; promedio nacional: 79.0% (-9.3 puntos porcentuales).</w:t>
             </w:r>
           </w:p>
         </w:tc>
@@ -3620,6 +3507,34 @@
       <w:pPr>
         <w:spacing w:after="0"/>
       </w:pPr>
+    </w:p>
+    <w:p>
+      <w:pPr>
+        <w:pStyle w:val="SourceNote"/>
+      </w:pPr>
+      <w:r>
+        <w:rPr>
+          <w:rFonts w:ascii="Calibri" w:hAnsi="Calibri" w:eastAsia="Calibri"/>
+          <w:b w:val="0"/>
+          <w:i w:val="0"/>
+          <w:color w:val="5E7076"/>
+          <w:sz w:val="17"/>
+        </w:rPr>
+        <w:t>Fuente: ONE, X Censo Nacional de Población y Vivienda 2022; comparación con los agregados nacionales del Dashboard. La regla de ±2 puntos porcentuales se aplica de manera uniforme.</w:t>
+      </w:r>
+    </w:p>
+    <w:p>
+      <w:pPr>
+        <w:pStyle w:val="Heading2"/>
+      </w:pPr>
+      <w:r>
+        <w:t>3.1 Situaciones del diagnóstico para priorización</w:t>
+      </w:r>
+    </w:p>
+    <w:p>
+      <w:r>
+        <w:t>Los hallazgos siguientes resumen situaciones verificables. No se les asigna orden de prioridad; el CDM debe contrastarlos con la experiencia de barrios, comunidades y sectores.</w:t>
+      </w:r>
     </w:p>
     <w:tbl>
       <w:tblPr>
@@ -3638,8 +3553,9 @@
         </w:tblBorders>
       </w:tblPr>
       <w:tblGrid>
-        <w:gridCol w:w="4680"/>
-        <w:gridCol w:w="4680"/>
+        <w:gridCol w:w="2200"/>
+        <w:gridCol w:w="5100"/>
+        <w:gridCol w:w="2060"/>
       </w:tblGrid>
       <w:tr>
         <w:trPr>
@@ -3647,7 +3563,7 @@
         </w:trPr>
         <w:tc>
           <w:tcPr>
-            <w:tcW w:type="dxa" w:w="4680"/>
+            <w:tcW w:type="dxa" w:w="2200"/>
             <w:tcMar>
               <w:top w:w="80" w:type="dxa"/>
               <w:start w:w="120" w:type="dxa"/>
@@ -3669,13 +3585,13 @@
                 <w:color w:val="FFFFFF"/>
                 <w:sz w:val="17"/>
               </w:rPr>
-              <w:t>Oportunidades por validar</w:t>
+              <w:t>Tema</w:t>
             </w:r>
           </w:p>
         </w:tc>
         <w:tc>
           <w:tcPr>
-            <w:tcW w:type="dxa" w:w="4680"/>
+            <w:tcW w:type="dxa" w:w="5100"/>
             <w:tcMar>
               <w:top w:w="80" w:type="dxa"/>
               <w:start w:w="120" w:type="dxa"/>
@@ -3697,123 +3613,13 @@
                 <w:color w:val="FFFFFF"/>
                 <w:sz w:val="17"/>
               </w:rPr>
-              <w:t>Amenazas por validar</w:t>
-            </w:r>
-          </w:p>
-        </w:tc>
-      </w:tr>
-      <w:tr>
-        <w:tc>
-          <w:tcPr>
-            <w:tcW w:type="dxa" w:w="4680"/>
-            <w:vAlign w:val="top"/>
-            <w:tcMar>
-              <w:top w:w="80" w:type="dxa"/>
-              <w:start w:w="120" w:type="dxa"/>
-              <w:bottom w:w="80" w:type="dxa"/>
-              <w:end w:w="120" w:type="dxa"/>
-            </w:tcMar>
-          </w:tcPr>
-          <w:p>
-            <w:pPr>
-              <w:spacing w:after="0"/>
-            </w:pPr>
-            <w:r>
-              <w:rPr>
-                <w:rFonts w:ascii="Calibri" w:hAnsi="Calibri" w:eastAsia="Calibri"/>
-                <w:b w:val="0"/>
-                <w:i w:val="0"/>
-                <w:color w:val="203740"/>
-                <w:sz w:val="17"/>
-              </w:rPr>
-              <w:t>• Uso de la línea base del Dashboard para seguimiento anual y priorización territorial.</w:t>
-              <w:br/>
-              <w:t>• Coordinación con instituciones sectoriales cuando la competencia no sea exclusivamente municipal.</w:t>
+              <w:t>Situación observada</w:t>
             </w:r>
           </w:p>
         </w:tc>
         <w:tc>
           <w:tcPr>
-            <w:tcW w:type="dxa" w:w="4680"/>
-            <w:vAlign w:val="top"/>
-            <w:tcMar>
-              <w:top w:w="80" w:type="dxa"/>
-              <w:start w:w="120" w:type="dxa"/>
-              <w:bottom w:w="80" w:type="dxa"/>
-              <w:end w:w="120" w:type="dxa"/>
-            </w:tcMar>
-          </w:tcPr>
-          <w:p>
-            <w:pPr>
-              <w:spacing w:after="0"/>
-            </w:pPr>
-            <w:r>
-              <w:rPr>
-                <w:rFonts w:ascii="Calibri" w:hAnsi="Calibri" w:eastAsia="Calibri"/>
-                <w:b w:val="0"/>
-                <w:i w:val="0"/>
-                <w:color w:val="203740"/>
-                <w:sz w:val="17"/>
-              </w:rPr>
-              <w:t>• Decisiones basadas en promedios municipales que oculten diferencias entre barrios, secciones y parajes.</w:t>
-              <w:br/>
-              <w:t>• Desactualización de diagnósticos anteriores si no se verifican en campo y con registros administrativos.</w:t>
-            </w:r>
-          </w:p>
-        </w:tc>
-      </w:tr>
-    </w:tbl>
-    <w:p>
-      <w:pPr>
-        <w:spacing w:after="0"/>
-      </w:pPr>
-    </w:p>
-    <w:p>
-      <w:r>
-        <w:br w:type="page"/>
-      </w:r>
-    </w:p>
-    <w:p>
-      <w:pPr>
-        <w:pStyle w:val="Heading1"/>
-      </w:pPr>
-      <w:r>
-        <w:t>4. Marco estratégico para validación</w:t>
-      </w:r>
-    </w:p>
-    <w:p>
-      <w:r>
-        <w:t>La visión municipal no se completa automáticamente. Debe expresar una situación futura compartida y ser acordada por las instancias municipales correspondientes. Se propone la siguiente estructura de trabajo:</w:t>
-      </w:r>
-    </w:p>
-    <w:tbl>
-      <w:tblPr>
-        <w:tblW w:type="dxa" w:w="9360"/>
-        <w:tblLayout w:type="fixed"/>
-        <w:tblLook w:firstColumn="1" w:firstRow="1" w:lastColumn="0" w:lastRow="0" w:noHBand="0" w:noVBand="1" w:val="04A0"/>
-        <w:jc w:val="center"/>
-        <w:tblInd w:w="120" w:type="dxa"/>
-        <w:tblBorders>
-          <w:top w:val="single" w:sz="5" w:color="D7E0E1"/>
-          <w:left w:val="single" w:sz="5" w:color="D7E0E1"/>
-          <w:bottom w:val="single" w:sz="5" w:color="D7E0E1"/>
-          <w:right w:val="single" w:sz="5" w:color="D7E0E1"/>
-          <w:insideH w:val="single" w:sz="5" w:color="D7E0E1"/>
-          <w:insideV w:val="single" w:sz="5" w:color="D7E0E1"/>
-        </w:tblBorders>
-      </w:tblPr>
-      <w:tblGrid>
-        <w:gridCol w:w="2100"/>
-        <w:gridCol w:w="4700"/>
-        <w:gridCol w:w="2560"/>
-      </w:tblGrid>
-      <w:tr>
-        <w:trPr>
-          <w:tblHeader w:val="true"/>
-        </w:trPr>
-        <w:tc>
-          <w:tcPr>
-            <w:tcW w:type="dxa" w:w="2100"/>
+            <w:tcW w:type="dxa" w:w="2060"/>
             <w:tcMar>
               <w:top w:w="80" w:type="dxa"/>
               <w:start w:w="120" w:type="dxa"/>
@@ -3835,63 +3641,7 @@
                 <w:color w:val="FFFFFF"/>
                 <w:sz w:val="17"/>
               </w:rPr>
-              <w:t>Componente</w:t>
-            </w:r>
-          </w:p>
-        </w:tc>
-        <w:tc>
-          <w:tcPr>
-            <w:tcW w:type="dxa" w:w="4700"/>
-            <w:tcMar>
-              <w:top w:w="80" w:type="dxa"/>
-              <w:start w:w="120" w:type="dxa"/>
-              <w:bottom w:w="80" w:type="dxa"/>
-              <w:end w:w="120" w:type="dxa"/>
-            </w:tcMar>
-            <w:shd w:fill="203740"/>
-            <w:vAlign w:val="center"/>
-          </w:tcPr>
-          <w:p>
-            <w:pPr>
-              <w:spacing w:after="0"/>
-            </w:pPr>
-            <w:r>
-              <w:rPr>
-                <w:rFonts w:ascii="Calibri" w:hAnsi="Calibri" w:eastAsia="Calibri"/>
-                <w:b/>
-                <w:i w:val="0"/>
-                <w:color w:val="FFFFFF"/>
-                <w:sz w:val="17"/>
-              </w:rPr>
-              <w:t>Base propuesta</w:t>
-            </w:r>
-          </w:p>
-        </w:tc>
-        <w:tc>
-          <w:tcPr>
-            <w:tcW w:type="dxa" w:w="2560"/>
-            <w:tcMar>
-              <w:top w:w="80" w:type="dxa"/>
-              <w:start w:w="120" w:type="dxa"/>
-              <w:bottom w:w="80" w:type="dxa"/>
-              <w:end w:w="120" w:type="dxa"/>
-            </w:tcMar>
-            <w:shd w:fill="203740"/>
-            <w:vAlign w:val="center"/>
-          </w:tcPr>
-          <w:p>
-            <w:pPr>
-              <w:spacing w:after="0"/>
-            </w:pPr>
-            <w:r>
-              <w:rPr>
-                <w:rFonts w:ascii="Calibri" w:hAnsi="Calibri" w:eastAsia="Calibri"/>
-                <w:b/>
-                <w:i w:val="0"/>
-                <w:color w:val="FFFFFF"/>
-                <w:sz w:val="17"/>
-              </w:rPr>
-              <w:t>Decisión requerida</w:t>
+              <w:t>Fuente</w:t>
             </w:r>
           </w:p>
         </w:tc>
@@ -3899,7 +3649,7 @@
       <w:tr>
         <w:tc>
           <w:tcPr>
-            <w:tcW w:type="dxa" w:w="2100"/>
+            <w:tcW w:type="dxa" w:w="2200"/>
             <w:vAlign w:val="top"/>
             <w:tcMar>
               <w:top w:w="80" w:type="dxa"/>
@@ -3920,13 +3670,13 @@
                 <w:color w:val="203740"/>
                 <w:sz w:val="17"/>
               </w:rPr>
-              <w:t>Visión municipal</w:t>
+              <w:t>Población y territorio</w:t>
             </w:r>
           </w:p>
         </w:tc>
         <w:tc>
           <w:tcPr>
-            <w:tcW w:type="dxa" w:w="4700"/>
+            <w:tcW w:type="dxa" w:w="5100"/>
             <w:vAlign w:val="top"/>
             <w:tcMar>
               <w:top w:w="80" w:type="dxa"/>
@@ -3947,592 +3697,13 @@
                 <w:color w:val="203740"/>
                 <w:sz w:val="17"/>
               </w:rPr>
-              <w:t>Redactar en una frase el municipio deseado al cierre del período.</w:t>
+              <w:t>Variación intercensal de 13.3%; urbanización de 39.6%.</w:t>
             </w:r>
           </w:p>
         </w:tc>
         <w:tc>
           <w:tcPr>
-            <w:tcW w:type="dxa" w:w="2560"/>
-            <w:vAlign w:val="top"/>
-            <w:tcMar>
-              <w:top w:w="80" w:type="dxa"/>
-              <w:start w:w="120" w:type="dxa"/>
-              <w:bottom w:w="80" w:type="dxa"/>
-              <w:end w:w="120" w:type="dxa"/>
-            </w:tcMar>
-          </w:tcPr>
-          <w:p>
-            <w:pPr>
-              <w:spacing w:after="0"/>
-            </w:pPr>
-            <w:r>
-              <w:rPr>
-                <w:rFonts w:ascii="Calibri" w:hAnsi="Calibri" w:eastAsia="Calibri"/>
-                <w:b w:val="0"/>
-                <w:i w:val="0"/>
-                <w:color w:val="203740"/>
-                <w:sz w:val="17"/>
-              </w:rPr>
-              <w:t>CDM: acordar texto</w:t>
-            </w:r>
-          </w:p>
-        </w:tc>
-      </w:tr>
-      <w:tr>
-        <w:tc>
-          <w:tcPr>
-            <w:tcW w:type="dxa" w:w="2100"/>
-            <w:shd w:fill="F7F9F9"/>
-            <w:vAlign w:val="top"/>
-            <w:tcMar>
-              <w:top w:w="80" w:type="dxa"/>
-              <w:start w:w="120" w:type="dxa"/>
-              <w:bottom w:w="80" w:type="dxa"/>
-              <w:end w:w="120" w:type="dxa"/>
-            </w:tcMar>
-          </w:tcPr>
-          <w:p>
-            <w:pPr>
-              <w:spacing w:after="0"/>
-            </w:pPr>
-            <w:r>
-              <w:rPr>
-                <w:rFonts w:ascii="Calibri" w:hAnsi="Calibri" w:eastAsia="Calibri"/>
-                <w:b w:val="0"/>
-                <w:i w:val="0"/>
-                <w:color w:val="203740"/>
-                <w:sz w:val="17"/>
-              </w:rPr>
-              <w:t>Eje 1 · Gestión y territorio</w:t>
-            </w:r>
-          </w:p>
-        </w:tc>
-        <w:tc>
-          <w:tcPr>
-            <w:tcW w:type="dxa" w:w="4700"/>
-            <w:shd w:fill="F7F9F9"/>
-            <w:vAlign w:val="top"/>
-            <w:tcMar>
-              <w:top w:w="80" w:type="dxa"/>
-              <w:start w:w="120" w:type="dxa"/>
-              <w:bottom w:w="80" w:type="dxa"/>
-              <w:end w:w="120" w:type="dxa"/>
-            </w:tcMar>
-          </w:tcPr>
-          <w:p>
-            <w:pPr>
-              <w:spacing w:after="0"/>
-            </w:pPr>
-            <w:r>
-              <w:rPr>
-                <w:rFonts w:ascii="Calibri" w:hAnsi="Calibri" w:eastAsia="Calibri"/>
-                <w:b w:val="0"/>
-                <w:i w:val="0"/>
-                <w:color w:val="203740"/>
-                <w:sz w:val="17"/>
-              </w:rPr>
-              <w:t>Información, planificación, servicios y ordenamiento.</w:t>
-            </w:r>
-          </w:p>
-        </w:tc>
-        <w:tc>
-          <w:tcPr>
-            <w:tcW w:type="dxa" w:w="2560"/>
-            <w:shd w:fill="F7F9F9"/>
-            <w:vAlign w:val="top"/>
-            <w:tcMar>
-              <w:top w:w="80" w:type="dxa"/>
-              <w:start w:w="120" w:type="dxa"/>
-              <w:bottom w:w="80" w:type="dxa"/>
-              <w:end w:w="120" w:type="dxa"/>
-            </w:tcMar>
-          </w:tcPr>
-          <w:p>
-            <w:pPr>
-              <w:spacing w:after="0"/>
-            </w:pPr>
-            <w:r>
-              <w:rPr>
-                <w:rFonts w:ascii="Calibri" w:hAnsi="Calibri" w:eastAsia="Calibri"/>
-                <w:b w:val="0"/>
-                <w:i w:val="0"/>
-                <w:color w:val="203740"/>
-                <w:sz w:val="17"/>
-              </w:rPr>
-              <w:t>OMPP/CDM: confirmar</w:t>
-            </w:r>
-          </w:p>
-        </w:tc>
-      </w:tr>
-      <w:tr>
-        <w:tc>
-          <w:tcPr>
-            <w:tcW w:type="dxa" w:w="2100"/>
-            <w:vAlign w:val="top"/>
-            <w:tcMar>
-              <w:top w:w="80" w:type="dxa"/>
-              <w:start w:w="120" w:type="dxa"/>
-              <w:bottom w:w="80" w:type="dxa"/>
-              <w:end w:w="120" w:type="dxa"/>
-            </w:tcMar>
-          </w:tcPr>
-          <w:p>
-            <w:pPr>
-              <w:spacing w:after="0"/>
-            </w:pPr>
-            <w:r>
-              <w:rPr>
-                <w:rFonts w:ascii="Calibri" w:hAnsi="Calibri" w:eastAsia="Calibri"/>
-                <w:b w:val="0"/>
-                <w:i w:val="0"/>
-                <w:color w:val="203740"/>
-                <w:sz w:val="17"/>
-              </w:rPr>
-              <w:t>Eje 2 · Desarrollo social</w:t>
-            </w:r>
-          </w:p>
-        </w:tc>
-        <w:tc>
-          <w:tcPr>
-            <w:tcW w:type="dxa" w:w="4700"/>
-            <w:vAlign w:val="top"/>
-            <w:tcMar>
-              <w:top w:w="80" w:type="dxa"/>
-              <w:start w:w="120" w:type="dxa"/>
-              <w:bottom w:w="80" w:type="dxa"/>
-              <w:end w:w="120" w:type="dxa"/>
-            </w:tcMar>
-          </w:tcPr>
-          <w:p>
-            <w:pPr>
-              <w:spacing w:after="0"/>
-            </w:pPr>
-            <w:r>
-              <w:rPr>
-                <w:rFonts w:ascii="Calibri" w:hAnsi="Calibri" w:eastAsia="Calibri"/>
-                <w:b w:val="0"/>
-                <w:i w:val="0"/>
-                <w:color w:val="203740"/>
-                <w:sz w:val="17"/>
-              </w:rPr>
-              <w:t>Servicios básicos, educación, salud, inclusión y convivencia.</w:t>
-            </w:r>
-          </w:p>
-        </w:tc>
-        <w:tc>
-          <w:tcPr>
-            <w:tcW w:type="dxa" w:w="2560"/>
-            <w:vAlign w:val="top"/>
-            <w:tcMar>
-              <w:top w:w="80" w:type="dxa"/>
-              <w:start w:w="120" w:type="dxa"/>
-              <w:bottom w:w="80" w:type="dxa"/>
-              <w:end w:w="120" w:type="dxa"/>
-            </w:tcMar>
-          </w:tcPr>
-          <w:p>
-            <w:pPr>
-              <w:spacing w:after="0"/>
-            </w:pPr>
-            <w:r>
-              <w:rPr>
-                <w:rFonts w:ascii="Calibri" w:hAnsi="Calibri" w:eastAsia="Calibri"/>
-                <w:b w:val="0"/>
-                <w:i w:val="0"/>
-                <w:color w:val="203740"/>
-                <w:sz w:val="17"/>
-              </w:rPr>
-              <w:t>OMPP/CDM: confirmar</w:t>
-            </w:r>
-          </w:p>
-        </w:tc>
-      </w:tr>
-      <w:tr>
-        <w:tc>
-          <w:tcPr>
-            <w:tcW w:type="dxa" w:w="2100"/>
-            <w:shd w:fill="F7F9F9"/>
-            <w:vAlign w:val="top"/>
-            <w:tcMar>
-              <w:top w:w="80" w:type="dxa"/>
-              <w:start w:w="120" w:type="dxa"/>
-              <w:bottom w:w="80" w:type="dxa"/>
-              <w:end w:w="120" w:type="dxa"/>
-            </w:tcMar>
-          </w:tcPr>
-          <w:p>
-            <w:pPr>
-              <w:spacing w:after="0"/>
-            </w:pPr>
-            <w:r>
-              <w:rPr>
-                <w:rFonts w:ascii="Calibri" w:hAnsi="Calibri" w:eastAsia="Calibri"/>
-                <w:b w:val="0"/>
-                <w:i w:val="0"/>
-                <w:color w:val="203740"/>
-                <w:sz w:val="17"/>
-              </w:rPr>
-              <w:t>Eje 3 · Economía local</w:t>
-            </w:r>
-          </w:p>
-        </w:tc>
-        <w:tc>
-          <w:tcPr>
-            <w:tcW w:type="dxa" w:w="4700"/>
-            <w:shd w:fill="F7F9F9"/>
-            <w:vAlign w:val="top"/>
-            <w:tcMar>
-              <w:top w:w="80" w:type="dxa"/>
-              <w:start w:w="120" w:type="dxa"/>
-              <w:bottom w:w="80" w:type="dxa"/>
-              <w:end w:w="120" w:type="dxa"/>
-            </w:tcMar>
-          </w:tcPr>
-          <w:p>
-            <w:pPr>
-              <w:spacing w:after="0"/>
-            </w:pPr>
-            <w:r>
-              <w:rPr>
-                <w:rFonts w:ascii="Calibri" w:hAnsi="Calibri" w:eastAsia="Calibri"/>
-                <w:b w:val="0"/>
-                <w:i w:val="0"/>
-                <w:color w:val="203740"/>
-                <w:sz w:val="17"/>
-              </w:rPr>
-              <w:t>Empleo, microempresas, activos productivos y articulación sectorial.</w:t>
-            </w:r>
-          </w:p>
-        </w:tc>
-        <w:tc>
-          <w:tcPr>
-            <w:tcW w:type="dxa" w:w="2560"/>
-            <w:shd w:fill="F7F9F9"/>
-            <w:vAlign w:val="top"/>
-            <w:tcMar>
-              <w:top w:w="80" w:type="dxa"/>
-              <w:start w:w="120" w:type="dxa"/>
-              <w:bottom w:w="80" w:type="dxa"/>
-              <w:end w:w="120" w:type="dxa"/>
-            </w:tcMar>
-          </w:tcPr>
-          <w:p>
-            <w:pPr>
-              <w:spacing w:after="0"/>
-            </w:pPr>
-            <w:r>
-              <w:rPr>
-                <w:rFonts w:ascii="Calibri" w:hAnsi="Calibri" w:eastAsia="Calibri"/>
-                <w:b w:val="0"/>
-                <w:i w:val="0"/>
-                <w:color w:val="203740"/>
-                <w:sz w:val="17"/>
-              </w:rPr>
-              <w:t>OMPP/CDM: confirmar</w:t>
-            </w:r>
-          </w:p>
-        </w:tc>
-      </w:tr>
-      <w:tr>
-        <w:tc>
-          <w:tcPr>
-            <w:tcW w:type="dxa" w:w="2100"/>
-            <w:vAlign w:val="top"/>
-            <w:tcMar>
-              <w:top w:w="80" w:type="dxa"/>
-              <w:start w:w="120" w:type="dxa"/>
-              <w:bottom w:w="80" w:type="dxa"/>
-              <w:end w:w="120" w:type="dxa"/>
-            </w:tcMar>
-          </w:tcPr>
-          <w:p>
-            <w:pPr>
-              <w:spacing w:after="0"/>
-            </w:pPr>
-            <w:r>
-              <w:rPr>
-                <w:rFonts w:ascii="Calibri" w:hAnsi="Calibri" w:eastAsia="Calibri"/>
-                <w:b w:val="0"/>
-                <w:i w:val="0"/>
-                <w:color w:val="203740"/>
-                <w:sz w:val="17"/>
-              </w:rPr>
-              <w:t>Eje 4 · Ambiente y resiliencia</w:t>
-            </w:r>
-          </w:p>
-        </w:tc>
-        <w:tc>
-          <w:tcPr>
-            <w:tcW w:type="dxa" w:w="4700"/>
-            <w:vAlign w:val="top"/>
-            <w:tcMar>
-              <w:top w:w="80" w:type="dxa"/>
-              <w:start w:w="120" w:type="dxa"/>
-              <w:bottom w:w="80" w:type="dxa"/>
-              <w:end w:w="120" w:type="dxa"/>
-            </w:tcMar>
-          </w:tcPr>
-          <w:p>
-            <w:pPr>
-              <w:spacing w:after="0"/>
-            </w:pPr>
-            <w:r>
-              <w:rPr>
-                <w:rFonts w:ascii="Calibri" w:hAnsi="Calibri" w:eastAsia="Calibri"/>
-                <w:b w:val="0"/>
-                <w:i w:val="0"/>
-                <w:color w:val="203740"/>
-                <w:sz w:val="17"/>
-              </w:rPr>
-              <w:t>Riesgos, recursos naturales, residuos y adaptación.</w:t>
-            </w:r>
-          </w:p>
-        </w:tc>
-        <w:tc>
-          <w:tcPr>
-            <w:tcW w:type="dxa" w:w="2560"/>
-            <w:vAlign w:val="top"/>
-            <w:tcMar>
-              <w:top w:w="80" w:type="dxa"/>
-              <w:start w:w="120" w:type="dxa"/>
-              <w:bottom w:w="80" w:type="dxa"/>
-              <w:end w:w="120" w:type="dxa"/>
-            </w:tcMar>
-          </w:tcPr>
-          <w:p>
-            <w:pPr>
-              <w:spacing w:after="0"/>
-            </w:pPr>
-            <w:r>
-              <w:rPr>
-                <w:rFonts w:ascii="Calibri" w:hAnsi="Calibri" w:eastAsia="Calibri"/>
-                <w:b w:val="0"/>
-                <w:i w:val="0"/>
-                <w:color w:val="203740"/>
-                <w:sz w:val="17"/>
-              </w:rPr>
-              <w:t>OMPP/CDM: completar fuentes</w:t>
-            </w:r>
-          </w:p>
-        </w:tc>
-      </w:tr>
-    </w:tbl>
-    <w:p>
-      <w:pPr>
-        <w:spacing w:after="0"/>
-      </w:pPr>
-    </w:p>
-    <w:p>
-      <w:pPr>
-        <w:pStyle w:val="Heading2"/>
-      </w:pPr>
-      <w:r>
-        <w:t>4.1 Ideas iniciales de proyectos</w:t>
-      </w:r>
-    </w:p>
-    <w:p>
-      <w:r>
-        <w:t>Las ideas siguientes derivan de brechas del diagnóstico. No incluyen costo, beneficiarios, cronograma, aprobación ni fuente de financiamiento.</w:t>
-      </w:r>
-    </w:p>
-    <w:tbl>
-      <w:tblPr>
-        <w:tblW w:type="dxa" w:w="9360"/>
-        <w:tblLayout w:type="fixed"/>
-        <w:tblLook w:firstColumn="1" w:firstRow="1" w:lastColumn="0" w:lastRow="0" w:noHBand="0" w:noVBand="1" w:val="04A0"/>
-        <w:jc w:val="center"/>
-        <w:tblInd w:w="120" w:type="dxa"/>
-        <w:tblBorders>
-          <w:top w:val="single" w:sz="5" w:color="D7E0E1"/>
-          <w:left w:val="single" w:sz="5" w:color="D7E0E1"/>
-          <w:bottom w:val="single" w:sz="5" w:color="D7E0E1"/>
-          <w:right w:val="single" w:sz="5" w:color="D7E0E1"/>
-          <w:insideH w:val="single" w:sz="5" w:color="D7E0E1"/>
-          <w:insideV w:val="single" w:sz="5" w:color="D7E0E1"/>
-        </w:tblBorders>
-      </w:tblPr>
-      <w:tblGrid>
-        <w:gridCol w:w="2500"/>
-        <w:gridCol w:w="3900"/>
-        <w:gridCol w:w="1460"/>
-        <w:gridCol w:w="1500"/>
-      </w:tblGrid>
-      <w:tr>
-        <w:trPr>
-          <w:tblHeader w:val="true"/>
-        </w:trPr>
-        <w:tc>
-          <w:tcPr>
-            <w:tcW w:type="dxa" w:w="2500"/>
-            <w:tcMar>
-              <w:top w:w="80" w:type="dxa"/>
-              <w:start w:w="120" w:type="dxa"/>
-              <w:bottom w:w="80" w:type="dxa"/>
-              <w:end w:w="120" w:type="dxa"/>
-            </w:tcMar>
-            <w:shd w:fill="203740"/>
-            <w:vAlign w:val="center"/>
-          </w:tcPr>
-          <w:p>
-            <w:pPr>
-              <w:spacing w:after="0"/>
-            </w:pPr>
-            <w:r>
-              <w:rPr>
-                <w:rFonts w:ascii="Calibri" w:hAnsi="Calibri" w:eastAsia="Calibri"/>
-                <w:b/>
-                <w:i w:val="0"/>
-                <w:color w:val="FFFFFF"/>
-                <w:sz w:val="17"/>
-              </w:rPr>
-              <w:t>Idea</w:t>
-            </w:r>
-          </w:p>
-        </w:tc>
-        <w:tc>
-          <w:tcPr>
-            <w:tcW w:type="dxa" w:w="3900"/>
-            <w:tcMar>
-              <w:top w:w="80" w:type="dxa"/>
-              <w:start w:w="120" w:type="dxa"/>
-              <w:bottom w:w="80" w:type="dxa"/>
-              <w:end w:w="120" w:type="dxa"/>
-            </w:tcMar>
-            <w:shd w:fill="203740"/>
-            <w:vAlign w:val="center"/>
-          </w:tcPr>
-          <w:p>
-            <w:pPr>
-              <w:spacing w:after="0"/>
-            </w:pPr>
-            <w:r>
-              <w:rPr>
-                <w:rFonts w:ascii="Calibri" w:hAnsi="Calibri" w:eastAsia="Calibri"/>
-                <w:b/>
-                <w:i w:val="0"/>
-                <w:color w:val="FFFFFF"/>
-                <w:sz w:val="17"/>
-              </w:rPr>
-              <w:t>Alcance antes de formular</w:t>
-            </w:r>
-          </w:p>
-        </w:tc>
-        <w:tc>
-          <w:tcPr>
-            <w:tcW w:type="dxa" w:w="1460"/>
-            <w:tcMar>
-              <w:top w:w="80" w:type="dxa"/>
-              <w:start w:w="120" w:type="dxa"/>
-              <w:bottom w:w="80" w:type="dxa"/>
-              <w:end w:w="120" w:type="dxa"/>
-            </w:tcMar>
-            <w:shd w:fill="203740"/>
-            <w:vAlign w:val="center"/>
-          </w:tcPr>
-          <w:p>
-            <w:pPr>
-              <w:spacing w:after="0"/>
-            </w:pPr>
-            <w:r>
-              <w:rPr>
-                <w:rFonts w:ascii="Calibri" w:hAnsi="Calibri" w:eastAsia="Calibri"/>
-                <w:b/>
-                <w:i w:val="0"/>
-                <w:color w:val="FFFFFF"/>
-                <w:sz w:val="17"/>
-              </w:rPr>
-              <w:t>Evidencia inicial</w:t>
-            </w:r>
-          </w:p>
-        </w:tc>
-        <w:tc>
-          <w:tcPr>
-            <w:tcW w:type="dxa" w:w="1500"/>
-            <w:tcMar>
-              <w:top w:w="80" w:type="dxa"/>
-              <w:start w:w="120" w:type="dxa"/>
-              <w:bottom w:w="80" w:type="dxa"/>
-              <w:end w:w="120" w:type="dxa"/>
-            </w:tcMar>
-            <w:shd w:fill="203740"/>
-            <w:vAlign w:val="center"/>
-          </w:tcPr>
-          <w:p>
-            <w:pPr>
-              <w:spacing w:after="0"/>
-            </w:pPr>
-            <w:r>
-              <w:rPr>
-                <w:rFonts w:ascii="Calibri" w:hAnsi="Calibri" w:eastAsia="Calibri"/>
-                <w:b/>
-                <w:i w:val="0"/>
-                <w:color w:val="FFFFFF"/>
-                <w:sz w:val="17"/>
-              </w:rPr>
-              <w:t>Estado</w:t>
-            </w:r>
-          </w:p>
-        </w:tc>
-      </w:tr>
-      <w:tr>
-        <w:tc>
-          <w:tcPr>
-            <w:tcW w:type="dxa" w:w="2500"/>
-            <w:vAlign w:val="top"/>
-            <w:tcMar>
-              <w:top w:w="80" w:type="dxa"/>
-              <w:start w:w="120" w:type="dxa"/>
-              <w:bottom w:w="80" w:type="dxa"/>
-              <w:end w:w="120" w:type="dxa"/>
-            </w:tcMar>
-          </w:tcPr>
-          <w:p>
-            <w:pPr>
-              <w:spacing w:after="0"/>
-            </w:pPr>
-            <w:r>
-              <w:rPr>
-                <w:rFonts w:ascii="Calibri" w:hAnsi="Calibri" w:eastAsia="Calibri"/>
-                <w:b w:val="0"/>
-                <w:i w:val="0"/>
-                <w:color w:val="203740"/>
-                <w:sz w:val="17"/>
-              </w:rPr>
-              <w:t>Sistema municipal de información territorial</w:t>
-            </w:r>
-          </w:p>
-        </w:tc>
-        <w:tc>
-          <w:tcPr>
-            <w:tcW w:type="dxa" w:w="3900"/>
-            <w:vAlign w:val="top"/>
-            <w:tcMar>
-              <w:top w:w="80" w:type="dxa"/>
-              <w:start w:w="120" w:type="dxa"/>
-              <w:bottom w:w="80" w:type="dxa"/>
-              <w:end w:w="120" w:type="dxa"/>
-            </w:tcMar>
-          </w:tcPr>
-          <w:p>
-            <w:pPr>
-              <w:spacing w:after="0"/>
-            </w:pPr>
-            <w:r>
-              <w:rPr>
-                <w:rFonts w:ascii="Calibri" w:hAnsi="Calibri" w:eastAsia="Calibri"/>
-                <w:b w:val="0"/>
-                <w:i w:val="0"/>
-                <w:color w:val="203740"/>
-                <w:sz w:val="17"/>
-              </w:rPr>
-              <w:t>Desagregar indicadores por sectores y mantener línea base anual con fuente y responsable.</w:t>
-            </w:r>
-          </w:p>
-        </w:tc>
-        <w:tc>
-          <w:tcPr>
-            <w:tcW w:type="dxa" w:w="1460"/>
+            <w:tcW w:type="dxa" w:w="2060"/>
             <w:vAlign w:val="top"/>
             <w:tcMar>
               <w:top w:w="80" w:type="dxa"/>
@@ -4557,38 +3728,11 @@
             </w:r>
           </w:p>
         </w:tc>
-        <w:tc>
-          <w:tcPr>
-            <w:tcW w:type="dxa" w:w="1500"/>
-            <w:vAlign w:val="top"/>
-            <w:tcMar>
-              <w:top w:w="80" w:type="dxa"/>
-              <w:start w:w="120" w:type="dxa"/>
-              <w:bottom w:w="80" w:type="dxa"/>
-              <w:end w:w="120" w:type="dxa"/>
-            </w:tcMar>
-          </w:tcPr>
-          <w:p>
-            <w:pPr>
-              <w:spacing w:after="0"/>
-            </w:pPr>
-            <w:r>
-              <w:rPr>
-                <w:rFonts w:ascii="Calibri" w:hAnsi="Calibri" w:eastAsia="Calibri"/>
-                <w:b w:val="0"/>
-                <w:i w:val="0"/>
-                <w:color w:val="203740"/>
-                <w:sz w:val="17"/>
-              </w:rPr>
-              <w:t>Pendiente de validación</w:t>
-            </w:r>
-          </w:p>
-        </w:tc>
       </w:tr>
       <w:tr>
         <w:tc>
           <w:tcPr>
-            <w:tcW w:type="dxa" w:w="2500"/>
+            <w:tcW w:type="dxa" w:w="2200"/>
             <w:shd w:fill="F7F9F9"/>
             <w:vAlign w:val="top"/>
             <w:tcMar>
@@ -4610,13 +3754,13 @@
                 <w:color w:val="203740"/>
                 <w:sz w:val="17"/>
               </w:rPr>
-              <w:t>Actualización del diagnóstico operativo de agua y saneamiento</w:t>
+              <w:t>Agua y saneamiento</w:t>
             </w:r>
           </w:p>
         </w:tc>
         <w:tc>
           <w:tcPr>
-            <w:tcW w:type="dxa" w:w="3900"/>
+            <w:tcW w:type="dxa" w:w="5100"/>
             <w:shd w:fill="F7F9F9"/>
             <w:vAlign w:val="top"/>
             <w:tcMar>
@@ -4638,13 +3782,13 @@
                 <w:color w:val="203740"/>
                 <w:sz w:val="17"/>
               </w:rPr>
-              <w:t>Localizar continuidad, calidad, cobertura y hogares críticos; coordinar responsabilidades sectoriales.</w:t>
+              <w:t>Agua de acueducto dentro: 31.2%; hogares sin sanitario: 7.3%.</w:t>
             </w:r>
           </w:p>
         </w:tc>
         <w:tc>
           <w:tcPr>
-            <w:tcW w:type="dxa" w:w="1460"/>
+            <w:tcW w:type="dxa" w:w="2060"/>
             <w:shd w:fill="F7F9F9"/>
             <w:vAlign w:val="top"/>
             <w:tcMar>
@@ -4670,10 +3814,11 @@
             </w:r>
           </w:p>
         </w:tc>
+      </w:tr>
+      <w:tr>
         <w:tc>
           <w:tcPr>
-            <w:tcW w:type="dxa" w:w="1500"/>
-            <w:shd w:fill="F7F9F9"/>
+            <w:tcW w:type="dxa" w:w="2200"/>
             <w:vAlign w:val="top"/>
             <w:tcMar>
               <w:top w:w="80" w:type="dxa"/>
@@ -4694,15 +3839,13 @@
                 <w:color w:val="203740"/>
                 <w:sz w:val="17"/>
               </w:rPr>
-              <w:t>Pendiente de validación</w:t>
+              <w:t>Residuos sólidos</w:t>
             </w:r>
           </w:p>
         </w:tc>
-      </w:tr>
-      <w:tr>
         <w:tc>
           <w:tcPr>
-            <w:tcW w:type="dxa" w:w="2500"/>
+            <w:tcW w:type="dxa" w:w="5100"/>
             <w:vAlign w:val="top"/>
             <w:tcMar>
               <w:top w:w="80" w:type="dxa"/>
@@ -4723,40 +3866,13 @@
                 <w:color w:val="203740"/>
                 <w:sz w:val="17"/>
               </w:rPr>
-              <w:t>Optimización de rutas y control del manejo de residuos</w:t>
+              <w:t>Recogida municipal declarada: 68.3%; quema: 26.4%.</w:t>
             </w:r>
           </w:p>
         </w:tc>
         <w:tc>
           <w:tcPr>
-            <w:tcW w:type="dxa" w:w="3900"/>
-            <w:vAlign w:val="top"/>
-            <w:tcMar>
-              <w:top w:w="80" w:type="dxa"/>
-              <w:start w:w="120" w:type="dxa"/>
-              <w:bottom w:w="80" w:type="dxa"/>
-              <w:end w:w="120" w:type="dxa"/>
-            </w:tcMar>
-          </w:tcPr>
-          <w:p>
-            <w:pPr>
-              <w:spacing w:after="0"/>
-            </w:pPr>
-            <w:r>
-              <w:rPr>
-                <w:rFonts w:ascii="Calibri" w:hAnsi="Calibri" w:eastAsia="Calibri"/>
-                <w:b w:val="0"/>
-                <w:i w:val="0"/>
-                <w:color w:val="203740"/>
-                <w:sz w:val="17"/>
-              </w:rPr>
-              <w:t>Medir frecuencia, sectores no cubiertos, puntos críticos y disposición final.</w:t>
-            </w:r>
-          </w:p>
-        </w:tc>
-        <w:tc>
-          <w:tcPr>
-            <w:tcW w:type="dxa" w:w="1460"/>
+            <w:tcW w:type="dxa" w:w="2060"/>
             <w:vAlign w:val="top"/>
             <w:tcMar>
               <w:top w:w="80" w:type="dxa"/>
@@ -4781,38 +3897,11 @@
             </w:r>
           </w:p>
         </w:tc>
-        <w:tc>
-          <w:tcPr>
-            <w:tcW w:type="dxa" w:w="1500"/>
-            <w:vAlign w:val="top"/>
-            <w:tcMar>
-              <w:top w:w="80" w:type="dxa"/>
-              <w:start w:w="120" w:type="dxa"/>
-              <w:bottom w:w="80" w:type="dxa"/>
-              <w:end w:w="120" w:type="dxa"/>
-            </w:tcMar>
-          </w:tcPr>
-          <w:p>
-            <w:pPr>
-              <w:spacing w:after="0"/>
-            </w:pPr>
-            <w:r>
-              <w:rPr>
-                <w:rFonts w:ascii="Calibri" w:hAnsi="Calibri" w:eastAsia="Calibri"/>
-                <w:b w:val="0"/>
-                <w:i w:val="0"/>
-                <w:color w:val="203740"/>
-                <w:sz w:val="17"/>
-              </w:rPr>
-              <w:t>Pendiente de validación</w:t>
-            </w:r>
-          </w:p>
-        </w:tc>
       </w:tr>
       <w:tr>
         <w:tc>
           <w:tcPr>
-            <w:tcW w:type="dxa" w:w="2500"/>
+            <w:tcW w:type="dxa" w:w="2200"/>
             <w:shd w:fill="F7F9F9"/>
             <w:vAlign w:val="top"/>
             <w:tcMar>
@@ -4834,13 +3923,13 @@
                 <w:color w:val="203740"/>
                 <w:sz w:val="17"/>
               </w:rPr>
-              <w:t>Mecanismo local de coordinación para permanencia educativa</w:t>
+              <w:t>Educación</w:t>
             </w:r>
           </w:p>
         </w:tc>
         <w:tc>
           <w:tcPr>
-            <w:tcW w:type="dxa" w:w="3900"/>
+            <w:tcW w:type="dxa" w:w="5100"/>
             <w:shd w:fill="F7F9F9"/>
             <w:vAlign w:val="top"/>
             <w:tcMar>
@@ -4862,13 +3951,13 @@
                 <w:color w:val="203740"/>
                 <w:sz w:val="17"/>
               </w:rPr>
-              <w:t>Validar datos con el distrito educativo y focalizar factores de abandono dentro de las competencias locales.</w:t>
+              <w:t>Abandono secundario del distrito asociado: 3.9%.</w:t>
             </w:r>
           </w:p>
         </w:tc>
         <w:tc>
           <w:tcPr>
-            <w:tcW w:type="dxa" w:w="1460"/>
+            <w:tcW w:type="dxa" w:w="2060"/>
             <w:shd w:fill="F7F9F9"/>
             <w:vAlign w:val="top"/>
             <w:tcMar>
@@ -4894,10 +3983,11 @@
             </w:r>
           </w:p>
         </w:tc>
+      </w:tr>
+      <w:tr>
         <w:tc>
           <w:tcPr>
-            <w:tcW w:type="dxa" w:w="1500"/>
-            <w:shd w:fill="F7F9F9"/>
+            <w:tcW w:type="dxa" w:w="2200"/>
             <w:vAlign w:val="top"/>
             <w:tcMar>
               <w:top w:w="80" w:type="dxa"/>
@@ -4918,15 +4008,13 @@
                 <w:color w:val="203740"/>
                 <w:sz w:val="17"/>
               </w:rPr>
-              <w:t>Pendiente de validación</w:t>
+              <w:t>Economía local</w:t>
             </w:r>
           </w:p>
         </w:tc>
-      </w:tr>
-      <w:tr>
         <w:tc>
           <w:tcPr>
-            <w:tcW w:type="dxa" w:w="2500"/>
+            <w:tcW w:type="dxa" w:w="5100"/>
             <w:vAlign w:val="top"/>
             <w:tcMar>
               <w:top w:w="80" w:type="dxa"/>
@@ -4947,40 +4035,13 @@
                 <w:color w:val="203740"/>
                 <w:sz w:val="17"/>
               </w:rPr>
-              <w:t>Programa de información y servicios para microempresas</w:t>
+              <w:t>83.4% de los establecimientos observados son micro (1–10).</w:t>
             </w:r>
           </w:p>
         </w:tc>
         <w:tc>
           <w:tcPr>
-            <w:tcW w:type="dxa" w:w="3900"/>
-            <w:vAlign w:val="top"/>
-            <w:tcMar>
-              <w:top w:w="80" w:type="dxa"/>
-              <w:start w:w="120" w:type="dxa"/>
-              <w:bottom w:w="80" w:type="dxa"/>
-              <w:end w:w="120" w:type="dxa"/>
-            </w:tcMar>
-          </w:tcPr>
-          <w:p>
-            <w:pPr>
-              <w:spacing w:after="0"/>
-            </w:pPr>
-            <w:r>
-              <w:rPr>
-                <w:rFonts w:ascii="Calibri" w:hAnsi="Calibri" w:eastAsia="Calibri"/>
-                <w:b w:val="0"/>
-                <w:i w:val="0"/>
-                <w:color w:val="203740"/>
-                <w:sz w:val="17"/>
-              </w:rPr>
-              <w:t>Caracterizar necesidades reales, formalidad, acceso a capacitación y articulación con instituciones competentes.</w:t>
-            </w:r>
-          </w:p>
-        </w:tc>
-        <w:tc>
-          <w:tcPr>
-            <w:tcW w:type="dxa" w:w="1460"/>
+            <w:tcW w:type="dxa" w:w="2060"/>
             <w:vAlign w:val="top"/>
             <w:tcMar>
               <w:top w:w="80" w:type="dxa"/>
@@ -5005,38 +4066,11 @@
             </w:r>
           </w:p>
         </w:tc>
-        <w:tc>
-          <w:tcPr>
-            <w:tcW w:type="dxa" w:w="1500"/>
-            <w:vAlign w:val="top"/>
-            <w:tcMar>
-              <w:top w:w="80" w:type="dxa"/>
-              <w:start w:w="120" w:type="dxa"/>
-              <w:bottom w:w="80" w:type="dxa"/>
-              <w:end w:w="120" w:type="dxa"/>
-            </w:tcMar>
-          </w:tcPr>
-          <w:p>
-            <w:pPr>
-              <w:spacing w:after="0"/>
-            </w:pPr>
-            <w:r>
-              <w:rPr>
-                <w:rFonts w:ascii="Calibri" w:hAnsi="Calibri" w:eastAsia="Calibri"/>
-                <w:b w:val="0"/>
-                <w:i w:val="0"/>
-                <w:color w:val="203740"/>
-                <w:sz w:val="17"/>
-              </w:rPr>
-              <w:t>Pendiente de validación</w:t>
-            </w:r>
-          </w:p>
-        </w:tc>
       </w:tr>
       <w:tr>
         <w:tc>
           <w:tcPr>
-            <w:tcW w:type="dxa" w:w="2500"/>
+            <w:tcW w:type="dxa" w:w="2200"/>
             <w:shd w:fill="F7F9F9"/>
             <w:vAlign w:val="top"/>
             <w:tcMar>
@@ -5058,13 +4092,13 @@
                 <w:color w:val="203740"/>
                 <w:sz w:val="17"/>
               </w:rPr>
-              <w:t>Acceso y alfabetización digital municipal</w:t>
+              <w:t>Conectividad</w:t>
             </w:r>
           </w:p>
         </w:tc>
         <w:tc>
           <w:tcPr>
-            <w:tcW w:type="dxa" w:w="3900"/>
+            <w:tcW w:type="dxa" w:w="5100"/>
             <w:shd w:fill="F7F9F9"/>
             <w:vAlign w:val="top"/>
             <w:tcMar>
@@ -5086,13 +4120,13 @@
                 <w:color w:val="203740"/>
                 <w:sz w:val="17"/>
               </w:rPr>
-              <w:t>Identificar grupos con menor acceso y usar espacios municipales existentes antes de definir inversión.</w:t>
+              <w:t>Internet: 69.7%; computadora: 10.2%.</w:t>
             </w:r>
           </w:p>
         </w:tc>
         <w:tc>
           <w:tcPr>
-            <w:tcW w:type="dxa" w:w="1460"/>
+            <w:tcW w:type="dxa" w:w="2060"/>
             <w:shd w:fill="F7F9F9"/>
             <w:vAlign w:val="top"/>
             <w:tcMar>
@@ -5118,34 +4152,6 @@
             </w:r>
           </w:p>
         </w:tc>
-        <w:tc>
-          <w:tcPr>
-            <w:tcW w:type="dxa" w:w="1500"/>
-            <w:shd w:fill="F7F9F9"/>
-            <w:vAlign w:val="top"/>
-            <w:tcMar>
-              <w:top w:w="80" w:type="dxa"/>
-              <w:start w:w="120" w:type="dxa"/>
-              <w:bottom w:w="80" w:type="dxa"/>
-              <w:end w:w="120" w:type="dxa"/>
-            </w:tcMar>
-          </w:tcPr>
-          <w:p>
-            <w:pPr>
-              <w:spacing w:after="0"/>
-            </w:pPr>
-            <w:r>
-              <w:rPr>
-                <w:rFonts w:ascii="Calibri" w:hAnsi="Calibri" w:eastAsia="Calibri"/>
-                <w:b w:val="0"/>
-                <w:i w:val="0"/>
-                <w:color w:val="203740"/>
-                <w:sz w:val="17"/>
-              </w:rPr>
-              <w:t>Pendiente de validación</w:t>
-            </w:r>
-          </w:p>
-        </w:tc>
       </w:tr>
     </w:tbl>
     <w:p>
@@ -5155,10 +4161,23 @@
     </w:p>
     <w:p>
       <w:pPr>
+        <w:pStyle w:val="Heading1"/>
+      </w:pPr>
+      <w:r>
+        <w:t>4. Visión Municipal</w:t>
+      </w:r>
+    </w:p>
+    <w:p>
+      <w:r>
+        <w:t>La visión municipal, los objetivos y los resultados expresan acuerdos políticos y sociales. Deben surgir de la participación del CDM y ser aprobados mediante el procedimiento municipal correspondiente. La fila siguiente muestra únicamente el formato de registro.</w:t>
+      </w:r>
+    </w:p>
+    <w:p>
+      <w:pPr>
         <w:pStyle w:val="Heading2"/>
       </w:pPr>
       <w:r>
-        <w:t>4.2 Ficha para completar por proyecto</w:t>
+        <w:t>4.1 Ejemplo de registro de una visión y un objetivo</w:t>
       </w:r>
     </w:p>
     <w:tbl>
@@ -5178,8 +4197,9 @@
         </w:tblBorders>
       </w:tblPr>
       <w:tblGrid>
-        <w:gridCol w:w="2900"/>
-        <w:gridCol w:w="6460"/>
+        <w:gridCol w:w="2260"/>
+        <w:gridCol w:w="3740"/>
+        <w:gridCol w:w="3360"/>
       </w:tblGrid>
       <w:tr>
         <w:trPr>
@@ -5187,7 +4207,7 @@
         </w:trPr>
         <w:tc>
           <w:tcPr>
-            <w:tcW w:type="dxa" w:w="2900"/>
+            <w:tcW w:type="dxa" w:w="2260"/>
             <w:tcMar>
               <w:top w:w="80" w:type="dxa"/>
               <w:start w:w="120" w:type="dxa"/>
@@ -5209,13 +4229,13 @@
                 <w:color w:val="FFFFFF"/>
                 <w:sz w:val="17"/>
               </w:rPr>
-              <w:t>Campo</w:t>
+              <w:t>Carácter</w:t>
             </w:r>
           </w:p>
         </w:tc>
         <w:tc>
           <w:tcPr>
-            <w:tcW w:type="dxa" w:w="6460"/>
+            <w:tcW w:type="dxa" w:w="3740"/>
             <w:tcMar>
               <w:top w:w="80" w:type="dxa"/>
               <w:start w:w="120" w:type="dxa"/>
@@ -5237,457 +4257,13 @@
                 <w:color w:val="FFFFFF"/>
                 <w:sz w:val="17"/>
               </w:rPr>
-              <w:t>Registro municipal</w:t>
-            </w:r>
-          </w:p>
-        </w:tc>
-      </w:tr>
-      <w:tr>
-        <w:tc>
-          <w:tcPr>
-            <w:tcW w:type="dxa" w:w="2900"/>
-            <w:vAlign w:val="top"/>
-            <w:tcMar>
-              <w:top w:w="80" w:type="dxa"/>
-              <w:start w:w="120" w:type="dxa"/>
-              <w:bottom w:w="80" w:type="dxa"/>
-              <w:end w:w="120" w:type="dxa"/>
-            </w:tcMar>
-          </w:tcPr>
-          <w:p>
-            <w:pPr>
-              <w:spacing w:after="0"/>
-            </w:pPr>
-            <w:r>
-              <w:rPr>
-                <w:rFonts w:ascii="Calibri" w:hAnsi="Calibri" w:eastAsia="Calibri"/>
-                <w:b w:val="0"/>
-                <w:i w:val="0"/>
-                <w:color w:val="203740"/>
-                <w:sz w:val="17"/>
-              </w:rPr>
-              <w:t>Problema y evidencia</w:t>
+              <w:t>Visión / tema</w:t>
             </w:r>
           </w:p>
         </w:tc>
         <w:tc>
           <w:tcPr>
-            <w:tcW w:type="dxa" w:w="6460"/>
-            <w:vAlign w:val="top"/>
-            <w:tcMar>
-              <w:top w:w="80" w:type="dxa"/>
-              <w:start w:w="120" w:type="dxa"/>
-              <w:bottom w:w="80" w:type="dxa"/>
-              <w:end w:w="120" w:type="dxa"/>
-            </w:tcMar>
-          </w:tcPr>
-          <w:p>
-            <w:pPr>
-              <w:spacing w:after="0"/>
-            </w:pPr>
-            <w:r>
-              <w:rPr>
-                <w:rFonts w:ascii="Calibri" w:hAnsi="Calibri" w:eastAsia="Calibri"/>
-                <w:b w:val="0"/>
-                <w:i w:val="0"/>
-                <w:color w:val="203740"/>
-                <w:sz w:val="17"/>
-              </w:rPr>
-            </w:r>
-          </w:p>
-        </w:tc>
-      </w:tr>
-      <w:tr>
-        <w:tc>
-          <w:tcPr>
-            <w:tcW w:type="dxa" w:w="2900"/>
-            <w:shd w:fill="F7F9F9"/>
-            <w:vAlign w:val="top"/>
-            <w:tcMar>
-              <w:top w:w="80" w:type="dxa"/>
-              <w:start w:w="120" w:type="dxa"/>
-              <w:bottom w:w="80" w:type="dxa"/>
-              <w:end w:w="120" w:type="dxa"/>
-            </w:tcMar>
-          </w:tcPr>
-          <w:p>
-            <w:pPr>
-              <w:spacing w:after="0"/>
-            </w:pPr>
-            <w:r>
-              <w:rPr>
-                <w:rFonts w:ascii="Calibri" w:hAnsi="Calibri" w:eastAsia="Calibri"/>
-                <w:b w:val="0"/>
-                <w:i w:val="0"/>
-                <w:color w:val="203740"/>
-                <w:sz w:val="17"/>
-              </w:rPr>
-              <w:t>Objetivo, resultado y meta</w:t>
-            </w:r>
-          </w:p>
-        </w:tc>
-        <w:tc>
-          <w:tcPr>
-            <w:tcW w:type="dxa" w:w="6460"/>
-            <w:shd w:fill="F7F9F9"/>
-            <w:vAlign w:val="top"/>
-            <w:tcMar>
-              <w:top w:w="80" w:type="dxa"/>
-              <w:start w:w="120" w:type="dxa"/>
-              <w:bottom w:w="80" w:type="dxa"/>
-              <w:end w:w="120" w:type="dxa"/>
-            </w:tcMar>
-          </w:tcPr>
-          <w:p>
-            <w:pPr>
-              <w:spacing w:after="0"/>
-            </w:pPr>
-            <w:r>
-              <w:rPr>
-                <w:rFonts w:ascii="Calibri" w:hAnsi="Calibri" w:eastAsia="Calibri"/>
-                <w:b w:val="0"/>
-                <w:i w:val="0"/>
-                <w:color w:val="203740"/>
-                <w:sz w:val="17"/>
-              </w:rPr>
-            </w:r>
-          </w:p>
-        </w:tc>
-      </w:tr>
-      <w:tr>
-        <w:tc>
-          <w:tcPr>
-            <w:tcW w:type="dxa" w:w="2900"/>
-            <w:vAlign w:val="top"/>
-            <w:tcMar>
-              <w:top w:w="80" w:type="dxa"/>
-              <w:start w:w="120" w:type="dxa"/>
-              <w:bottom w:w="80" w:type="dxa"/>
-              <w:end w:w="120" w:type="dxa"/>
-            </w:tcMar>
-          </w:tcPr>
-          <w:p>
-            <w:pPr>
-              <w:spacing w:after="0"/>
-            </w:pPr>
-            <w:r>
-              <w:rPr>
-                <w:rFonts w:ascii="Calibri" w:hAnsi="Calibri" w:eastAsia="Calibri"/>
-                <w:b w:val="0"/>
-                <w:i w:val="0"/>
-                <w:color w:val="203740"/>
-                <w:sz w:val="17"/>
-              </w:rPr>
-              <w:t>Competencia legal</w:t>
-            </w:r>
-          </w:p>
-        </w:tc>
-        <w:tc>
-          <w:tcPr>
-            <w:tcW w:type="dxa" w:w="6460"/>
-            <w:vAlign w:val="top"/>
-            <w:tcMar>
-              <w:top w:w="80" w:type="dxa"/>
-              <w:start w:w="120" w:type="dxa"/>
-              <w:bottom w:w="80" w:type="dxa"/>
-              <w:end w:w="120" w:type="dxa"/>
-            </w:tcMar>
-          </w:tcPr>
-          <w:p>
-            <w:pPr>
-              <w:spacing w:after="0"/>
-            </w:pPr>
-            <w:r>
-              <w:rPr>
-                <w:rFonts w:ascii="Calibri" w:hAnsi="Calibri" w:eastAsia="Calibri"/>
-                <w:b w:val="0"/>
-                <w:i w:val="0"/>
-                <w:color w:val="203740"/>
-                <w:sz w:val="17"/>
-              </w:rPr>
-            </w:r>
-          </w:p>
-        </w:tc>
-      </w:tr>
-      <w:tr>
-        <w:tc>
-          <w:tcPr>
-            <w:tcW w:type="dxa" w:w="2900"/>
-            <w:shd w:fill="F7F9F9"/>
-            <w:vAlign w:val="top"/>
-            <w:tcMar>
-              <w:top w:w="80" w:type="dxa"/>
-              <w:start w:w="120" w:type="dxa"/>
-              <w:bottom w:w="80" w:type="dxa"/>
-              <w:end w:w="120" w:type="dxa"/>
-            </w:tcMar>
-          </w:tcPr>
-          <w:p>
-            <w:pPr>
-              <w:spacing w:after="0"/>
-            </w:pPr>
-            <w:r>
-              <w:rPr>
-                <w:rFonts w:ascii="Calibri" w:hAnsi="Calibri" w:eastAsia="Calibri"/>
-                <w:b w:val="0"/>
-                <w:i w:val="0"/>
-                <w:color w:val="203740"/>
-                <w:sz w:val="17"/>
-              </w:rPr>
-              <w:t>Responsable y aliados</w:t>
-            </w:r>
-          </w:p>
-        </w:tc>
-        <w:tc>
-          <w:tcPr>
-            <w:tcW w:type="dxa" w:w="6460"/>
-            <w:shd w:fill="F7F9F9"/>
-            <w:vAlign w:val="top"/>
-            <w:tcMar>
-              <w:top w:w="80" w:type="dxa"/>
-              <w:start w:w="120" w:type="dxa"/>
-              <w:bottom w:w="80" w:type="dxa"/>
-              <w:end w:w="120" w:type="dxa"/>
-            </w:tcMar>
-          </w:tcPr>
-          <w:p>
-            <w:pPr>
-              <w:spacing w:after="0"/>
-            </w:pPr>
-            <w:r>
-              <w:rPr>
-                <w:rFonts w:ascii="Calibri" w:hAnsi="Calibri" w:eastAsia="Calibri"/>
-                <w:b w:val="0"/>
-                <w:i w:val="0"/>
-                <w:color w:val="203740"/>
-                <w:sz w:val="17"/>
-              </w:rPr>
-            </w:r>
-          </w:p>
-        </w:tc>
-      </w:tr>
-      <w:tr>
-        <w:tc>
-          <w:tcPr>
-            <w:tcW w:type="dxa" w:w="2900"/>
-            <w:vAlign w:val="top"/>
-            <w:tcMar>
-              <w:top w:w="80" w:type="dxa"/>
-              <w:start w:w="120" w:type="dxa"/>
-              <w:bottom w:w="80" w:type="dxa"/>
-              <w:end w:w="120" w:type="dxa"/>
-            </w:tcMar>
-          </w:tcPr>
-          <w:p>
-            <w:pPr>
-              <w:spacing w:after="0"/>
-            </w:pPr>
-            <w:r>
-              <w:rPr>
-                <w:rFonts w:ascii="Calibri" w:hAnsi="Calibri" w:eastAsia="Calibri"/>
-                <w:b w:val="0"/>
-                <w:i w:val="0"/>
-                <w:color w:val="203740"/>
-                <w:sz w:val="17"/>
-              </w:rPr>
-              <w:t>Indicador y línea base</w:t>
-            </w:r>
-          </w:p>
-        </w:tc>
-        <w:tc>
-          <w:tcPr>
-            <w:tcW w:type="dxa" w:w="6460"/>
-            <w:vAlign w:val="top"/>
-            <w:tcMar>
-              <w:top w:w="80" w:type="dxa"/>
-              <w:start w:w="120" w:type="dxa"/>
-              <w:bottom w:w="80" w:type="dxa"/>
-              <w:end w:w="120" w:type="dxa"/>
-            </w:tcMar>
-          </w:tcPr>
-          <w:p>
-            <w:pPr>
-              <w:spacing w:after="0"/>
-            </w:pPr>
-            <w:r>
-              <w:rPr>
-                <w:rFonts w:ascii="Calibri" w:hAnsi="Calibri" w:eastAsia="Calibri"/>
-                <w:b w:val="0"/>
-                <w:i w:val="0"/>
-                <w:color w:val="203740"/>
-                <w:sz w:val="17"/>
-              </w:rPr>
-            </w:r>
-          </w:p>
-        </w:tc>
-      </w:tr>
-      <w:tr>
-        <w:tc>
-          <w:tcPr>
-            <w:tcW w:type="dxa" w:w="2900"/>
-            <w:shd w:fill="F7F9F9"/>
-            <w:vAlign w:val="top"/>
-            <w:tcMar>
-              <w:top w:w="80" w:type="dxa"/>
-              <w:start w:w="120" w:type="dxa"/>
-              <w:bottom w:w="80" w:type="dxa"/>
-              <w:end w:w="120" w:type="dxa"/>
-            </w:tcMar>
-          </w:tcPr>
-          <w:p>
-            <w:pPr>
-              <w:spacing w:after="0"/>
-            </w:pPr>
-            <w:r>
-              <w:rPr>
-                <w:rFonts w:ascii="Calibri" w:hAnsi="Calibri" w:eastAsia="Calibri"/>
-                <w:b w:val="0"/>
-                <w:i w:val="0"/>
-                <w:color w:val="203740"/>
-                <w:sz w:val="17"/>
-              </w:rPr>
-              <w:t>Costo y financiamiento</w:t>
-            </w:r>
-          </w:p>
-        </w:tc>
-        <w:tc>
-          <w:tcPr>
-            <w:tcW w:type="dxa" w:w="6460"/>
-            <w:shd w:fill="F7F9F9"/>
-            <w:vAlign w:val="top"/>
-            <w:tcMar>
-              <w:top w:w="80" w:type="dxa"/>
-              <w:start w:w="120" w:type="dxa"/>
-              <w:bottom w:w="80" w:type="dxa"/>
-              <w:end w:w="120" w:type="dxa"/>
-            </w:tcMar>
-          </w:tcPr>
-          <w:p>
-            <w:pPr>
-              <w:spacing w:after="0"/>
-            </w:pPr>
-            <w:r>
-              <w:rPr>
-                <w:rFonts w:ascii="Calibri" w:hAnsi="Calibri" w:eastAsia="Calibri"/>
-                <w:b w:val="0"/>
-                <w:i w:val="0"/>
-                <w:color w:val="203740"/>
-                <w:sz w:val="17"/>
-              </w:rPr>
-            </w:r>
-          </w:p>
-        </w:tc>
-      </w:tr>
-      <w:tr>
-        <w:tc>
-          <w:tcPr>
-            <w:tcW w:type="dxa" w:w="2900"/>
-            <w:vAlign w:val="top"/>
-            <w:tcMar>
-              <w:top w:w="80" w:type="dxa"/>
-              <w:start w:w="120" w:type="dxa"/>
-              <w:bottom w:w="80" w:type="dxa"/>
-              <w:end w:w="120" w:type="dxa"/>
-            </w:tcMar>
-          </w:tcPr>
-          <w:p>
-            <w:pPr>
-              <w:spacing w:after="0"/>
-            </w:pPr>
-            <w:r>
-              <w:rPr>
-                <w:rFonts w:ascii="Calibri" w:hAnsi="Calibri" w:eastAsia="Calibri"/>
-                <w:b w:val="0"/>
-                <w:i w:val="0"/>
-                <w:color w:val="203740"/>
-                <w:sz w:val="17"/>
-              </w:rPr>
-              <w:t>Validación OMPP / CDM</w:t>
-            </w:r>
-          </w:p>
-        </w:tc>
-        <w:tc>
-          <w:tcPr>
-            <w:tcW w:type="dxa" w:w="6460"/>
-            <w:vAlign w:val="top"/>
-            <w:tcMar>
-              <w:top w:w="80" w:type="dxa"/>
-              <w:start w:w="120" w:type="dxa"/>
-              <w:bottom w:w="80" w:type="dxa"/>
-              <w:end w:w="120" w:type="dxa"/>
-            </w:tcMar>
-          </w:tcPr>
-          <w:p>
-            <w:pPr>
-              <w:spacing w:after="0"/>
-            </w:pPr>
-            <w:r>
-              <w:rPr>
-                <w:rFonts w:ascii="Calibri" w:hAnsi="Calibri" w:eastAsia="Calibri"/>
-                <w:b w:val="0"/>
-                <w:i w:val="0"/>
-                <w:color w:val="203740"/>
-                <w:sz w:val="17"/>
-              </w:rPr>
-            </w:r>
-          </w:p>
-        </w:tc>
-      </w:tr>
-    </w:tbl>
-    <w:p>
-      <w:pPr>
-        <w:spacing w:after="0"/>
-      </w:pPr>
-    </w:p>
-    <w:p>
-      <w:r>
-        <w:br w:type="page"/>
-      </w:r>
-    </w:p>
-    <w:p>
-      <w:pPr>
-        <w:pStyle w:val="Heading1"/>
-      </w:pPr>
-      <w:r>
-        <w:t>5. Revisión, fuentes y trazabilidad</w:t>
-      </w:r>
-    </w:p>
-    <w:p>
-      <w:pPr>
-        <w:pStyle w:val="Heading2"/>
-      </w:pPr>
-      <w:r>
-        <w:t>5.1 Lista de control final</w:t>
-      </w:r>
-    </w:p>
-    <w:tbl>
-      <w:tblPr>
-        <w:tblW w:type="dxa" w:w="9360"/>
-        <w:tblLayout w:type="fixed"/>
-        <w:tblLook w:firstColumn="1" w:firstRow="1" w:lastColumn="0" w:lastRow="0" w:noHBand="0" w:noVBand="1" w:val="04A0"/>
-        <w:jc w:val="center"/>
-        <w:tblInd w:w="120" w:type="dxa"/>
-        <w:tblBorders>
-          <w:top w:val="single" w:sz="5" w:color="D7E0E1"/>
-          <w:left w:val="single" w:sz="5" w:color="D7E0E1"/>
-          <w:bottom w:val="single" w:sz="5" w:color="D7E0E1"/>
-          <w:right w:val="single" w:sz="5" w:color="D7E0E1"/>
-          <w:insideH w:val="single" w:sz="5" w:color="D7E0E1"/>
-          <w:insideV w:val="single" w:sz="5" w:color="D7E0E1"/>
-        </w:tblBorders>
-      </w:tblPr>
-      <w:tblGrid>
-        <w:gridCol w:w="3900"/>
-        <w:gridCol w:w="2400"/>
-        <w:gridCol w:w="3060"/>
-      </w:tblGrid>
-      <w:tr>
-        <w:trPr>
-          <w:tblHeader w:val="true"/>
-        </w:trPr>
-        <w:tc>
-          <w:tcPr>
-            <w:tcW w:type="dxa" w:w="3900"/>
+            <w:tcW w:type="dxa" w:w="3360"/>
             <w:tcMar>
               <w:top w:w="80" w:type="dxa"/>
               <w:start w:w="120" w:type="dxa"/>
@@ -5709,13 +4285,157 @@
                 <w:color w:val="FFFFFF"/>
                 <w:sz w:val="17"/>
               </w:rPr>
-              <w:t>Control</w:t>
+              <w:t>Objetivo / resultado</w:t>
+            </w:r>
+          </w:p>
+        </w:tc>
+      </w:tr>
+      <w:tr>
+        <w:tc>
+          <w:tcPr>
+            <w:tcW w:type="dxa" w:w="2260"/>
+            <w:vAlign w:val="top"/>
+            <w:tcMar>
+              <w:top w:w="80" w:type="dxa"/>
+              <w:start w:w="120" w:type="dxa"/>
+              <w:bottom w:w="80" w:type="dxa"/>
+              <w:end w:w="120" w:type="dxa"/>
+            </w:tcMar>
+          </w:tcPr>
+          <w:p>
+            <w:pPr>
+              <w:spacing w:after="0"/>
+            </w:pPr>
+            <w:r>
+              <w:rPr>
+                <w:rFonts w:ascii="Calibri" w:hAnsi="Calibri" w:eastAsia="Calibri"/>
+                <w:b w:val="0"/>
+                <w:i w:val="0"/>
+                <w:color w:val="203740"/>
+                <w:sz w:val="17"/>
+              </w:rPr>
+              <w:t>EJEMPLO DE FORMATO · NO APROBADO</w:t>
             </w:r>
           </w:p>
         </w:tc>
         <w:tc>
           <w:tcPr>
-            <w:tcW w:type="dxa" w:w="2400"/>
+            <w:tcW w:type="dxa" w:w="3740"/>
+            <w:vAlign w:val="top"/>
+            <w:tcMar>
+              <w:top w:w="80" w:type="dxa"/>
+              <w:start w:w="120" w:type="dxa"/>
+              <w:bottom w:w="80" w:type="dxa"/>
+              <w:end w:w="120" w:type="dxa"/>
+            </w:tcMar>
+          </w:tcPr>
+          <w:p>
+            <w:pPr>
+              <w:spacing w:after="0"/>
+            </w:pPr>
+            <w:r>
+              <w:rPr>
+                <w:rFonts w:ascii="Calibri" w:hAnsi="Calibri" w:eastAsia="Calibri"/>
+                <w:b w:val="0"/>
+                <w:i w:val="0"/>
+                <w:color w:val="203740"/>
+                <w:sz w:val="17"/>
+              </w:rPr>
+              <w:t>“En 2028, Monte Plata avanza como un municipio que mejora de manera equitativa sus servicios y protege los recursos de su territorio.”</w:t>
+            </w:r>
+          </w:p>
+        </w:tc>
+        <w:tc>
+          <w:tcPr>
+            <w:tcW w:type="dxa" w:w="3360"/>
+            <w:vAlign w:val="top"/>
+            <w:tcMar>
+              <w:top w:w="80" w:type="dxa"/>
+              <w:start w:w="120" w:type="dxa"/>
+              <w:bottom w:w="80" w:type="dxa"/>
+              <w:end w:w="120" w:type="dxa"/>
+            </w:tcMar>
+          </w:tcPr>
+          <w:p>
+            <w:pPr>
+              <w:spacing w:after="0"/>
+            </w:pPr>
+            <w:r>
+              <w:rPr>
+                <w:rFonts w:ascii="Calibri" w:hAnsi="Calibri" w:eastAsia="Calibri"/>
+                <w:b w:val="0"/>
+                <w:i w:val="0"/>
+                <w:color w:val="203740"/>
+                <w:sz w:val="17"/>
+              </w:rPr>
+              <w:t>Ejemplo: mejorar un servicio priorizado por el CDM, usando un indicador del diagnóstico para fijar la línea base y medir el resultado.</w:t>
+            </w:r>
+          </w:p>
+        </w:tc>
+      </w:tr>
+    </w:tbl>
+    <w:p>
+      <w:pPr>
+        <w:spacing w:after="0"/>
+      </w:pPr>
+    </w:p>
+    <w:p>
+      <w:pPr>
+        <w:pStyle w:val="SourceNote"/>
+      </w:pPr>
+      <w:r>
+        <w:rPr>
+          <w:rFonts w:ascii="Calibri" w:hAnsi="Calibri" w:eastAsia="Calibri"/>
+          <w:b w:val="0"/>
+          <w:i w:val="0"/>
+          <w:color w:val="5E7076"/>
+          <w:sz w:val="17"/>
+        </w:rPr>
+        <w:t>Fuente: MEPyD, Guía para la formulación de planes de desarrollo municipales, formulación estratégica, pp. 33–45.</w:t>
+      </w:r>
+    </w:p>
+    <w:p>
+      <w:pPr>
+        <w:pStyle w:val="Heading1"/>
+      </w:pPr>
+      <w:r>
+        <w:t>5. Plan de acción a acordar por el CDM</w:t>
+      </w:r>
+    </w:p>
+    <w:p>
+      <w:r>
+        <w:t>La fila siguiente sirve únicamente para mostrar cómo convertir un acuerdo futuro del CDM en una acción con línea base, indicador y decisiones verificables.</w:t>
+      </w:r>
+    </w:p>
+    <w:tbl>
+      <w:tblPr>
+        <w:tblW w:type="dxa" w:w="9360"/>
+        <w:tblLayout w:type="fixed"/>
+        <w:tblLook w:firstColumn="1" w:firstRow="1" w:lastColumn="0" w:lastRow="0" w:noHBand="0" w:noVBand="1" w:val="04A0"/>
+        <w:jc w:val="center"/>
+        <w:tblInd w:w="120" w:type="dxa"/>
+        <w:tblBorders>
+          <w:top w:val="single" w:sz="5" w:color="D7E0E1"/>
+          <w:left w:val="single" w:sz="5" w:color="D7E0E1"/>
+          <w:bottom w:val="single" w:sz="5" w:color="D7E0E1"/>
+          <w:right w:val="single" w:sz="5" w:color="D7E0E1"/>
+          <w:insideH w:val="single" w:sz="5" w:color="D7E0E1"/>
+          <w:insideV w:val="single" w:sz="5" w:color="D7E0E1"/>
+        </w:tblBorders>
+      </w:tblPr>
+      <w:tblGrid>
+        <w:gridCol w:w="1920"/>
+        <w:gridCol w:w="2320"/>
+        <w:gridCol w:w="2520"/>
+        <w:gridCol w:w="2600"/>
+      </w:tblGrid>
+      <w:tr>
+        <w:trPr>
+          <w:tblHeader w:val="true"/>
+        </w:trPr>
+        <w:tc>
+          <w:tcPr>
+            <w:tcW w:type="dxa" w:w="1920"/>
             <w:tcMar>
               <w:top w:w="80" w:type="dxa"/>
               <w:start w:w="120" w:type="dxa"/>
@@ -5737,13 +4457,13 @@
                 <w:color w:val="FFFFFF"/>
                 <w:sz w:val="17"/>
               </w:rPr>
-              <w:t>Responsable</w:t>
+              <w:t>Carácter</w:t>
             </w:r>
           </w:p>
         </w:tc>
         <w:tc>
           <w:tcPr>
-            <w:tcW w:type="dxa" w:w="3060"/>
+            <w:tcW w:type="dxa" w:w="2320"/>
             <w:tcMar>
               <w:top w:w="80" w:type="dxa"/>
               <w:start w:w="120" w:type="dxa"/>
@@ -5765,7 +4485,63 @@
                 <w:color w:val="FFFFFF"/>
                 <w:sz w:val="17"/>
               </w:rPr>
-              <w:t>Evidencia / corrección</w:t>
+              <w:t>Acción</w:t>
+            </w:r>
+          </w:p>
+        </w:tc>
+        <w:tc>
+          <w:tcPr>
+            <w:tcW w:type="dxa" w:w="2520"/>
+            <w:tcMar>
+              <w:top w:w="80" w:type="dxa"/>
+              <w:start w:w="120" w:type="dxa"/>
+              <w:bottom w:w="80" w:type="dxa"/>
+              <w:end w:w="120" w:type="dxa"/>
+            </w:tcMar>
+            <w:shd w:fill="203740"/>
+            <w:vAlign w:val="center"/>
+          </w:tcPr>
+          <w:p>
+            <w:pPr>
+              <w:spacing w:after="0"/>
+            </w:pPr>
+            <w:r>
+              <w:rPr>
+                <w:rFonts w:ascii="Calibri" w:hAnsi="Calibri" w:eastAsia="Calibri"/>
+                <w:b/>
+                <w:i w:val="0"/>
+                <w:color w:val="FFFFFF"/>
+                <w:sz w:val="17"/>
+              </w:rPr>
+              <w:t>Línea base e indicador</w:t>
+            </w:r>
+          </w:p>
+        </w:tc>
+        <w:tc>
+          <w:tcPr>
+            <w:tcW w:type="dxa" w:w="2600"/>
+            <w:tcMar>
+              <w:top w:w="80" w:type="dxa"/>
+              <w:start w:w="120" w:type="dxa"/>
+              <w:bottom w:w="80" w:type="dxa"/>
+              <w:end w:w="120" w:type="dxa"/>
+            </w:tcMar>
+            <w:shd w:fill="203740"/>
+            <w:vAlign w:val="center"/>
+          </w:tcPr>
+          <w:p>
+            <w:pPr>
+              <w:spacing w:after="0"/>
+            </w:pPr>
+            <w:r>
+              <w:rPr>
+                <w:rFonts w:ascii="Calibri" w:hAnsi="Calibri" w:eastAsia="Calibri"/>
+                <w:b/>
+                <w:i w:val="0"/>
+                <w:color w:val="FFFFFF"/>
+                <w:sz w:val="17"/>
+              </w:rPr>
+              <w:t>Decisiones que debe tomar el CDM</w:t>
             </w:r>
           </w:p>
         </w:tc>
@@ -5773,7 +4549,7 @@
       <w:tr>
         <w:tc>
           <w:tcPr>
-            <w:tcW w:type="dxa" w:w="3900"/>
+            <w:tcW w:type="dxa" w:w="1920"/>
             <w:vAlign w:val="top"/>
             <w:tcMar>
               <w:top w:w="80" w:type="dxa"/>
@@ -5794,13 +4570,13 @@
                 <w:color w:val="203740"/>
                 <w:sz w:val="17"/>
               </w:rPr>
-              <w:t>Confirmar historia, norma de creación y límites</w:t>
+              <w:t>EJEMPLO DE FORMATO · NO APROBADO</w:t>
             </w:r>
           </w:p>
         </w:tc>
         <w:tc>
           <w:tcPr>
-            <w:tcW w:type="dxa" w:w="2400"/>
+            <w:tcW w:type="dxa" w:w="2320"/>
             <w:vAlign w:val="top"/>
             <w:tcMar>
               <w:top w:w="80" w:type="dxa"/>
@@ -5821,13 +4597,13 @@
                 <w:color w:val="203740"/>
                 <w:sz w:val="17"/>
               </w:rPr>
-              <w:t>OMPP</w:t>
+              <w:t>Mejoramiento de la gestión integral de residuos.</w:t>
             </w:r>
           </w:p>
         </w:tc>
         <w:tc>
           <w:tcPr>
-            <w:tcW w:type="dxa" w:w="3060"/>
+            <w:tcW w:type="dxa" w:w="2520"/>
             <w:vAlign w:val="top"/>
             <w:tcMar>
               <w:top w:w="80" w:type="dxa"/>
@@ -5848,15 +4624,13 @@
                 <w:color w:val="203740"/>
                 <w:sz w:val="17"/>
               </w:rPr>
+              <w:t>Línea base 2022: 68.3% de hogares con recogida municipal y 26.4% que quema residuos.</w:t>
             </w:r>
           </w:p>
         </w:tc>
-      </w:tr>
-      <w:tr>
         <w:tc>
           <w:tcPr>
-            <w:tcW w:type="dxa" w:w="3900"/>
-            <w:shd w:fill="F7F9F9"/>
+            <w:tcW w:type="dxa" w:w="2600"/>
             <w:vAlign w:val="top"/>
             <w:tcMar>
               <w:top w:w="80" w:type="dxa"/>
@@ -5877,478 +4651,7 @@
                 <w:color w:val="203740"/>
                 <w:sz w:val="17"/>
               </w:rPr>
-              <w:t>Confirmar cifras, años, unidades y cobertura</w:t>
-            </w:r>
-          </w:p>
-        </w:tc>
-        <w:tc>
-          <w:tcPr>
-            <w:tcW w:type="dxa" w:w="2400"/>
-            <w:shd w:fill="F7F9F9"/>
-            <w:vAlign w:val="top"/>
-            <w:tcMar>
-              <w:top w:w="80" w:type="dxa"/>
-              <w:start w:w="120" w:type="dxa"/>
-              <w:bottom w:w="80" w:type="dxa"/>
-              <w:end w:w="120" w:type="dxa"/>
-            </w:tcMar>
-          </w:tcPr>
-          <w:p>
-            <w:pPr>
-              <w:spacing w:after="0"/>
-            </w:pPr>
-            <w:r>
-              <w:rPr>
-                <w:rFonts w:ascii="Calibri" w:hAnsi="Calibri" w:eastAsia="Calibri"/>
-                <w:b w:val="0"/>
-                <w:i w:val="0"/>
-                <w:color w:val="203740"/>
-                <w:sz w:val="17"/>
-              </w:rPr>
-              <w:t>OMPP / áreas técnicas</w:t>
-            </w:r>
-          </w:p>
-        </w:tc>
-        <w:tc>
-          <w:tcPr>
-            <w:tcW w:type="dxa" w:w="3060"/>
-            <w:shd w:fill="F7F9F9"/>
-            <w:vAlign w:val="top"/>
-            <w:tcMar>
-              <w:top w:w="80" w:type="dxa"/>
-              <w:start w:w="120" w:type="dxa"/>
-              <w:bottom w:w="80" w:type="dxa"/>
-              <w:end w:w="120" w:type="dxa"/>
-            </w:tcMar>
-          </w:tcPr>
-          <w:p>
-            <w:pPr>
-              <w:spacing w:after="0"/>
-            </w:pPr>
-            <w:r>
-              <w:rPr>
-                <w:rFonts w:ascii="Calibri" w:hAnsi="Calibri" w:eastAsia="Calibri"/>
-                <w:b w:val="0"/>
-                <w:i w:val="0"/>
-                <w:color w:val="203740"/>
-                <w:sz w:val="17"/>
-              </w:rPr>
-            </w:r>
-          </w:p>
-        </w:tc>
-      </w:tr>
-      <w:tr>
-        <w:tc>
-          <w:tcPr>
-            <w:tcW w:type="dxa" w:w="3900"/>
-            <w:vAlign w:val="top"/>
-            <w:tcMar>
-              <w:top w:w="80" w:type="dxa"/>
-              <w:start w:w="120" w:type="dxa"/>
-              <w:bottom w:w="80" w:type="dxa"/>
-              <w:end w:w="120" w:type="dxa"/>
-            </w:tcMar>
-          </w:tcPr>
-          <w:p>
-            <w:pPr>
-              <w:spacing w:after="0"/>
-            </w:pPr>
-            <w:r>
-              <w:rPr>
-                <w:rFonts w:ascii="Calibri" w:hAnsi="Calibri" w:eastAsia="Calibri"/>
-                <w:b w:val="0"/>
-                <w:i w:val="0"/>
-                <w:color w:val="203740"/>
-                <w:sz w:val="17"/>
-              </w:rPr>
-              <w:t>Localizar brechas por barrio, sección o paraje</w:t>
-            </w:r>
-          </w:p>
-        </w:tc>
-        <w:tc>
-          <w:tcPr>
-            <w:tcW w:type="dxa" w:w="2400"/>
-            <w:vAlign w:val="top"/>
-            <w:tcMar>
-              <w:top w:w="80" w:type="dxa"/>
-              <w:start w:w="120" w:type="dxa"/>
-              <w:bottom w:w="80" w:type="dxa"/>
-              <w:end w:w="120" w:type="dxa"/>
-            </w:tcMar>
-          </w:tcPr>
-          <w:p>
-            <w:pPr>
-              <w:spacing w:after="0"/>
-            </w:pPr>
-            <w:r>
-              <w:rPr>
-                <w:rFonts w:ascii="Calibri" w:hAnsi="Calibri" w:eastAsia="Calibri"/>
-                <w:b w:val="0"/>
-                <w:i w:val="0"/>
-                <w:color w:val="203740"/>
-                <w:sz w:val="17"/>
-              </w:rPr>
-              <w:t>OMPP</w:t>
-            </w:r>
-          </w:p>
-        </w:tc>
-        <w:tc>
-          <w:tcPr>
-            <w:tcW w:type="dxa" w:w="3060"/>
-            <w:vAlign w:val="top"/>
-            <w:tcMar>
-              <w:top w:w="80" w:type="dxa"/>
-              <w:start w:w="120" w:type="dxa"/>
-              <w:bottom w:w="80" w:type="dxa"/>
-              <w:end w:w="120" w:type="dxa"/>
-            </w:tcMar>
-          </w:tcPr>
-          <w:p>
-            <w:pPr>
-              <w:spacing w:after="0"/>
-            </w:pPr>
-            <w:r>
-              <w:rPr>
-                <w:rFonts w:ascii="Calibri" w:hAnsi="Calibri" w:eastAsia="Calibri"/>
-                <w:b w:val="0"/>
-                <w:i w:val="0"/>
-                <w:color w:val="203740"/>
-                <w:sz w:val="17"/>
-              </w:rPr>
-            </w:r>
-          </w:p>
-        </w:tc>
-      </w:tr>
-      <w:tr>
-        <w:tc>
-          <w:tcPr>
-            <w:tcW w:type="dxa" w:w="3900"/>
-            <w:shd w:fill="F7F9F9"/>
-            <w:vAlign w:val="top"/>
-            <w:tcMar>
-              <w:top w:w="80" w:type="dxa"/>
-              <w:start w:w="120" w:type="dxa"/>
-              <w:bottom w:w="80" w:type="dxa"/>
-              <w:end w:w="120" w:type="dxa"/>
-            </w:tcMar>
-          </w:tcPr>
-          <w:p>
-            <w:pPr>
-              <w:spacing w:after="0"/>
-            </w:pPr>
-            <w:r>
-              <w:rPr>
-                <w:rFonts w:ascii="Calibri" w:hAnsi="Calibri" w:eastAsia="Calibri"/>
-                <w:b w:val="0"/>
-                <w:i w:val="0"/>
-                <w:color w:val="203740"/>
-                <w:sz w:val="17"/>
-              </w:rPr>
-              <w:t>Revisar continuidad de PMD anteriores</w:t>
-            </w:r>
-          </w:p>
-        </w:tc>
-        <w:tc>
-          <w:tcPr>
-            <w:tcW w:type="dxa" w:w="2400"/>
-            <w:shd w:fill="F7F9F9"/>
-            <w:vAlign w:val="top"/>
-            <w:tcMar>
-              <w:top w:w="80" w:type="dxa"/>
-              <w:start w:w="120" w:type="dxa"/>
-              <w:bottom w:w="80" w:type="dxa"/>
-              <w:end w:w="120" w:type="dxa"/>
-            </w:tcMar>
-          </w:tcPr>
-          <w:p>
-            <w:pPr>
-              <w:spacing w:after="0"/>
-            </w:pPr>
-            <w:r>
-              <w:rPr>
-                <w:rFonts w:ascii="Calibri" w:hAnsi="Calibri" w:eastAsia="Calibri"/>
-                <w:b w:val="0"/>
-                <w:i w:val="0"/>
-                <w:color w:val="203740"/>
-                <w:sz w:val="17"/>
-              </w:rPr>
-              <w:t>OMPP</w:t>
-            </w:r>
-          </w:p>
-        </w:tc>
-        <w:tc>
-          <w:tcPr>
-            <w:tcW w:type="dxa" w:w="3060"/>
-            <w:shd w:fill="F7F9F9"/>
-            <w:vAlign w:val="top"/>
-            <w:tcMar>
-              <w:top w:w="80" w:type="dxa"/>
-              <w:start w:w="120" w:type="dxa"/>
-              <w:bottom w:w="80" w:type="dxa"/>
-              <w:end w:w="120" w:type="dxa"/>
-            </w:tcMar>
-          </w:tcPr>
-          <w:p>
-            <w:pPr>
-              <w:spacing w:after="0"/>
-            </w:pPr>
-            <w:r>
-              <w:rPr>
-                <w:rFonts w:ascii="Calibri" w:hAnsi="Calibri" w:eastAsia="Calibri"/>
-                <w:b w:val="0"/>
-                <w:i w:val="0"/>
-                <w:color w:val="203740"/>
-                <w:sz w:val="17"/>
-              </w:rPr>
-            </w:r>
-          </w:p>
-        </w:tc>
-      </w:tr>
-      <w:tr>
-        <w:tc>
-          <w:tcPr>
-            <w:tcW w:type="dxa" w:w="3900"/>
-            <w:vAlign w:val="top"/>
-            <w:tcMar>
-              <w:top w:w="80" w:type="dxa"/>
-              <w:start w:w="120" w:type="dxa"/>
-              <w:bottom w:w="80" w:type="dxa"/>
-              <w:end w:w="120" w:type="dxa"/>
-            </w:tcMar>
-          </w:tcPr>
-          <w:p>
-            <w:pPr>
-              <w:spacing w:after="0"/>
-            </w:pPr>
-            <w:r>
-              <w:rPr>
-                <w:rFonts w:ascii="Calibri" w:hAnsi="Calibri" w:eastAsia="Calibri"/>
-                <w:b w:val="0"/>
-                <w:i w:val="0"/>
-                <w:color w:val="203740"/>
-                <w:sz w:val="17"/>
-              </w:rPr>
-              <w:t>Validar síntesis y FODA</w:t>
-            </w:r>
-          </w:p>
-        </w:tc>
-        <w:tc>
-          <w:tcPr>
-            <w:tcW w:type="dxa" w:w="2400"/>
-            <w:vAlign w:val="top"/>
-            <w:tcMar>
-              <w:top w:w="80" w:type="dxa"/>
-              <w:start w:w="120" w:type="dxa"/>
-              <w:bottom w:w="80" w:type="dxa"/>
-              <w:end w:w="120" w:type="dxa"/>
-            </w:tcMar>
-          </w:tcPr>
-          <w:p>
-            <w:pPr>
-              <w:spacing w:after="0"/>
-            </w:pPr>
-            <w:r>
-              <w:rPr>
-                <w:rFonts w:ascii="Calibri" w:hAnsi="Calibri" w:eastAsia="Calibri"/>
-                <w:b w:val="0"/>
-                <w:i w:val="0"/>
-                <w:color w:val="203740"/>
-                <w:sz w:val="17"/>
-              </w:rPr>
-              <w:t>CDM</w:t>
-            </w:r>
-          </w:p>
-        </w:tc>
-        <w:tc>
-          <w:tcPr>
-            <w:tcW w:type="dxa" w:w="3060"/>
-            <w:vAlign w:val="top"/>
-            <w:tcMar>
-              <w:top w:w="80" w:type="dxa"/>
-              <w:start w:w="120" w:type="dxa"/>
-              <w:bottom w:w="80" w:type="dxa"/>
-              <w:end w:w="120" w:type="dxa"/>
-            </w:tcMar>
-          </w:tcPr>
-          <w:p>
-            <w:pPr>
-              <w:spacing w:after="0"/>
-            </w:pPr>
-            <w:r>
-              <w:rPr>
-                <w:rFonts w:ascii="Calibri" w:hAnsi="Calibri" w:eastAsia="Calibri"/>
-                <w:b w:val="0"/>
-                <w:i w:val="0"/>
-                <w:color w:val="203740"/>
-                <w:sz w:val="17"/>
-              </w:rPr>
-            </w:r>
-          </w:p>
-        </w:tc>
-      </w:tr>
-      <w:tr>
-        <w:tc>
-          <w:tcPr>
-            <w:tcW w:type="dxa" w:w="3900"/>
-            <w:shd w:fill="F7F9F9"/>
-            <w:vAlign w:val="top"/>
-            <w:tcMar>
-              <w:top w:w="80" w:type="dxa"/>
-              <w:start w:w="120" w:type="dxa"/>
-              <w:bottom w:w="80" w:type="dxa"/>
-              <w:end w:w="120" w:type="dxa"/>
-            </w:tcMar>
-          </w:tcPr>
-          <w:p>
-            <w:pPr>
-              <w:spacing w:after="0"/>
-            </w:pPr>
-            <w:r>
-              <w:rPr>
-                <w:rFonts w:ascii="Calibri" w:hAnsi="Calibri" w:eastAsia="Calibri"/>
-                <w:b w:val="0"/>
-                <w:i w:val="0"/>
-                <w:color w:val="203740"/>
-                <w:sz w:val="17"/>
-              </w:rPr>
-              <w:t>Acordar visión, objetivos y proyectos</w:t>
-            </w:r>
-          </w:p>
-        </w:tc>
-        <w:tc>
-          <w:tcPr>
-            <w:tcW w:type="dxa" w:w="2400"/>
-            <w:shd w:fill="F7F9F9"/>
-            <w:vAlign w:val="top"/>
-            <w:tcMar>
-              <w:top w:w="80" w:type="dxa"/>
-              <w:start w:w="120" w:type="dxa"/>
-              <w:bottom w:w="80" w:type="dxa"/>
-              <w:end w:w="120" w:type="dxa"/>
-            </w:tcMar>
-          </w:tcPr>
-          <w:p>
-            <w:pPr>
-              <w:spacing w:after="0"/>
-            </w:pPr>
-            <w:r>
-              <w:rPr>
-                <w:rFonts w:ascii="Calibri" w:hAnsi="Calibri" w:eastAsia="Calibri"/>
-                <w:b w:val="0"/>
-                <w:i w:val="0"/>
-                <w:color w:val="203740"/>
-                <w:sz w:val="17"/>
-              </w:rPr>
-              <w:t>CDM / Ayuntamiento</w:t>
-            </w:r>
-          </w:p>
-        </w:tc>
-        <w:tc>
-          <w:tcPr>
-            <w:tcW w:type="dxa" w:w="3060"/>
-            <w:shd w:fill="F7F9F9"/>
-            <w:vAlign w:val="top"/>
-            <w:tcMar>
-              <w:top w:w="80" w:type="dxa"/>
-              <w:start w:w="120" w:type="dxa"/>
-              <w:bottom w:w="80" w:type="dxa"/>
-              <w:end w:w="120" w:type="dxa"/>
-            </w:tcMar>
-          </w:tcPr>
-          <w:p>
-            <w:pPr>
-              <w:spacing w:after="0"/>
-            </w:pPr>
-            <w:r>
-              <w:rPr>
-                <w:rFonts w:ascii="Calibri" w:hAnsi="Calibri" w:eastAsia="Calibri"/>
-                <w:b w:val="0"/>
-                <w:i w:val="0"/>
-                <w:color w:val="203740"/>
-                <w:sz w:val="17"/>
-              </w:rPr>
-            </w:r>
-          </w:p>
-        </w:tc>
-      </w:tr>
-      <w:tr>
-        <w:tc>
-          <w:tcPr>
-            <w:tcW w:type="dxa" w:w="3900"/>
-            <w:vAlign w:val="top"/>
-            <w:tcMar>
-              <w:top w:w="80" w:type="dxa"/>
-              <w:start w:w="120" w:type="dxa"/>
-              <w:bottom w:w="80" w:type="dxa"/>
-              <w:end w:w="120" w:type="dxa"/>
-            </w:tcMar>
-          </w:tcPr>
-          <w:p>
-            <w:pPr>
-              <w:spacing w:after="0"/>
-            </w:pPr>
-            <w:r>
-              <w:rPr>
-                <w:rFonts w:ascii="Calibri" w:hAnsi="Calibri" w:eastAsia="Calibri"/>
-                <w:b w:val="0"/>
-                <w:i w:val="0"/>
-                <w:color w:val="203740"/>
-                <w:sz w:val="17"/>
-              </w:rPr>
-              <w:t>Documentar aprobación y publicación</w:t>
-            </w:r>
-          </w:p>
-        </w:tc>
-        <w:tc>
-          <w:tcPr>
-            <w:tcW w:type="dxa" w:w="2400"/>
-            <w:vAlign w:val="top"/>
-            <w:tcMar>
-              <w:top w:w="80" w:type="dxa"/>
-              <w:start w:w="120" w:type="dxa"/>
-              <w:bottom w:w="80" w:type="dxa"/>
-              <w:end w:w="120" w:type="dxa"/>
-            </w:tcMar>
-          </w:tcPr>
-          <w:p>
-            <w:pPr>
-              <w:spacing w:after="0"/>
-            </w:pPr>
-            <w:r>
-              <w:rPr>
-                <w:rFonts w:ascii="Calibri" w:hAnsi="Calibri" w:eastAsia="Calibri"/>
-                <w:b w:val="0"/>
-                <w:i w:val="0"/>
-                <w:color w:val="203740"/>
-                <w:sz w:val="17"/>
-              </w:rPr>
-              <w:t>Autoridad competente</w:t>
-            </w:r>
-          </w:p>
-        </w:tc>
-        <w:tc>
-          <w:tcPr>
-            <w:tcW w:type="dxa" w:w="3060"/>
-            <w:vAlign w:val="top"/>
-            <w:tcMar>
-              <w:top w:w="80" w:type="dxa"/>
-              <w:start w:w="120" w:type="dxa"/>
-              <w:bottom w:w="80" w:type="dxa"/>
-              <w:end w:w="120" w:type="dxa"/>
-            </w:tcMar>
-          </w:tcPr>
-          <w:p>
-            <w:pPr>
-              <w:spacing w:after="0"/>
-            </w:pPr>
-            <w:r>
-              <w:rPr>
-                <w:rFonts w:ascii="Calibri" w:hAnsi="Calibri" w:eastAsia="Calibri"/>
-                <w:b w:val="0"/>
-                <w:i w:val="0"/>
-                <w:color w:val="203740"/>
-                <w:sz w:val="17"/>
-              </w:rPr>
+              <w:t>Alcance territorial, resultado, meta, plazo, responsables, costo, financiamiento y coordinación institucional.</w:t>
             </w:r>
           </w:p>
         </w:tc>
@@ -6361,10 +4664,30 @@
     </w:p>
     <w:p>
       <w:pPr>
-        <w:pStyle w:val="Heading2"/>
+        <w:pStyle w:val="SourceNote"/>
       </w:pPr>
       <w:r>
-        <w:t>5.2 Fuentes utilizadas</w:t>
+        <w:rPr>
+          <w:rFonts w:ascii="Calibri" w:hAnsi="Calibri" w:eastAsia="Calibri"/>
+          <w:b w:val="0"/>
+          <w:i w:val="0"/>
+          <w:color w:val="5E7076"/>
+          <w:sz w:val="17"/>
+        </w:rPr>
+        <w:t>Fuente: ONE, Censo 2022 cuando existe ficha municipal; MEPyD, Guía para la formulación de planes de desarrollo municipales, pp. 33–49.</w:t>
+      </w:r>
+    </w:p>
+    <w:p>
+      <w:r>
+        <w:br w:type="page"/>
+      </w:r>
+    </w:p>
+    <w:p>
+      <w:pPr>
+        <w:pStyle w:val="Heading1"/>
+      </w:pPr>
+      <w:r>
+        <w:t>Fuentes y trazabilidad</w:t>
       </w:r>
     </w:p>
     <w:tbl>
@@ -6725,7 +5048,7 @@
                 <w:color w:val="203740"/>
                 <w:sz w:val="17"/>
               </w:rPr>
-              <w:t>X Censo Nacional de Población y Vivienda</w:t>
+              <w:t>IX y X Censos Nacionales de Población y Vivienda</w:t>
             </w:r>
           </w:p>
         </w:tc>
@@ -6753,7 +5076,7 @@
                 <w:color w:val="203740"/>
                 <w:sz w:val="17"/>
               </w:rPr>
-              <w:t>2022</w:t>
+              <w:t>2010 / 2022</w:t>
             </w:r>
           </w:p>
         </w:tc>
@@ -6865,7 +5188,7 @@
                 <w:color w:val="203740"/>
                 <w:sz w:val="17"/>
               </w:rPr>
-              <w:t>X Censo: edad y sexo</w:t>
+              <w:t>IX y X Censos: edad y sexo</w:t>
             </w:r>
           </w:p>
         </w:tc>
@@ -6892,7 +5215,7 @@
                 <w:color w:val="203740"/>
                 <w:sz w:val="17"/>
               </w:rPr>
-              <w:t>2022</w:t>
+              <w:t>2010 / 2022</w:t>
             </w:r>
           </w:p>
         </w:tc>
@@ -8227,809 +6550,8 @@
           <w:color w:val="5E7076"/>
           <w:sz w:val="17"/>
         </w:rPr>
-        <w:t>Fuente: Los datasets del Dashboard no tienen paginación. Cuando se usa texto de un PMD anterior, el rango de páginas se consigna en el párrafo correspondiente.</w:t>
+        <w:t>Fuente: Los datasets del Dashboard no tienen paginación. Cuando se usa texto de un documento anterior, el rango de páginas y su alcance territorial se consignan en el párrafo correspondiente.</w:t>
       </w:r>
-    </w:p>
-    <w:p>
-      <w:pPr>
-        <w:pStyle w:val="Heading2"/>
-      </w:pPr>
-      <w:r>
-        <w:t>5.3 Registro de correcciones</w:t>
-      </w:r>
-    </w:p>
-    <w:tbl>
-      <w:tblPr>
-        <w:tblW w:type="dxa" w:w="9360"/>
-        <w:tblLayout w:type="fixed"/>
-        <w:tblLook w:firstColumn="1" w:firstRow="1" w:lastColumn="0" w:lastRow="0" w:noHBand="0" w:noVBand="1" w:val="04A0"/>
-        <w:jc w:val="center"/>
-        <w:tblInd w:w="120" w:type="dxa"/>
-        <w:tblBorders>
-          <w:top w:val="single" w:sz="5" w:color="D7E0E1"/>
-          <w:left w:val="single" w:sz="5" w:color="D7E0E1"/>
-          <w:bottom w:val="single" w:sz="5" w:color="D7E0E1"/>
-          <w:right w:val="single" w:sz="5" w:color="D7E0E1"/>
-          <w:insideH w:val="single" w:sz="5" w:color="D7E0E1"/>
-          <w:insideV w:val="single" w:sz="5" w:color="D7E0E1"/>
-        </w:tblBorders>
-      </w:tblPr>
-      <w:tblGrid>
-        <w:gridCol w:w="1700"/>
-        <w:gridCol w:w="3300"/>
-        <w:gridCol w:w="2100"/>
-        <w:gridCol w:w="2260"/>
-      </w:tblGrid>
-      <w:tr>
-        <w:trPr>
-          <w:tblHeader w:val="true"/>
-        </w:trPr>
-        <w:tc>
-          <w:tcPr>
-            <w:tcW w:type="dxa" w:w="1700"/>
-            <w:tcMar>
-              <w:top w:w="80" w:type="dxa"/>
-              <w:start w:w="120" w:type="dxa"/>
-              <w:bottom w:w="80" w:type="dxa"/>
-              <w:end w:w="120" w:type="dxa"/>
-            </w:tcMar>
-            <w:shd w:fill="203740"/>
-            <w:vAlign w:val="center"/>
-          </w:tcPr>
-          <w:p>
-            <w:pPr>
-              <w:spacing w:after="0"/>
-            </w:pPr>
-            <w:r>
-              <w:rPr>
-                <w:rFonts w:ascii="Calibri" w:hAnsi="Calibri" w:eastAsia="Calibri"/>
-                <w:b/>
-                <w:i w:val="0"/>
-                <w:color w:val="FFFFFF"/>
-                <w:sz w:val="17"/>
-              </w:rPr>
-              <w:t>Sección</w:t>
-            </w:r>
-          </w:p>
-        </w:tc>
-        <w:tc>
-          <w:tcPr>
-            <w:tcW w:type="dxa" w:w="3300"/>
-            <w:tcMar>
-              <w:top w:w="80" w:type="dxa"/>
-              <w:start w:w="120" w:type="dxa"/>
-              <w:bottom w:w="80" w:type="dxa"/>
-              <w:end w:w="120" w:type="dxa"/>
-            </w:tcMar>
-            <w:shd w:fill="203740"/>
-            <w:vAlign w:val="center"/>
-          </w:tcPr>
-          <w:p>
-            <w:pPr>
-              <w:spacing w:after="0"/>
-            </w:pPr>
-            <w:r>
-              <w:rPr>
-                <w:rFonts w:ascii="Calibri" w:hAnsi="Calibri" w:eastAsia="Calibri"/>
-                <w:b/>
-                <w:i w:val="0"/>
-                <w:color w:val="FFFFFF"/>
-                <w:sz w:val="17"/>
-              </w:rPr>
-              <w:t>Corrección</w:t>
-            </w:r>
-          </w:p>
-        </w:tc>
-        <w:tc>
-          <w:tcPr>
-            <w:tcW w:type="dxa" w:w="2100"/>
-            <w:tcMar>
-              <w:top w:w="80" w:type="dxa"/>
-              <w:start w:w="120" w:type="dxa"/>
-              <w:bottom w:w="80" w:type="dxa"/>
-              <w:end w:w="120" w:type="dxa"/>
-            </w:tcMar>
-            <w:shd w:fill="203740"/>
-            <w:vAlign w:val="center"/>
-          </w:tcPr>
-          <w:p>
-            <w:pPr>
-              <w:spacing w:after="0"/>
-            </w:pPr>
-            <w:r>
-              <w:rPr>
-                <w:rFonts w:ascii="Calibri" w:hAnsi="Calibri" w:eastAsia="Calibri"/>
-                <w:b/>
-                <w:i w:val="0"/>
-                <w:color w:val="FFFFFF"/>
-                <w:sz w:val="17"/>
-              </w:rPr>
-              <w:t>Fuente / página</w:t>
-            </w:r>
-          </w:p>
-        </w:tc>
-        <w:tc>
-          <w:tcPr>
-            <w:tcW w:type="dxa" w:w="2260"/>
-            <w:tcMar>
-              <w:top w:w="80" w:type="dxa"/>
-              <w:start w:w="120" w:type="dxa"/>
-              <w:bottom w:w="80" w:type="dxa"/>
-              <w:end w:w="120" w:type="dxa"/>
-            </w:tcMar>
-            <w:shd w:fill="203740"/>
-            <w:vAlign w:val="center"/>
-          </w:tcPr>
-          <w:p>
-            <w:pPr>
-              <w:spacing w:after="0"/>
-            </w:pPr>
-            <w:r>
-              <w:rPr>
-                <w:rFonts w:ascii="Calibri" w:hAnsi="Calibri" w:eastAsia="Calibri"/>
-                <w:b/>
-                <w:i w:val="0"/>
-                <w:color w:val="FFFFFF"/>
-                <w:sz w:val="17"/>
-              </w:rPr>
-              <w:t>Responsable / fecha</w:t>
-            </w:r>
-          </w:p>
-        </w:tc>
-      </w:tr>
-      <w:tr>
-        <w:tc>
-          <w:tcPr>
-            <w:tcW w:type="dxa" w:w="1700"/>
-            <w:vAlign w:val="top"/>
-            <w:tcMar>
-              <w:top w:w="80" w:type="dxa"/>
-              <w:start w:w="120" w:type="dxa"/>
-              <w:bottom w:w="80" w:type="dxa"/>
-              <w:end w:w="120" w:type="dxa"/>
-            </w:tcMar>
-          </w:tcPr>
-          <w:p>
-            <w:pPr>
-              <w:spacing w:after="0"/>
-            </w:pPr>
-            <w:r>
-              <w:rPr>
-                <w:rFonts w:ascii="Calibri" w:hAnsi="Calibri" w:eastAsia="Calibri"/>
-                <w:b w:val="0"/>
-                <w:i w:val="0"/>
-                <w:color w:val="203740"/>
-                <w:sz w:val="17"/>
-              </w:rPr>
-            </w:r>
-          </w:p>
-        </w:tc>
-        <w:tc>
-          <w:tcPr>
-            <w:tcW w:type="dxa" w:w="3300"/>
-            <w:vAlign w:val="top"/>
-            <w:tcMar>
-              <w:top w:w="80" w:type="dxa"/>
-              <w:start w:w="120" w:type="dxa"/>
-              <w:bottom w:w="80" w:type="dxa"/>
-              <w:end w:w="120" w:type="dxa"/>
-            </w:tcMar>
-          </w:tcPr>
-          <w:p>
-            <w:pPr>
-              <w:spacing w:after="0"/>
-            </w:pPr>
-            <w:r>
-              <w:rPr>
-                <w:rFonts w:ascii="Calibri" w:hAnsi="Calibri" w:eastAsia="Calibri"/>
-                <w:b w:val="0"/>
-                <w:i w:val="0"/>
-                <w:color w:val="203740"/>
-                <w:sz w:val="17"/>
-              </w:rPr>
-            </w:r>
-          </w:p>
-        </w:tc>
-        <w:tc>
-          <w:tcPr>
-            <w:tcW w:type="dxa" w:w="2100"/>
-            <w:vAlign w:val="top"/>
-            <w:tcMar>
-              <w:top w:w="80" w:type="dxa"/>
-              <w:start w:w="120" w:type="dxa"/>
-              <w:bottom w:w="80" w:type="dxa"/>
-              <w:end w:w="120" w:type="dxa"/>
-            </w:tcMar>
-          </w:tcPr>
-          <w:p>
-            <w:pPr>
-              <w:spacing w:after="0"/>
-            </w:pPr>
-            <w:r>
-              <w:rPr>
-                <w:rFonts w:ascii="Calibri" w:hAnsi="Calibri" w:eastAsia="Calibri"/>
-                <w:b w:val="0"/>
-                <w:i w:val="0"/>
-                <w:color w:val="203740"/>
-                <w:sz w:val="17"/>
-              </w:rPr>
-            </w:r>
-          </w:p>
-        </w:tc>
-        <w:tc>
-          <w:tcPr>
-            <w:tcW w:type="dxa" w:w="2260"/>
-            <w:vAlign w:val="top"/>
-            <w:tcMar>
-              <w:top w:w="80" w:type="dxa"/>
-              <w:start w:w="120" w:type="dxa"/>
-              <w:bottom w:w="80" w:type="dxa"/>
-              <w:end w:w="120" w:type="dxa"/>
-            </w:tcMar>
-          </w:tcPr>
-          <w:p>
-            <w:pPr>
-              <w:spacing w:after="0"/>
-            </w:pPr>
-            <w:r>
-              <w:rPr>
-                <w:rFonts w:ascii="Calibri" w:hAnsi="Calibri" w:eastAsia="Calibri"/>
-                <w:b w:val="0"/>
-                <w:i w:val="0"/>
-                <w:color w:val="203740"/>
-                <w:sz w:val="17"/>
-              </w:rPr>
-            </w:r>
-          </w:p>
-        </w:tc>
-      </w:tr>
-      <w:tr>
-        <w:tc>
-          <w:tcPr>
-            <w:tcW w:type="dxa" w:w="1700"/>
-            <w:shd w:fill="F7F9F9"/>
-            <w:vAlign w:val="top"/>
-            <w:tcMar>
-              <w:top w:w="80" w:type="dxa"/>
-              <w:start w:w="120" w:type="dxa"/>
-              <w:bottom w:w="80" w:type="dxa"/>
-              <w:end w:w="120" w:type="dxa"/>
-            </w:tcMar>
-          </w:tcPr>
-          <w:p>
-            <w:pPr>
-              <w:spacing w:after="0"/>
-            </w:pPr>
-            <w:r>
-              <w:rPr>
-                <w:rFonts w:ascii="Calibri" w:hAnsi="Calibri" w:eastAsia="Calibri"/>
-                <w:b w:val="0"/>
-                <w:i w:val="0"/>
-                <w:color w:val="203740"/>
-                <w:sz w:val="17"/>
-              </w:rPr>
-            </w:r>
-          </w:p>
-        </w:tc>
-        <w:tc>
-          <w:tcPr>
-            <w:tcW w:type="dxa" w:w="3300"/>
-            <w:shd w:fill="F7F9F9"/>
-            <w:vAlign w:val="top"/>
-            <w:tcMar>
-              <w:top w:w="80" w:type="dxa"/>
-              <w:start w:w="120" w:type="dxa"/>
-              <w:bottom w:w="80" w:type="dxa"/>
-              <w:end w:w="120" w:type="dxa"/>
-            </w:tcMar>
-          </w:tcPr>
-          <w:p>
-            <w:pPr>
-              <w:spacing w:after="0"/>
-            </w:pPr>
-            <w:r>
-              <w:rPr>
-                <w:rFonts w:ascii="Calibri" w:hAnsi="Calibri" w:eastAsia="Calibri"/>
-                <w:b w:val="0"/>
-                <w:i w:val="0"/>
-                <w:color w:val="203740"/>
-                <w:sz w:val="17"/>
-              </w:rPr>
-            </w:r>
-          </w:p>
-        </w:tc>
-        <w:tc>
-          <w:tcPr>
-            <w:tcW w:type="dxa" w:w="2100"/>
-            <w:shd w:fill="F7F9F9"/>
-            <w:vAlign w:val="top"/>
-            <w:tcMar>
-              <w:top w:w="80" w:type="dxa"/>
-              <w:start w:w="120" w:type="dxa"/>
-              <w:bottom w:w="80" w:type="dxa"/>
-              <w:end w:w="120" w:type="dxa"/>
-            </w:tcMar>
-          </w:tcPr>
-          <w:p>
-            <w:pPr>
-              <w:spacing w:after="0"/>
-            </w:pPr>
-            <w:r>
-              <w:rPr>
-                <w:rFonts w:ascii="Calibri" w:hAnsi="Calibri" w:eastAsia="Calibri"/>
-                <w:b w:val="0"/>
-                <w:i w:val="0"/>
-                <w:color w:val="203740"/>
-                <w:sz w:val="17"/>
-              </w:rPr>
-            </w:r>
-          </w:p>
-        </w:tc>
-        <w:tc>
-          <w:tcPr>
-            <w:tcW w:type="dxa" w:w="2260"/>
-            <w:shd w:fill="F7F9F9"/>
-            <w:vAlign w:val="top"/>
-            <w:tcMar>
-              <w:top w:w="80" w:type="dxa"/>
-              <w:start w:w="120" w:type="dxa"/>
-              <w:bottom w:w="80" w:type="dxa"/>
-              <w:end w:w="120" w:type="dxa"/>
-            </w:tcMar>
-          </w:tcPr>
-          <w:p>
-            <w:pPr>
-              <w:spacing w:after="0"/>
-            </w:pPr>
-            <w:r>
-              <w:rPr>
-                <w:rFonts w:ascii="Calibri" w:hAnsi="Calibri" w:eastAsia="Calibri"/>
-                <w:b w:val="0"/>
-                <w:i w:val="0"/>
-                <w:color w:val="203740"/>
-                <w:sz w:val="17"/>
-              </w:rPr>
-            </w:r>
-          </w:p>
-        </w:tc>
-      </w:tr>
-      <w:tr>
-        <w:tc>
-          <w:tcPr>
-            <w:tcW w:type="dxa" w:w="1700"/>
-            <w:vAlign w:val="top"/>
-            <w:tcMar>
-              <w:top w:w="80" w:type="dxa"/>
-              <w:start w:w="120" w:type="dxa"/>
-              <w:bottom w:w="80" w:type="dxa"/>
-              <w:end w:w="120" w:type="dxa"/>
-            </w:tcMar>
-          </w:tcPr>
-          <w:p>
-            <w:pPr>
-              <w:spacing w:after="0"/>
-            </w:pPr>
-            <w:r>
-              <w:rPr>
-                <w:rFonts w:ascii="Calibri" w:hAnsi="Calibri" w:eastAsia="Calibri"/>
-                <w:b w:val="0"/>
-                <w:i w:val="0"/>
-                <w:color w:val="203740"/>
-                <w:sz w:val="17"/>
-              </w:rPr>
-            </w:r>
-          </w:p>
-        </w:tc>
-        <w:tc>
-          <w:tcPr>
-            <w:tcW w:type="dxa" w:w="3300"/>
-            <w:vAlign w:val="top"/>
-            <w:tcMar>
-              <w:top w:w="80" w:type="dxa"/>
-              <w:start w:w="120" w:type="dxa"/>
-              <w:bottom w:w="80" w:type="dxa"/>
-              <w:end w:w="120" w:type="dxa"/>
-            </w:tcMar>
-          </w:tcPr>
-          <w:p>
-            <w:pPr>
-              <w:spacing w:after="0"/>
-            </w:pPr>
-            <w:r>
-              <w:rPr>
-                <w:rFonts w:ascii="Calibri" w:hAnsi="Calibri" w:eastAsia="Calibri"/>
-                <w:b w:val="0"/>
-                <w:i w:val="0"/>
-                <w:color w:val="203740"/>
-                <w:sz w:val="17"/>
-              </w:rPr>
-            </w:r>
-          </w:p>
-        </w:tc>
-        <w:tc>
-          <w:tcPr>
-            <w:tcW w:type="dxa" w:w="2100"/>
-            <w:vAlign w:val="top"/>
-            <w:tcMar>
-              <w:top w:w="80" w:type="dxa"/>
-              <w:start w:w="120" w:type="dxa"/>
-              <w:bottom w:w="80" w:type="dxa"/>
-              <w:end w:w="120" w:type="dxa"/>
-            </w:tcMar>
-          </w:tcPr>
-          <w:p>
-            <w:pPr>
-              <w:spacing w:after="0"/>
-            </w:pPr>
-            <w:r>
-              <w:rPr>
-                <w:rFonts w:ascii="Calibri" w:hAnsi="Calibri" w:eastAsia="Calibri"/>
-                <w:b w:val="0"/>
-                <w:i w:val="0"/>
-                <w:color w:val="203740"/>
-                <w:sz w:val="17"/>
-              </w:rPr>
-            </w:r>
-          </w:p>
-        </w:tc>
-        <w:tc>
-          <w:tcPr>
-            <w:tcW w:type="dxa" w:w="2260"/>
-            <w:vAlign w:val="top"/>
-            <w:tcMar>
-              <w:top w:w="80" w:type="dxa"/>
-              <w:start w:w="120" w:type="dxa"/>
-              <w:bottom w:w="80" w:type="dxa"/>
-              <w:end w:w="120" w:type="dxa"/>
-            </w:tcMar>
-          </w:tcPr>
-          <w:p>
-            <w:pPr>
-              <w:spacing w:after="0"/>
-            </w:pPr>
-            <w:r>
-              <w:rPr>
-                <w:rFonts w:ascii="Calibri" w:hAnsi="Calibri" w:eastAsia="Calibri"/>
-                <w:b w:val="0"/>
-                <w:i w:val="0"/>
-                <w:color w:val="203740"/>
-                <w:sz w:val="17"/>
-              </w:rPr>
-            </w:r>
-          </w:p>
-        </w:tc>
-      </w:tr>
-      <w:tr>
-        <w:tc>
-          <w:tcPr>
-            <w:tcW w:type="dxa" w:w="1700"/>
-            <w:shd w:fill="F7F9F9"/>
-            <w:vAlign w:val="top"/>
-            <w:tcMar>
-              <w:top w:w="80" w:type="dxa"/>
-              <w:start w:w="120" w:type="dxa"/>
-              <w:bottom w:w="80" w:type="dxa"/>
-              <w:end w:w="120" w:type="dxa"/>
-            </w:tcMar>
-          </w:tcPr>
-          <w:p>
-            <w:pPr>
-              <w:spacing w:after="0"/>
-            </w:pPr>
-            <w:r>
-              <w:rPr>
-                <w:rFonts w:ascii="Calibri" w:hAnsi="Calibri" w:eastAsia="Calibri"/>
-                <w:b w:val="0"/>
-                <w:i w:val="0"/>
-                <w:color w:val="203740"/>
-                <w:sz w:val="17"/>
-              </w:rPr>
-            </w:r>
-          </w:p>
-        </w:tc>
-        <w:tc>
-          <w:tcPr>
-            <w:tcW w:type="dxa" w:w="3300"/>
-            <w:shd w:fill="F7F9F9"/>
-            <w:vAlign w:val="top"/>
-            <w:tcMar>
-              <w:top w:w="80" w:type="dxa"/>
-              <w:start w:w="120" w:type="dxa"/>
-              <w:bottom w:w="80" w:type="dxa"/>
-              <w:end w:w="120" w:type="dxa"/>
-            </w:tcMar>
-          </w:tcPr>
-          <w:p>
-            <w:pPr>
-              <w:spacing w:after="0"/>
-            </w:pPr>
-            <w:r>
-              <w:rPr>
-                <w:rFonts w:ascii="Calibri" w:hAnsi="Calibri" w:eastAsia="Calibri"/>
-                <w:b w:val="0"/>
-                <w:i w:val="0"/>
-                <w:color w:val="203740"/>
-                <w:sz w:val="17"/>
-              </w:rPr>
-            </w:r>
-          </w:p>
-        </w:tc>
-        <w:tc>
-          <w:tcPr>
-            <w:tcW w:type="dxa" w:w="2100"/>
-            <w:shd w:fill="F7F9F9"/>
-            <w:vAlign w:val="top"/>
-            <w:tcMar>
-              <w:top w:w="80" w:type="dxa"/>
-              <w:start w:w="120" w:type="dxa"/>
-              <w:bottom w:w="80" w:type="dxa"/>
-              <w:end w:w="120" w:type="dxa"/>
-            </w:tcMar>
-          </w:tcPr>
-          <w:p>
-            <w:pPr>
-              <w:spacing w:after="0"/>
-            </w:pPr>
-            <w:r>
-              <w:rPr>
-                <w:rFonts w:ascii="Calibri" w:hAnsi="Calibri" w:eastAsia="Calibri"/>
-                <w:b w:val="0"/>
-                <w:i w:val="0"/>
-                <w:color w:val="203740"/>
-                <w:sz w:val="17"/>
-              </w:rPr>
-            </w:r>
-          </w:p>
-        </w:tc>
-        <w:tc>
-          <w:tcPr>
-            <w:tcW w:type="dxa" w:w="2260"/>
-            <w:shd w:fill="F7F9F9"/>
-            <w:vAlign w:val="top"/>
-            <w:tcMar>
-              <w:top w:w="80" w:type="dxa"/>
-              <w:start w:w="120" w:type="dxa"/>
-              <w:bottom w:w="80" w:type="dxa"/>
-              <w:end w:w="120" w:type="dxa"/>
-            </w:tcMar>
-          </w:tcPr>
-          <w:p>
-            <w:pPr>
-              <w:spacing w:after="0"/>
-            </w:pPr>
-            <w:r>
-              <w:rPr>
-                <w:rFonts w:ascii="Calibri" w:hAnsi="Calibri" w:eastAsia="Calibri"/>
-                <w:b w:val="0"/>
-                <w:i w:val="0"/>
-                <w:color w:val="203740"/>
-                <w:sz w:val="17"/>
-              </w:rPr>
-            </w:r>
-          </w:p>
-        </w:tc>
-      </w:tr>
-      <w:tr>
-        <w:tc>
-          <w:tcPr>
-            <w:tcW w:type="dxa" w:w="1700"/>
-            <w:vAlign w:val="top"/>
-            <w:tcMar>
-              <w:top w:w="80" w:type="dxa"/>
-              <w:start w:w="120" w:type="dxa"/>
-              <w:bottom w:w="80" w:type="dxa"/>
-              <w:end w:w="120" w:type="dxa"/>
-            </w:tcMar>
-          </w:tcPr>
-          <w:p>
-            <w:pPr>
-              <w:spacing w:after="0"/>
-            </w:pPr>
-            <w:r>
-              <w:rPr>
-                <w:rFonts w:ascii="Calibri" w:hAnsi="Calibri" w:eastAsia="Calibri"/>
-                <w:b w:val="0"/>
-                <w:i w:val="0"/>
-                <w:color w:val="203740"/>
-                <w:sz w:val="17"/>
-              </w:rPr>
-            </w:r>
-          </w:p>
-        </w:tc>
-        <w:tc>
-          <w:tcPr>
-            <w:tcW w:type="dxa" w:w="3300"/>
-            <w:vAlign w:val="top"/>
-            <w:tcMar>
-              <w:top w:w="80" w:type="dxa"/>
-              <w:start w:w="120" w:type="dxa"/>
-              <w:bottom w:w="80" w:type="dxa"/>
-              <w:end w:w="120" w:type="dxa"/>
-            </w:tcMar>
-          </w:tcPr>
-          <w:p>
-            <w:pPr>
-              <w:spacing w:after="0"/>
-            </w:pPr>
-            <w:r>
-              <w:rPr>
-                <w:rFonts w:ascii="Calibri" w:hAnsi="Calibri" w:eastAsia="Calibri"/>
-                <w:b w:val="0"/>
-                <w:i w:val="0"/>
-                <w:color w:val="203740"/>
-                <w:sz w:val="17"/>
-              </w:rPr>
-            </w:r>
-          </w:p>
-        </w:tc>
-        <w:tc>
-          <w:tcPr>
-            <w:tcW w:type="dxa" w:w="2100"/>
-            <w:vAlign w:val="top"/>
-            <w:tcMar>
-              <w:top w:w="80" w:type="dxa"/>
-              <w:start w:w="120" w:type="dxa"/>
-              <w:bottom w:w="80" w:type="dxa"/>
-              <w:end w:w="120" w:type="dxa"/>
-            </w:tcMar>
-          </w:tcPr>
-          <w:p>
-            <w:pPr>
-              <w:spacing w:after="0"/>
-            </w:pPr>
-            <w:r>
-              <w:rPr>
-                <w:rFonts w:ascii="Calibri" w:hAnsi="Calibri" w:eastAsia="Calibri"/>
-                <w:b w:val="0"/>
-                <w:i w:val="0"/>
-                <w:color w:val="203740"/>
-                <w:sz w:val="17"/>
-              </w:rPr>
-            </w:r>
-          </w:p>
-        </w:tc>
-        <w:tc>
-          <w:tcPr>
-            <w:tcW w:type="dxa" w:w="2260"/>
-            <w:vAlign w:val="top"/>
-            <w:tcMar>
-              <w:top w:w="80" w:type="dxa"/>
-              <w:start w:w="120" w:type="dxa"/>
-              <w:bottom w:w="80" w:type="dxa"/>
-              <w:end w:w="120" w:type="dxa"/>
-            </w:tcMar>
-          </w:tcPr>
-          <w:p>
-            <w:pPr>
-              <w:spacing w:after="0"/>
-            </w:pPr>
-            <w:r>
-              <w:rPr>
-                <w:rFonts w:ascii="Calibri" w:hAnsi="Calibri" w:eastAsia="Calibri"/>
-                <w:b w:val="0"/>
-                <w:i w:val="0"/>
-                <w:color w:val="203740"/>
-                <w:sz w:val="17"/>
-              </w:rPr>
-            </w:r>
-          </w:p>
-        </w:tc>
-      </w:tr>
-      <w:tr>
-        <w:tc>
-          <w:tcPr>
-            <w:tcW w:type="dxa" w:w="1700"/>
-            <w:shd w:fill="F7F9F9"/>
-            <w:vAlign w:val="top"/>
-            <w:tcMar>
-              <w:top w:w="80" w:type="dxa"/>
-              <w:start w:w="120" w:type="dxa"/>
-              <w:bottom w:w="80" w:type="dxa"/>
-              <w:end w:w="120" w:type="dxa"/>
-            </w:tcMar>
-          </w:tcPr>
-          <w:p>
-            <w:pPr>
-              <w:spacing w:after="0"/>
-            </w:pPr>
-            <w:r>
-              <w:rPr>
-                <w:rFonts w:ascii="Calibri" w:hAnsi="Calibri" w:eastAsia="Calibri"/>
-                <w:b w:val="0"/>
-                <w:i w:val="0"/>
-                <w:color w:val="203740"/>
-                <w:sz w:val="17"/>
-              </w:rPr>
-            </w:r>
-          </w:p>
-        </w:tc>
-        <w:tc>
-          <w:tcPr>
-            <w:tcW w:type="dxa" w:w="3300"/>
-            <w:shd w:fill="F7F9F9"/>
-            <w:vAlign w:val="top"/>
-            <w:tcMar>
-              <w:top w:w="80" w:type="dxa"/>
-              <w:start w:w="120" w:type="dxa"/>
-              <w:bottom w:w="80" w:type="dxa"/>
-              <w:end w:w="120" w:type="dxa"/>
-            </w:tcMar>
-          </w:tcPr>
-          <w:p>
-            <w:pPr>
-              <w:spacing w:after="0"/>
-            </w:pPr>
-            <w:r>
-              <w:rPr>
-                <w:rFonts w:ascii="Calibri" w:hAnsi="Calibri" w:eastAsia="Calibri"/>
-                <w:b w:val="0"/>
-                <w:i w:val="0"/>
-                <w:color w:val="203740"/>
-                <w:sz w:val="17"/>
-              </w:rPr>
-            </w:r>
-          </w:p>
-        </w:tc>
-        <w:tc>
-          <w:tcPr>
-            <w:tcW w:type="dxa" w:w="2100"/>
-            <w:shd w:fill="F7F9F9"/>
-            <w:vAlign w:val="top"/>
-            <w:tcMar>
-              <w:top w:w="80" w:type="dxa"/>
-              <w:start w:w="120" w:type="dxa"/>
-              <w:bottom w:w="80" w:type="dxa"/>
-              <w:end w:w="120" w:type="dxa"/>
-            </w:tcMar>
-          </w:tcPr>
-          <w:p>
-            <w:pPr>
-              <w:spacing w:after="0"/>
-            </w:pPr>
-            <w:r>
-              <w:rPr>
-                <w:rFonts w:ascii="Calibri" w:hAnsi="Calibri" w:eastAsia="Calibri"/>
-                <w:b w:val="0"/>
-                <w:i w:val="0"/>
-                <w:color w:val="203740"/>
-                <w:sz w:val="17"/>
-              </w:rPr>
-            </w:r>
-          </w:p>
-        </w:tc>
-        <w:tc>
-          <w:tcPr>
-            <w:tcW w:type="dxa" w:w="2260"/>
-            <w:shd w:fill="F7F9F9"/>
-            <w:vAlign w:val="top"/>
-            <w:tcMar>
-              <w:top w:w="80" w:type="dxa"/>
-              <w:start w:w="120" w:type="dxa"/>
-              <w:bottom w:w="80" w:type="dxa"/>
-              <w:end w:w="120" w:type="dxa"/>
-            </w:tcMar>
-          </w:tcPr>
-          <w:p>
-            <w:pPr>
-              <w:spacing w:after="0"/>
-            </w:pPr>
-            <w:r>
-              <w:rPr>
-                <w:rFonts w:ascii="Calibri" w:hAnsi="Calibri" w:eastAsia="Calibri"/>
-                <w:b w:val="0"/>
-                <w:i w:val="0"/>
-                <w:color w:val="203740"/>
-                <w:sz w:val="17"/>
-              </w:rPr>
-            </w:r>
-          </w:p>
-        </w:tc>
-      </w:tr>
-    </w:tbl>
-    <w:p>
-      <w:pPr>
-        <w:spacing w:after="0"/>
-      </w:pPr>
     </w:p>
     <w:sectPr>
       <w:headerReference w:type="default" r:id="rId9"/>
@@ -9059,26 +6581,6 @@
         <w:sz w:val="15"/>
       </w:rPr>
       <w:t xml:space="preserve">Monte Plata, Monte Plata · PMD 2025-2028 · </w:t>
-    </w:r>
-    <w:r>
-      <w:rPr>
-        <w:rFonts w:ascii="Calibri" w:hAnsi="Calibri" w:eastAsia="Calibri"/>
-        <w:b/>
-        <w:i w:val="0"/>
-        <w:color w:val="9A5A18"/>
-        <w:sz w:val="15"/>
-      </w:rPr>
-      <w:t>Borrador no aprobado</w:t>
-    </w:r>
-    <w:r>
-      <w:rPr>
-        <w:rFonts w:ascii="Calibri" w:hAnsi="Calibri" w:eastAsia="Calibri"/>
-        <w:b w:val="0"/>
-        <w:i w:val="0"/>
-        <w:color w:val="5E7076"/>
-        <w:sz w:val="15"/>
-      </w:rPr>
-      <w:t xml:space="preserve"> · </w:t>
     </w:r>
     <w:fldSimple w:instr="PAGE"/>
   </w:p>
@@ -9124,7 +6626,7 @@
               <w:color w:val="14866D"/>
               <w:sz w:val="15"/>
             </w:rPr>
-            <w:t>PLAN MUNICIPAL DE DESARROLLO · BORRADOR TÉCNICO</w:t>
+            <w:t>PLAN MUNICIPAL DE DESARROLLO</w:t>
           </w:r>
         </w:p>
       </w:tc>

--- a/public/downloads/pmd-borradores/09290001_PMD_monte-plata_Borrador_Tecnico_2025-2028.docx
+++ b/public/downloads/pmd-borradores/09290001_PMD_monte-plata_Borrador_Tecnico_2025-2028.docx
@@ -476,6 +476,64 @@
                 <w:color w:val="203740"/>
                 <w:sz w:val="17"/>
               </w:rPr>
+              <w:t>Inversión pública: proyectos en ejecución o reprogramados identificados específicamente para el municipio en MapaInversiones.</w:t>
+            </w:r>
+          </w:p>
+        </w:tc>
+      </w:tr>
+      <w:tr>
+        <w:tc>
+          <w:tcPr>
+            <w:tcW w:type="dxa" w:w="900"/>
+            <w:shd w:fill="F7F9F9"/>
+            <w:vAlign w:val="top"/>
+            <w:tcMar>
+              <w:top w:w="80" w:type="dxa"/>
+              <w:start w:w="120" w:type="dxa"/>
+              <w:bottom w:w="80" w:type="dxa"/>
+              <w:end w:w="120" w:type="dxa"/>
+            </w:tcMar>
+          </w:tcPr>
+          <w:p>
+            <w:pPr>
+              <w:spacing w:after="0"/>
+            </w:pPr>
+            <w:r>
+              <w:rPr>
+                <w:rFonts w:ascii="Calibri" w:hAnsi="Calibri" w:eastAsia="Calibri"/>
+                <w:b w:val="0"/>
+                <w:i w:val="0"/>
+                <w:color w:val="203740"/>
+                <w:sz w:val="17"/>
+              </w:rPr>
+              <w:t>6</w:t>
+            </w:r>
+          </w:p>
+        </w:tc>
+        <w:tc>
+          <w:tcPr>
+            <w:tcW w:type="dxa" w:w="8460"/>
+            <w:shd w:fill="F7F9F9"/>
+            <w:vAlign w:val="top"/>
+            <w:tcMar>
+              <w:top w:w="80" w:type="dxa"/>
+              <w:start w:w="120" w:type="dxa"/>
+              <w:bottom w:w="80" w:type="dxa"/>
+              <w:end w:w="120" w:type="dxa"/>
+            </w:tcMar>
+          </w:tcPr>
+          <w:p>
+            <w:pPr>
+              <w:spacing w:after="0"/>
+            </w:pPr>
+            <w:r>
+              <w:rPr>
+                <w:rFonts w:ascii="Calibri" w:hAnsi="Calibri" w:eastAsia="Calibri"/>
+                <w:b w:val="0"/>
+                <w:i w:val="0"/>
+                <w:color w:val="203740"/>
+                <w:sz w:val="17"/>
+              </w:rPr>
               <w:t>Plan de acción: ejemplo de registro para convertir los acuerdos del CDM en acciones verificables.</w:t>
             </w:r>
           </w:p>
@@ -2361,7 +2419,7 @@
     </w:p>
     <w:p>
       <w:r>
-        <w:t>Las cinco láminas siguientes reproducen en Word la lógica de impresión del Dashboard de Diagnóstico Territorial. Presentan la línea base estadística antes de su interpretación narrativa. Los datos corresponden al territorio seleccionado y conservan el año y la fuente; una ausencia se muestra como «No disponible» y no se sustituye por estimaciones.</w:t>
+        <w:t>Las 8 páginas siguientes reproducen la exportación vigente del Dashboard Territorial. Presentan la línea base estadística antes de su interpretación narrativa e incorporan los indicadores demográficos, sociales, económicos, institucionales, ambientales y de inversión disponibles. Los datos conservan el año, la fuente y el ámbito territorial; cuando la fuente solo publica un total provincial, la página lo identifica como «Provincia completa» y no lo atribuye al municipio.</w:t>
       </w:r>
     </w:p>
     <w:tbl>
@@ -2413,7 +2471,7 @@
                 <w:color w:val="FFFFFF"/>
                 <w:sz w:val="17"/>
               </w:rPr>
-              <w:t>Lámina</w:t>
+              <w:t>Bloque</w:t>
             </w:r>
           </w:p>
         </w:tc>
@@ -2498,7 +2556,7 @@
                 <w:color w:val="203740"/>
                 <w:sz w:val="17"/>
               </w:rPr>
-              <w:t>1</w:t>
+              <w:t>Demografía</w:t>
             </w:r>
           </w:p>
         </w:tc>
@@ -2582,7 +2640,7 @@
                 <w:color w:val="203740"/>
                 <w:sz w:val="17"/>
               </w:rPr>
-              <w:t>2</w:t>
+              <w:t>Condiciones de vida</w:t>
             </w:r>
           </w:p>
         </w:tc>
@@ -2610,7 +2668,7 @@
                 <w:color w:val="203740"/>
                 <w:sz w:val="17"/>
               </w:rPr>
-              <w:t>Agua, saneamiento, alumbrado, combustible y residuos</w:t>
+              <w:t>Agua, saneamiento, energía, residuos, educación, salud y conectividad</w:t>
             </w:r>
           </w:p>
         </w:tc>
@@ -2638,7 +2696,7 @@
                 <w:color w:val="203740"/>
                 <w:sz w:val="17"/>
               </w:rPr>
-              <w:t>Coberturas declaradas por hogares</w:t>
+              <w:t>Coberturas y brechas observadas</w:t>
             </w:r>
           </w:p>
         </w:tc>
@@ -2667,7 +2725,7 @@
                 <w:color w:val="203740"/>
                 <w:sz w:val="17"/>
               </w:rPr>
-              <w:t>3</w:t>
+              <w:t>Resultados y riesgos</w:t>
             </w:r>
           </w:p>
         </w:tc>
@@ -2694,7 +2752,7 @@
                 <w:color w:val="203740"/>
                 <w:sz w:val="17"/>
               </w:rPr>
-              <w:t>Oferta, nivel de instrucción, infraestructura y eficiencia educativa</w:t>
+              <w:t>Seguridad, movilidad, incendios, inclusión, primera infancia y deporte</w:t>
             </w:r>
           </w:p>
         </w:tc>
@@ -2721,7 +2779,7 @@
                 <w:color w:val="203740"/>
                 <w:sz w:val="17"/>
               </w:rPr>
-              <w:t>Capacidades y alertas educativas</w:t>
+              <w:t>Dato municipal o contexto provincial, según la fuente</w:t>
             </w:r>
           </w:p>
         </w:tc>
@@ -2751,7 +2809,7 @@
                 <w:color w:val="203740"/>
                 <w:sz w:val="17"/>
               </w:rPr>
-              <w:t>4</w:t>
+              <w:t>Gestión e inversión</w:t>
             </w:r>
           </w:p>
         </w:tc>
@@ -2779,7 +2837,7 @@
                 <w:color w:val="203740"/>
                 <w:sz w:val="17"/>
               </w:rPr>
-              <w:t>Establecimientos, empleo, tamaño empresarial y sectores CIIU</w:t>
+              <w:t>Inversión territorial, SISMAP, obras viales y licencias</w:t>
             </w:r>
           </w:p>
         </w:tc>
@@ -2807,7 +2865,7 @@
                 <w:color w:val="203740"/>
                 <w:sz w:val="17"/>
               </w:rPr>
-              <w:t>Estructura económica formal observada</w:t>
+              <w:t>Magnitud, ejecución y capacidad institucional</w:t>
             </w:r>
           </w:p>
         </w:tc>
@@ -2836,7 +2894,7 @@
                 <w:color w:val="203740"/>
                 <w:sz w:val="17"/>
               </w:rPr>
-              <w:t>5</w:t>
+              <w:t>Comparación</w:t>
             </w:r>
           </w:p>
         </w:tc>
@@ -2863,7 +2921,7 @@
                 <w:color w:val="203740"/>
                 <w:sz w:val="17"/>
               </w:rPr>
-              <w:t>Establecimientos de salud y comparación nacional</w:t>
+              <w:t>Municipio, provincia, región y país</w:t>
             </w:r>
           </w:p>
         </w:tc>
@@ -2890,7 +2948,7 @@
                 <w:color w:val="203740"/>
                 <w:sz w:val="17"/>
               </w:rPr>
-              <w:t>Presencia física y brechas relativas</w:t>
+              <w:t>Posición relativa sin convertirla automáticamente en prioridad</w:t>
             </w:r>
           </w:p>
         </w:tc>
@@ -2984,7 +3042,7 @@
       <w:r>
         <w:drawing>
           <wp:inline xmlns:a="http://schemas.openxmlformats.org/drawingml/2006/main" xmlns:pic="http://schemas.openxmlformats.org/drawingml/2006/picture">
-            <wp:extent cx="5943600" cy="7135215"/>
+            <wp:extent cx="5943600" cy="7691718"/>
             <wp:docPr id="1" name="Picture 1"/>
             <wp:cNvGraphicFramePr>
               <a:graphicFrameLocks noChangeAspect="1"/>
@@ -2993,7 +3051,7 @@
               <a:graphicData uri="http://schemas.openxmlformats.org/drawingml/2006/picture">
                 <pic:pic>
                   <pic:nvPicPr>
-                    <pic:cNvPr id="0" name="diagnostico-1.png"/>
+                    <pic:cNvPr id="0" name="dashboard-pdf-page-1.jpg"/>
                     <pic:cNvPicPr/>
                   </pic:nvPicPr>
                   <pic:blipFill>
@@ -3005,7 +3063,7 @@
                   <pic:spPr>
                     <a:xfrm>
                       <a:off x="0" y="0"/>
-                      <a:ext cx="5943600" cy="7135215"/>
+                      <a:ext cx="5943600" cy="7691718"/>
                     </a:xfrm>
                     <a:prstGeom prst="rect"/>
                   </pic:spPr>
@@ -3030,7 +3088,7 @@
       <w:r>
         <w:drawing>
           <wp:inline xmlns:a="http://schemas.openxmlformats.org/drawingml/2006/main" xmlns:pic="http://schemas.openxmlformats.org/drawingml/2006/picture">
-            <wp:extent cx="5943600" cy="7135215"/>
+            <wp:extent cx="5943600" cy="7691718"/>
             <wp:docPr id="2" name="Picture 2"/>
             <wp:cNvGraphicFramePr>
               <a:graphicFrameLocks noChangeAspect="1"/>
@@ -3039,7 +3097,7 @@
               <a:graphicData uri="http://schemas.openxmlformats.org/drawingml/2006/picture">
                 <pic:pic>
                   <pic:nvPicPr>
-                    <pic:cNvPr id="0" name="diagnostico-2.png"/>
+                    <pic:cNvPr id="0" name="dashboard-pdf-page-2.jpg"/>
                     <pic:cNvPicPr/>
                   </pic:nvPicPr>
                   <pic:blipFill>
@@ -3051,7 +3109,7 @@
                   <pic:spPr>
                     <a:xfrm>
                       <a:off x="0" y="0"/>
-                      <a:ext cx="5943600" cy="7135215"/>
+                      <a:ext cx="5943600" cy="7691718"/>
                     </a:xfrm>
                     <a:prstGeom prst="rect"/>
                   </pic:spPr>
@@ -3076,7 +3134,7 @@
       <w:r>
         <w:drawing>
           <wp:inline xmlns:a="http://schemas.openxmlformats.org/drawingml/2006/main" xmlns:pic="http://schemas.openxmlformats.org/drawingml/2006/picture">
-            <wp:extent cx="5943600" cy="7135215"/>
+            <wp:extent cx="5943600" cy="7691718"/>
             <wp:docPr id="3" name="Picture 3"/>
             <wp:cNvGraphicFramePr>
               <a:graphicFrameLocks noChangeAspect="1"/>
@@ -3085,7 +3143,7 @@
               <a:graphicData uri="http://schemas.openxmlformats.org/drawingml/2006/picture">
                 <pic:pic>
                   <pic:nvPicPr>
-                    <pic:cNvPr id="0" name="diagnostico-3.png"/>
+                    <pic:cNvPr id="0" name="dashboard-pdf-page-3.jpg"/>
                     <pic:cNvPicPr/>
                   </pic:nvPicPr>
                   <pic:blipFill>
@@ -3097,7 +3155,7 @@
                   <pic:spPr>
                     <a:xfrm>
                       <a:off x="0" y="0"/>
-                      <a:ext cx="5943600" cy="7135215"/>
+                      <a:ext cx="5943600" cy="7691718"/>
                     </a:xfrm>
                     <a:prstGeom prst="rect"/>
                   </pic:spPr>
@@ -3122,7 +3180,7 @@
       <w:r>
         <w:drawing>
           <wp:inline xmlns:a="http://schemas.openxmlformats.org/drawingml/2006/main" xmlns:pic="http://schemas.openxmlformats.org/drawingml/2006/picture">
-            <wp:extent cx="5943600" cy="7135215"/>
+            <wp:extent cx="5943600" cy="7691718"/>
             <wp:docPr id="4" name="Picture 4"/>
             <wp:cNvGraphicFramePr>
               <a:graphicFrameLocks noChangeAspect="1"/>
@@ -3131,7 +3189,7 @@
               <a:graphicData uri="http://schemas.openxmlformats.org/drawingml/2006/picture">
                 <pic:pic>
                   <pic:nvPicPr>
-                    <pic:cNvPr id="0" name="diagnostico-4.png"/>
+                    <pic:cNvPr id="0" name="dashboard-pdf-page-4.jpg"/>
                     <pic:cNvPicPr/>
                   </pic:nvPicPr>
                   <pic:blipFill>
@@ -3143,7 +3201,7 @@
                   <pic:spPr>
                     <a:xfrm>
                       <a:off x="0" y="0"/>
-                      <a:ext cx="5943600" cy="7135215"/>
+                      <a:ext cx="5943600" cy="7691718"/>
                     </a:xfrm>
                     <a:prstGeom prst="rect"/>
                   </pic:spPr>
@@ -3168,7 +3226,7 @@
       <w:r>
         <w:drawing>
           <wp:inline xmlns:a="http://schemas.openxmlformats.org/drawingml/2006/main" xmlns:pic="http://schemas.openxmlformats.org/drawingml/2006/picture">
-            <wp:extent cx="5943600" cy="7135215"/>
+            <wp:extent cx="5943600" cy="7691718"/>
             <wp:docPr id="5" name="Picture 5"/>
             <wp:cNvGraphicFramePr>
               <a:graphicFrameLocks noChangeAspect="1"/>
@@ -3177,7 +3235,7 @@
               <a:graphicData uri="http://schemas.openxmlformats.org/drawingml/2006/picture">
                 <pic:pic>
                   <pic:nvPicPr>
-                    <pic:cNvPr id="0" name="diagnostico-5.png"/>
+                    <pic:cNvPr id="0" name="dashboard-pdf-page-5.jpg"/>
                     <pic:cNvPicPr/>
                   </pic:nvPicPr>
                   <pic:blipFill>
@@ -3189,7 +3247,145 @@
                   <pic:spPr>
                     <a:xfrm>
                       <a:off x="0" y="0"/>
-                      <a:ext cx="5943600" cy="7135215"/>
+                      <a:ext cx="5943600" cy="7691718"/>
+                    </a:xfrm>
+                    <a:prstGeom prst="rect"/>
+                  </pic:spPr>
+                </pic:pic>
+              </a:graphicData>
+            </a:graphic>
+          </wp:inline>
+        </w:drawing>
+      </w:r>
+    </w:p>
+    <w:p>
+      <w:r>
+        <w:br w:type="page"/>
+      </w:r>
+    </w:p>
+    <w:p>
+      <w:pPr>
+        <w:keepLines/>
+        <w:spacing w:after="0"/>
+        <w:jc w:val="center"/>
+      </w:pPr>
+      <w:r>
+        <w:drawing>
+          <wp:inline xmlns:a="http://schemas.openxmlformats.org/drawingml/2006/main" xmlns:pic="http://schemas.openxmlformats.org/drawingml/2006/picture">
+            <wp:extent cx="5943600" cy="7691718"/>
+            <wp:docPr id="6" name="Picture 6"/>
+            <wp:cNvGraphicFramePr>
+              <a:graphicFrameLocks noChangeAspect="1"/>
+            </wp:cNvGraphicFramePr>
+            <a:graphic>
+              <a:graphicData uri="http://schemas.openxmlformats.org/drawingml/2006/picture">
+                <pic:pic>
+                  <pic:nvPicPr>
+                    <pic:cNvPr id="0" name="dashboard-pdf-page-6.jpg"/>
+                    <pic:cNvPicPr/>
+                  </pic:nvPicPr>
+                  <pic:blipFill>
+                    <a:blip r:embed="rId16"/>
+                    <a:stretch>
+                      <a:fillRect/>
+                    </a:stretch>
+                  </pic:blipFill>
+                  <pic:spPr>
+                    <a:xfrm>
+                      <a:off x="0" y="0"/>
+                      <a:ext cx="5943600" cy="7691718"/>
+                    </a:xfrm>
+                    <a:prstGeom prst="rect"/>
+                  </pic:spPr>
+                </pic:pic>
+              </a:graphicData>
+            </a:graphic>
+          </wp:inline>
+        </w:drawing>
+      </w:r>
+    </w:p>
+    <w:p>
+      <w:r>
+        <w:br w:type="page"/>
+      </w:r>
+    </w:p>
+    <w:p>
+      <w:pPr>
+        <w:keepLines/>
+        <w:spacing w:after="0"/>
+        <w:jc w:val="center"/>
+      </w:pPr>
+      <w:r>
+        <w:drawing>
+          <wp:inline xmlns:a="http://schemas.openxmlformats.org/drawingml/2006/main" xmlns:pic="http://schemas.openxmlformats.org/drawingml/2006/picture">
+            <wp:extent cx="5943600" cy="7691718"/>
+            <wp:docPr id="7" name="Picture 7"/>
+            <wp:cNvGraphicFramePr>
+              <a:graphicFrameLocks noChangeAspect="1"/>
+            </wp:cNvGraphicFramePr>
+            <a:graphic>
+              <a:graphicData uri="http://schemas.openxmlformats.org/drawingml/2006/picture">
+                <pic:pic>
+                  <pic:nvPicPr>
+                    <pic:cNvPr id="0" name="dashboard-pdf-page-7.jpg"/>
+                    <pic:cNvPicPr/>
+                  </pic:nvPicPr>
+                  <pic:blipFill>
+                    <a:blip r:embed="rId17"/>
+                    <a:stretch>
+                      <a:fillRect/>
+                    </a:stretch>
+                  </pic:blipFill>
+                  <pic:spPr>
+                    <a:xfrm>
+                      <a:off x="0" y="0"/>
+                      <a:ext cx="5943600" cy="7691718"/>
+                    </a:xfrm>
+                    <a:prstGeom prst="rect"/>
+                  </pic:spPr>
+                </pic:pic>
+              </a:graphicData>
+            </a:graphic>
+          </wp:inline>
+        </w:drawing>
+      </w:r>
+    </w:p>
+    <w:p>
+      <w:r>
+        <w:br w:type="page"/>
+      </w:r>
+    </w:p>
+    <w:p>
+      <w:pPr>
+        <w:keepLines/>
+        <w:spacing w:after="0"/>
+        <w:jc w:val="center"/>
+      </w:pPr>
+      <w:r>
+        <w:drawing>
+          <wp:inline xmlns:a="http://schemas.openxmlformats.org/drawingml/2006/main" xmlns:pic="http://schemas.openxmlformats.org/drawingml/2006/picture">
+            <wp:extent cx="5943600" cy="7691718"/>
+            <wp:docPr id="8" name="Picture 8"/>
+            <wp:cNvGraphicFramePr>
+              <a:graphicFrameLocks noChangeAspect="1"/>
+            </wp:cNvGraphicFramePr>
+            <a:graphic>
+              <a:graphicData uri="http://schemas.openxmlformats.org/drawingml/2006/picture">
+                <pic:pic>
+                  <pic:nvPicPr>
+                    <pic:cNvPr id="0" name="dashboard-pdf-page-8.jpg"/>
+                    <pic:cNvPicPr/>
+                  </pic:nvPicPr>
+                  <pic:blipFill>
+                    <a:blip r:embed="rId18"/>
+                    <a:stretch>
+                      <a:fillRect/>
+                    </a:stretch>
+                  </pic:blipFill>
+                  <pic:spPr>
+                    <a:xfrm>
+                      <a:off x="0" y="0"/>
+                      <a:ext cx="5943600" cy="7691718"/>
                     </a:xfrm>
                     <a:prstGeom prst="rect"/>
                   </pic:spPr>
@@ -3212,7 +3408,7 @@
           <w:color w:val="5E7076"/>
           <w:sz w:val="17"/>
         </w:rPr>
-        <w:t>Fuente: Dashboard de Diagnóstico Territorial, ficha de Monte Plata. Láminas generadas el 2026-07-28.</w:t>
+        <w:t>Fuente: DDPT, Dashboard Territorial, ficha de Monte Plata. Exportación generada el 2026-08-02.</w:t>
       </w:r>
     </w:p>
     <w:p>
@@ -3348,6 +3544,2019 @@
     </w:p>
     <w:p>
       <w:pPr>
+        <w:pStyle w:val="Heading2"/>
+      </w:pPr>
+      <w:r>
+        <w:t>2.7 Indicadores territoriales adicionales</w:t>
+      </w:r>
+    </w:p>
+    <w:p>
+      <w:r>
+        <w:t>El Dashboard Territorial amplía la línea base con registros administrativos recientes. La columna de ámbito es parte del dato: los valores provinciales sirven como contexto y no describen por sí solos la situación exclusiva del municipio.</w:t>
+      </w:r>
+    </w:p>
+    <w:tbl>
+      <w:tblPr>
+        <w:tblW w:type="dxa" w:w="9360"/>
+        <w:tblLayout w:type="fixed"/>
+        <w:tblLook w:firstColumn="1" w:firstRow="1" w:lastColumn="0" w:lastRow="0" w:noHBand="0" w:noVBand="1" w:val="04A0"/>
+        <w:jc w:val="center"/>
+        <w:tblInd w:w="120" w:type="dxa"/>
+        <w:tblBorders>
+          <w:top w:val="single" w:sz="5" w:color="D7E0E1"/>
+          <w:left w:val="single" w:sz="5" w:color="D7E0E1"/>
+          <w:bottom w:val="single" w:sz="5" w:color="D7E0E1"/>
+          <w:right w:val="single" w:sz="5" w:color="D7E0E1"/>
+          <w:insideH w:val="single" w:sz="5" w:color="D7E0E1"/>
+          <w:insideV w:val="single" w:sz="5" w:color="D7E0E1"/>
+        </w:tblBorders>
+      </w:tblPr>
+      <w:tblGrid>
+        <w:gridCol w:w="2200"/>
+        <w:gridCol w:w="2200"/>
+        <w:gridCol w:w="2020"/>
+        <w:gridCol w:w="1300"/>
+        <w:gridCol w:w="1640"/>
+      </w:tblGrid>
+      <w:tr>
+        <w:trPr>
+          <w:tblHeader w:val="true"/>
+        </w:trPr>
+        <w:tc>
+          <w:tcPr>
+            <w:tcW w:type="dxa" w:w="2200"/>
+            <w:tcMar>
+              <w:top w:w="80" w:type="dxa"/>
+              <w:start w:w="120" w:type="dxa"/>
+              <w:bottom w:w="80" w:type="dxa"/>
+              <w:end w:w="120" w:type="dxa"/>
+            </w:tcMar>
+            <w:shd w:fill="203740"/>
+            <w:vAlign w:val="center"/>
+          </w:tcPr>
+          <w:p>
+            <w:pPr>
+              <w:spacing w:after="0"/>
+            </w:pPr>
+            <w:r>
+              <w:rPr>
+                <w:rFonts w:ascii="Calibri" w:hAnsi="Calibri" w:eastAsia="Calibri"/>
+                <w:b/>
+                <w:i w:val="0"/>
+                <w:color w:val="FFFFFF"/>
+                <w:sz w:val="17"/>
+              </w:rPr>
+              <w:t>Indicador</w:t>
+            </w:r>
+          </w:p>
+        </w:tc>
+        <w:tc>
+          <w:tcPr>
+            <w:tcW w:type="dxa" w:w="2200"/>
+            <w:tcMar>
+              <w:top w:w="80" w:type="dxa"/>
+              <w:start w:w="120" w:type="dxa"/>
+              <w:bottom w:w="80" w:type="dxa"/>
+              <w:end w:w="120" w:type="dxa"/>
+            </w:tcMar>
+            <w:shd w:fill="203740"/>
+            <w:vAlign w:val="center"/>
+          </w:tcPr>
+          <w:p>
+            <w:pPr>
+              <w:spacing w:after="0"/>
+            </w:pPr>
+            <w:r>
+              <w:rPr>
+                <w:rFonts w:ascii="Calibri" w:hAnsi="Calibri" w:eastAsia="Calibri"/>
+                <w:b/>
+                <w:i w:val="0"/>
+                <w:color w:val="FFFFFF"/>
+                <w:sz w:val="17"/>
+              </w:rPr>
+              <w:t>Valor publicado</w:t>
+            </w:r>
+          </w:p>
+        </w:tc>
+        <w:tc>
+          <w:tcPr>
+            <w:tcW w:type="dxa" w:w="2020"/>
+            <w:tcMar>
+              <w:top w:w="80" w:type="dxa"/>
+              <w:start w:w="120" w:type="dxa"/>
+              <w:bottom w:w="80" w:type="dxa"/>
+              <w:end w:w="120" w:type="dxa"/>
+            </w:tcMar>
+            <w:shd w:fill="203740"/>
+            <w:vAlign w:val="center"/>
+          </w:tcPr>
+          <w:p>
+            <w:pPr>
+              <w:spacing w:after="0"/>
+            </w:pPr>
+            <w:r>
+              <w:rPr>
+                <w:rFonts w:ascii="Calibri" w:hAnsi="Calibri" w:eastAsia="Calibri"/>
+                <w:b/>
+                <w:i w:val="0"/>
+                <w:color w:val="FFFFFF"/>
+                <w:sz w:val="17"/>
+              </w:rPr>
+              <w:t>Ámbito</w:t>
+            </w:r>
+          </w:p>
+        </w:tc>
+        <w:tc>
+          <w:tcPr>
+            <w:tcW w:type="dxa" w:w="1300"/>
+            <w:tcMar>
+              <w:top w:w="80" w:type="dxa"/>
+              <w:start w:w="120" w:type="dxa"/>
+              <w:bottom w:w="80" w:type="dxa"/>
+              <w:end w:w="120" w:type="dxa"/>
+            </w:tcMar>
+            <w:shd w:fill="203740"/>
+            <w:vAlign w:val="center"/>
+          </w:tcPr>
+          <w:p>
+            <w:pPr>
+              <w:spacing w:after="0"/>
+            </w:pPr>
+            <w:r>
+              <w:rPr>
+                <w:rFonts w:ascii="Calibri" w:hAnsi="Calibri" w:eastAsia="Calibri"/>
+                <w:b/>
+                <w:i w:val="0"/>
+                <w:color w:val="FFFFFF"/>
+                <w:sz w:val="17"/>
+              </w:rPr>
+              <w:t>Período</w:t>
+            </w:r>
+          </w:p>
+        </w:tc>
+        <w:tc>
+          <w:tcPr>
+            <w:tcW w:type="dxa" w:w="1640"/>
+            <w:tcMar>
+              <w:top w:w="80" w:type="dxa"/>
+              <w:start w:w="120" w:type="dxa"/>
+              <w:bottom w:w="80" w:type="dxa"/>
+              <w:end w:w="120" w:type="dxa"/>
+            </w:tcMar>
+            <w:shd w:fill="203740"/>
+            <w:vAlign w:val="center"/>
+          </w:tcPr>
+          <w:p>
+            <w:pPr>
+              <w:spacing w:after="0"/>
+            </w:pPr>
+            <w:r>
+              <w:rPr>
+                <w:rFonts w:ascii="Calibri" w:hAnsi="Calibri" w:eastAsia="Calibri"/>
+                <w:b/>
+                <w:i w:val="0"/>
+                <w:color w:val="FFFFFF"/>
+                <w:sz w:val="17"/>
+              </w:rPr>
+              <w:t>Fuente</w:t>
+            </w:r>
+          </w:p>
+        </w:tc>
+      </w:tr>
+      <w:tr>
+        <w:tc>
+          <w:tcPr>
+            <w:tcW w:type="dxa" w:w="2200"/>
+            <w:vAlign w:val="top"/>
+            <w:tcMar>
+              <w:top w:w="80" w:type="dxa"/>
+              <w:start w:w="120" w:type="dxa"/>
+              <w:bottom w:w="80" w:type="dxa"/>
+              <w:end w:w="120" w:type="dxa"/>
+            </w:tcMar>
+          </w:tcPr>
+          <w:p>
+            <w:pPr>
+              <w:spacing w:after="0"/>
+            </w:pPr>
+            <w:r>
+              <w:rPr>
+                <w:rFonts w:ascii="Calibri" w:hAnsi="Calibri" w:eastAsia="Calibri"/>
+                <w:b w:val="0"/>
+                <w:i w:val="0"/>
+                <w:color w:val="203740"/>
+                <w:sz w:val="17"/>
+              </w:rPr>
+              <w:t>Incendios forestales registrados</w:t>
+            </w:r>
+          </w:p>
+        </w:tc>
+        <w:tc>
+          <w:tcPr>
+            <w:tcW w:type="dxa" w:w="2200"/>
+            <w:vAlign w:val="top"/>
+            <w:tcMar>
+              <w:top w:w="80" w:type="dxa"/>
+              <w:start w:w="120" w:type="dxa"/>
+              <w:bottom w:w="80" w:type="dxa"/>
+              <w:end w:w="120" w:type="dxa"/>
+            </w:tcMar>
+          </w:tcPr>
+          <w:p>
+            <w:pPr>
+              <w:spacing w:after="0"/>
+            </w:pPr>
+            <w:r>
+              <w:rPr>
+                <w:rFonts w:ascii="Calibri" w:hAnsi="Calibri" w:eastAsia="Calibri"/>
+                <w:b w:val="0"/>
+                <w:i w:val="0"/>
+                <w:color w:val="203740"/>
+                <w:sz w:val="17"/>
+              </w:rPr>
+              <w:t>3 registros; 608 tareas declaradas afectadas</w:t>
+            </w:r>
+          </w:p>
+        </w:tc>
+        <w:tc>
+          <w:tcPr>
+            <w:tcW w:type="dxa" w:w="2020"/>
+            <w:vAlign w:val="top"/>
+            <w:tcMar>
+              <w:top w:w="80" w:type="dxa"/>
+              <w:start w:w="120" w:type="dxa"/>
+              <w:bottom w:w="80" w:type="dxa"/>
+              <w:end w:w="120" w:type="dxa"/>
+            </w:tcMar>
+          </w:tcPr>
+          <w:p>
+            <w:pPr>
+              <w:spacing w:after="0"/>
+            </w:pPr>
+            <w:r>
+              <w:rPr>
+                <w:rFonts w:ascii="Calibri" w:hAnsi="Calibri" w:eastAsia="Calibri"/>
+                <w:b w:val="0"/>
+                <w:i w:val="0"/>
+                <w:color w:val="203740"/>
+                <w:sz w:val="17"/>
+              </w:rPr>
+              <w:t>Municipio de Monte Plata</w:t>
+            </w:r>
+          </w:p>
+        </w:tc>
+        <w:tc>
+          <w:tcPr>
+            <w:tcW w:type="dxa" w:w="1300"/>
+            <w:vAlign w:val="top"/>
+            <w:tcMar>
+              <w:top w:w="80" w:type="dxa"/>
+              <w:start w:w="120" w:type="dxa"/>
+              <w:bottom w:w="80" w:type="dxa"/>
+              <w:end w:w="120" w:type="dxa"/>
+            </w:tcMar>
+          </w:tcPr>
+          <w:p>
+            <w:pPr>
+              <w:spacing w:after="0"/>
+            </w:pPr>
+            <w:r>
+              <w:rPr>
+                <w:rFonts w:ascii="Calibri" w:hAnsi="Calibri" w:eastAsia="Calibri"/>
+                <w:b w:val="0"/>
+                <w:i w:val="0"/>
+                <w:color w:val="203740"/>
+                <w:sz w:val="17"/>
+              </w:rPr>
+              <w:t>2023</w:t>
+            </w:r>
+          </w:p>
+        </w:tc>
+        <w:tc>
+          <w:tcPr>
+            <w:tcW w:type="dxa" w:w="1640"/>
+            <w:vAlign w:val="top"/>
+            <w:tcMar>
+              <w:top w:w="80" w:type="dxa"/>
+              <w:start w:w="120" w:type="dxa"/>
+              <w:bottom w:w="80" w:type="dxa"/>
+              <w:end w:w="120" w:type="dxa"/>
+            </w:tcMar>
+          </w:tcPr>
+          <w:p>
+            <w:pPr>
+              <w:spacing w:after="0"/>
+            </w:pPr>
+            <w:r>
+              <w:rPr>
+                <w:rFonts w:ascii="Calibri" w:hAnsi="Calibri" w:eastAsia="Calibri"/>
+                <w:b w:val="0"/>
+                <w:i w:val="0"/>
+                <w:color w:val="203740"/>
+                <w:sz w:val="17"/>
+              </w:rPr>
+              <w:t>Datos abiertos · incendios forestales</w:t>
+            </w:r>
+          </w:p>
+        </w:tc>
+      </w:tr>
+      <w:tr>
+        <w:tc>
+          <w:tcPr>
+            <w:tcW w:type="dxa" w:w="2200"/>
+            <w:shd w:fill="F7F9F9"/>
+            <w:vAlign w:val="top"/>
+            <w:tcMar>
+              <w:top w:w="80" w:type="dxa"/>
+              <w:start w:w="120" w:type="dxa"/>
+              <w:bottom w:w="80" w:type="dxa"/>
+              <w:end w:w="120" w:type="dxa"/>
+            </w:tcMar>
+          </w:tcPr>
+          <w:p>
+            <w:pPr>
+              <w:spacing w:after="0"/>
+            </w:pPr>
+            <w:r>
+              <w:rPr>
+                <w:rFonts w:ascii="Calibri" w:hAnsi="Calibri" w:eastAsia="Calibri"/>
+                <w:b w:val="0"/>
+                <w:i w:val="0"/>
+                <w:color w:val="203740"/>
+                <w:sz w:val="17"/>
+              </w:rPr>
+              <w:t>Centros INAIPI</w:t>
+            </w:r>
+          </w:p>
+        </w:tc>
+        <w:tc>
+          <w:tcPr>
+            <w:tcW w:type="dxa" w:w="2200"/>
+            <w:shd w:fill="F7F9F9"/>
+            <w:vAlign w:val="top"/>
+            <w:tcMar>
+              <w:top w:w="80" w:type="dxa"/>
+              <w:start w:w="120" w:type="dxa"/>
+              <w:bottom w:w="80" w:type="dxa"/>
+              <w:end w:w="120" w:type="dxa"/>
+            </w:tcMar>
+          </w:tcPr>
+          <w:p>
+            <w:pPr>
+              <w:spacing w:after="0"/>
+            </w:pPr>
+            <w:r>
+              <w:rPr>
+                <w:rFonts w:ascii="Calibri" w:hAnsi="Calibri" w:eastAsia="Calibri"/>
+                <w:b w:val="0"/>
+                <w:i w:val="0"/>
+                <w:color w:val="203740"/>
+                <w:sz w:val="17"/>
+              </w:rPr>
+              <w:t>4 centros</w:t>
+            </w:r>
+          </w:p>
+        </w:tc>
+        <w:tc>
+          <w:tcPr>
+            <w:tcW w:type="dxa" w:w="2020"/>
+            <w:shd w:fill="F7F9F9"/>
+            <w:vAlign w:val="top"/>
+            <w:tcMar>
+              <w:top w:w="80" w:type="dxa"/>
+              <w:start w:w="120" w:type="dxa"/>
+              <w:bottom w:w="80" w:type="dxa"/>
+              <w:end w:w="120" w:type="dxa"/>
+            </w:tcMar>
+          </w:tcPr>
+          <w:p>
+            <w:pPr>
+              <w:spacing w:after="0"/>
+            </w:pPr>
+            <w:r>
+              <w:rPr>
+                <w:rFonts w:ascii="Calibri" w:hAnsi="Calibri" w:eastAsia="Calibri"/>
+                <w:b w:val="0"/>
+                <w:i w:val="0"/>
+                <w:color w:val="203740"/>
+                <w:sz w:val="17"/>
+              </w:rPr>
+              <w:t>Municipio de Monte Plata</w:t>
+            </w:r>
+          </w:p>
+        </w:tc>
+        <w:tc>
+          <w:tcPr>
+            <w:tcW w:type="dxa" w:w="1300"/>
+            <w:shd w:fill="F7F9F9"/>
+            <w:vAlign w:val="top"/>
+            <w:tcMar>
+              <w:top w:w="80" w:type="dxa"/>
+              <w:start w:w="120" w:type="dxa"/>
+              <w:bottom w:w="80" w:type="dxa"/>
+              <w:end w:w="120" w:type="dxa"/>
+            </w:tcMar>
+          </w:tcPr>
+          <w:p>
+            <w:pPr>
+              <w:spacing w:after="0"/>
+            </w:pPr>
+            <w:r>
+              <w:rPr>
+                <w:rFonts w:ascii="Calibri" w:hAnsi="Calibri" w:eastAsia="Calibri"/>
+                <w:b w:val="0"/>
+                <w:i w:val="0"/>
+                <w:color w:val="203740"/>
+                <w:sz w:val="17"/>
+              </w:rPr>
+              <w:t>20262</w:t>
+            </w:r>
+          </w:p>
+        </w:tc>
+        <w:tc>
+          <w:tcPr>
+            <w:tcW w:type="dxa" w:w="1640"/>
+            <w:shd w:fill="F7F9F9"/>
+            <w:vAlign w:val="top"/>
+            <w:tcMar>
+              <w:top w:w="80" w:type="dxa"/>
+              <w:start w:w="120" w:type="dxa"/>
+              <w:bottom w:w="80" w:type="dxa"/>
+              <w:end w:w="120" w:type="dxa"/>
+            </w:tcMar>
+          </w:tcPr>
+          <w:p>
+            <w:pPr>
+              <w:spacing w:after="0"/>
+            </w:pPr>
+            <w:r>
+              <w:rPr>
+                <w:rFonts w:ascii="Calibri" w:hAnsi="Calibri" w:eastAsia="Calibri"/>
+                <w:b w:val="0"/>
+                <w:i w:val="0"/>
+                <w:color w:val="203740"/>
+                <w:sz w:val="17"/>
+              </w:rPr>
+              <w:t>Datos abiertos · INAIPI</w:t>
+            </w:r>
+          </w:p>
+        </w:tc>
+      </w:tr>
+      <w:tr>
+        <w:tc>
+          <w:tcPr>
+            <w:tcW w:type="dxa" w:w="2200"/>
+            <w:vAlign w:val="top"/>
+            <w:tcMar>
+              <w:top w:w="80" w:type="dxa"/>
+              <w:start w:w="120" w:type="dxa"/>
+              <w:bottom w:w="80" w:type="dxa"/>
+              <w:end w:w="120" w:type="dxa"/>
+            </w:tcMar>
+          </w:tcPr>
+          <w:p>
+            <w:pPr>
+              <w:spacing w:after="0"/>
+            </w:pPr>
+            <w:r>
+              <w:rPr>
+                <w:rFonts w:ascii="Calibri" w:hAnsi="Calibri" w:eastAsia="Calibri"/>
+                <w:b w:val="0"/>
+                <w:i w:val="0"/>
+                <w:color w:val="203740"/>
+                <w:sz w:val="17"/>
+              </w:rPr>
+              <w:t>Instalaciones deportivas registradas</w:t>
+            </w:r>
+          </w:p>
+        </w:tc>
+        <w:tc>
+          <w:tcPr>
+            <w:tcW w:type="dxa" w:w="2200"/>
+            <w:vAlign w:val="top"/>
+            <w:tcMar>
+              <w:top w:w="80" w:type="dxa"/>
+              <w:start w:w="120" w:type="dxa"/>
+              <w:bottom w:w="80" w:type="dxa"/>
+              <w:end w:w="120" w:type="dxa"/>
+            </w:tcMar>
+          </w:tcPr>
+          <w:p>
+            <w:pPr>
+              <w:spacing w:after="0"/>
+            </w:pPr>
+            <w:r>
+              <w:rPr>
+                <w:rFonts w:ascii="Calibri" w:hAnsi="Calibri" w:eastAsia="Calibri"/>
+                <w:b w:val="0"/>
+                <w:i w:val="0"/>
+                <w:color w:val="203740"/>
+                <w:sz w:val="17"/>
+              </w:rPr>
+              <w:t>29 instalaciones; 5.5 por 10 mil habitantes</w:t>
+            </w:r>
+          </w:p>
+        </w:tc>
+        <w:tc>
+          <w:tcPr>
+            <w:tcW w:type="dxa" w:w="2020"/>
+            <w:vAlign w:val="top"/>
+            <w:tcMar>
+              <w:top w:w="80" w:type="dxa"/>
+              <w:start w:w="120" w:type="dxa"/>
+              <w:bottom w:w="80" w:type="dxa"/>
+              <w:end w:w="120" w:type="dxa"/>
+            </w:tcMar>
+          </w:tcPr>
+          <w:p>
+            <w:pPr>
+              <w:spacing w:after="0"/>
+            </w:pPr>
+            <w:r>
+              <w:rPr>
+                <w:rFonts w:ascii="Calibri" w:hAnsi="Calibri" w:eastAsia="Calibri"/>
+                <w:b w:val="0"/>
+                <w:i w:val="0"/>
+                <w:color w:val="203740"/>
+                <w:sz w:val="17"/>
+              </w:rPr>
+              <w:t>Municipio de Monte Plata</w:t>
+            </w:r>
+          </w:p>
+        </w:tc>
+        <w:tc>
+          <w:tcPr>
+            <w:tcW w:type="dxa" w:w="1300"/>
+            <w:vAlign w:val="top"/>
+            <w:tcMar>
+              <w:top w:w="80" w:type="dxa"/>
+              <w:start w:w="120" w:type="dxa"/>
+              <w:bottom w:w="80" w:type="dxa"/>
+              <w:end w:w="120" w:type="dxa"/>
+            </w:tcMar>
+          </w:tcPr>
+          <w:p>
+            <w:pPr>
+              <w:spacing w:after="0"/>
+            </w:pPr>
+            <w:r>
+              <w:rPr>
+                <w:rFonts w:ascii="Calibri" w:hAnsi="Calibri" w:eastAsia="Calibri"/>
+                <w:b w:val="0"/>
+                <w:i w:val="0"/>
+                <w:color w:val="203740"/>
+                <w:sz w:val="17"/>
+              </w:rPr>
+              <w:t>2025</w:t>
+            </w:r>
+          </w:p>
+        </w:tc>
+        <w:tc>
+          <w:tcPr>
+            <w:tcW w:type="dxa" w:w="1640"/>
+            <w:vAlign w:val="top"/>
+            <w:tcMar>
+              <w:top w:w="80" w:type="dxa"/>
+              <w:start w:w="120" w:type="dxa"/>
+              <w:bottom w:w="80" w:type="dxa"/>
+              <w:end w:w="120" w:type="dxa"/>
+            </w:tcMar>
+          </w:tcPr>
+          <w:p>
+            <w:pPr>
+              <w:spacing w:after="0"/>
+            </w:pPr>
+            <w:r>
+              <w:rPr>
+                <w:rFonts w:ascii="Calibri" w:hAnsi="Calibri" w:eastAsia="Calibri"/>
+                <w:b w:val="0"/>
+                <w:i w:val="0"/>
+                <w:color w:val="203740"/>
+                <w:sz w:val="17"/>
+              </w:rPr>
+              <w:t>Datos abiertos · instalaciones deportivas</w:t>
+            </w:r>
+          </w:p>
+        </w:tc>
+      </w:tr>
+      <w:tr>
+        <w:tc>
+          <w:tcPr>
+            <w:tcW w:type="dxa" w:w="2200"/>
+            <w:shd w:fill="F7F9F9"/>
+            <w:vAlign w:val="top"/>
+            <w:tcMar>
+              <w:top w:w="80" w:type="dxa"/>
+              <w:start w:w="120" w:type="dxa"/>
+              <w:bottom w:w="80" w:type="dxa"/>
+              <w:end w:w="120" w:type="dxa"/>
+            </w:tcMar>
+          </w:tcPr>
+          <w:p>
+            <w:pPr>
+              <w:spacing w:after="0"/>
+            </w:pPr>
+            <w:r>
+              <w:rPr>
+                <w:rFonts w:ascii="Calibri" w:hAnsi="Calibri" w:eastAsia="Calibri"/>
+                <w:b w:val="0"/>
+                <w:i w:val="0"/>
+                <w:color w:val="203740"/>
+                <w:sz w:val="17"/>
+              </w:rPr>
+              <w:t>Inversión pública territorial</w:t>
+            </w:r>
+          </w:p>
+        </w:tc>
+        <w:tc>
+          <w:tcPr>
+            <w:tcW w:type="dxa" w:w="2200"/>
+            <w:shd w:fill="F7F9F9"/>
+            <w:vAlign w:val="top"/>
+            <w:tcMar>
+              <w:top w:w="80" w:type="dxa"/>
+              <w:start w:w="120" w:type="dxa"/>
+              <w:bottom w:w="80" w:type="dxa"/>
+              <w:end w:w="120" w:type="dxa"/>
+            </w:tcMar>
+          </w:tcPr>
+          <w:p>
+            <w:pPr>
+              <w:spacing w:after="0"/>
+            </w:pPr>
+            <w:r>
+              <w:rPr>
+                <w:rFonts w:ascii="Calibri" w:hAnsi="Calibri" w:eastAsia="Calibri"/>
+                <w:b w:val="0"/>
+                <w:i w:val="0"/>
+                <w:color w:val="203740"/>
+                <w:sz w:val="17"/>
+              </w:rPr>
+              <w:t>Presupuesto RD$ 578,550,968; ejecutado RD$ 557,385,482; ejecución 96.3%</w:t>
+            </w:r>
+          </w:p>
+        </w:tc>
+        <w:tc>
+          <w:tcPr>
+            <w:tcW w:type="dxa" w:w="2020"/>
+            <w:shd w:fill="F7F9F9"/>
+            <w:vAlign w:val="top"/>
+            <w:tcMar>
+              <w:top w:w="80" w:type="dxa"/>
+              <w:start w:w="120" w:type="dxa"/>
+              <w:bottom w:w="80" w:type="dxa"/>
+              <w:end w:w="120" w:type="dxa"/>
+            </w:tcMar>
+          </w:tcPr>
+          <w:p>
+            <w:pPr>
+              <w:spacing w:after="0"/>
+            </w:pPr>
+            <w:r>
+              <w:rPr>
+                <w:rFonts w:ascii="Calibri" w:hAnsi="Calibri" w:eastAsia="Calibri"/>
+                <w:b w:val="0"/>
+                <w:i w:val="0"/>
+                <w:color w:val="203740"/>
+                <w:sz w:val="17"/>
+              </w:rPr>
+              <w:t>Municipio de Monte Plata</w:t>
+            </w:r>
+          </w:p>
+        </w:tc>
+        <w:tc>
+          <w:tcPr>
+            <w:tcW w:type="dxa" w:w="1300"/>
+            <w:shd w:fill="F7F9F9"/>
+            <w:vAlign w:val="top"/>
+            <w:tcMar>
+              <w:top w:w="80" w:type="dxa"/>
+              <w:start w:w="120" w:type="dxa"/>
+              <w:bottom w:w="80" w:type="dxa"/>
+              <w:end w:w="120" w:type="dxa"/>
+            </w:tcMar>
+          </w:tcPr>
+          <w:p>
+            <w:pPr>
+              <w:spacing w:after="0"/>
+            </w:pPr>
+            <w:r>
+              <w:rPr>
+                <w:rFonts w:ascii="Calibri" w:hAnsi="Calibri" w:eastAsia="Calibri"/>
+                <w:b w:val="0"/>
+                <w:i w:val="0"/>
+                <w:color w:val="203740"/>
+                <w:sz w:val="17"/>
+              </w:rPr>
+              <w:t>2025</w:t>
+            </w:r>
+          </w:p>
+        </w:tc>
+        <w:tc>
+          <w:tcPr>
+            <w:tcW w:type="dxa" w:w="1640"/>
+            <w:shd w:fill="F7F9F9"/>
+            <w:vAlign w:val="top"/>
+            <w:tcMar>
+              <w:top w:w="80" w:type="dxa"/>
+              <w:start w:w="120" w:type="dxa"/>
+              <w:bottom w:w="80" w:type="dxa"/>
+              <w:end w:w="120" w:type="dxa"/>
+            </w:tcMar>
+          </w:tcPr>
+          <w:p>
+            <w:pPr>
+              <w:spacing w:after="0"/>
+            </w:pPr>
+            <w:r>
+              <w:rPr>
+                <w:rFonts w:ascii="Calibri" w:hAnsi="Calibri" w:eastAsia="Calibri"/>
+                <w:b w:val="0"/>
+                <w:i w:val="0"/>
+                <w:color w:val="203740"/>
+                <w:sz w:val="17"/>
+              </w:rPr>
+              <w:t>Datos abiertos · estadísticas de proyectos de inversión</w:t>
+            </w:r>
+          </w:p>
+        </w:tc>
+      </w:tr>
+      <w:tr>
+        <w:tc>
+          <w:tcPr>
+            <w:tcW w:type="dxa" w:w="2200"/>
+            <w:vAlign w:val="top"/>
+            <w:tcMar>
+              <w:top w:w="80" w:type="dxa"/>
+              <w:start w:w="120" w:type="dxa"/>
+              <w:bottom w:w="80" w:type="dxa"/>
+              <w:end w:w="120" w:type="dxa"/>
+            </w:tcMar>
+          </w:tcPr>
+          <w:p>
+            <w:pPr>
+              <w:spacing w:after="0"/>
+            </w:pPr>
+            <w:r>
+              <w:rPr>
+                <w:rFonts w:ascii="Calibri" w:hAnsi="Calibri" w:eastAsia="Calibri"/>
+                <w:b w:val="0"/>
+                <w:i w:val="0"/>
+                <w:color w:val="203740"/>
+                <w:sz w:val="17"/>
+              </w:rPr>
+              <w:t>Puntuación SISMAP Municipal</w:t>
+            </w:r>
+          </w:p>
+        </w:tc>
+        <w:tc>
+          <w:tcPr>
+            <w:tcW w:type="dxa" w:w="2200"/>
+            <w:vAlign w:val="top"/>
+            <w:tcMar>
+              <w:top w:w="80" w:type="dxa"/>
+              <w:start w:w="120" w:type="dxa"/>
+              <w:bottom w:w="80" w:type="dxa"/>
+              <w:end w:w="120" w:type="dxa"/>
+            </w:tcMar>
+          </w:tcPr>
+          <w:p>
+            <w:pPr>
+              <w:spacing w:after="0"/>
+            </w:pPr>
+            <w:r>
+              <w:rPr>
+                <w:rFonts w:ascii="Calibri" w:hAnsi="Calibri" w:eastAsia="Calibri"/>
+                <w:b w:val="0"/>
+                <w:i w:val="0"/>
+                <w:color w:val="203740"/>
+                <w:sz w:val="17"/>
+              </w:rPr>
+              <w:t>48.8 / 100</w:t>
+            </w:r>
+          </w:p>
+        </w:tc>
+        <w:tc>
+          <w:tcPr>
+            <w:tcW w:type="dxa" w:w="2020"/>
+            <w:vAlign w:val="top"/>
+            <w:tcMar>
+              <w:top w:w="80" w:type="dxa"/>
+              <w:start w:w="120" w:type="dxa"/>
+              <w:bottom w:w="80" w:type="dxa"/>
+              <w:end w:w="120" w:type="dxa"/>
+            </w:tcMar>
+          </w:tcPr>
+          <w:p>
+            <w:pPr>
+              <w:spacing w:after="0"/>
+            </w:pPr>
+            <w:r>
+              <w:rPr>
+                <w:rFonts w:ascii="Calibri" w:hAnsi="Calibri" w:eastAsia="Calibri"/>
+                <w:b w:val="0"/>
+                <w:i w:val="0"/>
+                <w:color w:val="203740"/>
+                <w:sz w:val="17"/>
+              </w:rPr>
+              <w:t>Municipio de Monte Plata</w:t>
+            </w:r>
+          </w:p>
+        </w:tc>
+        <w:tc>
+          <w:tcPr>
+            <w:tcW w:type="dxa" w:w="1300"/>
+            <w:vAlign w:val="top"/>
+            <w:tcMar>
+              <w:top w:w="80" w:type="dxa"/>
+              <w:start w:w="120" w:type="dxa"/>
+              <w:bottom w:w="80" w:type="dxa"/>
+              <w:end w:w="120" w:type="dxa"/>
+            </w:tcMar>
+          </w:tcPr>
+          <w:p>
+            <w:pPr>
+              <w:spacing w:after="0"/>
+            </w:pPr>
+            <w:r>
+              <w:rPr>
+                <w:rFonts w:ascii="Calibri" w:hAnsi="Calibri" w:eastAsia="Calibri"/>
+                <w:b w:val="0"/>
+                <w:i w:val="0"/>
+                <w:color w:val="203740"/>
+                <w:sz w:val="17"/>
+              </w:rPr>
+              <w:t>2026-07-31</w:t>
+            </w:r>
+          </w:p>
+        </w:tc>
+        <w:tc>
+          <w:tcPr>
+            <w:tcW w:type="dxa" w:w="1640"/>
+            <w:vAlign w:val="top"/>
+            <w:tcMar>
+              <w:top w:w="80" w:type="dxa"/>
+              <w:start w:w="120" w:type="dxa"/>
+              <w:bottom w:w="80" w:type="dxa"/>
+              <w:end w:w="120" w:type="dxa"/>
+            </w:tcMar>
+          </w:tcPr>
+          <w:p>
+            <w:pPr>
+              <w:spacing w:after="0"/>
+            </w:pPr>
+            <w:r>
+              <w:rPr>
+                <w:rFonts w:ascii="Calibri" w:hAnsi="Calibri" w:eastAsia="Calibri"/>
+                <w:b w:val="0"/>
+                <w:i w:val="0"/>
+                <w:color w:val="203740"/>
+                <w:sz w:val="17"/>
+              </w:rPr>
+              <w:t>SISMAP Municipal</w:t>
+            </w:r>
+          </w:p>
+        </w:tc>
+      </w:tr>
+      <w:tr>
+        <w:tc>
+          <w:tcPr>
+            <w:tcW w:type="dxa" w:w="2200"/>
+            <w:shd w:fill="F7F9F9"/>
+            <w:vAlign w:val="top"/>
+            <w:tcMar>
+              <w:top w:w="80" w:type="dxa"/>
+              <w:start w:w="120" w:type="dxa"/>
+              <w:bottom w:w="80" w:type="dxa"/>
+              <w:end w:w="120" w:type="dxa"/>
+            </w:tcMar>
+          </w:tcPr>
+          <w:p>
+            <w:pPr>
+              <w:spacing w:after="0"/>
+            </w:pPr>
+            <w:r>
+              <w:rPr>
+                <w:rFonts w:ascii="Calibri" w:hAnsi="Calibri" w:eastAsia="Calibri"/>
+                <w:b w:val="0"/>
+                <w:i w:val="0"/>
+                <w:color w:val="203740"/>
+                <w:sz w:val="17"/>
+              </w:rPr>
+              <w:t>Trabajos viales registrados</w:t>
+            </w:r>
+          </w:p>
+        </w:tc>
+        <w:tc>
+          <w:tcPr>
+            <w:tcW w:type="dxa" w:w="2200"/>
+            <w:shd w:fill="F7F9F9"/>
+            <w:vAlign w:val="top"/>
+            <w:tcMar>
+              <w:top w:w="80" w:type="dxa"/>
+              <w:start w:w="120" w:type="dxa"/>
+              <w:bottom w:w="80" w:type="dxa"/>
+              <w:end w:w="120" w:type="dxa"/>
+            </w:tcMar>
+          </w:tcPr>
+          <w:p>
+            <w:pPr>
+              <w:spacing w:after="0"/>
+            </w:pPr>
+            <w:r>
+              <w:rPr>
+                <w:rFonts w:ascii="Calibri" w:hAnsi="Calibri" w:eastAsia="Calibri"/>
+                <w:b w:val="0"/>
+                <w:i w:val="0"/>
+                <w:color w:val="203740"/>
+                <w:sz w:val="17"/>
+              </w:rPr>
+              <w:t>37 registros; 21.0 km</w:t>
+            </w:r>
+          </w:p>
+        </w:tc>
+        <w:tc>
+          <w:tcPr>
+            <w:tcW w:type="dxa" w:w="2020"/>
+            <w:shd w:fill="F7F9F9"/>
+            <w:vAlign w:val="top"/>
+            <w:tcMar>
+              <w:top w:w="80" w:type="dxa"/>
+              <w:start w:w="120" w:type="dxa"/>
+              <w:bottom w:w="80" w:type="dxa"/>
+              <w:end w:w="120" w:type="dxa"/>
+            </w:tcMar>
+          </w:tcPr>
+          <w:p>
+            <w:pPr>
+              <w:spacing w:after="0"/>
+            </w:pPr>
+            <w:r>
+              <w:rPr>
+                <w:rFonts w:ascii="Calibri" w:hAnsi="Calibri" w:eastAsia="Calibri"/>
+                <w:b w:val="0"/>
+                <w:i w:val="0"/>
+                <w:color w:val="203740"/>
+                <w:sz w:val="17"/>
+              </w:rPr>
+              <w:t>Municipio de Monte Plata</w:t>
+            </w:r>
+          </w:p>
+        </w:tc>
+        <w:tc>
+          <w:tcPr>
+            <w:tcW w:type="dxa" w:w="1300"/>
+            <w:shd w:fill="F7F9F9"/>
+            <w:vAlign w:val="top"/>
+            <w:tcMar>
+              <w:top w:w="80" w:type="dxa"/>
+              <w:start w:w="120" w:type="dxa"/>
+              <w:bottom w:w="80" w:type="dxa"/>
+              <w:end w:w="120" w:type="dxa"/>
+            </w:tcMar>
+          </w:tcPr>
+          <w:p>
+            <w:pPr>
+              <w:spacing w:after="0"/>
+            </w:pPr>
+            <w:r>
+              <w:rPr>
+                <w:rFonts w:ascii="Calibri" w:hAnsi="Calibri" w:eastAsia="Calibri"/>
+                <w:b w:val="0"/>
+                <w:i w:val="0"/>
+                <w:color w:val="203740"/>
+                <w:sz w:val="17"/>
+              </w:rPr>
+              <w:t>Octubre de 2025–marzo de 2026</w:t>
+            </w:r>
+          </w:p>
+        </w:tc>
+        <w:tc>
+          <w:tcPr>
+            <w:tcW w:type="dxa" w:w="1640"/>
+            <w:shd w:fill="F7F9F9"/>
+            <w:vAlign w:val="top"/>
+            <w:tcMar>
+              <w:top w:w="80" w:type="dxa"/>
+              <w:start w:w="120" w:type="dxa"/>
+              <w:bottom w:w="80" w:type="dxa"/>
+              <w:end w:w="120" w:type="dxa"/>
+            </w:tcMar>
+          </w:tcPr>
+          <w:p>
+            <w:pPr>
+              <w:spacing w:after="0"/>
+            </w:pPr>
+            <w:r>
+              <w:rPr>
+                <w:rFonts w:ascii="Calibri" w:hAnsi="Calibri" w:eastAsia="Calibri"/>
+                <w:b w:val="0"/>
+                <w:i w:val="0"/>
+                <w:color w:val="203740"/>
+                <w:sz w:val="17"/>
+              </w:rPr>
+              <w:t>Datos abiertos · infraestructura vial</w:t>
+            </w:r>
+          </w:p>
+        </w:tc>
+      </w:tr>
+      <w:tr>
+        <w:tc>
+          <w:tcPr>
+            <w:tcW w:type="dxa" w:w="2200"/>
+            <w:vAlign w:val="top"/>
+            <w:tcMar>
+              <w:top w:w="80" w:type="dxa"/>
+              <w:start w:w="120" w:type="dxa"/>
+              <w:bottom w:w="80" w:type="dxa"/>
+              <w:end w:w="120" w:type="dxa"/>
+            </w:tcMar>
+          </w:tcPr>
+          <w:p>
+            <w:pPr>
+              <w:spacing w:after="0"/>
+            </w:pPr>
+            <w:r>
+              <w:rPr>
+                <w:rFonts w:ascii="Calibri" w:hAnsi="Calibri" w:eastAsia="Calibri"/>
+                <w:b w:val="0"/>
+                <w:i w:val="0"/>
+                <w:color w:val="203740"/>
+                <w:sz w:val="17"/>
+              </w:rPr>
+              <w:t>Licencias de construcción</w:t>
+            </w:r>
+          </w:p>
+        </w:tc>
+        <w:tc>
+          <w:tcPr>
+            <w:tcW w:type="dxa" w:w="2200"/>
+            <w:vAlign w:val="top"/>
+            <w:tcMar>
+              <w:top w:w="80" w:type="dxa"/>
+              <w:start w:w="120" w:type="dxa"/>
+              <w:bottom w:w="80" w:type="dxa"/>
+              <w:end w:w="120" w:type="dxa"/>
+            </w:tcMar>
+          </w:tcPr>
+          <w:p>
+            <w:pPr>
+              <w:spacing w:after="0"/>
+            </w:pPr>
+            <w:r>
+              <w:rPr>
+                <w:rFonts w:ascii="Calibri" w:hAnsi="Calibri" w:eastAsia="Calibri"/>
+                <w:b w:val="0"/>
+                <w:i w:val="0"/>
+                <w:color w:val="203740"/>
+                <w:sz w:val="17"/>
+              </w:rPr>
+              <w:t>1 licencias; 12,300 m²; inversión RD$ 757,680,000</w:t>
+            </w:r>
+          </w:p>
+        </w:tc>
+        <w:tc>
+          <w:tcPr>
+            <w:tcW w:type="dxa" w:w="2020"/>
+            <w:vAlign w:val="top"/>
+            <w:tcMar>
+              <w:top w:w="80" w:type="dxa"/>
+              <w:start w:w="120" w:type="dxa"/>
+              <w:bottom w:w="80" w:type="dxa"/>
+              <w:end w:w="120" w:type="dxa"/>
+            </w:tcMar>
+          </w:tcPr>
+          <w:p>
+            <w:pPr>
+              <w:spacing w:after="0"/>
+            </w:pPr>
+            <w:r>
+              <w:rPr>
+                <w:rFonts w:ascii="Calibri" w:hAnsi="Calibri" w:eastAsia="Calibri"/>
+                <w:b w:val="0"/>
+                <w:i w:val="0"/>
+                <w:color w:val="203740"/>
+                <w:sz w:val="17"/>
+              </w:rPr>
+              <w:t>Municipio de Monte Plata</w:t>
+            </w:r>
+          </w:p>
+        </w:tc>
+        <w:tc>
+          <w:tcPr>
+            <w:tcW w:type="dxa" w:w="1300"/>
+            <w:vAlign w:val="top"/>
+            <w:tcMar>
+              <w:top w:w="80" w:type="dxa"/>
+              <w:start w:w="120" w:type="dxa"/>
+              <w:bottom w:w="80" w:type="dxa"/>
+              <w:end w:w="120" w:type="dxa"/>
+            </w:tcMar>
+          </w:tcPr>
+          <w:p>
+            <w:pPr>
+              <w:spacing w:after="0"/>
+            </w:pPr>
+            <w:r>
+              <w:rPr>
+                <w:rFonts w:ascii="Calibri" w:hAnsi="Calibri" w:eastAsia="Calibri"/>
+                <w:b w:val="0"/>
+                <w:i w:val="0"/>
+                <w:color w:val="203740"/>
+                <w:sz w:val="17"/>
+              </w:rPr>
+              <w:t>1 de enero–30 de junio de 2026</w:t>
+            </w:r>
+          </w:p>
+        </w:tc>
+        <w:tc>
+          <w:tcPr>
+            <w:tcW w:type="dxa" w:w="1640"/>
+            <w:vAlign w:val="top"/>
+            <w:tcMar>
+              <w:top w:w="80" w:type="dxa"/>
+              <w:start w:w="120" w:type="dxa"/>
+              <w:bottom w:w="80" w:type="dxa"/>
+              <w:end w:w="120" w:type="dxa"/>
+            </w:tcMar>
+          </w:tcPr>
+          <w:p>
+            <w:pPr>
+              <w:spacing w:after="0"/>
+            </w:pPr>
+            <w:r>
+              <w:rPr>
+                <w:rFonts w:ascii="Calibri" w:hAnsi="Calibri" w:eastAsia="Calibri"/>
+                <w:b w:val="0"/>
+                <w:i w:val="0"/>
+                <w:color w:val="203740"/>
+                <w:sz w:val="17"/>
+              </w:rPr>
+              <w:t>Datos abiertos · licencias emitidas</w:t>
+            </w:r>
+          </w:p>
+        </w:tc>
+      </w:tr>
+      <w:tr>
+        <w:tc>
+          <w:tcPr>
+            <w:tcW w:type="dxa" w:w="2200"/>
+            <w:shd w:fill="F7F9F9"/>
+            <w:vAlign w:val="top"/>
+            <w:tcMar>
+              <w:top w:w="80" w:type="dxa"/>
+              <w:start w:w="120" w:type="dxa"/>
+              <w:bottom w:w="80" w:type="dxa"/>
+              <w:end w:w="120" w:type="dxa"/>
+            </w:tcMar>
+          </w:tcPr>
+          <w:p>
+            <w:pPr>
+              <w:spacing w:after="0"/>
+            </w:pPr>
+            <w:r>
+              <w:rPr>
+                <w:rFonts w:ascii="Calibri" w:hAnsi="Calibri" w:eastAsia="Calibri"/>
+                <w:b w:val="0"/>
+                <w:i w:val="0"/>
+                <w:color w:val="203740"/>
+                <w:sz w:val="17"/>
+              </w:rPr>
+              <w:t>Robos reportados</w:t>
+            </w:r>
+          </w:p>
+        </w:tc>
+        <w:tc>
+          <w:tcPr>
+            <w:tcW w:type="dxa" w:w="2200"/>
+            <w:shd w:fill="F7F9F9"/>
+            <w:vAlign w:val="top"/>
+            <w:tcMar>
+              <w:top w:w="80" w:type="dxa"/>
+              <w:start w:w="120" w:type="dxa"/>
+              <w:bottom w:w="80" w:type="dxa"/>
+              <w:end w:w="120" w:type="dxa"/>
+            </w:tcMar>
+          </w:tcPr>
+          <w:p>
+            <w:pPr>
+              <w:spacing w:after="0"/>
+            </w:pPr>
+            <w:r>
+              <w:rPr>
+                <w:rFonts w:ascii="Calibri" w:hAnsi="Calibri" w:eastAsia="Calibri"/>
+                <w:b w:val="0"/>
+                <w:i w:val="0"/>
+                <w:color w:val="203740"/>
+                <w:sz w:val="17"/>
+              </w:rPr>
+              <w:t>134 casos; 65.2 por 100 mil habitantes</w:t>
+            </w:r>
+          </w:p>
+        </w:tc>
+        <w:tc>
+          <w:tcPr>
+            <w:tcW w:type="dxa" w:w="2020"/>
+            <w:shd w:fill="F7F9F9"/>
+            <w:vAlign w:val="top"/>
+            <w:tcMar>
+              <w:top w:w="80" w:type="dxa"/>
+              <w:start w:w="120" w:type="dxa"/>
+              <w:bottom w:w="80" w:type="dxa"/>
+              <w:end w:w="120" w:type="dxa"/>
+            </w:tcMar>
+          </w:tcPr>
+          <w:p>
+            <w:pPr>
+              <w:spacing w:after="0"/>
+            </w:pPr>
+            <w:r>
+              <w:rPr>
+                <w:rFonts w:ascii="Calibri" w:hAnsi="Calibri" w:eastAsia="Calibri"/>
+                <w:b w:val="0"/>
+                <w:i w:val="0"/>
+                <w:color w:val="203740"/>
+                <w:sz w:val="17"/>
+              </w:rPr>
+              <w:t>Provincia completa de Monte Plata; no es valor municipal</w:t>
+            </w:r>
+          </w:p>
+        </w:tc>
+        <w:tc>
+          <w:tcPr>
+            <w:tcW w:type="dxa" w:w="1300"/>
+            <w:shd w:fill="F7F9F9"/>
+            <w:vAlign w:val="top"/>
+            <w:tcMar>
+              <w:top w:w="80" w:type="dxa"/>
+              <w:start w:w="120" w:type="dxa"/>
+              <w:bottom w:w="80" w:type="dxa"/>
+              <w:end w:w="120" w:type="dxa"/>
+            </w:tcMar>
+          </w:tcPr>
+          <w:p>
+            <w:pPr>
+              <w:spacing w:after="0"/>
+            </w:pPr>
+            <w:r>
+              <w:rPr>
+                <w:rFonts w:ascii="Calibri" w:hAnsi="Calibri" w:eastAsia="Calibri"/>
+                <w:b w:val="0"/>
+                <w:i w:val="0"/>
+                <w:color w:val="203740"/>
+                <w:sz w:val="17"/>
+              </w:rPr>
+              <w:t>Enero–junio de 2026</w:t>
+            </w:r>
+          </w:p>
+        </w:tc>
+        <w:tc>
+          <w:tcPr>
+            <w:tcW w:type="dxa" w:w="1640"/>
+            <w:shd w:fill="F7F9F9"/>
+            <w:vAlign w:val="top"/>
+            <w:tcMar>
+              <w:top w:w="80" w:type="dxa"/>
+              <w:start w:w="120" w:type="dxa"/>
+              <w:bottom w:w="80" w:type="dxa"/>
+              <w:end w:w="120" w:type="dxa"/>
+            </w:tcMar>
+          </w:tcPr>
+          <w:p>
+            <w:pPr>
+              <w:spacing w:after="0"/>
+            </w:pPr>
+            <w:r>
+              <w:rPr>
+                <w:rFonts w:ascii="Calibri" w:hAnsi="Calibri" w:eastAsia="Calibri"/>
+                <w:b w:val="0"/>
+                <w:i w:val="0"/>
+                <w:color w:val="203740"/>
+                <w:sz w:val="17"/>
+              </w:rPr>
+              <w:t>Datos abiertos · robos reportados</w:t>
+            </w:r>
+          </w:p>
+        </w:tc>
+      </w:tr>
+      <w:tr>
+        <w:tc>
+          <w:tcPr>
+            <w:tcW w:type="dxa" w:w="2200"/>
+            <w:vAlign w:val="top"/>
+            <w:tcMar>
+              <w:top w:w="80" w:type="dxa"/>
+              <w:start w:w="120" w:type="dxa"/>
+              <w:bottom w:w="80" w:type="dxa"/>
+              <w:end w:w="120" w:type="dxa"/>
+            </w:tcMar>
+          </w:tcPr>
+          <w:p>
+            <w:pPr>
+              <w:spacing w:after="0"/>
+            </w:pPr>
+            <w:r>
+              <w:rPr>
+                <w:rFonts w:ascii="Calibri" w:hAnsi="Calibri" w:eastAsia="Calibri"/>
+                <w:b w:val="0"/>
+                <w:i w:val="0"/>
+                <w:color w:val="203740"/>
+                <w:sz w:val="17"/>
+              </w:rPr>
+              <w:t>Homicidios intencionales</w:t>
+            </w:r>
+          </w:p>
+        </w:tc>
+        <w:tc>
+          <w:tcPr>
+            <w:tcW w:type="dxa" w:w="2200"/>
+            <w:vAlign w:val="top"/>
+            <w:tcMar>
+              <w:top w:w="80" w:type="dxa"/>
+              <w:start w:w="120" w:type="dxa"/>
+              <w:bottom w:w="80" w:type="dxa"/>
+              <w:end w:w="120" w:type="dxa"/>
+            </w:tcMar>
+          </w:tcPr>
+          <w:p>
+            <w:pPr>
+              <w:spacing w:after="0"/>
+            </w:pPr>
+            <w:r>
+              <w:rPr>
+                <w:rFonts w:ascii="Calibri" w:hAnsi="Calibri" w:eastAsia="Calibri"/>
+                <w:b w:val="0"/>
+                <w:i w:val="0"/>
+                <w:color w:val="203740"/>
+                <w:sz w:val="17"/>
+              </w:rPr>
+              <w:t>18 casos; 8.8 por 100 mil habitantes</w:t>
+            </w:r>
+          </w:p>
+        </w:tc>
+        <w:tc>
+          <w:tcPr>
+            <w:tcW w:type="dxa" w:w="2020"/>
+            <w:vAlign w:val="top"/>
+            <w:tcMar>
+              <w:top w:w="80" w:type="dxa"/>
+              <w:start w:w="120" w:type="dxa"/>
+              <w:bottom w:w="80" w:type="dxa"/>
+              <w:end w:w="120" w:type="dxa"/>
+            </w:tcMar>
+          </w:tcPr>
+          <w:p>
+            <w:pPr>
+              <w:spacing w:after="0"/>
+            </w:pPr>
+            <w:r>
+              <w:rPr>
+                <w:rFonts w:ascii="Calibri" w:hAnsi="Calibri" w:eastAsia="Calibri"/>
+                <w:b w:val="0"/>
+                <w:i w:val="0"/>
+                <w:color w:val="203740"/>
+                <w:sz w:val="17"/>
+              </w:rPr>
+              <w:t>Provincia completa de Monte Plata; no es valor municipal</w:t>
+            </w:r>
+          </w:p>
+        </w:tc>
+        <w:tc>
+          <w:tcPr>
+            <w:tcW w:type="dxa" w:w="1300"/>
+            <w:vAlign w:val="top"/>
+            <w:tcMar>
+              <w:top w:w="80" w:type="dxa"/>
+              <w:start w:w="120" w:type="dxa"/>
+              <w:bottom w:w="80" w:type="dxa"/>
+              <w:end w:w="120" w:type="dxa"/>
+            </w:tcMar>
+          </w:tcPr>
+          <w:p>
+            <w:pPr>
+              <w:spacing w:after="0"/>
+            </w:pPr>
+            <w:r>
+              <w:rPr>
+                <w:rFonts w:ascii="Calibri" w:hAnsi="Calibri" w:eastAsia="Calibri"/>
+                <w:b w:val="0"/>
+                <w:i w:val="0"/>
+                <w:color w:val="203740"/>
+                <w:sz w:val="17"/>
+              </w:rPr>
+              <w:t>2024</w:t>
+            </w:r>
+          </w:p>
+        </w:tc>
+        <w:tc>
+          <w:tcPr>
+            <w:tcW w:type="dxa" w:w="1640"/>
+            <w:vAlign w:val="top"/>
+            <w:tcMar>
+              <w:top w:w="80" w:type="dxa"/>
+              <w:start w:w="120" w:type="dxa"/>
+              <w:bottom w:w="80" w:type="dxa"/>
+              <w:end w:w="120" w:type="dxa"/>
+            </w:tcMar>
+          </w:tcPr>
+          <w:p>
+            <w:pPr>
+              <w:spacing w:after="0"/>
+            </w:pPr>
+            <w:r>
+              <w:rPr>
+                <w:rFonts w:ascii="Calibri" w:hAnsi="Calibri" w:eastAsia="Calibri"/>
+                <w:b w:val="0"/>
+                <w:i w:val="0"/>
+                <w:color w:val="203740"/>
+                <w:sz w:val="17"/>
+              </w:rPr>
+              <w:t>ONE · muertes accidentales y violentas</w:t>
+            </w:r>
+          </w:p>
+        </w:tc>
+      </w:tr>
+      <w:tr>
+        <w:tc>
+          <w:tcPr>
+            <w:tcW w:type="dxa" w:w="2200"/>
+            <w:shd w:fill="F7F9F9"/>
+            <w:vAlign w:val="top"/>
+            <w:tcMar>
+              <w:top w:w="80" w:type="dxa"/>
+              <w:start w:w="120" w:type="dxa"/>
+              <w:bottom w:w="80" w:type="dxa"/>
+              <w:end w:w="120" w:type="dxa"/>
+            </w:tcMar>
+          </w:tcPr>
+          <w:p>
+            <w:pPr>
+              <w:spacing w:after="0"/>
+            </w:pPr>
+            <w:r>
+              <w:rPr>
+                <w:rFonts w:ascii="Calibri" w:hAnsi="Calibri" w:eastAsia="Calibri"/>
+                <w:b w:val="0"/>
+                <w:i w:val="0"/>
+                <w:color w:val="203740"/>
+                <w:sz w:val="17"/>
+              </w:rPr>
+              <w:t>Fallecimientos de tránsito</w:t>
+            </w:r>
+          </w:p>
+        </w:tc>
+        <w:tc>
+          <w:tcPr>
+            <w:tcW w:type="dxa" w:w="2200"/>
+            <w:shd w:fill="F7F9F9"/>
+            <w:vAlign w:val="top"/>
+            <w:tcMar>
+              <w:top w:w="80" w:type="dxa"/>
+              <w:start w:w="120" w:type="dxa"/>
+              <w:bottom w:w="80" w:type="dxa"/>
+              <w:end w:w="120" w:type="dxa"/>
+            </w:tcMar>
+          </w:tcPr>
+          <w:p>
+            <w:pPr>
+              <w:spacing w:after="0"/>
+            </w:pPr>
+            <w:r>
+              <w:rPr>
+                <w:rFonts w:ascii="Calibri" w:hAnsi="Calibri" w:eastAsia="Calibri"/>
+                <w:b w:val="0"/>
+                <w:i w:val="0"/>
+                <w:color w:val="203740"/>
+                <w:sz w:val="17"/>
+              </w:rPr>
+              <w:t>36 personas; 17.5 por 100 mil habitantes</w:t>
+            </w:r>
+          </w:p>
+        </w:tc>
+        <w:tc>
+          <w:tcPr>
+            <w:tcW w:type="dxa" w:w="2020"/>
+            <w:shd w:fill="F7F9F9"/>
+            <w:vAlign w:val="top"/>
+            <w:tcMar>
+              <w:top w:w="80" w:type="dxa"/>
+              <w:start w:w="120" w:type="dxa"/>
+              <w:bottom w:w="80" w:type="dxa"/>
+              <w:end w:w="120" w:type="dxa"/>
+            </w:tcMar>
+          </w:tcPr>
+          <w:p>
+            <w:pPr>
+              <w:spacing w:after="0"/>
+            </w:pPr>
+            <w:r>
+              <w:rPr>
+                <w:rFonts w:ascii="Calibri" w:hAnsi="Calibri" w:eastAsia="Calibri"/>
+                <w:b w:val="0"/>
+                <w:i w:val="0"/>
+                <w:color w:val="203740"/>
+                <w:sz w:val="17"/>
+              </w:rPr>
+              <w:t>Provincia completa de Monte Plata; no es valor municipal</w:t>
+            </w:r>
+          </w:p>
+        </w:tc>
+        <w:tc>
+          <w:tcPr>
+            <w:tcW w:type="dxa" w:w="1300"/>
+            <w:shd w:fill="F7F9F9"/>
+            <w:vAlign w:val="top"/>
+            <w:tcMar>
+              <w:top w:w="80" w:type="dxa"/>
+              <w:start w:w="120" w:type="dxa"/>
+              <w:bottom w:w="80" w:type="dxa"/>
+              <w:end w:w="120" w:type="dxa"/>
+            </w:tcMar>
+          </w:tcPr>
+          <w:p>
+            <w:pPr>
+              <w:spacing w:after="0"/>
+            </w:pPr>
+            <w:r>
+              <w:rPr>
+                <w:rFonts w:ascii="Calibri" w:hAnsi="Calibri" w:eastAsia="Calibri"/>
+                <w:b w:val="0"/>
+                <w:i w:val="0"/>
+                <w:color w:val="203740"/>
+                <w:sz w:val="17"/>
+              </w:rPr>
+              <w:t>Enero–junio de 2026</w:t>
+            </w:r>
+          </w:p>
+        </w:tc>
+        <w:tc>
+          <w:tcPr>
+            <w:tcW w:type="dxa" w:w="1640"/>
+            <w:shd w:fill="F7F9F9"/>
+            <w:vAlign w:val="top"/>
+            <w:tcMar>
+              <w:top w:w="80" w:type="dxa"/>
+              <w:start w:w="120" w:type="dxa"/>
+              <w:bottom w:w="80" w:type="dxa"/>
+              <w:end w:w="120" w:type="dxa"/>
+            </w:tcMar>
+          </w:tcPr>
+          <w:p>
+            <w:pPr>
+              <w:spacing w:after="0"/>
+            </w:pPr>
+            <w:r>
+              <w:rPr>
+                <w:rFonts w:ascii="Calibri" w:hAnsi="Calibri" w:eastAsia="Calibri"/>
+                <w:b w:val="0"/>
+                <w:i w:val="0"/>
+                <w:color w:val="203740"/>
+                <w:sz w:val="17"/>
+              </w:rPr>
+              <w:t>Datos abiertos · fallecimientos de tránsito</w:t>
+            </w:r>
+          </w:p>
+        </w:tc>
+      </w:tr>
+      <w:tr>
+        <w:tc>
+          <w:tcPr>
+            <w:tcW w:type="dxa" w:w="2200"/>
+            <w:vAlign w:val="top"/>
+            <w:tcMar>
+              <w:top w:w="80" w:type="dxa"/>
+              <w:start w:w="120" w:type="dxa"/>
+              <w:bottom w:w="80" w:type="dxa"/>
+              <w:end w:w="120" w:type="dxa"/>
+            </w:tcMar>
+          </w:tcPr>
+          <w:p>
+            <w:pPr>
+              <w:spacing w:after="0"/>
+            </w:pPr>
+            <w:r>
+              <w:rPr>
+                <w:rFonts w:ascii="Calibri" w:hAnsi="Calibri" w:eastAsia="Calibri"/>
+                <w:b w:val="0"/>
+                <w:i w:val="0"/>
+                <w:color w:val="203740"/>
+                <w:sz w:val="17"/>
+              </w:rPr>
+              <w:t>Hacinamiento extremo o moderado</w:t>
+            </w:r>
+          </w:p>
+        </w:tc>
+        <w:tc>
+          <w:tcPr>
+            <w:tcW w:type="dxa" w:w="2200"/>
+            <w:vAlign w:val="top"/>
+            <w:tcMar>
+              <w:top w:w="80" w:type="dxa"/>
+              <w:start w:w="120" w:type="dxa"/>
+              <w:bottom w:w="80" w:type="dxa"/>
+              <w:end w:w="120" w:type="dxa"/>
+            </w:tcMar>
+          </w:tcPr>
+          <w:p>
+            <w:pPr>
+              <w:spacing w:after="0"/>
+            </w:pPr>
+            <w:r>
+              <w:rPr>
+                <w:rFonts w:ascii="Calibri" w:hAnsi="Calibri" w:eastAsia="Calibri"/>
+                <w:b w:val="0"/>
+                <w:i w:val="0"/>
+                <w:color w:val="203740"/>
+                <w:sz w:val="17"/>
+              </w:rPr>
+              <w:t>15.4%</w:t>
+            </w:r>
+          </w:p>
+        </w:tc>
+        <w:tc>
+          <w:tcPr>
+            <w:tcW w:type="dxa" w:w="2020"/>
+            <w:vAlign w:val="top"/>
+            <w:tcMar>
+              <w:top w:w="80" w:type="dxa"/>
+              <w:start w:w="120" w:type="dxa"/>
+              <w:bottom w:w="80" w:type="dxa"/>
+              <w:end w:w="120" w:type="dxa"/>
+            </w:tcMar>
+          </w:tcPr>
+          <w:p>
+            <w:pPr>
+              <w:spacing w:after="0"/>
+            </w:pPr>
+            <w:r>
+              <w:rPr>
+                <w:rFonts w:ascii="Calibri" w:hAnsi="Calibri" w:eastAsia="Calibri"/>
+                <w:b w:val="0"/>
+                <w:i w:val="0"/>
+                <w:color w:val="203740"/>
+                <w:sz w:val="17"/>
+              </w:rPr>
+              <w:t>Provincia completa de Monte Plata; no es valor municipal</w:t>
+            </w:r>
+          </w:p>
+        </w:tc>
+        <w:tc>
+          <w:tcPr>
+            <w:tcW w:type="dxa" w:w="1300"/>
+            <w:vAlign w:val="top"/>
+            <w:tcMar>
+              <w:top w:w="80" w:type="dxa"/>
+              <w:start w:w="120" w:type="dxa"/>
+              <w:bottom w:w="80" w:type="dxa"/>
+              <w:end w:w="120" w:type="dxa"/>
+            </w:tcMar>
+          </w:tcPr>
+          <w:p>
+            <w:pPr>
+              <w:spacing w:after="0"/>
+            </w:pPr>
+            <w:r>
+              <w:rPr>
+                <w:rFonts w:ascii="Calibri" w:hAnsi="Calibri" w:eastAsia="Calibri"/>
+                <w:b w:val="0"/>
+                <w:i w:val="0"/>
+                <w:color w:val="203740"/>
+                <w:sz w:val="17"/>
+              </w:rPr>
+              <w:t>2026</w:t>
+            </w:r>
+          </w:p>
+        </w:tc>
+        <w:tc>
+          <w:tcPr>
+            <w:tcW w:type="dxa" w:w="1640"/>
+            <w:vAlign w:val="top"/>
+            <w:tcMar>
+              <w:top w:w="80" w:type="dxa"/>
+              <w:start w:w="120" w:type="dxa"/>
+              <w:bottom w:w="80" w:type="dxa"/>
+              <w:end w:w="120" w:type="dxa"/>
+            </w:tcMar>
+          </w:tcPr>
+          <w:p>
+            <w:pPr>
+              <w:spacing w:after="0"/>
+            </w:pPr>
+            <w:r>
+              <w:rPr>
+                <w:rFonts w:ascii="Calibri" w:hAnsi="Calibri" w:eastAsia="Calibri"/>
+                <w:b w:val="0"/>
+                <w:i w:val="0"/>
+                <w:color w:val="203740"/>
+                <w:sz w:val="17"/>
+              </w:rPr>
+              <w:t>Datos abiertos · hacinamiento</w:t>
+            </w:r>
+          </w:p>
+        </w:tc>
+      </w:tr>
+      <w:tr>
+        <w:tc>
+          <w:tcPr>
+            <w:tcW w:type="dxa" w:w="2200"/>
+            <w:shd w:fill="F7F9F9"/>
+            <w:vAlign w:val="top"/>
+            <w:tcMar>
+              <w:top w:w="80" w:type="dxa"/>
+              <w:start w:w="120" w:type="dxa"/>
+              <w:bottom w:w="80" w:type="dxa"/>
+              <w:end w:w="120" w:type="dxa"/>
+            </w:tcMar>
+          </w:tcPr>
+          <w:p>
+            <w:pPr>
+              <w:spacing w:after="0"/>
+            </w:pPr>
+            <w:r>
+              <w:rPr>
+                <w:rFonts w:ascii="Calibri" w:hAnsi="Calibri" w:eastAsia="Calibri"/>
+                <w:b w:val="0"/>
+                <w:i w:val="0"/>
+                <w:color w:val="203740"/>
+                <w:sz w:val="17"/>
+              </w:rPr>
+              <w:t>Personas con discapacidad en ICV-1 o ICV-2</w:t>
+            </w:r>
+          </w:p>
+        </w:tc>
+        <w:tc>
+          <w:tcPr>
+            <w:tcW w:type="dxa" w:w="2200"/>
+            <w:shd w:fill="F7F9F9"/>
+            <w:vAlign w:val="top"/>
+            <w:tcMar>
+              <w:top w:w="80" w:type="dxa"/>
+              <w:start w:w="120" w:type="dxa"/>
+              <w:bottom w:w="80" w:type="dxa"/>
+              <w:end w:w="120" w:type="dxa"/>
+            </w:tcMar>
+          </w:tcPr>
+          <w:p>
+            <w:pPr>
+              <w:spacing w:after="0"/>
+            </w:pPr>
+            <w:r>
+              <w:rPr>
+                <w:rFonts w:ascii="Calibri" w:hAnsi="Calibri" w:eastAsia="Calibri"/>
+                <w:b w:val="0"/>
+                <w:i w:val="0"/>
+                <w:color w:val="203740"/>
+                <w:sz w:val="17"/>
+              </w:rPr>
+              <w:t>68.1%</w:t>
+            </w:r>
+          </w:p>
+        </w:tc>
+        <w:tc>
+          <w:tcPr>
+            <w:tcW w:type="dxa" w:w="2020"/>
+            <w:shd w:fill="F7F9F9"/>
+            <w:vAlign w:val="top"/>
+            <w:tcMar>
+              <w:top w:w="80" w:type="dxa"/>
+              <w:start w:w="120" w:type="dxa"/>
+              <w:bottom w:w="80" w:type="dxa"/>
+              <w:end w:w="120" w:type="dxa"/>
+            </w:tcMar>
+          </w:tcPr>
+          <w:p>
+            <w:pPr>
+              <w:spacing w:after="0"/>
+            </w:pPr>
+            <w:r>
+              <w:rPr>
+                <w:rFonts w:ascii="Calibri" w:hAnsi="Calibri" w:eastAsia="Calibri"/>
+                <w:b w:val="0"/>
+                <w:i w:val="0"/>
+                <w:color w:val="203740"/>
+                <w:sz w:val="17"/>
+              </w:rPr>
+              <w:t>Provincia completa de Monte Plata; no es valor municipal</w:t>
+            </w:r>
+          </w:p>
+        </w:tc>
+        <w:tc>
+          <w:tcPr>
+            <w:tcW w:type="dxa" w:w="1300"/>
+            <w:shd w:fill="F7F9F9"/>
+            <w:vAlign w:val="top"/>
+            <w:tcMar>
+              <w:top w:w="80" w:type="dxa"/>
+              <w:start w:w="120" w:type="dxa"/>
+              <w:bottom w:w="80" w:type="dxa"/>
+              <w:end w:w="120" w:type="dxa"/>
+            </w:tcMar>
+          </w:tcPr>
+          <w:p>
+            <w:pPr>
+              <w:spacing w:after="0"/>
+            </w:pPr>
+            <w:r>
+              <w:rPr>
+                <w:rFonts w:ascii="Calibri" w:hAnsi="Calibri" w:eastAsia="Calibri"/>
+                <w:b w:val="0"/>
+                <w:i w:val="0"/>
+                <w:color w:val="203740"/>
+                <w:sz w:val="17"/>
+              </w:rPr>
+              <w:t>2026</w:t>
+            </w:r>
+          </w:p>
+        </w:tc>
+        <w:tc>
+          <w:tcPr>
+            <w:tcW w:type="dxa" w:w="1640"/>
+            <w:shd w:fill="F7F9F9"/>
+            <w:vAlign w:val="top"/>
+            <w:tcMar>
+              <w:top w:w="80" w:type="dxa"/>
+              <w:start w:w="120" w:type="dxa"/>
+              <w:bottom w:w="80" w:type="dxa"/>
+              <w:end w:w="120" w:type="dxa"/>
+            </w:tcMar>
+          </w:tcPr>
+          <w:p>
+            <w:pPr>
+              <w:spacing w:after="0"/>
+            </w:pPr>
+            <w:r>
+              <w:rPr>
+                <w:rFonts w:ascii="Calibri" w:hAnsi="Calibri" w:eastAsia="Calibri"/>
+                <w:b w:val="0"/>
+                <w:i w:val="0"/>
+                <w:color w:val="203740"/>
+                <w:sz w:val="17"/>
+              </w:rPr>
+              <w:t>Datos abiertos · discapacidad por provincia</w:t>
+            </w:r>
+          </w:p>
+        </w:tc>
+      </w:tr>
+      <w:tr>
+        <w:tc>
+          <w:tcPr>
+            <w:tcW w:type="dxa" w:w="2200"/>
+            <w:vAlign w:val="top"/>
+            <w:tcMar>
+              <w:top w:w="80" w:type="dxa"/>
+              <w:start w:w="120" w:type="dxa"/>
+              <w:bottom w:w="80" w:type="dxa"/>
+              <w:end w:w="120" w:type="dxa"/>
+            </w:tcMar>
+          </w:tcPr>
+          <w:p>
+            <w:pPr>
+              <w:spacing w:after="0"/>
+            </w:pPr>
+            <w:r>
+              <w:rPr>
+                <w:rFonts w:ascii="Calibri" w:hAnsi="Calibri" w:eastAsia="Calibri"/>
+                <w:b w:val="0"/>
+                <w:i w:val="0"/>
+                <w:color w:val="203740"/>
+                <w:sz w:val="17"/>
+              </w:rPr>
+              <w:t>Registros de nacimiento</w:t>
+            </w:r>
+          </w:p>
+        </w:tc>
+        <w:tc>
+          <w:tcPr>
+            <w:tcW w:type="dxa" w:w="2200"/>
+            <w:vAlign w:val="top"/>
+            <w:tcMar>
+              <w:top w:w="80" w:type="dxa"/>
+              <w:start w:w="120" w:type="dxa"/>
+              <w:bottom w:w="80" w:type="dxa"/>
+              <w:end w:w="120" w:type="dxa"/>
+            </w:tcMar>
+          </w:tcPr>
+          <w:p>
+            <w:pPr>
+              <w:spacing w:after="0"/>
+            </w:pPr>
+            <w:r>
+              <w:rPr>
+                <w:rFonts w:ascii="Calibri" w:hAnsi="Calibri" w:eastAsia="Calibri"/>
+                <w:b w:val="0"/>
+                <w:i w:val="0"/>
+                <w:color w:val="203740"/>
+                <w:sz w:val="17"/>
+              </w:rPr>
+              <w:t>2,362 registros; 11.5 por mil habitantes</w:t>
+            </w:r>
+          </w:p>
+        </w:tc>
+        <w:tc>
+          <w:tcPr>
+            <w:tcW w:type="dxa" w:w="2020"/>
+            <w:vAlign w:val="top"/>
+            <w:tcMar>
+              <w:top w:w="80" w:type="dxa"/>
+              <w:start w:w="120" w:type="dxa"/>
+              <w:bottom w:w="80" w:type="dxa"/>
+              <w:end w:w="120" w:type="dxa"/>
+            </w:tcMar>
+          </w:tcPr>
+          <w:p>
+            <w:pPr>
+              <w:spacing w:after="0"/>
+            </w:pPr>
+            <w:r>
+              <w:rPr>
+                <w:rFonts w:ascii="Calibri" w:hAnsi="Calibri" w:eastAsia="Calibri"/>
+                <w:b w:val="0"/>
+                <w:i w:val="0"/>
+                <w:color w:val="203740"/>
+                <w:sz w:val="17"/>
+              </w:rPr>
+              <w:t>Provincia completa de Monte Plata; no es valor municipal</w:t>
+            </w:r>
+          </w:p>
+        </w:tc>
+        <w:tc>
+          <w:tcPr>
+            <w:tcW w:type="dxa" w:w="1300"/>
+            <w:vAlign w:val="top"/>
+            <w:tcMar>
+              <w:top w:w="80" w:type="dxa"/>
+              <w:start w:w="120" w:type="dxa"/>
+              <w:bottom w:w="80" w:type="dxa"/>
+              <w:end w:w="120" w:type="dxa"/>
+            </w:tcMar>
+          </w:tcPr>
+          <w:p>
+            <w:pPr>
+              <w:spacing w:after="0"/>
+            </w:pPr>
+            <w:r>
+              <w:rPr>
+                <w:rFonts w:ascii="Calibri" w:hAnsi="Calibri" w:eastAsia="Calibri"/>
+                <w:b w:val="0"/>
+                <w:i w:val="0"/>
+                <w:color w:val="203740"/>
+                <w:sz w:val="17"/>
+              </w:rPr>
+              <w:t>2024</w:t>
+            </w:r>
+          </w:p>
+        </w:tc>
+        <w:tc>
+          <w:tcPr>
+            <w:tcW w:type="dxa" w:w="1640"/>
+            <w:vAlign w:val="top"/>
+            <w:tcMar>
+              <w:top w:w="80" w:type="dxa"/>
+              <w:start w:w="120" w:type="dxa"/>
+              <w:bottom w:w="80" w:type="dxa"/>
+              <w:end w:w="120" w:type="dxa"/>
+            </w:tcMar>
+          </w:tcPr>
+          <w:p>
+            <w:pPr>
+              <w:spacing w:after="0"/>
+            </w:pPr>
+            <w:r>
+              <w:rPr>
+                <w:rFonts w:ascii="Calibri" w:hAnsi="Calibri" w:eastAsia="Calibri"/>
+                <w:b w:val="0"/>
+                <w:i w:val="0"/>
+                <w:color w:val="203740"/>
+                <w:sz w:val="17"/>
+              </w:rPr>
+              <w:t>Datos abiertos · provincia de registro</w:t>
+            </w:r>
+          </w:p>
+        </w:tc>
+      </w:tr>
+    </w:tbl>
+    <w:p>
+      <w:pPr>
+        <w:spacing w:after="0"/>
+      </w:pPr>
+    </w:p>
+    <w:p>
+      <w:pPr>
+        <w:pStyle w:val="SourceNote"/>
+      </w:pPr>
+      <w:r>
+        <w:rPr>
+          <w:rFonts w:ascii="Calibri" w:hAnsi="Calibri" w:eastAsia="Calibri"/>
+          <w:b w:val="0"/>
+          <w:i w:val="0"/>
+          <w:color w:val="5E7076"/>
+          <w:sz w:val="17"/>
+        </w:rPr>
+        <w:t>Fuente: DDPT, Dashboard Territorial, dataset generado el 2026-08-01T15:52:35.655Z. La ausencia de registros no se interpreta automáticamente como cero.</w:t>
+      </w:r>
+    </w:p>
+    <w:p>
+      <w:pPr>
         <w:pStyle w:val="Heading1"/>
       </w:pPr>
       <w:r>
@@ -4395,11 +6604,6038 @@
       </w:r>
     </w:p>
     <w:p>
+      <w:r>
+        <w:br w:type="page"/>
+      </w:r>
+    </w:p>
+    <w:p>
       <w:pPr>
         <w:pStyle w:val="Heading1"/>
       </w:pPr>
       <w:r>
-        <w:t>5. Plan de acción a acordar por el CDM</w:t>
+        <w:t>5. Inversión pública</w:t>
+      </w:r>
+    </w:p>
+    <w:p>
+      <w:r>
+        <w:t>Con corte al 2026-08-02, MapaInversiones registra 40 proyectos en ejecución o reprogramados con identificación territorial específica para Monte Plata. La programación presupuestaria 2026 asociada suma RD$ 1,072,178,069 y la ejecución registrada suma RD$ 511,631,218. Estos proyectos pertenecen a instituciones públicas y no constituyen por sí mismos acuerdos, compromisos ni proyectos aprobados por el CDM o el ayuntamiento.</w:t>
+      </w:r>
+    </w:p>
+    <w:p>
+      <w:pPr>
+        <w:pStyle w:val="SourceNote"/>
+      </w:pPr>
+      <w:r>
+        <w:rPr>
+          <w:rFonts w:ascii="Calibri" w:hAnsi="Calibri" w:eastAsia="Calibri"/>
+          <w:b w:val="0"/>
+          <w:i w:val="0"/>
+          <w:color w:val="5E7076"/>
+          <w:sz w:val="17"/>
+        </w:rPr>
+        <w:t>Fuente: MapaInversiones, datos abiertos 2026 y perfiles oficiales de proyectos, https://mapainversiones.gob.do/. Se incluyen únicamente proyectos con alcance municipal específico y estado EJECUCIÓN o REPROGRAMAR; los proyectos nacionales o provinciales sin municipio confirmado no se asignan artificialmente. Los importes se presentan en pesos dominicanos nominales, exactamente en la unidad publicada por la fuente y sin aplicar multiplicadores; los valores inusualmente bajos deben confirmarse en el perfil oficial.</w:t>
+      </w:r>
+    </w:p>
+    <w:tbl>
+      <w:tblPr>
+        <w:tblW w:type="dxa" w:w="9360"/>
+        <w:tblLayout w:type="fixed"/>
+        <w:tblLook w:firstColumn="1" w:firstRow="1" w:lastColumn="0" w:lastRow="0" w:noHBand="0" w:noVBand="1" w:val="04A0"/>
+        <w:jc w:val="center"/>
+        <w:tblInd w:w="120" w:type="dxa"/>
+        <w:tblBorders>
+          <w:top w:val="single" w:sz="5" w:color="D7E0E1"/>
+          <w:left w:val="single" w:sz="5" w:color="D7E0E1"/>
+          <w:bottom w:val="single" w:sz="5" w:color="D7E0E1"/>
+          <w:right w:val="single" w:sz="5" w:color="D7E0E1"/>
+          <w:insideH w:val="single" w:sz="5" w:color="D7E0E1"/>
+          <w:insideV w:val="single" w:sz="5" w:color="D7E0E1"/>
+        </w:tblBorders>
+      </w:tblPr>
+      <w:tblGrid>
+        <w:gridCol w:w="3540"/>
+        <w:gridCol w:w="1980"/>
+        <w:gridCol w:w="1500"/>
+        <w:gridCol w:w="1170"/>
+        <w:gridCol w:w="1170"/>
+      </w:tblGrid>
+      <w:tr>
+        <w:trPr>
+          <w:tblHeader w:val="true"/>
+        </w:trPr>
+        <w:tc>
+          <w:tcPr>
+            <w:tcW w:type="dxa" w:w="3540"/>
+            <w:tcMar>
+              <w:top w:w="80" w:type="dxa"/>
+              <w:start w:w="120" w:type="dxa"/>
+              <w:bottom w:w="80" w:type="dxa"/>
+              <w:end w:w="120" w:type="dxa"/>
+            </w:tcMar>
+            <w:shd w:fill="203740"/>
+            <w:vAlign w:val="center"/>
+          </w:tcPr>
+          <w:p>
+            <w:pPr>
+              <w:spacing w:after="0"/>
+            </w:pPr>
+            <w:r>
+              <w:rPr>
+                <w:rFonts w:ascii="Calibri" w:hAnsi="Calibri" w:eastAsia="Calibri"/>
+                <w:b/>
+                <w:i w:val="0"/>
+                <w:color w:val="FFFFFF"/>
+                <w:sz w:val="17"/>
+              </w:rPr>
+              <w:t>Proyecto</w:t>
+            </w:r>
+          </w:p>
+        </w:tc>
+        <w:tc>
+          <w:tcPr>
+            <w:tcW w:type="dxa" w:w="1980"/>
+            <w:tcMar>
+              <w:top w:w="80" w:type="dxa"/>
+              <w:start w:w="120" w:type="dxa"/>
+              <w:bottom w:w="80" w:type="dxa"/>
+              <w:end w:w="120" w:type="dxa"/>
+            </w:tcMar>
+            <w:shd w:fill="203740"/>
+            <w:vAlign w:val="center"/>
+          </w:tcPr>
+          <w:p>
+            <w:pPr>
+              <w:spacing w:after="0"/>
+            </w:pPr>
+            <w:r>
+              <w:rPr>
+                <w:rFonts w:ascii="Calibri" w:hAnsi="Calibri" w:eastAsia="Calibri"/>
+                <w:b/>
+                <w:i w:val="0"/>
+                <w:color w:val="FFFFFF"/>
+                <w:sz w:val="17"/>
+              </w:rPr>
+              <w:t>Institución</w:t>
+            </w:r>
+          </w:p>
+        </w:tc>
+        <w:tc>
+          <w:tcPr>
+            <w:tcW w:type="dxa" w:w="1500"/>
+            <w:tcMar>
+              <w:top w:w="80" w:type="dxa"/>
+              <w:start w:w="120" w:type="dxa"/>
+              <w:bottom w:w="80" w:type="dxa"/>
+              <w:end w:w="120" w:type="dxa"/>
+            </w:tcMar>
+            <w:shd w:fill="203740"/>
+            <w:vAlign w:val="center"/>
+          </w:tcPr>
+          <w:p>
+            <w:pPr>
+              <w:spacing w:after="0"/>
+            </w:pPr>
+            <w:r>
+              <w:rPr>
+                <w:rFonts w:ascii="Calibri" w:hAnsi="Calibri" w:eastAsia="Calibri"/>
+                <w:b/>
+                <w:i w:val="0"/>
+                <w:color w:val="FFFFFF"/>
+                <w:sz w:val="17"/>
+              </w:rPr>
+              <w:t>Estado / período</w:t>
+            </w:r>
+          </w:p>
+        </w:tc>
+        <w:tc>
+          <w:tcPr>
+            <w:tcW w:type="dxa" w:w="1170"/>
+            <w:tcMar>
+              <w:top w:w="80" w:type="dxa"/>
+              <w:start w:w="120" w:type="dxa"/>
+              <w:bottom w:w="80" w:type="dxa"/>
+              <w:end w:w="120" w:type="dxa"/>
+            </w:tcMar>
+            <w:shd w:fill="203740"/>
+            <w:vAlign w:val="center"/>
+          </w:tcPr>
+          <w:p>
+            <w:pPr>
+              <w:spacing w:after="0"/>
+            </w:pPr>
+            <w:r>
+              <w:rPr>
+                <w:rFonts w:ascii="Calibri" w:hAnsi="Calibri" w:eastAsia="Calibri"/>
+                <w:b/>
+                <w:i w:val="0"/>
+                <w:color w:val="FFFFFF"/>
+                <w:sz w:val="17"/>
+              </w:rPr>
+              <w:t>Asignación 2026 (RD$)</w:t>
+            </w:r>
+          </w:p>
+        </w:tc>
+        <w:tc>
+          <w:tcPr>
+            <w:tcW w:type="dxa" w:w="1170"/>
+            <w:tcMar>
+              <w:top w:w="80" w:type="dxa"/>
+              <w:start w:w="120" w:type="dxa"/>
+              <w:bottom w:w="80" w:type="dxa"/>
+              <w:end w:w="120" w:type="dxa"/>
+            </w:tcMar>
+            <w:shd w:fill="203740"/>
+            <w:vAlign w:val="center"/>
+          </w:tcPr>
+          <w:p>
+            <w:pPr>
+              <w:spacing w:after="0"/>
+            </w:pPr>
+            <w:r>
+              <w:rPr>
+                <w:rFonts w:ascii="Calibri" w:hAnsi="Calibri" w:eastAsia="Calibri"/>
+                <w:b/>
+                <w:i w:val="0"/>
+                <w:color w:val="FFFFFF"/>
+                <w:sz w:val="17"/>
+              </w:rPr>
+              <w:t>Ejecutado 2026 (RD$)</w:t>
+            </w:r>
+          </w:p>
+        </w:tc>
+      </w:tr>
+      <w:tr>
+        <w:tc>
+          <w:tcPr>
+            <w:tcW w:type="dxa" w:w="3540"/>
+            <w:vAlign w:val="top"/>
+            <w:tcMar>
+              <w:top w:w="80" w:type="dxa"/>
+              <w:start w:w="120" w:type="dxa"/>
+              <w:bottom w:w="80" w:type="dxa"/>
+              <w:end w:w="120" w:type="dxa"/>
+            </w:tcMar>
+          </w:tcPr>
+          <w:p>
+            <w:pPr>
+              <w:spacing w:after="0"/>
+            </w:pPr>
+            <w:r>
+              <w:rPr>
+                <w:rFonts w:ascii="Calibri" w:hAnsi="Calibri" w:eastAsia="Calibri"/>
+                <w:b w:val="0"/>
+                <w:i w:val="0"/>
+                <w:color w:val="203740"/>
+                <w:sz w:val="17"/>
+              </w:rPr>
+              <w:t>RECONSTRUCCIÓN CARRETERA HACIENDA ESTRELLA- CRUCE PAJON HASTA MONTE PLATA, PROVINCIA MONTE PLATA</w:t>
+              <w:br/>
+              <w:t>SNIP 16124 · Ficha 6250</w:t>
+              <w:br/>
+              <w:t>Ubicación: perfil oficial</w:t>
+            </w:r>
+          </w:p>
+        </w:tc>
+        <w:tc>
+          <w:tcPr>
+            <w:tcW w:type="dxa" w:w="1980"/>
+            <w:vAlign w:val="top"/>
+            <w:tcMar>
+              <w:top w:w="80" w:type="dxa"/>
+              <w:start w:w="120" w:type="dxa"/>
+              <w:bottom w:w="80" w:type="dxa"/>
+              <w:end w:w="120" w:type="dxa"/>
+            </w:tcMar>
+          </w:tcPr>
+          <w:p>
+            <w:pPr>
+              <w:spacing w:after="0"/>
+            </w:pPr>
+            <w:r>
+              <w:rPr>
+                <w:rFonts w:ascii="Calibri" w:hAnsi="Calibri" w:eastAsia="Calibri"/>
+                <w:b w:val="0"/>
+                <w:i w:val="0"/>
+                <w:color w:val="203740"/>
+                <w:sz w:val="17"/>
+              </w:rPr>
+              <w:t>MINISTERIO DE OBRAS PUBLICAS Y COMUNICACIONES</w:t>
+            </w:r>
+          </w:p>
+        </w:tc>
+        <w:tc>
+          <w:tcPr>
+            <w:tcW w:type="dxa" w:w="1500"/>
+            <w:vAlign w:val="top"/>
+            <w:tcMar>
+              <w:top w:w="80" w:type="dxa"/>
+              <w:start w:w="120" w:type="dxa"/>
+              <w:bottom w:w="80" w:type="dxa"/>
+              <w:end w:w="120" w:type="dxa"/>
+            </w:tcMar>
+          </w:tcPr>
+          <w:p>
+            <w:pPr>
+              <w:spacing w:after="0"/>
+            </w:pPr>
+            <w:r>
+              <w:rPr>
+                <w:rFonts w:ascii="Calibri" w:hAnsi="Calibri" w:eastAsia="Calibri"/>
+                <w:b w:val="0"/>
+                <w:i w:val="0"/>
+                <w:color w:val="203740"/>
+                <w:sz w:val="17"/>
+              </w:rPr>
+              <w:t>En ejecución</w:t>
+              <w:br/>
+              <w:t>2023–2027</w:t>
+            </w:r>
+          </w:p>
+        </w:tc>
+        <w:tc>
+          <w:tcPr>
+            <w:tcW w:type="dxa" w:w="1170"/>
+            <w:vAlign w:val="top"/>
+            <w:tcMar>
+              <w:top w:w="80" w:type="dxa"/>
+              <w:start w:w="120" w:type="dxa"/>
+              <w:bottom w:w="80" w:type="dxa"/>
+              <w:end w:w="120" w:type="dxa"/>
+            </w:tcMar>
+          </w:tcPr>
+          <w:p>
+            <w:pPr>
+              <w:spacing w:after="0"/>
+            </w:pPr>
+            <w:r>
+              <w:rPr>
+                <w:rFonts w:ascii="Calibri" w:hAnsi="Calibri" w:eastAsia="Calibri"/>
+                <w:b w:val="0"/>
+                <w:i w:val="0"/>
+                <w:color w:val="203740"/>
+                <w:sz w:val="17"/>
+              </w:rPr>
+              <w:t>233,890,144</w:t>
+            </w:r>
+          </w:p>
+        </w:tc>
+        <w:tc>
+          <w:tcPr>
+            <w:tcW w:type="dxa" w:w="1170"/>
+            <w:vAlign w:val="top"/>
+            <w:tcMar>
+              <w:top w:w="80" w:type="dxa"/>
+              <w:start w:w="120" w:type="dxa"/>
+              <w:bottom w:w="80" w:type="dxa"/>
+              <w:end w:w="120" w:type="dxa"/>
+            </w:tcMar>
+          </w:tcPr>
+          <w:p>
+            <w:pPr>
+              <w:spacing w:after="0"/>
+            </w:pPr>
+            <w:r>
+              <w:rPr>
+                <w:rFonts w:ascii="Calibri" w:hAnsi="Calibri" w:eastAsia="Calibri"/>
+                <w:b w:val="0"/>
+                <w:i w:val="0"/>
+                <w:color w:val="203740"/>
+                <w:sz w:val="17"/>
+              </w:rPr>
+              <w:t>220,223,020</w:t>
+            </w:r>
+          </w:p>
+        </w:tc>
+      </w:tr>
+      <w:tr>
+        <w:tc>
+          <w:tcPr>
+            <w:tcW w:type="dxa" w:w="3540"/>
+            <w:shd w:fill="F7F9F9"/>
+            <w:vAlign w:val="top"/>
+            <w:tcMar>
+              <w:top w:w="80" w:type="dxa"/>
+              <w:start w:w="120" w:type="dxa"/>
+              <w:bottom w:w="80" w:type="dxa"/>
+              <w:end w:w="120" w:type="dxa"/>
+            </w:tcMar>
+          </w:tcPr>
+          <w:p>
+            <w:pPr>
+              <w:spacing w:after="0"/>
+            </w:pPr>
+            <w:r>
+              <w:rPr>
+                <w:rFonts w:ascii="Calibri" w:hAnsi="Calibri" w:eastAsia="Calibri"/>
+                <w:b w:val="0"/>
+                <w:i w:val="0"/>
+                <w:color w:val="203740"/>
+                <w:sz w:val="17"/>
+              </w:rPr>
+              <w:t>RECONSTRUCCIÓN DE LA CARRETERA CHIRINO HASTA LA CARRETERA BAYAGUANA – MONTE PLATA, MUNICIPIO MONTE PLATA, PROVINCIA MONTE PLATA</w:t>
+              <w:br/>
+              <w:t>SNIP 16681 · Ficha 7699</w:t>
+              <w:br/>
+              <w:t>Ubicación: perfil oficial</w:t>
+            </w:r>
+          </w:p>
+        </w:tc>
+        <w:tc>
+          <w:tcPr>
+            <w:tcW w:type="dxa" w:w="1980"/>
+            <w:shd w:fill="F7F9F9"/>
+            <w:vAlign w:val="top"/>
+            <w:tcMar>
+              <w:top w:w="80" w:type="dxa"/>
+              <w:start w:w="120" w:type="dxa"/>
+              <w:bottom w:w="80" w:type="dxa"/>
+              <w:end w:w="120" w:type="dxa"/>
+            </w:tcMar>
+          </w:tcPr>
+          <w:p>
+            <w:pPr>
+              <w:spacing w:after="0"/>
+            </w:pPr>
+            <w:r>
+              <w:rPr>
+                <w:rFonts w:ascii="Calibri" w:hAnsi="Calibri" w:eastAsia="Calibri"/>
+                <w:b w:val="0"/>
+                <w:i w:val="0"/>
+                <w:color w:val="203740"/>
+                <w:sz w:val="17"/>
+              </w:rPr>
+              <w:t>MINISTERIO DE OBRAS PUBLICAS Y COMUNICACIONES</w:t>
+            </w:r>
+          </w:p>
+        </w:tc>
+        <w:tc>
+          <w:tcPr>
+            <w:tcW w:type="dxa" w:w="1500"/>
+            <w:shd w:fill="F7F9F9"/>
+            <w:vAlign w:val="top"/>
+            <w:tcMar>
+              <w:top w:w="80" w:type="dxa"/>
+              <w:start w:w="120" w:type="dxa"/>
+              <w:bottom w:w="80" w:type="dxa"/>
+              <w:end w:w="120" w:type="dxa"/>
+            </w:tcMar>
+          </w:tcPr>
+          <w:p>
+            <w:pPr>
+              <w:spacing w:after="0"/>
+            </w:pPr>
+            <w:r>
+              <w:rPr>
+                <w:rFonts w:ascii="Calibri" w:hAnsi="Calibri" w:eastAsia="Calibri"/>
+                <w:b w:val="0"/>
+                <w:i w:val="0"/>
+                <w:color w:val="203740"/>
+                <w:sz w:val="17"/>
+              </w:rPr>
+              <w:t>En ejecución</w:t>
+              <w:br/>
+              <w:t>2024–2027</w:t>
+            </w:r>
+          </w:p>
+        </w:tc>
+        <w:tc>
+          <w:tcPr>
+            <w:tcW w:type="dxa" w:w="1170"/>
+            <w:shd w:fill="F7F9F9"/>
+            <w:vAlign w:val="top"/>
+            <w:tcMar>
+              <w:top w:w="80" w:type="dxa"/>
+              <w:start w:w="120" w:type="dxa"/>
+              <w:bottom w:w="80" w:type="dxa"/>
+              <w:end w:w="120" w:type="dxa"/>
+            </w:tcMar>
+          </w:tcPr>
+          <w:p>
+            <w:pPr>
+              <w:spacing w:after="0"/>
+            </w:pPr>
+            <w:r>
+              <w:rPr>
+                <w:rFonts w:ascii="Calibri" w:hAnsi="Calibri" w:eastAsia="Calibri"/>
+                <w:b w:val="0"/>
+                <w:i w:val="0"/>
+                <w:color w:val="203740"/>
+                <w:sz w:val="17"/>
+              </w:rPr>
+              <w:t>117,000,000</w:t>
+            </w:r>
+          </w:p>
+        </w:tc>
+        <w:tc>
+          <w:tcPr>
+            <w:tcW w:type="dxa" w:w="1170"/>
+            <w:shd w:fill="F7F9F9"/>
+            <w:vAlign w:val="top"/>
+            <w:tcMar>
+              <w:top w:w="80" w:type="dxa"/>
+              <w:start w:w="120" w:type="dxa"/>
+              <w:bottom w:w="80" w:type="dxa"/>
+              <w:end w:w="120" w:type="dxa"/>
+            </w:tcMar>
+          </w:tcPr>
+          <w:p>
+            <w:pPr>
+              <w:spacing w:after="0"/>
+            </w:pPr>
+            <w:r>
+              <w:rPr>
+                <w:rFonts w:ascii="Calibri" w:hAnsi="Calibri" w:eastAsia="Calibri"/>
+                <w:b w:val="0"/>
+                <w:i w:val="0"/>
+                <w:color w:val="203740"/>
+                <w:sz w:val="17"/>
+              </w:rPr>
+              <w:t>117,000,000</w:t>
+            </w:r>
+          </w:p>
+        </w:tc>
+      </w:tr>
+      <w:tr>
+        <w:tc>
+          <w:tcPr>
+            <w:tcW w:type="dxa" w:w="3540"/>
+            <w:vAlign w:val="top"/>
+            <w:tcMar>
+              <w:top w:w="80" w:type="dxa"/>
+              <w:start w:w="120" w:type="dxa"/>
+              <w:bottom w:w="80" w:type="dxa"/>
+              <w:end w:w="120" w:type="dxa"/>
+            </w:tcMar>
+          </w:tcPr>
+          <w:p>
+            <w:pPr>
+              <w:spacing w:after="0"/>
+            </w:pPr>
+            <w:r>
+              <w:rPr>
+                <w:rFonts w:ascii="Calibri" w:hAnsi="Calibri" w:eastAsia="Calibri"/>
+                <w:b w:val="0"/>
+                <w:i w:val="0"/>
+                <w:color w:val="203740"/>
+                <w:sz w:val="17"/>
+              </w:rPr>
+              <w:t>RECONSTRUCCIÓN DEL PUENTE SOBRE EL RIO EL COROZO AFECTADO POR LA VAGUADA DE ABRIL 2022, EN LA CARRETERA HACIENDA ESTRELLA, MUNICIPIO MONTE PLATA, PROVINCIA MONTE PLATA</w:t>
+              <w:br/>
+              <w:t>SNIP 16221 · Ficha 5904</w:t>
+              <w:br/>
+              <w:t>Ubicación: perfil oficial</w:t>
+            </w:r>
+          </w:p>
+        </w:tc>
+        <w:tc>
+          <w:tcPr>
+            <w:tcW w:type="dxa" w:w="1980"/>
+            <w:vAlign w:val="top"/>
+            <w:tcMar>
+              <w:top w:w="80" w:type="dxa"/>
+              <w:start w:w="120" w:type="dxa"/>
+              <w:bottom w:w="80" w:type="dxa"/>
+              <w:end w:w="120" w:type="dxa"/>
+            </w:tcMar>
+          </w:tcPr>
+          <w:p>
+            <w:pPr>
+              <w:spacing w:after="0"/>
+            </w:pPr>
+            <w:r>
+              <w:rPr>
+                <w:rFonts w:ascii="Calibri" w:hAnsi="Calibri" w:eastAsia="Calibri"/>
+                <w:b w:val="0"/>
+                <w:i w:val="0"/>
+                <w:color w:val="203740"/>
+                <w:sz w:val="17"/>
+              </w:rPr>
+              <w:t>MINISTERIO DE OBRAS PUBLICAS Y COMUNICACIONES</w:t>
+            </w:r>
+          </w:p>
+        </w:tc>
+        <w:tc>
+          <w:tcPr>
+            <w:tcW w:type="dxa" w:w="1500"/>
+            <w:vAlign w:val="top"/>
+            <w:tcMar>
+              <w:top w:w="80" w:type="dxa"/>
+              <w:start w:w="120" w:type="dxa"/>
+              <w:bottom w:w="80" w:type="dxa"/>
+              <w:end w:w="120" w:type="dxa"/>
+            </w:tcMar>
+          </w:tcPr>
+          <w:p>
+            <w:pPr>
+              <w:spacing w:after="0"/>
+            </w:pPr>
+            <w:r>
+              <w:rPr>
+                <w:rFonts w:ascii="Calibri" w:hAnsi="Calibri" w:eastAsia="Calibri"/>
+                <w:b w:val="0"/>
+                <w:i w:val="0"/>
+                <w:color w:val="203740"/>
+                <w:sz w:val="17"/>
+              </w:rPr>
+              <w:t>En ejecución</w:t>
+              <w:br/>
+              <w:t>2023–2027</w:t>
+            </w:r>
+          </w:p>
+        </w:tc>
+        <w:tc>
+          <w:tcPr>
+            <w:tcW w:type="dxa" w:w="1170"/>
+            <w:vAlign w:val="top"/>
+            <w:tcMar>
+              <w:top w:w="80" w:type="dxa"/>
+              <w:start w:w="120" w:type="dxa"/>
+              <w:bottom w:w="80" w:type="dxa"/>
+              <w:end w:w="120" w:type="dxa"/>
+            </w:tcMar>
+          </w:tcPr>
+          <w:p>
+            <w:pPr>
+              <w:spacing w:after="0"/>
+            </w:pPr>
+            <w:r>
+              <w:rPr>
+                <w:rFonts w:ascii="Calibri" w:hAnsi="Calibri" w:eastAsia="Calibri"/>
+                <w:b w:val="0"/>
+                <w:i w:val="0"/>
+                <w:color w:val="203740"/>
+                <w:sz w:val="17"/>
+              </w:rPr>
+              <w:t>93,585,854</w:t>
+            </w:r>
+          </w:p>
+        </w:tc>
+        <w:tc>
+          <w:tcPr>
+            <w:tcW w:type="dxa" w:w="1170"/>
+            <w:vAlign w:val="top"/>
+            <w:tcMar>
+              <w:top w:w="80" w:type="dxa"/>
+              <w:start w:w="120" w:type="dxa"/>
+              <w:bottom w:w="80" w:type="dxa"/>
+              <w:end w:w="120" w:type="dxa"/>
+            </w:tcMar>
+          </w:tcPr>
+          <w:p>
+            <w:pPr>
+              <w:spacing w:after="0"/>
+            </w:pPr>
+            <w:r>
+              <w:rPr>
+                <w:rFonts w:ascii="Calibri" w:hAnsi="Calibri" w:eastAsia="Calibri"/>
+                <w:b w:val="0"/>
+                <w:i w:val="0"/>
+                <w:color w:val="203740"/>
+                <w:sz w:val="17"/>
+              </w:rPr>
+              <w:t>0</w:t>
+            </w:r>
+          </w:p>
+        </w:tc>
+      </w:tr>
+      <w:tr>
+        <w:tc>
+          <w:tcPr>
+            <w:tcW w:type="dxa" w:w="3540"/>
+            <w:shd w:fill="F7F9F9"/>
+            <w:vAlign w:val="top"/>
+            <w:tcMar>
+              <w:top w:w="80" w:type="dxa"/>
+              <w:start w:w="120" w:type="dxa"/>
+              <w:bottom w:w="80" w:type="dxa"/>
+              <w:end w:w="120" w:type="dxa"/>
+            </w:tcMar>
+          </w:tcPr>
+          <w:p>
+            <w:pPr>
+              <w:spacing w:after="0"/>
+            </w:pPr>
+            <w:r>
+              <w:rPr>
+                <w:rFonts w:ascii="Calibri" w:hAnsi="Calibri" w:eastAsia="Calibri"/>
+                <w:b w:val="0"/>
+                <w:i w:val="0"/>
+                <w:color w:val="203740"/>
+                <w:sz w:val="17"/>
+              </w:rPr>
+              <w:t>RECONSTRUCCIÓN DE PUENTE ARROYO HONDO, AFECTADO POR VAGUADA ABRIL 2022, CARRETERA HACIENDA ESTRELLA-MONTE PLATA, MUNICIPIO MONTE PLATA, PROVINCIA MONTE PLATA</w:t>
+              <w:br/>
+              <w:t>SNIP 16264 · Ficha 6081</w:t>
+              <w:br/>
+              <w:t>Ubicación: perfil oficial</w:t>
+            </w:r>
+          </w:p>
+        </w:tc>
+        <w:tc>
+          <w:tcPr>
+            <w:tcW w:type="dxa" w:w="1980"/>
+            <w:shd w:fill="F7F9F9"/>
+            <w:vAlign w:val="top"/>
+            <w:tcMar>
+              <w:top w:w="80" w:type="dxa"/>
+              <w:start w:w="120" w:type="dxa"/>
+              <w:bottom w:w="80" w:type="dxa"/>
+              <w:end w:w="120" w:type="dxa"/>
+            </w:tcMar>
+          </w:tcPr>
+          <w:p>
+            <w:pPr>
+              <w:spacing w:after="0"/>
+            </w:pPr>
+            <w:r>
+              <w:rPr>
+                <w:rFonts w:ascii="Calibri" w:hAnsi="Calibri" w:eastAsia="Calibri"/>
+                <w:b w:val="0"/>
+                <w:i w:val="0"/>
+                <w:color w:val="203740"/>
+                <w:sz w:val="17"/>
+              </w:rPr>
+              <w:t>MINISTERIO DE OBRAS PUBLICAS Y COMUNICACIONES</w:t>
+            </w:r>
+          </w:p>
+        </w:tc>
+        <w:tc>
+          <w:tcPr>
+            <w:tcW w:type="dxa" w:w="1500"/>
+            <w:shd w:fill="F7F9F9"/>
+            <w:vAlign w:val="top"/>
+            <w:tcMar>
+              <w:top w:w="80" w:type="dxa"/>
+              <w:start w:w="120" w:type="dxa"/>
+              <w:bottom w:w="80" w:type="dxa"/>
+              <w:end w:w="120" w:type="dxa"/>
+            </w:tcMar>
+          </w:tcPr>
+          <w:p>
+            <w:pPr>
+              <w:spacing w:after="0"/>
+            </w:pPr>
+            <w:r>
+              <w:rPr>
+                <w:rFonts w:ascii="Calibri" w:hAnsi="Calibri" w:eastAsia="Calibri"/>
+                <w:b w:val="0"/>
+                <w:i w:val="0"/>
+                <w:color w:val="203740"/>
+                <w:sz w:val="17"/>
+              </w:rPr>
+              <w:t>En ejecución</w:t>
+              <w:br/>
+              <w:t>2023–2027</w:t>
+            </w:r>
+          </w:p>
+        </w:tc>
+        <w:tc>
+          <w:tcPr>
+            <w:tcW w:type="dxa" w:w="1170"/>
+            <w:shd w:fill="F7F9F9"/>
+            <w:vAlign w:val="top"/>
+            <w:tcMar>
+              <w:top w:w="80" w:type="dxa"/>
+              <w:start w:w="120" w:type="dxa"/>
+              <w:bottom w:w="80" w:type="dxa"/>
+              <w:end w:w="120" w:type="dxa"/>
+            </w:tcMar>
+          </w:tcPr>
+          <w:p>
+            <w:pPr>
+              <w:spacing w:after="0"/>
+            </w:pPr>
+            <w:r>
+              <w:rPr>
+                <w:rFonts w:ascii="Calibri" w:hAnsi="Calibri" w:eastAsia="Calibri"/>
+                <w:b w:val="0"/>
+                <w:i w:val="0"/>
+                <w:color w:val="203740"/>
+                <w:sz w:val="17"/>
+              </w:rPr>
+              <w:t>92,371,789</w:t>
+            </w:r>
+          </w:p>
+        </w:tc>
+        <w:tc>
+          <w:tcPr>
+            <w:tcW w:type="dxa" w:w="1170"/>
+            <w:shd w:fill="F7F9F9"/>
+            <w:vAlign w:val="top"/>
+            <w:tcMar>
+              <w:top w:w="80" w:type="dxa"/>
+              <w:start w:w="120" w:type="dxa"/>
+              <w:bottom w:w="80" w:type="dxa"/>
+              <w:end w:w="120" w:type="dxa"/>
+            </w:tcMar>
+          </w:tcPr>
+          <w:p>
+            <w:pPr>
+              <w:spacing w:after="0"/>
+            </w:pPr>
+            <w:r>
+              <w:rPr>
+                <w:rFonts w:ascii="Calibri" w:hAnsi="Calibri" w:eastAsia="Calibri"/>
+                <w:b w:val="0"/>
+                <w:i w:val="0"/>
+                <w:color w:val="203740"/>
+                <w:sz w:val="17"/>
+              </w:rPr>
+              <w:t>0</w:t>
+            </w:r>
+          </w:p>
+        </w:tc>
+      </w:tr>
+      <w:tr>
+        <w:tc>
+          <w:tcPr>
+            <w:tcW w:type="dxa" w:w="3540"/>
+            <w:vAlign w:val="top"/>
+            <w:tcMar>
+              <w:top w:w="80" w:type="dxa"/>
+              <w:start w:w="120" w:type="dxa"/>
+              <w:bottom w:w="80" w:type="dxa"/>
+              <w:end w:w="120" w:type="dxa"/>
+            </w:tcMar>
+          </w:tcPr>
+          <w:p>
+            <w:pPr>
+              <w:spacing w:after="0"/>
+            </w:pPr>
+            <w:r>
+              <w:rPr>
+                <w:rFonts w:ascii="Calibri" w:hAnsi="Calibri" w:eastAsia="Calibri"/>
+                <w:b w:val="0"/>
+                <w:i w:val="0"/>
+                <w:color w:val="203740"/>
+                <w:sz w:val="17"/>
+              </w:rPr>
+              <w:t>RECONSTRUCCIÓN CARRETERA BAYAGUANA - EL PUERTO, PROVINCIA MONTE PLATA</w:t>
+              <w:br/>
+              <w:t>SNIP 13641 · Ficha 3431</w:t>
+              <w:br/>
+              <w:t>Ubicación: perfil oficial</w:t>
+            </w:r>
+          </w:p>
+        </w:tc>
+        <w:tc>
+          <w:tcPr>
+            <w:tcW w:type="dxa" w:w="1980"/>
+            <w:vAlign w:val="top"/>
+            <w:tcMar>
+              <w:top w:w="80" w:type="dxa"/>
+              <w:start w:w="120" w:type="dxa"/>
+              <w:bottom w:w="80" w:type="dxa"/>
+              <w:end w:w="120" w:type="dxa"/>
+            </w:tcMar>
+          </w:tcPr>
+          <w:p>
+            <w:pPr>
+              <w:spacing w:after="0"/>
+            </w:pPr>
+            <w:r>
+              <w:rPr>
+                <w:rFonts w:ascii="Calibri" w:hAnsi="Calibri" w:eastAsia="Calibri"/>
+                <w:b w:val="0"/>
+                <w:i w:val="0"/>
+                <w:color w:val="203740"/>
+                <w:sz w:val="17"/>
+              </w:rPr>
+              <w:t>MINISTERIO DE OBRAS PUBLICAS Y COMUNICACIONES</w:t>
+            </w:r>
+          </w:p>
+        </w:tc>
+        <w:tc>
+          <w:tcPr>
+            <w:tcW w:type="dxa" w:w="1500"/>
+            <w:vAlign w:val="top"/>
+            <w:tcMar>
+              <w:top w:w="80" w:type="dxa"/>
+              <w:start w:w="120" w:type="dxa"/>
+              <w:bottom w:w="80" w:type="dxa"/>
+              <w:end w:w="120" w:type="dxa"/>
+            </w:tcMar>
+          </w:tcPr>
+          <w:p>
+            <w:pPr>
+              <w:spacing w:after="0"/>
+            </w:pPr>
+            <w:r>
+              <w:rPr>
+                <w:rFonts w:ascii="Calibri" w:hAnsi="Calibri" w:eastAsia="Calibri"/>
+                <w:b w:val="0"/>
+                <w:i w:val="0"/>
+                <w:color w:val="203740"/>
+                <w:sz w:val="17"/>
+              </w:rPr>
+              <w:t>En ejecución</w:t>
+              <w:br/>
+              <w:t>2015–2027</w:t>
+            </w:r>
+          </w:p>
+        </w:tc>
+        <w:tc>
+          <w:tcPr>
+            <w:tcW w:type="dxa" w:w="1170"/>
+            <w:vAlign w:val="top"/>
+            <w:tcMar>
+              <w:top w:w="80" w:type="dxa"/>
+              <w:start w:w="120" w:type="dxa"/>
+              <w:bottom w:w="80" w:type="dxa"/>
+              <w:end w:w="120" w:type="dxa"/>
+            </w:tcMar>
+          </w:tcPr>
+          <w:p>
+            <w:pPr>
+              <w:spacing w:after="0"/>
+            </w:pPr>
+            <w:r>
+              <w:rPr>
+                <w:rFonts w:ascii="Calibri" w:hAnsi="Calibri" w:eastAsia="Calibri"/>
+                <w:b w:val="0"/>
+                <w:i w:val="0"/>
+                <w:color w:val="203740"/>
+                <w:sz w:val="17"/>
+              </w:rPr>
+              <w:t>75,322,380</w:t>
+            </w:r>
+          </w:p>
+        </w:tc>
+        <w:tc>
+          <w:tcPr>
+            <w:tcW w:type="dxa" w:w="1170"/>
+            <w:vAlign w:val="top"/>
+            <w:tcMar>
+              <w:top w:w="80" w:type="dxa"/>
+              <w:start w:w="120" w:type="dxa"/>
+              <w:bottom w:w="80" w:type="dxa"/>
+              <w:end w:w="120" w:type="dxa"/>
+            </w:tcMar>
+          </w:tcPr>
+          <w:p>
+            <w:pPr>
+              <w:spacing w:after="0"/>
+            </w:pPr>
+            <w:r>
+              <w:rPr>
+                <w:rFonts w:ascii="Calibri" w:hAnsi="Calibri" w:eastAsia="Calibri"/>
+                <w:b w:val="0"/>
+                <w:i w:val="0"/>
+                <w:color w:val="203740"/>
+                <w:sz w:val="17"/>
+              </w:rPr>
+              <w:t>37,763,472</w:t>
+            </w:r>
+          </w:p>
+        </w:tc>
+      </w:tr>
+      <w:tr>
+        <w:tc>
+          <w:tcPr>
+            <w:tcW w:type="dxa" w:w="3540"/>
+            <w:shd w:fill="F7F9F9"/>
+            <w:vAlign w:val="top"/>
+            <w:tcMar>
+              <w:top w:w="80" w:type="dxa"/>
+              <w:start w:w="120" w:type="dxa"/>
+              <w:bottom w:w="80" w:type="dxa"/>
+              <w:end w:w="120" w:type="dxa"/>
+            </w:tcMar>
+          </w:tcPr>
+          <w:p>
+            <w:pPr>
+              <w:spacing w:after="0"/>
+            </w:pPr>
+            <w:r>
+              <w:rPr>
+                <w:rFonts w:ascii="Calibri" w:hAnsi="Calibri" w:eastAsia="Calibri"/>
+                <w:b w:val="0"/>
+                <w:i w:val="0"/>
+                <w:color w:val="203740"/>
+                <w:sz w:val="17"/>
+              </w:rPr>
+              <w:t>CONSTRUCCIÓN DE PLAZA COMUNITARIA EN EL DISTRITO MUNICIPAL DE CHIRINO, PROVINCIA MONTE PLATA</w:t>
+              <w:br/>
+              <w:t>SNIP 16424 · Ficha 7962</w:t>
+              <w:br/>
+              <w:t>Ubicación: perfil oficial</w:t>
+            </w:r>
+          </w:p>
+        </w:tc>
+        <w:tc>
+          <w:tcPr>
+            <w:tcW w:type="dxa" w:w="1980"/>
+            <w:shd w:fill="F7F9F9"/>
+            <w:vAlign w:val="top"/>
+            <w:tcMar>
+              <w:top w:w="80" w:type="dxa"/>
+              <w:start w:w="120" w:type="dxa"/>
+              <w:bottom w:w="80" w:type="dxa"/>
+              <w:end w:w="120" w:type="dxa"/>
+            </w:tcMar>
+          </w:tcPr>
+          <w:p>
+            <w:pPr>
+              <w:spacing w:after="0"/>
+            </w:pPr>
+            <w:r>
+              <w:rPr>
+                <w:rFonts w:ascii="Calibri" w:hAnsi="Calibri" w:eastAsia="Calibri"/>
+                <w:b w:val="0"/>
+                <w:i w:val="0"/>
+                <w:color w:val="203740"/>
+                <w:sz w:val="17"/>
+              </w:rPr>
+              <w:t>DIRECCIÓN GENERAL DE PROYECTOS ESTRATÉGICOS Y ESPECIALES DE LA PRESIDENCIA DE LA REPÚBLICA (PROPEEP)</w:t>
+            </w:r>
+          </w:p>
+        </w:tc>
+        <w:tc>
+          <w:tcPr>
+            <w:tcW w:type="dxa" w:w="1500"/>
+            <w:shd w:fill="F7F9F9"/>
+            <w:vAlign w:val="top"/>
+            <w:tcMar>
+              <w:top w:w="80" w:type="dxa"/>
+              <w:start w:w="120" w:type="dxa"/>
+              <w:bottom w:w="80" w:type="dxa"/>
+              <w:end w:w="120" w:type="dxa"/>
+            </w:tcMar>
+          </w:tcPr>
+          <w:p>
+            <w:pPr>
+              <w:spacing w:after="0"/>
+            </w:pPr>
+            <w:r>
+              <w:rPr>
+                <w:rFonts w:ascii="Calibri" w:hAnsi="Calibri" w:eastAsia="Calibri"/>
+                <w:b w:val="0"/>
+                <w:i w:val="0"/>
+                <w:color w:val="203740"/>
+                <w:sz w:val="17"/>
+              </w:rPr>
+              <w:t>En ejecución</w:t>
+              <w:br/>
+              <w:t>2024–2027</w:t>
+            </w:r>
+          </w:p>
+        </w:tc>
+        <w:tc>
+          <w:tcPr>
+            <w:tcW w:type="dxa" w:w="1170"/>
+            <w:shd w:fill="F7F9F9"/>
+            <w:vAlign w:val="top"/>
+            <w:tcMar>
+              <w:top w:w="80" w:type="dxa"/>
+              <w:start w:w="120" w:type="dxa"/>
+              <w:bottom w:w="80" w:type="dxa"/>
+              <w:end w:w="120" w:type="dxa"/>
+            </w:tcMar>
+          </w:tcPr>
+          <w:p>
+            <w:pPr>
+              <w:spacing w:after="0"/>
+            </w:pPr>
+            <w:r>
+              <w:rPr>
+                <w:rFonts w:ascii="Calibri" w:hAnsi="Calibri" w:eastAsia="Calibri"/>
+                <w:b w:val="0"/>
+                <w:i w:val="0"/>
+                <w:color w:val="203740"/>
+                <w:sz w:val="17"/>
+              </w:rPr>
+              <w:t>60,808,266</w:t>
+            </w:r>
+          </w:p>
+        </w:tc>
+        <w:tc>
+          <w:tcPr>
+            <w:tcW w:type="dxa" w:w="1170"/>
+            <w:shd w:fill="F7F9F9"/>
+            <w:vAlign w:val="top"/>
+            <w:tcMar>
+              <w:top w:w="80" w:type="dxa"/>
+              <w:start w:w="120" w:type="dxa"/>
+              <w:bottom w:w="80" w:type="dxa"/>
+              <w:end w:w="120" w:type="dxa"/>
+            </w:tcMar>
+          </w:tcPr>
+          <w:p>
+            <w:pPr>
+              <w:spacing w:after="0"/>
+            </w:pPr>
+            <w:r>
+              <w:rPr>
+                <w:rFonts w:ascii="Calibri" w:hAnsi="Calibri" w:eastAsia="Calibri"/>
+                <w:b w:val="0"/>
+                <w:i w:val="0"/>
+                <w:color w:val="203740"/>
+                <w:sz w:val="17"/>
+              </w:rPr>
+              <w:t>19,670,033</w:t>
+            </w:r>
+          </w:p>
+        </w:tc>
+      </w:tr>
+      <w:tr>
+        <w:tc>
+          <w:tcPr>
+            <w:tcW w:type="dxa" w:w="3540"/>
+            <w:vAlign w:val="top"/>
+            <w:tcMar>
+              <w:top w:w="80" w:type="dxa"/>
+              <w:start w:w="120" w:type="dxa"/>
+              <w:bottom w:w="80" w:type="dxa"/>
+              <w:end w:w="120" w:type="dxa"/>
+            </w:tcMar>
+          </w:tcPr>
+          <w:p>
+            <w:pPr>
+              <w:spacing w:after="0"/>
+            </w:pPr>
+            <w:r>
+              <w:rPr>
+                <w:rFonts w:ascii="Calibri" w:hAnsi="Calibri" w:eastAsia="Calibri"/>
+                <w:b w:val="0"/>
+                <w:i w:val="0"/>
+                <w:color w:val="203740"/>
+                <w:sz w:val="17"/>
+              </w:rPr>
+              <w:t>RECONSTRUCCIÓN CAMINO VECINAL LA DOLE-BATEY LOS LANOS, AFECTADO POR EL HURACAN FIONA, MUNICIPIO MONTE PLATA, PROVINCIA MONTE PLATA</w:t>
+              <w:br/>
+              <w:t>SNIP 16277 · Ficha 6062</w:t>
+              <w:br/>
+              <w:t>Ubicación: perfil oficial</w:t>
+            </w:r>
+          </w:p>
+        </w:tc>
+        <w:tc>
+          <w:tcPr>
+            <w:tcW w:type="dxa" w:w="1980"/>
+            <w:vAlign w:val="top"/>
+            <w:tcMar>
+              <w:top w:w="80" w:type="dxa"/>
+              <w:start w:w="120" w:type="dxa"/>
+              <w:bottom w:w="80" w:type="dxa"/>
+              <w:end w:w="120" w:type="dxa"/>
+            </w:tcMar>
+          </w:tcPr>
+          <w:p>
+            <w:pPr>
+              <w:spacing w:after="0"/>
+            </w:pPr>
+            <w:r>
+              <w:rPr>
+                <w:rFonts w:ascii="Calibri" w:hAnsi="Calibri" w:eastAsia="Calibri"/>
+                <w:b w:val="0"/>
+                <w:i w:val="0"/>
+                <w:color w:val="203740"/>
+                <w:sz w:val="17"/>
+              </w:rPr>
+              <w:t>MINISTERIO DE OBRAS PUBLICAS Y COMUNICACIONES</w:t>
+            </w:r>
+          </w:p>
+        </w:tc>
+        <w:tc>
+          <w:tcPr>
+            <w:tcW w:type="dxa" w:w="1500"/>
+            <w:vAlign w:val="top"/>
+            <w:tcMar>
+              <w:top w:w="80" w:type="dxa"/>
+              <w:start w:w="120" w:type="dxa"/>
+              <w:bottom w:w="80" w:type="dxa"/>
+              <w:end w:w="120" w:type="dxa"/>
+            </w:tcMar>
+          </w:tcPr>
+          <w:p>
+            <w:pPr>
+              <w:spacing w:after="0"/>
+            </w:pPr>
+            <w:r>
+              <w:rPr>
+                <w:rFonts w:ascii="Calibri" w:hAnsi="Calibri" w:eastAsia="Calibri"/>
+                <w:b w:val="0"/>
+                <w:i w:val="0"/>
+                <w:color w:val="203740"/>
+                <w:sz w:val="17"/>
+              </w:rPr>
+              <w:t>En ejecución</w:t>
+              <w:br/>
+              <w:t>2023–2027</w:t>
+            </w:r>
+          </w:p>
+        </w:tc>
+        <w:tc>
+          <w:tcPr>
+            <w:tcW w:type="dxa" w:w="1170"/>
+            <w:vAlign w:val="top"/>
+            <w:tcMar>
+              <w:top w:w="80" w:type="dxa"/>
+              <w:start w:w="120" w:type="dxa"/>
+              <w:bottom w:w="80" w:type="dxa"/>
+              <w:end w:w="120" w:type="dxa"/>
+            </w:tcMar>
+          </w:tcPr>
+          <w:p>
+            <w:pPr>
+              <w:spacing w:after="0"/>
+            </w:pPr>
+            <w:r>
+              <w:rPr>
+                <w:rFonts w:ascii="Calibri" w:hAnsi="Calibri" w:eastAsia="Calibri"/>
+                <w:b w:val="0"/>
+                <w:i w:val="0"/>
+                <w:color w:val="203740"/>
+                <w:sz w:val="17"/>
+              </w:rPr>
+              <w:t>60,307,454</w:t>
+            </w:r>
+          </w:p>
+        </w:tc>
+        <w:tc>
+          <w:tcPr>
+            <w:tcW w:type="dxa" w:w="1170"/>
+            <w:vAlign w:val="top"/>
+            <w:tcMar>
+              <w:top w:w="80" w:type="dxa"/>
+              <w:start w:w="120" w:type="dxa"/>
+              <w:bottom w:w="80" w:type="dxa"/>
+              <w:end w:w="120" w:type="dxa"/>
+            </w:tcMar>
+          </w:tcPr>
+          <w:p>
+            <w:pPr>
+              <w:spacing w:after="0"/>
+            </w:pPr>
+            <w:r>
+              <w:rPr>
+                <w:rFonts w:ascii="Calibri" w:hAnsi="Calibri" w:eastAsia="Calibri"/>
+                <w:b w:val="0"/>
+                <w:i w:val="0"/>
+                <w:color w:val="203740"/>
+                <w:sz w:val="17"/>
+              </w:rPr>
+              <w:t>0</w:t>
+            </w:r>
+          </w:p>
+        </w:tc>
+      </w:tr>
+      <w:tr>
+        <w:tc>
+          <w:tcPr>
+            <w:tcW w:type="dxa" w:w="3540"/>
+            <w:shd w:fill="F7F9F9"/>
+            <w:vAlign w:val="top"/>
+            <w:tcMar>
+              <w:top w:w="80" w:type="dxa"/>
+              <w:start w:w="120" w:type="dxa"/>
+              <w:bottom w:w="80" w:type="dxa"/>
+              <w:end w:w="120" w:type="dxa"/>
+            </w:tcMar>
+          </w:tcPr>
+          <w:p>
+            <w:pPr>
+              <w:spacing w:after="0"/>
+            </w:pPr>
+            <w:r>
+              <w:rPr>
+                <w:rFonts w:ascii="Calibri" w:hAnsi="Calibri" w:eastAsia="Calibri"/>
+                <w:b w:val="0"/>
+                <w:i w:val="0"/>
+                <w:color w:val="203740"/>
+                <w:sz w:val="17"/>
+              </w:rPr>
+              <w:t>CONSTRUCCIÓN OBRA DE TOMA Y ESTACIÓN DE BOMBEO DEL ACUEDUCTO DE MONTE PLATA, MUNICIPIO MONTE PLATA.</w:t>
+              <w:br/>
+              <w:t>SNIP 16850 · Ficha 8395</w:t>
+              <w:br/>
+              <w:t>Ubicación: perfil oficial</w:t>
+            </w:r>
+          </w:p>
+        </w:tc>
+        <w:tc>
+          <w:tcPr>
+            <w:tcW w:type="dxa" w:w="1980"/>
+            <w:shd w:fill="F7F9F9"/>
+            <w:vAlign w:val="top"/>
+            <w:tcMar>
+              <w:top w:w="80" w:type="dxa"/>
+              <w:start w:w="120" w:type="dxa"/>
+              <w:bottom w:w="80" w:type="dxa"/>
+              <w:end w:w="120" w:type="dxa"/>
+            </w:tcMar>
+          </w:tcPr>
+          <w:p>
+            <w:pPr>
+              <w:spacing w:after="0"/>
+            </w:pPr>
+            <w:r>
+              <w:rPr>
+                <w:rFonts w:ascii="Calibri" w:hAnsi="Calibri" w:eastAsia="Calibri"/>
+                <w:b w:val="0"/>
+                <w:i w:val="0"/>
+                <w:color w:val="203740"/>
+                <w:sz w:val="17"/>
+              </w:rPr>
+              <w:t>INSTITUTO NACIONAL DE AGUA POTABLE Y ALCANTARILLADO (INAPA)</w:t>
+            </w:r>
+          </w:p>
+        </w:tc>
+        <w:tc>
+          <w:tcPr>
+            <w:tcW w:type="dxa" w:w="1500"/>
+            <w:shd w:fill="F7F9F9"/>
+            <w:vAlign w:val="top"/>
+            <w:tcMar>
+              <w:top w:w="80" w:type="dxa"/>
+              <w:start w:w="120" w:type="dxa"/>
+              <w:bottom w:w="80" w:type="dxa"/>
+              <w:end w:w="120" w:type="dxa"/>
+            </w:tcMar>
+          </w:tcPr>
+          <w:p>
+            <w:pPr>
+              <w:spacing w:after="0"/>
+            </w:pPr>
+            <w:r>
+              <w:rPr>
+                <w:rFonts w:ascii="Calibri" w:hAnsi="Calibri" w:eastAsia="Calibri"/>
+                <w:b w:val="0"/>
+                <w:i w:val="0"/>
+                <w:color w:val="203740"/>
+                <w:sz w:val="17"/>
+              </w:rPr>
+              <w:t>En ejecución</w:t>
+              <w:br/>
+              <w:t>2025–2027</w:t>
+            </w:r>
+          </w:p>
+        </w:tc>
+        <w:tc>
+          <w:tcPr>
+            <w:tcW w:type="dxa" w:w="1170"/>
+            <w:shd w:fill="F7F9F9"/>
+            <w:vAlign w:val="top"/>
+            <w:tcMar>
+              <w:top w:w="80" w:type="dxa"/>
+              <w:start w:w="120" w:type="dxa"/>
+              <w:bottom w:w="80" w:type="dxa"/>
+              <w:end w:w="120" w:type="dxa"/>
+            </w:tcMar>
+          </w:tcPr>
+          <w:p>
+            <w:pPr>
+              <w:spacing w:after="0"/>
+            </w:pPr>
+            <w:r>
+              <w:rPr>
+                <w:rFonts w:ascii="Calibri" w:hAnsi="Calibri" w:eastAsia="Calibri"/>
+                <w:b w:val="0"/>
+                <w:i w:val="0"/>
+                <w:color w:val="203740"/>
+                <w:sz w:val="17"/>
+              </w:rPr>
+              <w:t>58,600,000</w:t>
+            </w:r>
+          </w:p>
+        </w:tc>
+        <w:tc>
+          <w:tcPr>
+            <w:tcW w:type="dxa" w:w="1170"/>
+            <w:shd w:fill="F7F9F9"/>
+            <w:vAlign w:val="top"/>
+            <w:tcMar>
+              <w:top w:w="80" w:type="dxa"/>
+              <w:start w:w="120" w:type="dxa"/>
+              <w:bottom w:w="80" w:type="dxa"/>
+              <w:end w:w="120" w:type="dxa"/>
+            </w:tcMar>
+          </w:tcPr>
+          <w:p>
+            <w:pPr>
+              <w:spacing w:after="0"/>
+            </w:pPr>
+            <w:r>
+              <w:rPr>
+                <w:rFonts w:ascii="Calibri" w:hAnsi="Calibri" w:eastAsia="Calibri"/>
+                <w:b w:val="0"/>
+                <w:i w:val="0"/>
+                <w:color w:val="203740"/>
+                <w:sz w:val="17"/>
+              </w:rPr>
+              <w:t>0</w:t>
+            </w:r>
+          </w:p>
+        </w:tc>
+      </w:tr>
+      <w:tr>
+        <w:tc>
+          <w:tcPr>
+            <w:tcW w:type="dxa" w:w="3540"/>
+            <w:vAlign w:val="top"/>
+            <w:tcMar>
+              <w:top w:w="80" w:type="dxa"/>
+              <w:start w:w="120" w:type="dxa"/>
+              <w:bottom w:w="80" w:type="dxa"/>
+              <w:end w:w="120" w:type="dxa"/>
+            </w:tcMar>
+          </w:tcPr>
+          <w:p>
+            <w:pPr>
+              <w:spacing w:after="0"/>
+            </w:pPr>
+            <w:r>
+              <w:rPr>
+                <w:rFonts w:ascii="Calibri" w:hAnsi="Calibri" w:eastAsia="Calibri"/>
+                <w:b w:val="0"/>
+                <w:i w:val="0"/>
+                <w:color w:val="203740"/>
+                <w:sz w:val="17"/>
+              </w:rPr>
+              <w:t>RECONSTRUCCIÓN TRAMO DE CARRETERA JUAN PABLO II- CHIRINO AFECTADO POR EL HURACAN FIONA, PROVINCIA MONTE PLATA</w:t>
+              <w:br/>
+              <w:t>SNIP 16291 · Ficha 5981</w:t>
+              <w:br/>
+              <w:t>Ubicación: perfil oficial</w:t>
+            </w:r>
+          </w:p>
+        </w:tc>
+        <w:tc>
+          <w:tcPr>
+            <w:tcW w:type="dxa" w:w="1980"/>
+            <w:vAlign w:val="top"/>
+            <w:tcMar>
+              <w:top w:w="80" w:type="dxa"/>
+              <w:start w:w="120" w:type="dxa"/>
+              <w:bottom w:w="80" w:type="dxa"/>
+              <w:end w:w="120" w:type="dxa"/>
+            </w:tcMar>
+          </w:tcPr>
+          <w:p>
+            <w:pPr>
+              <w:spacing w:after="0"/>
+            </w:pPr>
+            <w:r>
+              <w:rPr>
+                <w:rFonts w:ascii="Calibri" w:hAnsi="Calibri" w:eastAsia="Calibri"/>
+                <w:b w:val="0"/>
+                <w:i w:val="0"/>
+                <w:color w:val="203740"/>
+                <w:sz w:val="17"/>
+              </w:rPr>
+              <w:t>MINISTERIO DE OBRAS PUBLICAS Y COMUNICACIONES</w:t>
+            </w:r>
+          </w:p>
+        </w:tc>
+        <w:tc>
+          <w:tcPr>
+            <w:tcW w:type="dxa" w:w="1500"/>
+            <w:vAlign w:val="top"/>
+            <w:tcMar>
+              <w:top w:w="80" w:type="dxa"/>
+              <w:start w:w="120" w:type="dxa"/>
+              <w:bottom w:w="80" w:type="dxa"/>
+              <w:end w:w="120" w:type="dxa"/>
+            </w:tcMar>
+          </w:tcPr>
+          <w:p>
+            <w:pPr>
+              <w:spacing w:after="0"/>
+            </w:pPr>
+            <w:r>
+              <w:rPr>
+                <w:rFonts w:ascii="Calibri" w:hAnsi="Calibri" w:eastAsia="Calibri"/>
+                <w:b w:val="0"/>
+                <w:i w:val="0"/>
+                <w:color w:val="203740"/>
+                <w:sz w:val="17"/>
+              </w:rPr>
+              <w:t>En ejecución</w:t>
+              <w:br/>
+              <w:t>2023–2027</w:t>
+            </w:r>
+          </w:p>
+        </w:tc>
+        <w:tc>
+          <w:tcPr>
+            <w:tcW w:type="dxa" w:w="1170"/>
+            <w:vAlign w:val="top"/>
+            <w:tcMar>
+              <w:top w:w="80" w:type="dxa"/>
+              <w:start w:w="120" w:type="dxa"/>
+              <w:bottom w:w="80" w:type="dxa"/>
+              <w:end w:w="120" w:type="dxa"/>
+            </w:tcMar>
+          </w:tcPr>
+          <w:p>
+            <w:pPr>
+              <w:spacing w:after="0"/>
+            </w:pPr>
+            <w:r>
+              <w:rPr>
+                <w:rFonts w:ascii="Calibri" w:hAnsi="Calibri" w:eastAsia="Calibri"/>
+                <w:b w:val="0"/>
+                <w:i w:val="0"/>
+                <w:color w:val="203740"/>
+                <w:sz w:val="17"/>
+              </w:rPr>
+              <w:t>46,778,029</w:t>
+            </w:r>
+          </w:p>
+        </w:tc>
+        <w:tc>
+          <w:tcPr>
+            <w:tcW w:type="dxa" w:w="1170"/>
+            <w:vAlign w:val="top"/>
+            <w:tcMar>
+              <w:top w:w="80" w:type="dxa"/>
+              <w:start w:w="120" w:type="dxa"/>
+              <w:bottom w:w="80" w:type="dxa"/>
+              <w:end w:w="120" w:type="dxa"/>
+            </w:tcMar>
+          </w:tcPr>
+          <w:p>
+            <w:pPr>
+              <w:spacing w:after="0"/>
+            </w:pPr>
+            <w:r>
+              <w:rPr>
+                <w:rFonts w:ascii="Calibri" w:hAnsi="Calibri" w:eastAsia="Calibri"/>
+                <w:b w:val="0"/>
+                <w:i w:val="0"/>
+                <w:color w:val="203740"/>
+                <w:sz w:val="17"/>
+              </w:rPr>
+              <w:t>0</w:t>
+            </w:r>
+          </w:p>
+        </w:tc>
+      </w:tr>
+      <w:tr>
+        <w:tc>
+          <w:tcPr>
+            <w:tcW w:type="dxa" w:w="3540"/>
+            <w:shd w:fill="F7F9F9"/>
+            <w:vAlign w:val="top"/>
+            <w:tcMar>
+              <w:top w:w="80" w:type="dxa"/>
+              <w:start w:w="120" w:type="dxa"/>
+              <w:bottom w:w="80" w:type="dxa"/>
+              <w:end w:w="120" w:type="dxa"/>
+            </w:tcMar>
+          </w:tcPr>
+          <w:p>
+            <w:pPr>
+              <w:spacing w:after="0"/>
+            </w:pPr>
+            <w:r>
+              <w:rPr>
+                <w:rFonts w:ascii="Calibri" w:hAnsi="Calibri" w:eastAsia="Calibri"/>
+                <w:b w:val="0"/>
+                <w:i w:val="0"/>
+                <w:color w:val="203740"/>
+                <w:sz w:val="17"/>
+              </w:rPr>
+              <w:t>RECONSTRUCCIÓN DE LA INFRAESTRUCTURA VIAL URBANA DEL SECTOR PUEBLO NUEVO, DISTRITO MUNICIPAL CHIRINO, MUNICIPIO MONTE PLATA, PROVINCIA MONTE PLATA</w:t>
+              <w:br/>
+              <w:t>SNIP 16294 · Ficha 5982</w:t>
+              <w:br/>
+              <w:t>Ubicación: perfil oficial</w:t>
+            </w:r>
+          </w:p>
+        </w:tc>
+        <w:tc>
+          <w:tcPr>
+            <w:tcW w:type="dxa" w:w="1980"/>
+            <w:shd w:fill="F7F9F9"/>
+            <w:vAlign w:val="top"/>
+            <w:tcMar>
+              <w:top w:w="80" w:type="dxa"/>
+              <w:start w:w="120" w:type="dxa"/>
+              <w:bottom w:w="80" w:type="dxa"/>
+              <w:end w:w="120" w:type="dxa"/>
+            </w:tcMar>
+          </w:tcPr>
+          <w:p>
+            <w:pPr>
+              <w:spacing w:after="0"/>
+            </w:pPr>
+            <w:r>
+              <w:rPr>
+                <w:rFonts w:ascii="Calibri" w:hAnsi="Calibri" w:eastAsia="Calibri"/>
+                <w:b w:val="0"/>
+                <w:i w:val="0"/>
+                <w:color w:val="203740"/>
+                <w:sz w:val="17"/>
+              </w:rPr>
+              <w:t>MINISTERIO DE OBRAS PUBLICAS Y COMUNICACIONES</w:t>
+            </w:r>
+          </w:p>
+        </w:tc>
+        <w:tc>
+          <w:tcPr>
+            <w:tcW w:type="dxa" w:w="1500"/>
+            <w:shd w:fill="F7F9F9"/>
+            <w:vAlign w:val="top"/>
+            <w:tcMar>
+              <w:top w:w="80" w:type="dxa"/>
+              <w:start w:w="120" w:type="dxa"/>
+              <w:bottom w:w="80" w:type="dxa"/>
+              <w:end w:w="120" w:type="dxa"/>
+            </w:tcMar>
+          </w:tcPr>
+          <w:p>
+            <w:pPr>
+              <w:spacing w:after="0"/>
+            </w:pPr>
+            <w:r>
+              <w:rPr>
+                <w:rFonts w:ascii="Calibri" w:hAnsi="Calibri" w:eastAsia="Calibri"/>
+                <w:b w:val="0"/>
+                <w:i w:val="0"/>
+                <w:color w:val="203740"/>
+                <w:sz w:val="17"/>
+              </w:rPr>
+              <w:t>En ejecución</w:t>
+              <w:br/>
+              <w:t>2023–2027</w:t>
+            </w:r>
+          </w:p>
+        </w:tc>
+        <w:tc>
+          <w:tcPr>
+            <w:tcW w:type="dxa" w:w="1170"/>
+            <w:shd w:fill="F7F9F9"/>
+            <w:vAlign w:val="top"/>
+            <w:tcMar>
+              <w:top w:w="80" w:type="dxa"/>
+              <w:start w:w="120" w:type="dxa"/>
+              <w:bottom w:w="80" w:type="dxa"/>
+              <w:end w:w="120" w:type="dxa"/>
+            </w:tcMar>
+          </w:tcPr>
+          <w:p>
+            <w:pPr>
+              <w:spacing w:after="0"/>
+            </w:pPr>
+            <w:r>
+              <w:rPr>
+                <w:rFonts w:ascii="Calibri" w:hAnsi="Calibri" w:eastAsia="Calibri"/>
+                <w:b w:val="0"/>
+                <w:i w:val="0"/>
+                <w:color w:val="203740"/>
+                <w:sz w:val="17"/>
+              </w:rPr>
+              <w:t>30,000,002</w:t>
+            </w:r>
+          </w:p>
+        </w:tc>
+        <w:tc>
+          <w:tcPr>
+            <w:tcW w:type="dxa" w:w="1170"/>
+            <w:shd w:fill="F7F9F9"/>
+            <w:vAlign w:val="top"/>
+            <w:tcMar>
+              <w:top w:w="80" w:type="dxa"/>
+              <w:start w:w="120" w:type="dxa"/>
+              <w:bottom w:w="80" w:type="dxa"/>
+              <w:end w:w="120" w:type="dxa"/>
+            </w:tcMar>
+          </w:tcPr>
+          <w:p>
+            <w:pPr>
+              <w:spacing w:after="0"/>
+            </w:pPr>
+            <w:r>
+              <w:rPr>
+                <w:rFonts w:ascii="Calibri" w:hAnsi="Calibri" w:eastAsia="Calibri"/>
+                <w:b w:val="0"/>
+                <w:i w:val="0"/>
+                <w:color w:val="203740"/>
+                <w:sz w:val="17"/>
+              </w:rPr>
+              <w:t>26,396,740</w:t>
+            </w:r>
+          </w:p>
+        </w:tc>
+      </w:tr>
+      <w:tr>
+        <w:tc>
+          <w:tcPr>
+            <w:tcW w:type="dxa" w:w="3540"/>
+            <w:vAlign w:val="top"/>
+            <w:tcMar>
+              <w:top w:w="80" w:type="dxa"/>
+              <w:start w:w="120" w:type="dxa"/>
+              <w:bottom w:w="80" w:type="dxa"/>
+              <w:end w:w="120" w:type="dxa"/>
+            </w:tcMar>
+          </w:tcPr>
+          <w:p>
+            <w:pPr>
+              <w:spacing w:after="0"/>
+            </w:pPr>
+            <w:r>
+              <w:rPr>
+                <w:rFonts w:ascii="Calibri" w:hAnsi="Calibri" w:eastAsia="Calibri"/>
+                <w:b w:val="0"/>
+                <w:i w:val="0"/>
+                <w:color w:val="203740"/>
+                <w:sz w:val="17"/>
+              </w:rPr>
+              <w:t>CONSTRUCCIÓN CAMPO DE BÉISBOL SABANA DE PAYABO, MUNICIPIO MONTE PLATA, PROVINCIA MONTE PLATA.</w:t>
+              <w:br/>
+              <w:t>SNIP 15132 · Ficha 6052</w:t>
+              <w:br/>
+              <w:t>Ubicación: perfil oficial</w:t>
+            </w:r>
+          </w:p>
+        </w:tc>
+        <w:tc>
+          <w:tcPr>
+            <w:tcW w:type="dxa" w:w="1980"/>
+            <w:vAlign w:val="top"/>
+            <w:tcMar>
+              <w:top w:w="80" w:type="dxa"/>
+              <w:start w:w="120" w:type="dxa"/>
+              <w:bottom w:w="80" w:type="dxa"/>
+              <w:end w:w="120" w:type="dxa"/>
+            </w:tcMar>
+          </w:tcPr>
+          <w:p>
+            <w:pPr>
+              <w:spacing w:after="0"/>
+            </w:pPr>
+            <w:r>
+              <w:rPr>
+                <w:rFonts w:ascii="Calibri" w:hAnsi="Calibri" w:eastAsia="Calibri"/>
+                <w:b w:val="0"/>
+                <w:i w:val="0"/>
+                <w:color w:val="203740"/>
+                <w:sz w:val="17"/>
+              </w:rPr>
+              <w:t>COMISIÓN PRESIDENCIAL DE APOYO AL DESARROLLO PROVINCIAL</w:t>
+            </w:r>
+          </w:p>
+        </w:tc>
+        <w:tc>
+          <w:tcPr>
+            <w:tcW w:type="dxa" w:w="1500"/>
+            <w:vAlign w:val="top"/>
+            <w:tcMar>
+              <w:top w:w="80" w:type="dxa"/>
+              <w:start w:w="120" w:type="dxa"/>
+              <w:bottom w:w="80" w:type="dxa"/>
+              <w:end w:w="120" w:type="dxa"/>
+            </w:tcMar>
+          </w:tcPr>
+          <w:p>
+            <w:pPr>
+              <w:spacing w:after="0"/>
+            </w:pPr>
+            <w:r>
+              <w:rPr>
+                <w:rFonts w:ascii="Calibri" w:hAnsi="Calibri" w:eastAsia="Calibri"/>
+                <w:b w:val="0"/>
+                <w:i w:val="0"/>
+                <w:color w:val="203740"/>
+                <w:sz w:val="17"/>
+              </w:rPr>
+              <w:t>En ejecución</w:t>
+              <w:br/>
+              <w:t>2023–2027</w:t>
+            </w:r>
+          </w:p>
+        </w:tc>
+        <w:tc>
+          <w:tcPr>
+            <w:tcW w:type="dxa" w:w="1170"/>
+            <w:vAlign w:val="top"/>
+            <w:tcMar>
+              <w:top w:w="80" w:type="dxa"/>
+              <w:start w:w="120" w:type="dxa"/>
+              <w:bottom w:w="80" w:type="dxa"/>
+              <w:end w:w="120" w:type="dxa"/>
+            </w:tcMar>
+          </w:tcPr>
+          <w:p>
+            <w:pPr>
+              <w:spacing w:after="0"/>
+            </w:pPr>
+            <w:r>
+              <w:rPr>
+                <w:rFonts w:ascii="Calibri" w:hAnsi="Calibri" w:eastAsia="Calibri"/>
+                <w:b w:val="0"/>
+                <w:i w:val="0"/>
+                <w:color w:val="203740"/>
+                <w:sz w:val="17"/>
+              </w:rPr>
+              <w:t>29,822,131</w:t>
+            </w:r>
+          </w:p>
+        </w:tc>
+        <w:tc>
+          <w:tcPr>
+            <w:tcW w:type="dxa" w:w="1170"/>
+            <w:vAlign w:val="top"/>
+            <w:tcMar>
+              <w:top w:w="80" w:type="dxa"/>
+              <w:start w:w="120" w:type="dxa"/>
+              <w:bottom w:w="80" w:type="dxa"/>
+              <w:end w:w="120" w:type="dxa"/>
+            </w:tcMar>
+          </w:tcPr>
+          <w:p>
+            <w:pPr>
+              <w:spacing w:after="0"/>
+            </w:pPr>
+            <w:r>
+              <w:rPr>
+                <w:rFonts w:ascii="Calibri" w:hAnsi="Calibri" w:eastAsia="Calibri"/>
+                <w:b w:val="0"/>
+                <w:i w:val="0"/>
+                <w:color w:val="203740"/>
+                <w:sz w:val="17"/>
+              </w:rPr>
+              <w:t>0</w:t>
+            </w:r>
+          </w:p>
+        </w:tc>
+      </w:tr>
+      <w:tr>
+        <w:tc>
+          <w:tcPr>
+            <w:tcW w:type="dxa" w:w="3540"/>
+            <w:shd w:fill="F7F9F9"/>
+            <w:vAlign w:val="top"/>
+            <w:tcMar>
+              <w:top w:w="80" w:type="dxa"/>
+              <w:start w:w="120" w:type="dxa"/>
+              <w:bottom w:w="80" w:type="dxa"/>
+              <w:end w:w="120" w:type="dxa"/>
+            </w:tcMar>
+          </w:tcPr>
+          <w:p>
+            <w:pPr>
+              <w:spacing w:after="0"/>
+            </w:pPr>
+            <w:r>
+              <w:rPr>
+                <w:rFonts w:ascii="Calibri" w:hAnsi="Calibri" w:eastAsia="Calibri"/>
+                <w:b w:val="0"/>
+                <w:i w:val="0"/>
+                <w:color w:val="203740"/>
+                <w:sz w:val="17"/>
+              </w:rPr>
+              <w:t>REMODELACIÓN DE LA PLAZA DE MUNICIPALIDAD DE MONTE PLATA, PROVINCIA DE MONTE PLATA</w:t>
+              <w:br/>
+              <w:t>SNIP 17029 · Ficha 8612</w:t>
+              <w:br/>
+              <w:t>Ubicación: perfil oficial</w:t>
+            </w:r>
+          </w:p>
+        </w:tc>
+        <w:tc>
+          <w:tcPr>
+            <w:tcW w:type="dxa" w:w="1980"/>
+            <w:shd w:fill="F7F9F9"/>
+            <w:vAlign w:val="top"/>
+            <w:tcMar>
+              <w:top w:w="80" w:type="dxa"/>
+              <w:start w:w="120" w:type="dxa"/>
+              <w:bottom w:w="80" w:type="dxa"/>
+              <w:end w:w="120" w:type="dxa"/>
+            </w:tcMar>
+          </w:tcPr>
+          <w:p>
+            <w:pPr>
+              <w:spacing w:after="0"/>
+            </w:pPr>
+            <w:r>
+              <w:rPr>
+                <w:rFonts w:ascii="Calibri" w:hAnsi="Calibri" w:eastAsia="Calibri"/>
+                <w:b w:val="0"/>
+                <w:i w:val="0"/>
+                <w:color w:val="203740"/>
+                <w:sz w:val="17"/>
+              </w:rPr>
+              <w:t>COMITE EJECUTOR DE INFRAESTRUCTA EN ZONAS TURISTICAS (CEIZTUR)</w:t>
+            </w:r>
+          </w:p>
+        </w:tc>
+        <w:tc>
+          <w:tcPr>
+            <w:tcW w:type="dxa" w:w="1500"/>
+            <w:shd w:fill="F7F9F9"/>
+            <w:vAlign w:val="top"/>
+            <w:tcMar>
+              <w:top w:w="80" w:type="dxa"/>
+              <w:start w:w="120" w:type="dxa"/>
+              <w:bottom w:w="80" w:type="dxa"/>
+              <w:end w:w="120" w:type="dxa"/>
+            </w:tcMar>
+          </w:tcPr>
+          <w:p>
+            <w:pPr>
+              <w:spacing w:after="0"/>
+            </w:pPr>
+            <w:r>
+              <w:rPr>
+                <w:rFonts w:ascii="Calibri" w:hAnsi="Calibri" w:eastAsia="Calibri"/>
+                <w:b w:val="0"/>
+                <w:i w:val="0"/>
+                <w:color w:val="203740"/>
+                <w:sz w:val="17"/>
+              </w:rPr>
+              <w:t>En ejecución</w:t>
+              <w:br/>
+              <w:t>2025–2027</w:t>
+            </w:r>
+          </w:p>
+        </w:tc>
+        <w:tc>
+          <w:tcPr>
+            <w:tcW w:type="dxa" w:w="1170"/>
+            <w:shd w:fill="F7F9F9"/>
+            <w:vAlign w:val="top"/>
+            <w:tcMar>
+              <w:top w:w="80" w:type="dxa"/>
+              <w:start w:w="120" w:type="dxa"/>
+              <w:bottom w:w="80" w:type="dxa"/>
+              <w:end w:w="120" w:type="dxa"/>
+            </w:tcMar>
+          </w:tcPr>
+          <w:p>
+            <w:pPr>
+              <w:spacing w:after="0"/>
+            </w:pPr>
+            <w:r>
+              <w:rPr>
+                <w:rFonts w:ascii="Calibri" w:hAnsi="Calibri" w:eastAsia="Calibri"/>
+                <w:b w:val="0"/>
+                <w:i w:val="0"/>
+                <w:color w:val="203740"/>
+                <w:sz w:val="17"/>
+              </w:rPr>
+              <w:t>19,250,001</w:t>
+            </w:r>
+          </w:p>
+        </w:tc>
+        <w:tc>
+          <w:tcPr>
+            <w:tcW w:type="dxa" w:w="1170"/>
+            <w:shd w:fill="F7F9F9"/>
+            <w:vAlign w:val="top"/>
+            <w:tcMar>
+              <w:top w:w="80" w:type="dxa"/>
+              <w:start w:w="120" w:type="dxa"/>
+              <w:bottom w:w="80" w:type="dxa"/>
+              <w:end w:w="120" w:type="dxa"/>
+            </w:tcMar>
+          </w:tcPr>
+          <w:p>
+            <w:pPr>
+              <w:spacing w:after="0"/>
+            </w:pPr>
+            <w:r>
+              <w:rPr>
+                <w:rFonts w:ascii="Calibri" w:hAnsi="Calibri" w:eastAsia="Calibri"/>
+                <w:b w:val="0"/>
+                <w:i w:val="0"/>
+                <w:color w:val="203740"/>
+                <w:sz w:val="17"/>
+              </w:rPr>
+              <w:t>3,739,015</w:t>
+            </w:r>
+          </w:p>
+        </w:tc>
+      </w:tr>
+      <w:tr>
+        <w:tc>
+          <w:tcPr>
+            <w:tcW w:type="dxa" w:w="3540"/>
+            <w:vAlign w:val="top"/>
+            <w:tcMar>
+              <w:top w:w="80" w:type="dxa"/>
+              <w:start w:w="120" w:type="dxa"/>
+              <w:bottom w:w="80" w:type="dxa"/>
+              <w:end w:w="120" w:type="dxa"/>
+            </w:tcMar>
+          </w:tcPr>
+          <w:p>
+            <w:pPr>
+              <w:spacing w:after="0"/>
+            </w:pPr>
+            <w:r>
+              <w:rPr>
+                <w:rFonts w:ascii="Calibri" w:hAnsi="Calibri" w:eastAsia="Calibri"/>
+                <w:b w:val="0"/>
+                <w:i w:val="0"/>
+                <w:color w:val="203740"/>
+                <w:sz w:val="17"/>
+              </w:rPr>
+              <w:t>RECONSTRUCCIÓN DEL CAMINO VECINAL BOSQUE ABAJO-BOSQUE ARRIBA ,  AFECTADO POR EL HURACAN FIONA, DISTRITO MUNICIPAL DON JUAN, MUNICIPIO MONTE PLATA, PROVINCIA MONTE PLATA</w:t>
+              <w:br/>
+              <w:t>SNIP 16271 · Ficha 6107</w:t>
+              <w:br/>
+              <w:t>Ubicación: perfil oficial</w:t>
+            </w:r>
+          </w:p>
+        </w:tc>
+        <w:tc>
+          <w:tcPr>
+            <w:tcW w:type="dxa" w:w="1980"/>
+            <w:vAlign w:val="top"/>
+            <w:tcMar>
+              <w:top w:w="80" w:type="dxa"/>
+              <w:start w:w="120" w:type="dxa"/>
+              <w:bottom w:w="80" w:type="dxa"/>
+              <w:end w:w="120" w:type="dxa"/>
+            </w:tcMar>
+          </w:tcPr>
+          <w:p>
+            <w:pPr>
+              <w:spacing w:after="0"/>
+            </w:pPr>
+            <w:r>
+              <w:rPr>
+                <w:rFonts w:ascii="Calibri" w:hAnsi="Calibri" w:eastAsia="Calibri"/>
+                <w:b w:val="0"/>
+                <w:i w:val="0"/>
+                <w:color w:val="203740"/>
+                <w:sz w:val="17"/>
+              </w:rPr>
+              <w:t>MINISTERIO DE OBRAS PUBLICAS Y COMUNICACIONES</w:t>
+            </w:r>
+          </w:p>
+        </w:tc>
+        <w:tc>
+          <w:tcPr>
+            <w:tcW w:type="dxa" w:w="1500"/>
+            <w:vAlign w:val="top"/>
+            <w:tcMar>
+              <w:top w:w="80" w:type="dxa"/>
+              <w:start w:w="120" w:type="dxa"/>
+              <w:bottom w:w="80" w:type="dxa"/>
+              <w:end w:w="120" w:type="dxa"/>
+            </w:tcMar>
+          </w:tcPr>
+          <w:p>
+            <w:pPr>
+              <w:spacing w:after="0"/>
+            </w:pPr>
+            <w:r>
+              <w:rPr>
+                <w:rFonts w:ascii="Calibri" w:hAnsi="Calibri" w:eastAsia="Calibri"/>
+                <w:b w:val="0"/>
+                <w:i w:val="0"/>
+                <w:color w:val="203740"/>
+                <w:sz w:val="17"/>
+              </w:rPr>
+              <w:t>En ejecución</w:t>
+              <w:br/>
+              <w:t>2023–2027</w:t>
+            </w:r>
+          </w:p>
+        </w:tc>
+        <w:tc>
+          <w:tcPr>
+            <w:tcW w:type="dxa" w:w="1170"/>
+            <w:vAlign w:val="top"/>
+            <w:tcMar>
+              <w:top w:w="80" w:type="dxa"/>
+              <w:start w:w="120" w:type="dxa"/>
+              <w:bottom w:w="80" w:type="dxa"/>
+              <w:end w:w="120" w:type="dxa"/>
+            </w:tcMar>
+          </w:tcPr>
+          <w:p>
+            <w:pPr>
+              <w:spacing w:after="0"/>
+            </w:pPr>
+            <w:r>
+              <w:rPr>
+                <w:rFonts w:ascii="Calibri" w:hAnsi="Calibri" w:eastAsia="Calibri"/>
+                <w:b w:val="0"/>
+                <w:i w:val="0"/>
+                <w:color w:val="203740"/>
+                <w:sz w:val="17"/>
+              </w:rPr>
+              <w:t>15,600,000</w:t>
+            </w:r>
+          </w:p>
+        </w:tc>
+        <w:tc>
+          <w:tcPr>
+            <w:tcW w:type="dxa" w:w="1170"/>
+            <w:vAlign w:val="top"/>
+            <w:tcMar>
+              <w:top w:w="80" w:type="dxa"/>
+              <w:start w:w="120" w:type="dxa"/>
+              <w:bottom w:w="80" w:type="dxa"/>
+              <w:end w:w="120" w:type="dxa"/>
+            </w:tcMar>
+          </w:tcPr>
+          <w:p>
+            <w:pPr>
+              <w:spacing w:after="0"/>
+            </w:pPr>
+            <w:r>
+              <w:rPr>
+                <w:rFonts w:ascii="Calibri" w:hAnsi="Calibri" w:eastAsia="Calibri"/>
+                <w:b w:val="0"/>
+                <w:i w:val="0"/>
+                <w:color w:val="203740"/>
+                <w:sz w:val="17"/>
+              </w:rPr>
+              <w:t>10,724,119</w:t>
+            </w:r>
+          </w:p>
+        </w:tc>
+      </w:tr>
+      <w:tr>
+        <w:tc>
+          <w:tcPr>
+            <w:tcW w:type="dxa" w:w="3540"/>
+            <w:shd w:fill="F7F9F9"/>
+            <w:vAlign w:val="top"/>
+            <w:tcMar>
+              <w:top w:w="80" w:type="dxa"/>
+              <w:start w:w="120" w:type="dxa"/>
+              <w:bottom w:w="80" w:type="dxa"/>
+              <w:end w:w="120" w:type="dxa"/>
+            </w:tcMar>
+          </w:tcPr>
+          <w:p>
+            <w:pPr>
+              <w:spacing w:after="0"/>
+            </w:pPr>
+            <w:r>
+              <w:rPr>
+                <w:rFonts w:ascii="Calibri" w:hAnsi="Calibri" w:eastAsia="Calibri"/>
+                <w:b w:val="0"/>
+                <w:i w:val="0"/>
+                <w:color w:val="203740"/>
+                <w:sz w:val="17"/>
+              </w:rPr>
+              <w:t>RECONSTRUCCIÓN DEL PUENTE SOBRE ARROYO NARANJO, CARRETERA HACIENDA ESTRELLA-MONTE PLATA, MUNICIPIO MONTE PLATA, PROVINCIA MONTE PLATA</w:t>
+              <w:br/>
+              <w:t>SNIP 16976 · Ficha 6077</w:t>
+              <w:br/>
+              <w:t>Ubicación: perfil oficial</w:t>
+            </w:r>
+          </w:p>
+        </w:tc>
+        <w:tc>
+          <w:tcPr>
+            <w:tcW w:type="dxa" w:w="1980"/>
+            <w:shd w:fill="F7F9F9"/>
+            <w:vAlign w:val="top"/>
+            <w:tcMar>
+              <w:top w:w="80" w:type="dxa"/>
+              <w:start w:w="120" w:type="dxa"/>
+              <w:bottom w:w="80" w:type="dxa"/>
+              <w:end w:w="120" w:type="dxa"/>
+            </w:tcMar>
+          </w:tcPr>
+          <w:p>
+            <w:pPr>
+              <w:spacing w:after="0"/>
+            </w:pPr>
+            <w:r>
+              <w:rPr>
+                <w:rFonts w:ascii="Calibri" w:hAnsi="Calibri" w:eastAsia="Calibri"/>
+                <w:b w:val="0"/>
+                <w:i w:val="0"/>
+                <w:color w:val="203740"/>
+                <w:sz w:val="17"/>
+              </w:rPr>
+              <w:t>MINISTERIO DE OBRAS PUBLICAS Y COMUNICACIONES</w:t>
+            </w:r>
+          </w:p>
+        </w:tc>
+        <w:tc>
+          <w:tcPr>
+            <w:tcW w:type="dxa" w:w="1500"/>
+            <w:shd w:fill="F7F9F9"/>
+            <w:vAlign w:val="top"/>
+            <w:tcMar>
+              <w:top w:w="80" w:type="dxa"/>
+              <w:start w:w="120" w:type="dxa"/>
+              <w:bottom w:w="80" w:type="dxa"/>
+              <w:end w:w="120" w:type="dxa"/>
+            </w:tcMar>
+          </w:tcPr>
+          <w:p>
+            <w:pPr>
+              <w:spacing w:after="0"/>
+            </w:pPr>
+            <w:r>
+              <w:rPr>
+                <w:rFonts w:ascii="Calibri" w:hAnsi="Calibri" w:eastAsia="Calibri"/>
+                <w:b w:val="0"/>
+                <w:i w:val="0"/>
+                <w:color w:val="203740"/>
+                <w:sz w:val="17"/>
+              </w:rPr>
+              <w:t>En ejecución</w:t>
+              <w:br/>
+              <w:t>2025–2027</w:t>
+            </w:r>
+          </w:p>
+        </w:tc>
+        <w:tc>
+          <w:tcPr>
+            <w:tcW w:type="dxa" w:w="1170"/>
+            <w:shd w:fill="F7F9F9"/>
+            <w:vAlign w:val="top"/>
+            <w:tcMar>
+              <w:top w:w="80" w:type="dxa"/>
+              <w:start w:w="120" w:type="dxa"/>
+              <w:bottom w:w="80" w:type="dxa"/>
+              <w:end w:w="120" w:type="dxa"/>
+            </w:tcMar>
+          </w:tcPr>
+          <w:p>
+            <w:pPr>
+              <w:spacing w:after="0"/>
+            </w:pPr>
+            <w:r>
+              <w:rPr>
+                <w:rFonts w:ascii="Calibri" w:hAnsi="Calibri" w:eastAsia="Calibri"/>
+                <w:b w:val="0"/>
+                <w:i w:val="0"/>
+                <w:color w:val="203740"/>
+                <w:sz w:val="17"/>
+              </w:rPr>
+              <w:t>15,548,916</w:t>
+            </w:r>
+          </w:p>
+        </w:tc>
+        <w:tc>
+          <w:tcPr>
+            <w:tcW w:type="dxa" w:w="1170"/>
+            <w:shd w:fill="F7F9F9"/>
+            <w:vAlign w:val="top"/>
+            <w:tcMar>
+              <w:top w:w="80" w:type="dxa"/>
+              <w:start w:w="120" w:type="dxa"/>
+              <w:bottom w:w="80" w:type="dxa"/>
+              <w:end w:w="120" w:type="dxa"/>
+            </w:tcMar>
+          </w:tcPr>
+          <w:p>
+            <w:pPr>
+              <w:spacing w:after="0"/>
+            </w:pPr>
+            <w:r>
+              <w:rPr>
+                <w:rFonts w:ascii="Calibri" w:hAnsi="Calibri" w:eastAsia="Calibri"/>
+                <w:b w:val="0"/>
+                <w:i w:val="0"/>
+                <w:color w:val="203740"/>
+                <w:sz w:val="17"/>
+              </w:rPr>
+              <w:t>15,548,916</w:t>
+            </w:r>
+          </w:p>
+        </w:tc>
+      </w:tr>
+      <w:tr>
+        <w:tc>
+          <w:tcPr>
+            <w:tcW w:type="dxa" w:w="3540"/>
+            <w:vAlign w:val="top"/>
+            <w:tcMar>
+              <w:top w:w="80" w:type="dxa"/>
+              <w:start w:w="120" w:type="dxa"/>
+              <w:bottom w:w="80" w:type="dxa"/>
+              <w:end w:w="120" w:type="dxa"/>
+            </w:tcMar>
+          </w:tcPr>
+          <w:p>
+            <w:pPr>
+              <w:spacing w:after="0"/>
+            </w:pPr>
+            <w:r>
+              <w:rPr>
+                <w:rFonts w:ascii="Calibri" w:hAnsi="Calibri" w:eastAsia="Calibri"/>
+                <w:b w:val="0"/>
+                <w:i w:val="0"/>
+                <w:color w:val="203740"/>
+                <w:sz w:val="17"/>
+              </w:rPr>
+              <w:t>RECONSTRUCCIÓN DE LA INFRAESTRUCTURA VIAL URBANA DEL MUNICIPIO DE MONTE PLATA, PROVINCIA MONTE PLATA</w:t>
+              <w:br/>
+              <w:t>SNIP 15036 · Ficha 5769</w:t>
+              <w:br/>
+              <w:t>Ubicación: perfil oficial</w:t>
+            </w:r>
+          </w:p>
+        </w:tc>
+        <w:tc>
+          <w:tcPr>
+            <w:tcW w:type="dxa" w:w="1980"/>
+            <w:vAlign w:val="top"/>
+            <w:tcMar>
+              <w:top w:w="80" w:type="dxa"/>
+              <w:start w:w="120" w:type="dxa"/>
+              <w:bottom w:w="80" w:type="dxa"/>
+              <w:end w:w="120" w:type="dxa"/>
+            </w:tcMar>
+          </w:tcPr>
+          <w:p>
+            <w:pPr>
+              <w:spacing w:after="0"/>
+            </w:pPr>
+            <w:r>
+              <w:rPr>
+                <w:rFonts w:ascii="Calibri" w:hAnsi="Calibri" w:eastAsia="Calibri"/>
+                <w:b w:val="0"/>
+                <w:i w:val="0"/>
+                <w:color w:val="203740"/>
+                <w:sz w:val="17"/>
+              </w:rPr>
+              <w:t>MINISTERIO DE OBRAS PUBLICAS Y COMUNICACIONES</w:t>
+            </w:r>
+          </w:p>
+        </w:tc>
+        <w:tc>
+          <w:tcPr>
+            <w:tcW w:type="dxa" w:w="1500"/>
+            <w:vAlign w:val="top"/>
+            <w:tcMar>
+              <w:top w:w="80" w:type="dxa"/>
+              <w:start w:w="120" w:type="dxa"/>
+              <w:bottom w:w="80" w:type="dxa"/>
+              <w:end w:w="120" w:type="dxa"/>
+            </w:tcMar>
+          </w:tcPr>
+          <w:p>
+            <w:pPr>
+              <w:spacing w:after="0"/>
+            </w:pPr>
+            <w:r>
+              <w:rPr>
+                <w:rFonts w:ascii="Calibri" w:hAnsi="Calibri" w:eastAsia="Calibri"/>
+                <w:b w:val="0"/>
+                <w:i w:val="0"/>
+                <w:color w:val="203740"/>
+                <w:sz w:val="17"/>
+              </w:rPr>
+              <w:t>En ejecución</w:t>
+              <w:br/>
+              <w:t>2023–2027</w:t>
+            </w:r>
+          </w:p>
+        </w:tc>
+        <w:tc>
+          <w:tcPr>
+            <w:tcW w:type="dxa" w:w="1170"/>
+            <w:vAlign w:val="top"/>
+            <w:tcMar>
+              <w:top w:w="80" w:type="dxa"/>
+              <w:start w:w="120" w:type="dxa"/>
+              <w:bottom w:w="80" w:type="dxa"/>
+              <w:end w:w="120" w:type="dxa"/>
+            </w:tcMar>
+          </w:tcPr>
+          <w:p>
+            <w:pPr>
+              <w:spacing w:after="0"/>
+            </w:pPr>
+            <w:r>
+              <w:rPr>
+                <w:rFonts w:ascii="Calibri" w:hAnsi="Calibri" w:eastAsia="Calibri"/>
+                <w:b w:val="0"/>
+                <w:i w:val="0"/>
+                <w:color w:val="203740"/>
+                <w:sz w:val="17"/>
+              </w:rPr>
+              <w:t>15,000,001</w:t>
+            </w:r>
+          </w:p>
+        </w:tc>
+        <w:tc>
+          <w:tcPr>
+            <w:tcW w:type="dxa" w:w="1170"/>
+            <w:vAlign w:val="top"/>
+            <w:tcMar>
+              <w:top w:w="80" w:type="dxa"/>
+              <w:start w:w="120" w:type="dxa"/>
+              <w:bottom w:w="80" w:type="dxa"/>
+              <w:end w:w="120" w:type="dxa"/>
+            </w:tcMar>
+          </w:tcPr>
+          <w:p>
+            <w:pPr>
+              <w:spacing w:after="0"/>
+            </w:pPr>
+            <w:r>
+              <w:rPr>
+                <w:rFonts w:ascii="Calibri" w:hAnsi="Calibri" w:eastAsia="Calibri"/>
+                <w:b w:val="0"/>
+                <w:i w:val="0"/>
+                <w:color w:val="203740"/>
+                <w:sz w:val="17"/>
+              </w:rPr>
+              <w:t>12,000,001</w:t>
+            </w:r>
+          </w:p>
+        </w:tc>
+      </w:tr>
+      <w:tr>
+        <w:tc>
+          <w:tcPr>
+            <w:tcW w:type="dxa" w:w="3540"/>
+            <w:shd w:fill="F7F9F9"/>
+            <w:vAlign w:val="top"/>
+            <w:tcMar>
+              <w:top w:w="80" w:type="dxa"/>
+              <w:start w:w="120" w:type="dxa"/>
+              <w:bottom w:w="80" w:type="dxa"/>
+              <w:end w:w="120" w:type="dxa"/>
+            </w:tcMar>
+          </w:tcPr>
+          <w:p>
+            <w:pPr>
+              <w:spacing w:after="0"/>
+            </w:pPr>
+            <w:r>
+              <w:rPr>
+                <w:rFonts w:ascii="Calibri" w:hAnsi="Calibri" w:eastAsia="Calibri"/>
+                <w:b w:val="0"/>
+                <w:i w:val="0"/>
+                <w:color w:val="203740"/>
+                <w:sz w:val="17"/>
+              </w:rPr>
+              <w:t>REHABILITACIÓN PLANTA POTABILIZADORA, ACUEDUCTO MONTE PLATA, PROVINCIA MONTE PLATA</w:t>
+              <w:br/>
+              <w:t>SNIP 14630 · Ficha 5038</w:t>
+              <w:br/>
+              <w:t>Ubicación: perfil oficial</w:t>
+            </w:r>
+          </w:p>
+        </w:tc>
+        <w:tc>
+          <w:tcPr>
+            <w:tcW w:type="dxa" w:w="1980"/>
+            <w:shd w:fill="F7F9F9"/>
+            <w:vAlign w:val="top"/>
+            <w:tcMar>
+              <w:top w:w="80" w:type="dxa"/>
+              <w:start w:w="120" w:type="dxa"/>
+              <w:bottom w:w="80" w:type="dxa"/>
+              <w:end w:w="120" w:type="dxa"/>
+            </w:tcMar>
+          </w:tcPr>
+          <w:p>
+            <w:pPr>
+              <w:spacing w:after="0"/>
+            </w:pPr>
+            <w:r>
+              <w:rPr>
+                <w:rFonts w:ascii="Calibri" w:hAnsi="Calibri" w:eastAsia="Calibri"/>
+                <w:b w:val="0"/>
+                <w:i w:val="0"/>
+                <w:color w:val="203740"/>
+                <w:sz w:val="17"/>
+              </w:rPr>
+              <w:t>INSTITUTO NACIONAL DE AGUA POTABLE Y ALCANTARILLADO (INAPA)</w:t>
+            </w:r>
+          </w:p>
+        </w:tc>
+        <w:tc>
+          <w:tcPr>
+            <w:tcW w:type="dxa" w:w="1500"/>
+            <w:shd w:fill="F7F9F9"/>
+            <w:vAlign w:val="top"/>
+            <w:tcMar>
+              <w:top w:w="80" w:type="dxa"/>
+              <w:start w:w="120" w:type="dxa"/>
+              <w:bottom w:w="80" w:type="dxa"/>
+              <w:end w:w="120" w:type="dxa"/>
+            </w:tcMar>
+          </w:tcPr>
+          <w:p>
+            <w:pPr>
+              <w:spacing w:after="0"/>
+            </w:pPr>
+            <w:r>
+              <w:rPr>
+                <w:rFonts w:ascii="Calibri" w:hAnsi="Calibri" w:eastAsia="Calibri"/>
+                <w:b w:val="0"/>
+                <w:i w:val="0"/>
+                <w:color w:val="203740"/>
+                <w:sz w:val="17"/>
+              </w:rPr>
+              <w:t>En ejecución</w:t>
+              <w:br/>
+              <w:t>2021–2027</w:t>
+            </w:r>
+          </w:p>
+        </w:tc>
+        <w:tc>
+          <w:tcPr>
+            <w:tcW w:type="dxa" w:w="1170"/>
+            <w:shd w:fill="F7F9F9"/>
+            <w:vAlign w:val="top"/>
+            <w:tcMar>
+              <w:top w:w="80" w:type="dxa"/>
+              <w:start w:w="120" w:type="dxa"/>
+              <w:bottom w:w="80" w:type="dxa"/>
+              <w:end w:w="120" w:type="dxa"/>
+            </w:tcMar>
+          </w:tcPr>
+          <w:p>
+            <w:pPr>
+              <w:spacing w:after="0"/>
+            </w:pPr>
+            <w:r>
+              <w:rPr>
+                <w:rFonts w:ascii="Calibri" w:hAnsi="Calibri" w:eastAsia="Calibri"/>
+                <w:b w:val="0"/>
+                <w:i w:val="0"/>
+                <w:color w:val="203740"/>
+                <w:sz w:val="17"/>
+              </w:rPr>
+              <w:t>14,138,481</w:t>
+            </w:r>
+          </w:p>
+        </w:tc>
+        <w:tc>
+          <w:tcPr>
+            <w:tcW w:type="dxa" w:w="1170"/>
+            <w:shd w:fill="F7F9F9"/>
+            <w:vAlign w:val="top"/>
+            <w:tcMar>
+              <w:top w:w="80" w:type="dxa"/>
+              <w:start w:w="120" w:type="dxa"/>
+              <w:bottom w:w="80" w:type="dxa"/>
+              <w:end w:w="120" w:type="dxa"/>
+            </w:tcMar>
+          </w:tcPr>
+          <w:p>
+            <w:pPr>
+              <w:spacing w:after="0"/>
+            </w:pPr>
+            <w:r>
+              <w:rPr>
+                <w:rFonts w:ascii="Calibri" w:hAnsi="Calibri" w:eastAsia="Calibri"/>
+                <w:b w:val="0"/>
+                <w:i w:val="0"/>
+                <w:color w:val="203740"/>
+                <w:sz w:val="17"/>
+              </w:rPr>
+              <w:t>0</w:t>
+            </w:r>
+          </w:p>
+        </w:tc>
+      </w:tr>
+      <w:tr>
+        <w:tc>
+          <w:tcPr>
+            <w:tcW w:type="dxa" w:w="3540"/>
+            <w:vAlign w:val="top"/>
+            <w:tcMar>
+              <w:top w:w="80" w:type="dxa"/>
+              <w:start w:w="120" w:type="dxa"/>
+              <w:bottom w:w="80" w:type="dxa"/>
+              <w:end w:w="120" w:type="dxa"/>
+            </w:tcMar>
+          </w:tcPr>
+          <w:p>
+            <w:pPr>
+              <w:spacing w:after="0"/>
+            </w:pPr>
+            <w:r>
+              <w:rPr>
+                <w:rFonts w:ascii="Calibri" w:hAnsi="Calibri" w:eastAsia="Calibri"/>
+                <w:b w:val="0"/>
+                <w:i w:val="0"/>
+                <w:color w:val="203740"/>
+                <w:sz w:val="17"/>
+              </w:rPr>
+              <w:t>RECONSTRUCCIÓN DE TRAMO VIAL EN  LOS COQUITOS, MUNICIPIO MONTE PLATA, PROVINCIA MONTE PLATA</w:t>
+              <w:br/>
+              <w:t>SNIP 16125 · Ficha 6253</w:t>
+              <w:br/>
+              <w:t>Ubicación: perfil oficial</w:t>
+            </w:r>
+          </w:p>
+        </w:tc>
+        <w:tc>
+          <w:tcPr>
+            <w:tcW w:type="dxa" w:w="1980"/>
+            <w:vAlign w:val="top"/>
+            <w:tcMar>
+              <w:top w:w="80" w:type="dxa"/>
+              <w:start w:w="120" w:type="dxa"/>
+              <w:bottom w:w="80" w:type="dxa"/>
+              <w:end w:w="120" w:type="dxa"/>
+            </w:tcMar>
+          </w:tcPr>
+          <w:p>
+            <w:pPr>
+              <w:spacing w:after="0"/>
+            </w:pPr>
+            <w:r>
+              <w:rPr>
+                <w:rFonts w:ascii="Calibri" w:hAnsi="Calibri" w:eastAsia="Calibri"/>
+                <w:b w:val="0"/>
+                <w:i w:val="0"/>
+                <w:color w:val="203740"/>
+                <w:sz w:val="17"/>
+              </w:rPr>
+              <w:t>MINISTERIO DE OBRAS PUBLICAS Y COMUNICACIONES</w:t>
+            </w:r>
+          </w:p>
+        </w:tc>
+        <w:tc>
+          <w:tcPr>
+            <w:tcW w:type="dxa" w:w="1500"/>
+            <w:vAlign w:val="top"/>
+            <w:tcMar>
+              <w:top w:w="80" w:type="dxa"/>
+              <w:start w:w="120" w:type="dxa"/>
+              <w:bottom w:w="80" w:type="dxa"/>
+              <w:end w:w="120" w:type="dxa"/>
+            </w:tcMar>
+          </w:tcPr>
+          <w:p>
+            <w:pPr>
+              <w:spacing w:after="0"/>
+            </w:pPr>
+            <w:r>
+              <w:rPr>
+                <w:rFonts w:ascii="Calibri" w:hAnsi="Calibri" w:eastAsia="Calibri"/>
+                <w:b w:val="0"/>
+                <w:i w:val="0"/>
+                <w:color w:val="203740"/>
+                <w:sz w:val="17"/>
+              </w:rPr>
+              <w:t>En ejecución</w:t>
+              <w:br/>
+              <w:t>2023–2027</w:t>
+            </w:r>
+          </w:p>
+        </w:tc>
+        <w:tc>
+          <w:tcPr>
+            <w:tcW w:type="dxa" w:w="1170"/>
+            <w:vAlign w:val="top"/>
+            <w:tcMar>
+              <w:top w:w="80" w:type="dxa"/>
+              <w:start w:w="120" w:type="dxa"/>
+              <w:bottom w:w="80" w:type="dxa"/>
+              <w:end w:w="120" w:type="dxa"/>
+            </w:tcMar>
+          </w:tcPr>
+          <w:p>
+            <w:pPr>
+              <w:spacing w:after="0"/>
+            </w:pPr>
+            <w:r>
+              <w:rPr>
+                <w:rFonts w:ascii="Calibri" w:hAnsi="Calibri" w:eastAsia="Calibri"/>
+                <w:b w:val="0"/>
+                <w:i w:val="0"/>
+                <w:color w:val="203740"/>
+                <w:sz w:val="17"/>
+              </w:rPr>
+              <w:t>14,000,000</w:t>
+            </w:r>
+          </w:p>
+        </w:tc>
+        <w:tc>
+          <w:tcPr>
+            <w:tcW w:type="dxa" w:w="1170"/>
+            <w:vAlign w:val="top"/>
+            <w:tcMar>
+              <w:top w:w="80" w:type="dxa"/>
+              <w:start w:w="120" w:type="dxa"/>
+              <w:bottom w:w="80" w:type="dxa"/>
+              <w:end w:w="120" w:type="dxa"/>
+            </w:tcMar>
+          </w:tcPr>
+          <w:p>
+            <w:pPr>
+              <w:spacing w:after="0"/>
+            </w:pPr>
+            <w:r>
+              <w:rPr>
+                <w:rFonts w:ascii="Calibri" w:hAnsi="Calibri" w:eastAsia="Calibri"/>
+                <w:b w:val="0"/>
+                <w:i w:val="0"/>
+                <w:color w:val="203740"/>
+                <w:sz w:val="17"/>
+              </w:rPr>
+              <w:t>13,878,016</w:t>
+            </w:r>
+          </w:p>
+        </w:tc>
+      </w:tr>
+      <w:tr>
+        <w:tc>
+          <w:tcPr>
+            <w:tcW w:type="dxa" w:w="3540"/>
+            <w:shd w:fill="F7F9F9"/>
+            <w:vAlign w:val="top"/>
+            <w:tcMar>
+              <w:top w:w="80" w:type="dxa"/>
+              <w:start w:w="120" w:type="dxa"/>
+              <w:bottom w:w="80" w:type="dxa"/>
+              <w:end w:w="120" w:type="dxa"/>
+            </w:tcMar>
+          </w:tcPr>
+          <w:p>
+            <w:pPr>
+              <w:spacing w:after="0"/>
+            </w:pPr>
+            <w:r>
+              <w:rPr>
+                <w:rFonts w:ascii="Calibri" w:hAnsi="Calibri" w:eastAsia="Calibri"/>
+                <w:b w:val="0"/>
+                <w:i w:val="0"/>
+                <w:color w:val="203740"/>
+                <w:sz w:val="17"/>
+              </w:rPr>
+              <w:t>RECONSTRUCCIÓN DEL PUENTE SOBRE ARROYO DON JUAN, CARRETERA HACIENDA ESTRELLA - MONTE PLATA, AFECTADO POR EL HURACAN FIONA, MUNICIPIO MONTE PLATA, PROVINCIA MONTE PLATA</w:t>
+              <w:br/>
+              <w:t>SNIP 16975 · Ficha 6072</w:t>
+              <w:br/>
+              <w:t>Ubicación: perfil oficial</w:t>
+            </w:r>
+          </w:p>
+        </w:tc>
+        <w:tc>
+          <w:tcPr>
+            <w:tcW w:type="dxa" w:w="1980"/>
+            <w:shd w:fill="F7F9F9"/>
+            <w:vAlign w:val="top"/>
+            <w:tcMar>
+              <w:top w:w="80" w:type="dxa"/>
+              <w:start w:w="120" w:type="dxa"/>
+              <w:bottom w:w="80" w:type="dxa"/>
+              <w:end w:w="120" w:type="dxa"/>
+            </w:tcMar>
+          </w:tcPr>
+          <w:p>
+            <w:pPr>
+              <w:spacing w:after="0"/>
+            </w:pPr>
+            <w:r>
+              <w:rPr>
+                <w:rFonts w:ascii="Calibri" w:hAnsi="Calibri" w:eastAsia="Calibri"/>
+                <w:b w:val="0"/>
+                <w:i w:val="0"/>
+                <w:color w:val="203740"/>
+                <w:sz w:val="17"/>
+              </w:rPr>
+              <w:t>MINISTERIO DE OBRAS PUBLICAS Y COMUNICACIONES</w:t>
+            </w:r>
+          </w:p>
+        </w:tc>
+        <w:tc>
+          <w:tcPr>
+            <w:tcW w:type="dxa" w:w="1500"/>
+            <w:shd w:fill="F7F9F9"/>
+            <w:vAlign w:val="top"/>
+            <w:tcMar>
+              <w:top w:w="80" w:type="dxa"/>
+              <w:start w:w="120" w:type="dxa"/>
+              <w:bottom w:w="80" w:type="dxa"/>
+              <w:end w:w="120" w:type="dxa"/>
+            </w:tcMar>
+          </w:tcPr>
+          <w:p>
+            <w:pPr>
+              <w:spacing w:after="0"/>
+            </w:pPr>
+            <w:r>
+              <w:rPr>
+                <w:rFonts w:ascii="Calibri" w:hAnsi="Calibri" w:eastAsia="Calibri"/>
+                <w:b w:val="0"/>
+                <w:i w:val="0"/>
+                <w:color w:val="203740"/>
+                <w:sz w:val="17"/>
+              </w:rPr>
+              <w:t>En ejecución</w:t>
+              <w:br/>
+              <w:t>2025–2027</w:t>
+            </w:r>
+          </w:p>
+        </w:tc>
+        <w:tc>
+          <w:tcPr>
+            <w:tcW w:type="dxa" w:w="1170"/>
+            <w:shd w:fill="F7F9F9"/>
+            <w:vAlign w:val="top"/>
+            <w:tcMar>
+              <w:top w:w="80" w:type="dxa"/>
+              <w:start w:w="120" w:type="dxa"/>
+              <w:bottom w:w="80" w:type="dxa"/>
+              <w:end w:w="120" w:type="dxa"/>
+            </w:tcMar>
+          </w:tcPr>
+          <w:p>
+            <w:pPr>
+              <w:spacing w:after="0"/>
+            </w:pPr>
+            <w:r>
+              <w:rPr>
+                <w:rFonts w:ascii="Calibri" w:hAnsi="Calibri" w:eastAsia="Calibri"/>
+                <w:b w:val="0"/>
+                <w:i w:val="0"/>
+                <w:color w:val="203740"/>
+                <w:sz w:val="17"/>
+              </w:rPr>
+              <w:t>11,661,687</w:t>
+            </w:r>
+          </w:p>
+        </w:tc>
+        <w:tc>
+          <w:tcPr>
+            <w:tcW w:type="dxa" w:w="1170"/>
+            <w:shd w:fill="F7F9F9"/>
+            <w:vAlign w:val="top"/>
+            <w:tcMar>
+              <w:top w:w="80" w:type="dxa"/>
+              <w:start w:w="120" w:type="dxa"/>
+              <w:bottom w:w="80" w:type="dxa"/>
+              <w:end w:w="120" w:type="dxa"/>
+            </w:tcMar>
+          </w:tcPr>
+          <w:p>
+            <w:pPr>
+              <w:spacing w:after="0"/>
+            </w:pPr>
+            <w:r>
+              <w:rPr>
+                <w:rFonts w:ascii="Calibri" w:hAnsi="Calibri" w:eastAsia="Calibri"/>
+                <w:b w:val="0"/>
+                <w:i w:val="0"/>
+                <w:color w:val="203740"/>
+                <w:sz w:val="17"/>
+              </w:rPr>
+              <w:t>11,661,687</w:t>
+            </w:r>
+          </w:p>
+        </w:tc>
+      </w:tr>
+      <w:tr>
+        <w:tc>
+          <w:tcPr>
+            <w:tcW w:type="dxa" w:w="3540"/>
+            <w:vAlign w:val="top"/>
+            <w:tcMar>
+              <w:top w:w="80" w:type="dxa"/>
+              <w:start w:w="120" w:type="dxa"/>
+              <w:bottom w:w="80" w:type="dxa"/>
+              <w:end w:w="120" w:type="dxa"/>
+            </w:tcMar>
+          </w:tcPr>
+          <w:p>
+            <w:pPr>
+              <w:spacing w:after="0"/>
+            </w:pPr>
+            <w:r>
+              <w:rPr>
+                <w:rFonts w:ascii="Calibri" w:hAnsi="Calibri" w:eastAsia="Calibri"/>
+                <w:b w:val="0"/>
+                <w:i w:val="0"/>
+                <w:color w:val="203740"/>
+                <w:sz w:val="17"/>
+              </w:rPr>
+              <w:t>CONSTRUCCIÓN NUEVO PUENTE DE ALCANTARILLA DE CAJON POR DAÑOS VAGUADA ABRIL 2022, CARRETERA HACIENDA ESTRELLA, MUNICIPIO MONTE PLATA, PROVINCIA MONTE PLATA</w:t>
+              <w:br/>
+              <w:t>SNIP 16275 · Ficha 6122</w:t>
+              <w:br/>
+              <w:t>Ubicación: perfil oficial</w:t>
+            </w:r>
+          </w:p>
+        </w:tc>
+        <w:tc>
+          <w:tcPr>
+            <w:tcW w:type="dxa" w:w="1980"/>
+            <w:vAlign w:val="top"/>
+            <w:tcMar>
+              <w:top w:w="80" w:type="dxa"/>
+              <w:start w:w="120" w:type="dxa"/>
+              <w:bottom w:w="80" w:type="dxa"/>
+              <w:end w:w="120" w:type="dxa"/>
+            </w:tcMar>
+          </w:tcPr>
+          <w:p>
+            <w:pPr>
+              <w:spacing w:after="0"/>
+            </w:pPr>
+            <w:r>
+              <w:rPr>
+                <w:rFonts w:ascii="Calibri" w:hAnsi="Calibri" w:eastAsia="Calibri"/>
+                <w:b w:val="0"/>
+                <w:i w:val="0"/>
+                <w:color w:val="203740"/>
+                <w:sz w:val="17"/>
+              </w:rPr>
+              <w:t>MINISTERIO DE OBRAS PUBLICAS Y COMUNICACIONES</w:t>
+            </w:r>
+          </w:p>
+        </w:tc>
+        <w:tc>
+          <w:tcPr>
+            <w:tcW w:type="dxa" w:w="1500"/>
+            <w:vAlign w:val="top"/>
+            <w:tcMar>
+              <w:top w:w="80" w:type="dxa"/>
+              <w:start w:w="120" w:type="dxa"/>
+              <w:bottom w:w="80" w:type="dxa"/>
+              <w:end w:w="120" w:type="dxa"/>
+            </w:tcMar>
+          </w:tcPr>
+          <w:p>
+            <w:pPr>
+              <w:spacing w:after="0"/>
+            </w:pPr>
+            <w:r>
+              <w:rPr>
+                <w:rFonts w:ascii="Calibri" w:hAnsi="Calibri" w:eastAsia="Calibri"/>
+                <w:b w:val="0"/>
+                <w:i w:val="0"/>
+                <w:color w:val="203740"/>
+                <w:sz w:val="17"/>
+              </w:rPr>
+              <w:t>En ejecución</w:t>
+              <w:br/>
+              <w:t>2023–2027</w:t>
+            </w:r>
+          </w:p>
+        </w:tc>
+        <w:tc>
+          <w:tcPr>
+            <w:tcW w:type="dxa" w:w="1170"/>
+            <w:vAlign w:val="top"/>
+            <w:tcMar>
+              <w:top w:w="80" w:type="dxa"/>
+              <w:start w:w="120" w:type="dxa"/>
+              <w:bottom w:w="80" w:type="dxa"/>
+              <w:end w:w="120" w:type="dxa"/>
+            </w:tcMar>
+          </w:tcPr>
+          <w:p>
+            <w:pPr>
+              <w:spacing w:after="0"/>
+            </w:pPr>
+            <w:r>
+              <w:rPr>
+                <w:rFonts w:ascii="Calibri" w:hAnsi="Calibri" w:eastAsia="Calibri"/>
+                <w:b w:val="0"/>
+                <w:i w:val="0"/>
+                <w:color w:val="203740"/>
+                <w:sz w:val="17"/>
+              </w:rPr>
+              <w:t>10,000,000</w:t>
+            </w:r>
+          </w:p>
+        </w:tc>
+        <w:tc>
+          <w:tcPr>
+            <w:tcW w:type="dxa" w:w="1170"/>
+            <w:vAlign w:val="top"/>
+            <w:tcMar>
+              <w:top w:w="80" w:type="dxa"/>
+              <w:start w:w="120" w:type="dxa"/>
+              <w:bottom w:w="80" w:type="dxa"/>
+              <w:end w:w="120" w:type="dxa"/>
+            </w:tcMar>
+          </w:tcPr>
+          <w:p>
+            <w:pPr>
+              <w:spacing w:after="0"/>
+            </w:pPr>
+            <w:r>
+              <w:rPr>
+                <w:rFonts w:ascii="Calibri" w:hAnsi="Calibri" w:eastAsia="Calibri"/>
+                <w:b w:val="0"/>
+                <w:i w:val="0"/>
+                <w:color w:val="203740"/>
+                <w:sz w:val="17"/>
+              </w:rPr>
+              <w:t>0</w:t>
+            </w:r>
+          </w:p>
+        </w:tc>
+      </w:tr>
+      <w:tr>
+        <w:tc>
+          <w:tcPr>
+            <w:tcW w:type="dxa" w:w="3540"/>
+            <w:shd w:fill="F7F9F9"/>
+            <w:vAlign w:val="top"/>
+            <w:tcMar>
+              <w:top w:w="80" w:type="dxa"/>
+              <w:start w:w="120" w:type="dxa"/>
+              <w:bottom w:w="80" w:type="dxa"/>
+              <w:end w:w="120" w:type="dxa"/>
+            </w:tcMar>
+          </w:tcPr>
+          <w:p>
+            <w:pPr>
+              <w:spacing w:after="0"/>
+            </w:pPr>
+            <w:r>
+              <w:rPr>
+                <w:rFonts w:ascii="Calibri" w:hAnsi="Calibri" w:eastAsia="Calibri"/>
+                <w:b w:val="0"/>
+                <w:i w:val="0"/>
+                <w:color w:val="203740"/>
+                <w:sz w:val="17"/>
+              </w:rPr>
+              <w:t>AMPLIACIÓN DEL PLANTEL EDUCATIVO PARA INICIAL DON JUAN, MUNICIPIO MONTE PLATA, PROVINCIA MONTE PLATA.</w:t>
+              <w:br/>
+              <w:t>SNIP 16022 · Ficha 7515</w:t>
+              <w:br/>
+              <w:t>Ubicación: perfil oficial</w:t>
+            </w:r>
+          </w:p>
+        </w:tc>
+        <w:tc>
+          <w:tcPr>
+            <w:tcW w:type="dxa" w:w="1980"/>
+            <w:shd w:fill="F7F9F9"/>
+            <w:vAlign w:val="top"/>
+            <w:tcMar>
+              <w:top w:w="80" w:type="dxa"/>
+              <w:start w:w="120" w:type="dxa"/>
+              <w:bottom w:w="80" w:type="dxa"/>
+              <w:end w:w="120" w:type="dxa"/>
+            </w:tcMar>
+          </w:tcPr>
+          <w:p>
+            <w:pPr>
+              <w:spacing w:after="0"/>
+            </w:pPr>
+            <w:r>
+              <w:rPr>
+                <w:rFonts w:ascii="Calibri" w:hAnsi="Calibri" w:eastAsia="Calibri"/>
+                <w:b w:val="0"/>
+                <w:i w:val="0"/>
+                <w:color w:val="203740"/>
+                <w:sz w:val="17"/>
+              </w:rPr>
+              <w:t>DIRECCION DE INFRAESTRUCTURA ESCOLAR</w:t>
+            </w:r>
+          </w:p>
+        </w:tc>
+        <w:tc>
+          <w:tcPr>
+            <w:tcW w:type="dxa" w:w="1500"/>
+            <w:shd w:fill="F7F9F9"/>
+            <w:vAlign w:val="top"/>
+            <w:tcMar>
+              <w:top w:w="80" w:type="dxa"/>
+              <w:start w:w="120" w:type="dxa"/>
+              <w:bottom w:w="80" w:type="dxa"/>
+              <w:end w:w="120" w:type="dxa"/>
+            </w:tcMar>
+          </w:tcPr>
+          <w:p>
+            <w:pPr>
+              <w:spacing w:after="0"/>
+            </w:pPr>
+            <w:r>
+              <w:rPr>
+                <w:rFonts w:ascii="Calibri" w:hAnsi="Calibri" w:eastAsia="Calibri"/>
+                <w:b w:val="0"/>
+                <w:i w:val="0"/>
+                <w:color w:val="203740"/>
+                <w:sz w:val="17"/>
+              </w:rPr>
+              <w:t>En ejecución</w:t>
+              <w:br/>
+              <w:t>2023–2027</w:t>
+            </w:r>
+          </w:p>
+        </w:tc>
+        <w:tc>
+          <w:tcPr>
+            <w:tcW w:type="dxa" w:w="1170"/>
+            <w:shd w:fill="F7F9F9"/>
+            <w:vAlign w:val="top"/>
+            <w:tcMar>
+              <w:top w:w="80" w:type="dxa"/>
+              <w:start w:w="120" w:type="dxa"/>
+              <w:bottom w:w="80" w:type="dxa"/>
+              <w:end w:w="120" w:type="dxa"/>
+            </w:tcMar>
+          </w:tcPr>
+          <w:p>
+            <w:pPr>
+              <w:spacing w:after="0"/>
+            </w:pPr>
+            <w:r>
+              <w:rPr>
+                <w:rFonts w:ascii="Calibri" w:hAnsi="Calibri" w:eastAsia="Calibri"/>
+                <w:b w:val="0"/>
+                <w:i w:val="0"/>
+                <w:color w:val="203740"/>
+                <w:sz w:val="17"/>
+              </w:rPr>
+              <w:t>8,242,006</w:t>
+            </w:r>
+          </w:p>
+        </w:tc>
+        <w:tc>
+          <w:tcPr>
+            <w:tcW w:type="dxa" w:w="1170"/>
+            <w:shd w:fill="F7F9F9"/>
+            <w:vAlign w:val="top"/>
+            <w:tcMar>
+              <w:top w:w="80" w:type="dxa"/>
+              <w:start w:w="120" w:type="dxa"/>
+              <w:bottom w:w="80" w:type="dxa"/>
+              <w:end w:w="120" w:type="dxa"/>
+            </w:tcMar>
+          </w:tcPr>
+          <w:p>
+            <w:pPr>
+              <w:spacing w:after="0"/>
+            </w:pPr>
+            <w:r>
+              <w:rPr>
+                <w:rFonts w:ascii="Calibri" w:hAnsi="Calibri" w:eastAsia="Calibri"/>
+                <w:b w:val="0"/>
+                <w:i w:val="0"/>
+                <w:color w:val="203740"/>
+                <w:sz w:val="17"/>
+              </w:rPr>
+              <w:t>6,561,670</w:t>
+            </w:r>
+          </w:p>
+        </w:tc>
+      </w:tr>
+      <w:tr>
+        <w:tc>
+          <w:tcPr>
+            <w:tcW w:type="dxa" w:w="3540"/>
+            <w:vAlign w:val="top"/>
+            <w:tcMar>
+              <w:top w:w="80" w:type="dxa"/>
+              <w:start w:w="120" w:type="dxa"/>
+              <w:bottom w:w="80" w:type="dxa"/>
+              <w:end w:w="120" w:type="dxa"/>
+            </w:tcMar>
+          </w:tcPr>
+          <w:p>
+            <w:pPr>
+              <w:spacing w:after="0"/>
+            </w:pPr>
+            <w:r>
+              <w:rPr>
+                <w:rFonts w:ascii="Calibri" w:hAnsi="Calibri" w:eastAsia="Calibri"/>
+                <w:b w:val="0"/>
+                <w:i w:val="0"/>
+                <w:color w:val="203740"/>
+                <w:sz w:val="17"/>
+              </w:rPr>
+              <w:t>AMPLIACIÓN DEL PLANTEL EDUCATIVO PARA INICIAL LA JAGUA, MUNICIPIO MONTE PLATA, PROVINCIA MONTE PLATA.</w:t>
+              <w:br/>
+              <w:t>SNIP 16031 · Ficha 7524</w:t>
+              <w:br/>
+              <w:t>Ubicación: perfil oficial</w:t>
+            </w:r>
+          </w:p>
+        </w:tc>
+        <w:tc>
+          <w:tcPr>
+            <w:tcW w:type="dxa" w:w="1980"/>
+            <w:vAlign w:val="top"/>
+            <w:tcMar>
+              <w:top w:w="80" w:type="dxa"/>
+              <w:start w:w="120" w:type="dxa"/>
+              <w:bottom w:w="80" w:type="dxa"/>
+              <w:end w:w="120" w:type="dxa"/>
+            </w:tcMar>
+          </w:tcPr>
+          <w:p>
+            <w:pPr>
+              <w:spacing w:after="0"/>
+            </w:pPr>
+            <w:r>
+              <w:rPr>
+                <w:rFonts w:ascii="Calibri" w:hAnsi="Calibri" w:eastAsia="Calibri"/>
+                <w:b w:val="0"/>
+                <w:i w:val="0"/>
+                <w:color w:val="203740"/>
+                <w:sz w:val="17"/>
+              </w:rPr>
+              <w:t>DIRECCION DE INFRAESTRUCTURA ESCOLAR</w:t>
+            </w:r>
+          </w:p>
+        </w:tc>
+        <w:tc>
+          <w:tcPr>
+            <w:tcW w:type="dxa" w:w="1500"/>
+            <w:vAlign w:val="top"/>
+            <w:tcMar>
+              <w:top w:w="80" w:type="dxa"/>
+              <w:start w:w="120" w:type="dxa"/>
+              <w:bottom w:w="80" w:type="dxa"/>
+              <w:end w:w="120" w:type="dxa"/>
+            </w:tcMar>
+          </w:tcPr>
+          <w:p>
+            <w:pPr>
+              <w:spacing w:after="0"/>
+            </w:pPr>
+            <w:r>
+              <w:rPr>
+                <w:rFonts w:ascii="Calibri" w:hAnsi="Calibri" w:eastAsia="Calibri"/>
+                <w:b w:val="0"/>
+                <w:i w:val="0"/>
+                <w:color w:val="203740"/>
+                <w:sz w:val="17"/>
+              </w:rPr>
+              <w:t>En ejecución</w:t>
+              <w:br/>
+              <w:t>2023–2027</w:t>
+            </w:r>
+          </w:p>
+        </w:tc>
+        <w:tc>
+          <w:tcPr>
+            <w:tcW w:type="dxa" w:w="1170"/>
+            <w:vAlign w:val="top"/>
+            <w:tcMar>
+              <w:top w:w="80" w:type="dxa"/>
+              <w:start w:w="120" w:type="dxa"/>
+              <w:bottom w:w="80" w:type="dxa"/>
+              <w:end w:w="120" w:type="dxa"/>
+            </w:tcMar>
+          </w:tcPr>
+          <w:p>
+            <w:pPr>
+              <w:spacing w:after="0"/>
+            </w:pPr>
+            <w:r>
+              <w:rPr>
+                <w:rFonts w:ascii="Calibri" w:hAnsi="Calibri" w:eastAsia="Calibri"/>
+                <w:b w:val="0"/>
+                <w:i w:val="0"/>
+                <w:color w:val="203740"/>
+                <w:sz w:val="17"/>
+              </w:rPr>
+              <w:t>8,000,722</w:t>
+            </w:r>
+          </w:p>
+        </w:tc>
+        <w:tc>
+          <w:tcPr>
+            <w:tcW w:type="dxa" w:w="1170"/>
+            <w:vAlign w:val="top"/>
+            <w:tcMar>
+              <w:top w:w="80" w:type="dxa"/>
+              <w:start w:w="120" w:type="dxa"/>
+              <w:bottom w:w="80" w:type="dxa"/>
+              <w:end w:w="120" w:type="dxa"/>
+            </w:tcMar>
+          </w:tcPr>
+          <w:p>
+            <w:pPr>
+              <w:spacing w:after="0"/>
+            </w:pPr>
+            <w:r>
+              <w:rPr>
+                <w:rFonts w:ascii="Calibri" w:hAnsi="Calibri" w:eastAsia="Calibri"/>
+                <w:b w:val="0"/>
+                <w:i w:val="0"/>
+                <w:color w:val="203740"/>
+                <w:sz w:val="17"/>
+              </w:rPr>
+              <w:t>7,478,898</w:t>
+            </w:r>
+          </w:p>
+        </w:tc>
+      </w:tr>
+      <w:tr>
+        <w:tc>
+          <w:tcPr>
+            <w:tcW w:type="dxa" w:w="3540"/>
+            <w:shd w:fill="F7F9F9"/>
+            <w:vAlign w:val="top"/>
+            <w:tcMar>
+              <w:top w:w="80" w:type="dxa"/>
+              <w:start w:w="120" w:type="dxa"/>
+              <w:bottom w:w="80" w:type="dxa"/>
+              <w:end w:w="120" w:type="dxa"/>
+            </w:tcMar>
+          </w:tcPr>
+          <w:p>
+            <w:pPr>
+              <w:spacing w:after="0"/>
+            </w:pPr>
+            <w:r>
+              <w:rPr>
+                <w:rFonts w:ascii="Calibri" w:hAnsi="Calibri" w:eastAsia="Calibri"/>
+                <w:b w:val="0"/>
+                <w:i w:val="0"/>
+                <w:color w:val="203740"/>
+                <w:sz w:val="17"/>
+              </w:rPr>
+              <w:t>RECONSTRUCCIÓN CAMINO VECINAL EL HEAM AFECTADO POR EL HURACAN FIONA, MUNICIPIO MONTE PLATA, PROVINCIA MONTE PLATA</w:t>
+              <w:br/>
+              <w:t>SNIP 16260 · Ficha 6061</w:t>
+              <w:br/>
+              <w:t>Ubicación: perfil oficial</w:t>
+            </w:r>
+          </w:p>
+        </w:tc>
+        <w:tc>
+          <w:tcPr>
+            <w:tcW w:type="dxa" w:w="1980"/>
+            <w:shd w:fill="F7F9F9"/>
+            <w:vAlign w:val="top"/>
+            <w:tcMar>
+              <w:top w:w="80" w:type="dxa"/>
+              <w:start w:w="120" w:type="dxa"/>
+              <w:bottom w:w="80" w:type="dxa"/>
+              <w:end w:w="120" w:type="dxa"/>
+            </w:tcMar>
+          </w:tcPr>
+          <w:p>
+            <w:pPr>
+              <w:spacing w:after="0"/>
+            </w:pPr>
+            <w:r>
+              <w:rPr>
+                <w:rFonts w:ascii="Calibri" w:hAnsi="Calibri" w:eastAsia="Calibri"/>
+                <w:b w:val="0"/>
+                <w:i w:val="0"/>
+                <w:color w:val="203740"/>
+                <w:sz w:val="17"/>
+              </w:rPr>
+              <w:t>MINISTERIO DE OBRAS PUBLICAS Y COMUNICACIONES</w:t>
+            </w:r>
+          </w:p>
+        </w:tc>
+        <w:tc>
+          <w:tcPr>
+            <w:tcW w:type="dxa" w:w="1500"/>
+            <w:shd w:fill="F7F9F9"/>
+            <w:vAlign w:val="top"/>
+            <w:tcMar>
+              <w:top w:w="80" w:type="dxa"/>
+              <w:start w:w="120" w:type="dxa"/>
+              <w:bottom w:w="80" w:type="dxa"/>
+              <w:end w:w="120" w:type="dxa"/>
+            </w:tcMar>
+          </w:tcPr>
+          <w:p>
+            <w:pPr>
+              <w:spacing w:after="0"/>
+            </w:pPr>
+            <w:r>
+              <w:rPr>
+                <w:rFonts w:ascii="Calibri" w:hAnsi="Calibri" w:eastAsia="Calibri"/>
+                <w:b w:val="0"/>
+                <w:i w:val="0"/>
+                <w:color w:val="203740"/>
+                <w:sz w:val="17"/>
+              </w:rPr>
+              <w:t>En ejecución</w:t>
+              <w:br/>
+              <w:t>2023–2027</w:t>
+            </w:r>
+          </w:p>
+        </w:tc>
+        <w:tc>
+          <w:tcPr>
+            <w:tcW w:type="dxa" w:w="1170"/>
+            <w:shd w:fill="F7F9F9"/>
+            <w:vAlign w:val="top"/>
+            <w:tcMar>
+              <w:top w:w="80" w:type="dxa"/>
+              <w:start w:w="120" w:type="dxa"/>
+              <w:bottom w:w="80" w:type="dxa"/>
+              <w:end w:w="120" w:type="dxa"/>
+            </w:tcMar>
+          </w:tcPr>
+          <w:p>
+            <w:pPr>
+              <w:spacing w:after="0"/>
+            </w:pPr>
+            <w:r>
+              <w:rPr>
+                <w:rFonts w:ascii="Calibri" w:hAnsi="Calibri" w:eastAsia="Calibri"/>
+                <w:b w:val="0"/>
+                <w:i w:val="0"/>
+                <w:color w:val="203740"/>
+                <w:sz w:val="17"/>
+              </w:rPr>
+              <w:t>7,800,000</w:t>
+            </w:r>
+          </w:p>
+        </w:tc>
+        <w:tc>
+          <w:tcPr>
+            <w:tcW w:type="dxa" w:w="1170"/>
+            <w:shd w:fill="F7F9F9"/>
+            <w:vAlign w:val="top"/>
+            <w:tcMar>
+              <w:top w:w="80" w:type="dxa"/>
+              <w:start w:w="120" w:type="dxa"/>
+              <w:bottom w:w="80" w:type="dxa"/>
+              <w:end w:w="120" w:type="dxa"/>
+            </w:tcMar>
+          </w:tcPr>
+          <w:p>
+            <w:pPr>
+              <w:spacing w:after="0"/>
+            </w:pPr>
+            <w:r>
+              <w:rPr>
+                <w:rFonts w:ascii="Calibri" w:hAnsi="Calibri" w:eastAsia="Calibri"/>
+                <w:b w:val="0"/>
+                <w:i w:val="0"/>
+                <w:color w:val="203740"/>
+                <w:sz w:val="17"/>
+              </w:rPr>
+              <w:t>4,281,484</w:t>
+            </w:r>
+          </w:p>
+        </w:tc>
+      </w:tr>
+      <w:tr>
+        <w:tc>
+          <w:tcPr>
+            <w:tcW w:type="dxa" w:w="3540"/>
+            <w:vAlign w:val="top"/>
+            <w:tcMar>
+              <w:top w:w="80" w:type="dxa"/>
+              <w:start w:w="120" w:type="dxa"/>
+              <w:bottom w:w="80" w:type="dxa"/>
+              <w:end w:w="120" w:type="dxa"/>
+            </w:tcMar>
+          </w:tcPr>
+          <w:p>
+            <w:pPr>
+              <w:spacing w:after="0"/>
+            </w:pPr>
+            <w:r>
+              <w:rPr>
+                <w:rFonts w:ascii="Calibri" w:hAnsi="Calibri" w:eastAsia="Calibri"/>
+                <w:b w:val="0"/>
+                <w:i w:val="0"/>
+                <w:color w:val="203740"/>
+                <w:sz w:val="17"/>
+              </w:rPr>
+              <w:t>CONSTRUCCIÓN ACUEDUCTO BATEY LA TARANA, PROVINCIA MONTE PLATA</w:t>
+              <w:br/>
+              <w:t>SNIP 14547 · Ficha 5006</w:t>
+              <w:br/>
+              <w:t>Ubicación: perfil oficial</w:t>
+            </w:r>
+          </w:p>
+        </w:tc>
+        <w:tc>
+          <w:tcPr>
+            <w:tcW w:type="dxa" w:w="1980"/>
+            <w:vAlign w:val="top"/>
+            <w:tcMar>
+              <w:top w:w="80" w:type="dxa"/>
+              <w:start w:w="120" w:type="dxa"/>
+              <w:bottom w:w="80" w:type="dxa"/>
+              <w:end w:w="120" w:type="dxa"/>
+            </w:tcMar>
+          </w:tcPr>
+          <w:p>
+            <w:pPr>
+              <w:spacing w:after="0"/>
+            </w:pPr>
+            <w:r>
+              <w:rPr>
+                <w:rFonts w:ascii="Calibri" w:hAnsi="Calibri" w:eastAsia="Calibri"/>
+                <w:b w:val="0"/>
+                <w:i w:val="0"/>
+                <w:color w:val="203740"/>
+                <w:sz w:val="17"/>
+              </w:rPr>
+              <w:t>INSTITUTO NACIONAL DE AGUA POTABLE Y ALCANTARILLADO (INAPA)</w:t>
+            </w:r>
+          </w:p>
+        </w:tc>
+        <w:tc>
+          <w:tcPr>
+            <w:tcW w:type="dxa" w:w="1500"/>
+            <w:vAlign w:val="top"/>
+            <w:tcMar>
+              <w:top w:w="80" w:type="dxa"/>
+              <w:start w:w="120" w:type="dxa"/>
+              <w:bottom w:w="80" w:type="dxa"/>
+              <w:end w:w="120" w:type="dxa"/>
+            </w:tcMar>
+          </w:tcPr>
+          <w:p>
+            <w:pPr>
+              <w:spacing w:after="0"/>
+            </w:pPr>
+            <w:r>
+              <w:rPr>
+                <w:rFonts w:ascii="Calibri" w:hAnsi="Calibri" w:eastAsia="Calibri"/>
+                <w:b w:val="0"/>
+                <w:i w:val="0"/>
+                <w:color w:val="203740"/>
+                <w:sz w:val="17"/>
+              </w:rPr>
+              <w:t>En ejecución</w:t>
+              <w:br/>
+              <w:t>2021–2027</w:t>
+            </w:r>
+          </w:p>
+        </w:tc>
+        <w:tc>
+          <w:tcPr>
+            <w:tcW w:type="dxa" w:w="1170"/>
+            <w:vAlign w:val="top"/>
+            <w:tcMar>
+              <w:top w:w="80" w:type="dxa"/>
+              <w:start w:w="120" w:type="dxa"/>
+              <w:bottom w:w="80" w:type="dxa"/>
+              <w:end w:w="120" w:type="dxa"/>
+            </w:tcMar>
+          </w:tcPr>
+          <w:p>
+            <w:pPr>
+              <w:spacing w:after="0"/>
+            </w:pPr>
+            <w:r>
+              <w:rPr>
+                <w:rFonts w:ascii="Calibri" w:hAnsi="Calibri" w:eastAsia="Calibri"/>
+                <w:b w:val="0"/>
+                <w:i w:val="0"/>
+                <w:color w:val="203740"/>
+                <w:sz w:val="17"/>
+              </w:rPr>
+              <w:t>7,296,278</w:t>
+            </w:r>
+          </w:p>
+        </w:tc>
+        <w:tc>
+          <w:tcPr>
+            <w:tcW w:type="dxa" w:w="1170"/>
+            <w:vAlign w:val="top"/>
+            <w:tcMar>
+              <w:top w:w="80" w:type="dxa"/>
+              <w:start w:w="120" w:type="dxa"/>
+              <w:bottom w:w="80" w:type="dxa"/>
+              <w:end w:w="120" w:type="dxa"/>
+            </w:tcMar>
+          </w:tcPr>
+          <w:p>
+            <w:pPr>
+              <w:spacing w:after="0"/>
+            </w:pPr>
+            <w:r>
+              <w:rPr>
+                <w:rFonts w:ascii="Calibri" w:hAnsi="Calibri" w:eastAsia="Calibri"/>
+                <w:b w:val="0"/>
+                <w:i w:val="0"/>
+                <w:color w:val="203740"/>
+                <w:sz w:val="17"/>
+              </w:rPr>
+              <w:t>0</w:t>
+            </w:r>
+          </w:p>
+        </w:tc>
+      </w:tr>
+      <w:tr>
+        <w:tc>
+          <w:tcPr>
+            <w:tcW w:type="dxa" w:w="3540"/>
+            <w:shd w:fill="F7F9F9"/>
+            <w:vAlign w:val="top"/>
+            <w:tcMar>
+              <w:top w:w="80" w:type="dxa"/>
+              <w:start w:w="120" w:type="dxa"/>
+              <w:bottom w:w="80" w:type="dxa"/>
+              <w:end w:w="120" w:type="dxa"/>
+            </w:tcMar>
+          </w:tcPr>
+          <w:p>
+            <w:pPr>
+              <w:spacing w:after="0"/>
+            </w:pPr>
+            <w:r>
+              <w:rPr>
+                <w:rFonts w:ascii="Calibri" w:hAnsi="Calibri" w:eastAsia="Calibri"/>
+                <w:b w:val="0"/>
+                <w:i w:val="0"/>
+                <w:color w:val="203740"/>
+                <w:sz w:val="17"/>
+              </w:rPr>
+              <w:t>AMPLIACIÓN DEL PLANTEL EDUCATIVO PARA INICIAL EL BOSQUE, MUNICIPIO MONTE PLATA, PROVINCIA MONTE PLATA.</w:t>
+              <w:br/>
+              <w:t>SNIP 16024 · Ficha 7517</w:t>
+              <w:br/>
+              <w:t>Ubicación: perfil oficial</w:t>
+            </w:r>
+          </w:p>
+        </w:tc>
+        <w:tc>
+          <w:tcPr>
+            <w:tcW w:type="dxa" w:w="1980"/>
+            <w:shd w:fill="F7F9F9"/>
+            <w:vAlign w:val="top"/>
+            <w:tcMar>
+              <w:top w:w="80" w:type="dxa"/>
+              <w:start w:w="120" w:type="dxa"/>
+              <w:bottom w:w="80" w:type="dxa"/>
+              <w:end w:w="120" w:type="dxa"/>
+            </w:tcMar>
+          </w:tcPr>
+          <w:p>
+            <w:pPr>
+              <w:spacing w:after="0"/>
+            </w:pPr>
+            <w:r>
+              <w:rPr>
+                <w:rFonts w:ascii="Calibri" w:hAnsi="Calibri" w:eastAsia="Calibri"/>
+                <w:b w:val="0"/>
+                <w:i w:val="0"/>
+                <w:color w:val="203740"/>
+                <w:sz w:val="17"/>
+              </w:rPr>
+              <w:t>DIRECCION DE INFRAESTRUCTURA ESCOLAR</w:t>
+            </w:r>
+          </w:p>
+        </w:tc>
+        <w:tc>
+          <w:tcPr>
+            <w:tcW w:type="dxa" w:w="1500"/>
+            <w:shd w:fill="F7F9F9"/>
+            <w:vAlign w:val="top"/>
+            <w:tcMar>
+              <w:top w:w="80" w:type="dxa"/>
+              <w:start w:w="120" w:type="dxa"/>
+              <w:bottom w:w="80" w:type="dxa"/>
+              <w:end w:w="120" w:type="dxa"/>
+            </w:tcMar>
+          </w:tcPr>
+          <w:p>
+            <w:pPr>
+              <w:spacing w:after="0"/>
+            </w:pPr>
+            <w:r>
+              <w:rPr>
+                <w:rFonts w:ascii="Calibri" w:hAnsi="Calibri" w:eastAsia="Calibri"/>
+                <w:b w:val="0"/>
+                <w:i w:val="0"/>
+                <w:color w:val="203740"/>
+                <w:sz w:val="17"/>
+              </w:rPr>
+              <w:t>En ejecución</w:t>
+              <w:br/>
+              <w:t>2023–2027</w:t>
+            </w:r>
+          </w:p>
+        </w:tc>
+        <w:tc>
+          <w:tcPr>
+            <w:tcW w:type="dxa" w:w="1170"/>
+            <w:shd w:fill="F7F9F9"/>
+            <w:vAlign w:val="top"/>
+            <w:tcMar>
+              <w:top w:w="80" w:type="dxa"/>
+              <w:start w:w="120" w:type="dxa"/>
+              <w:bottom w:w="80" w:type="dxa"/>
+              <w:end w:w="120" w:type="dxa"/>
+            </w:tcMar>
+          </w:tcPr>
+          <w:p>
+            <w:pPr>
+              <w:spacing w:after="0"/>
+            </w:pPr>
+            <w:r>
+              <w:rPr>
+                <w:rFonts w:ascii="Calibri" w:hAnsi="Calibri" w:eastAsia="Calibri"/>
+                <w:b w:val="0"/>
+                <w:i w:val="0"/>
+                <w:color w:val="203740"/>
+                <w:sz w:val="17"/>
+              </w:rPr>
+              <w:t>6,564,739</w:t>
+            </w:r>
+          </w:p>
+        </w:tc>
+        <w:tc>
+          <w:tcPr>
+            <w:tcW w:type="dxa" w:w="1170"/>
+            <w:shd w:fill="F7F9F9"/>
+            <w:vAlign w:val="top"/>
+            <w:tcMar>
+              <w:top w:w="80" w:type="dxa"/>
+              <w:start w:w="120" w:type="dxa"/>
+              <w:bottom w:w="80" w:type="dxa"/>
+              <w:end w:w="120" w:type="dxa"/>
+            </w:tcMar>
+          </w:tcPr>
+          <w:p>
+            <w:pPr>
+              <w:spacing w:after="0"/>
+            </w:pPr>
+            <w:r>
+              <w:rPr>
+                <w:rFonts w:ascii="Calibri" w:hAnsi="Calibri" w:eastAsia="Calibri"/>
+                <w:b w:val="0"/>
+                <w:i w:val="0"/>
+                <w:color w:val="203740"/>
+                <w:sz w:val="17"/>
+              </w:rPr>
+              <w:t>0</w:t>
+            </w:r>
+          </w:p>
+        </w:tc>
+      </w:tr>
+      <w:tr>
+        <w:tc>
+          <w:tcPr>
+            <w:tcW w:type="dxa" w:w="3540"/>
+            <w:vAlign w:val="top"/>
+            <w:tcMar>
+              <w:top w:w="80" w:type="dxa"/>
+              <w:start w:w="120" w:type="dxa"/>
+              <w:bottom w:w="80" w:type="dxa"/>
+              <w:end w:w="120" w:type="dxa"/>
+            </w:tcMar>
+          </w:tcPr>
+          <w:p>
+            <w:pPr>
+              <w:spacing w:after="0"/>
+            </w:pPr>
+            <w:r>
+              <w:rPr>
+                <w:rFonts w:ascii="Calibri" w:hAnsi="Calibri" w:eastAsia="Calibri"/>
+                <w:b w:val="0"/>
+                <w:i w:val="0"/>
+                <w:color w:val="203740"/>
+                <w:sz w:val="17"/>
+              </w:rPr>
+              <w:t>CONSTRUCCIÓN CANCHA DE BALONCESTO MELLA FANÍ, PARAJE LA LUISA PRIETA, MUNICIPIO MONTE PLATA, PROVINCIA MONTE PLATA.</w:t>
+              <w:br/>
+              <w:t>SNIP 15824 · Ficha 7616</w:t>
+              <w:br/>
+              <w:t>Ubicación: perfil oficial</w:t>
+            </w:r>
+          </w:p>
+        </w:tc>
+        <w:tc>
+          <w:tcPr>
+            <w:tcW w:type="dxa" w:w="1980"/>
+            <w:vAlign w:val="top"/>
+            <w:tcMar>
+              <w:top w:w="80" w:type="dxa"/>
+              <w:start w:w="120" w:type="dxa"/>
+              <w:bottom w:w="80" w:type="dxa"/>
+              <w:end w:w="120" w:type="dxa"/>
+            </w:tcMar>
+          </w:tcPr>
+          <w:p>
+            <w:pPr>
+              <w:spacing w:after="0"/>
+            </w:pPr>
+            <w:r>
+              <w:rPr>
+                <w:rFonts w:ascii="Calibri" w:hAnsi="Calibri" w:eastAsia="Calibri"/>
+                <w:b w:val="0"/>
+                <w:i w:val="0"/>
+                <w:color w:val="203740"/>
+                <w:sz w:val="17"/>
+              </w:rPr>
+              <w:t>COMISIÓN PRESIDENCIAL DE APOYO AL DESARROLLO PROVINCIAL</w:t>
+            </w:r>
+          </w:p>
+        </w:tc>
+        <w:tc>
+          <w:tcPr>
+            <w:tcW w:type="dxa" w:w="1500"/>
+            <w:vAlign w:val="top"/>
+            <w:tcMar>
+              <w:top w:w="80" w:type="dxa"/>
+              <w:start w:w="120" w:type="dxa"/>
+              <w:bottom w:w="80" w:type="dxa"/>
+              <w:end w:w="120" w:type="dxa"/>
+            </w:tcMar>
+          </w:tcPr>
+          <w:p>
+            <w:pPr>
+              <w:spacing w:after="0"/>
+            </w:pPr>
+            <w:r>
+              <w:rPr>
+                <w:rFonts w:ascii="Calibri" w:hAnsi="Calibri" w:eastAsia="Calibri"/>
+                <w:b w:val="0"/>
+                <w:i w:val="0"/>
+                <w:color w:val="203740"/>
+                <w:sz w:val="17"/>
+              </w:rPr>
+              <w:t>En ejecución</w:t>
+              <w:br/>
+              <w:t>2023–2027</w:t>
+            </w:r>
+          </w:p>
+        </w:tc>
+        <w:tc>
+          <w:tcPr>
+            <w:tcW w:type="dxa" w:w="1170"/>
+            <w:vAlign w:val="top"/>
+            <w:tcMar>
+              <w:top w:w="80" w:type="dxa"/>
+              <w:start w:w="120" w:type="dxa"/>
+              <w:bottom w:w="80" w:type="dxa"/>
+              <w:end w:w="120" w:type="dxa"/>
+            </w:tcMar>
+          </w:tcPr>
+          <w:p>
+            <w:pPr>
+              <w:spacing w:after="0"/>
+            </w:pPr>
+            <w:r>
+              <w:rPr>
+                <w:rFonts w:ascii="Calibri" w:hAnsi="Calibri" w:eastAsia="Calibri"/>
+                <w:b w:val="0"/>
+                <w:i w:val="0"/>
+                <w:color w:val="203740"/>
+                <w:sz w:val="17"/>
+              </w:rPr>
+              <w:t>6,349,242</w:t>
+            </w:r>
+          </w:p>
+        </w:tc>
+        <w:tc>
+          <w:tcPr>
+            <w:tcW w:type="dxa" w:w="1170"/>
+            <w:vAlign w:val="top"/>
+            <w:tcMar>
+              <w:top w:w="80" w:type="dxa"/>
+              <w:start w:w="120" w:type="dxa"/>
+              <w:bottom w:w="80" w:type="dxa"/>
+              <w:end w:w="120" w:type="dxa"/>
+            </w:tcMar>
+          </w:tcPr>
+          <w:p>
+            <w:pPr>
+              <w:spacing w:after="0"/>
+            </w:pPr>
+            <w:r>
+              <w:rPr>
+                <w:rFonts w:ascii="Calibri" w:hAnsi="Calibri" w:eastAsia="Calibri"/>
+                <w:b w:val="0"/>
+                <w:i w:val="0"/>
+                <w:color w:val="203740"/>
+                <w:sz w:val="17"/>
+              </w:rPr>
+              <w:t>0</w:t>
+            </w:r>
+          </w:p>
+        </w:tc>
+      </w:tr>
+      <w:tr>
+        <w:tc>
+          <w:tcPr>
+            <w:tcW w:type="dxa" w:w="3540"/>
+            <w:shd w:fill="F7F9F9"/>
+            <w:vAlign w:val="top"/>
+            <w:tcMar>
+              <w:top w:w="80" w:type="dxa"/>
+              <w:start w:w="120" w:type="dxa"/>
+              <w:bottom w:w="80" w:type="dxa"/>
+              <w:end w:w="120" w:type="dxa"/>
+            </w:tcMar>
+          </w:tcPr>
+          <w:p>
+            <w:pPr>
+              <w:spacing w:after="0"/>
+            </w:pPr>
+            <w:r>
+              <w:rPr>
+                <w:rFonts w:ascii="Calibri" w:hAnsi="Calibri" w:eastAsia="Calibri"/>
+                <w:b w:val="0"/>
+                <w:i w:val="0"/>
+                <w:color w:val="203740"/>
+                <w:sz w:val="17"/>
+              </w:rPr>
+              <w:t>AMPLIACIÓN DEL PLANTEL EDUCATIVO PARA INICIAL FERNANDO ARTURO DE MERIÑO, MUNICIPIO MONTE PLATA, PROVINCIA MONTE PLATA.</w:t>
+              <w:br/>
+              <w:t>SNIP 15237 · Ficha 6344</w:t>
+              <w:br/>
+              <w:t>Ubicación: perfil oficial</w:t>
+            </w:r>
+          </w:p>
+        </w:tc>
+        <w:tc>
+          <w:tcPr>
+            <w:tcW w:type="dxa" w:w="1980"/>
+            <w:shd w:fill="F7F9F9"/>
+            <w:vAlign w:val="top"/>
+            <w:tcMar>
+              <w:top w:w="80" w:type="dxa"/>
+              <w:start w:w="120" w:type="dxa"/>
+              <w:bottom w:w="80" w:type="dxa"/>
+              <w:end w:w="120" w:type="dxa"/>
+            </w:tcMar>
+          </w:tcPr>
+          <w:p>
+            <w:pPr>
+              <w:spacing w:after="0"/>
+            </w:pPr>
+            <w:r>
+              <w:rPr>
+                <w:rFonts w:ascii="Calibri" w:hAnsi="Calibri" w:eastAsia="Calibri"/>
+                <w:b w:val="0"/>
+                <w:i w:val="0"/>
+                <w:color w:val="203740"/>
+                <w:sz w:val="17"/>
+              </w:rPr>
+              <w:t>DIRECCION DE INFRAESTRUCTURA ESCOLAR</w:t>
+            </w:r>
+          </w:p>
+        </w:tc>
+        <w:tc>
+          <w:tcPr>
+            <w:tcW w:type="dxa" w:w="1500"/>
+            <w:shd w:fill="F7F9F9"/>
+            <w:vAlign w:val="top"/>
+            <w:tcMar>
+              <w:top w:w="80" w:type="dxa"/>
+              <w:start w:w="120" w:type="dxa"/>
+              <w:bottom w:w="80" w:type="dxa"/>
+              <w:end w:w="120" w:type="dxa"/>
+            </w:tcMar>
+          </w:tcPr>
+          <w:p>
+            <w:pPr>
+              <w:spacing w:after="0"/>
+            </w:pPr>
+            <w:r>
+              <w:rPr>
+                <w:rFonts w:ascii="Calibri" w:hAnsi="Calibri" w:eastAsia="Calibri"/>
+                <w:b w:val="0"/>
+                <w:i w:val="0"/>
+                <w:color w:val="203740"/>
+                <w:sz w:val="17"/>
+              </w:rPr>
+              <w:t>En ejecución</w:t>
+              <w:br/>
+              <w:t>2023–2027</w:t>
+            </w:r>
+          </w:p>
+        </w:tc>
+        <w:tc>
+          <w:tcPr>
+            <w:tcW w:type="dxa" w:w="1170"/>
+            <w:shd w:fill="F7F9F9"/>
+            <w:vAlign w:val="top"/>
+            <w:tcMar>
+              <w:top w:w="80" w:type="dxa"/>
+              <w:start w:w="120" w:type="dxa"/>
+              <w:bottom w:w="80" w:type="dxa"/>
+              <w:end w:w="120" w:type="dxa"/>
+            </w:tcMar>
+          </w:tcPr>
+          <w:p>
+            <w:pPr>
+              <w:spacing w:after="0"/>
+            </w:pPr>
+            <w:r>
+              <w:rPr>
+                <w:rFonts w:ascii="Calibri" w:hAnsi="Calibri" w:eastAsia="Calibri"/>
+                <w:b w:val="0"/>
+                <w:i w:val="0"/>
+                <w:color w:val="203740"/>
+                <w:sz w:val="17"/>
+              </w:rPr>
+              <w:t>6,128,095</w:t>
+            </w:r>
+          </w:p>
+        </w:tc>
+        <w:tc>
+          <w:tcPr>
+            <w:tcW w:type="dxa" w:w="1170"/>
+            <w:shd w:fill="F7F9F9"/>
+            <w:vAlign w:val="top"/>
+            <w:tcMar>
+              <w:top w:w="80" w:type="dxa"/>
+              <w:start w:w="120" w:type="dxa"/>
+              <w:bottom w:w="80" w:type="dxa"/>
+              <w:end w:w="120" w:type="dxa"/>
+            </w:tcMar>
+          </w:tcPr>
+          <w:p>
+            <w:pPr>
+              <w:spacing w:after="0"/>
+            </w:pPr>
+            <w:r>
+              <w:rPr>
+                <w:rFonts w:ascii="Calibri" w:hAnsi="Calibri" w:eastAsia="Calibri"/>
+                <w:b w:val="0"/>
+                <w:i w:val="0"/>
+                <w:color w:val="203740"/>
+                <w:sz w:val="17"/>
+              </w:rPr>
+              <w:t>3,112,093</w:t>
+            </w:r>
+          </w:p>
+        </w:tc>
+      </w:tr>
+      <w:tr>
+        <w:tc>
+          <w:tcPr>
+            <w:tcW w:type="dxa" w:w="3540"/>
+            <w:vAlign w:val="top"/>
+            <w:tcMar>
+              <w:top w:w="80" w:type="dxa"/>
+              <w:start w:w="120" w:type="dxa"/>
+              <w:bottom w:w="80" w:type="dxa"/>
+              <w:end w:w="120" w:type="dxa"/>
+            </w:tcMar>
+          </w:tcPr>
+          <w:p>
+            <w:pPr>
+              <w:spacing w:after="0"/>
+            </w:pPr>
+            <w:r>
+              <w:rPr>
+                <w:rFonts w:ascii="Calibri" w:hAnsi="Calibri" w:eastAsia="Calibri"/>
+                <w:b w:val="0"/>
+                <w:i w:val="0"/>
+                <w:color w:val="203740"/>
+                <w:sz w:val="17"/>
+              </w:rPr>
+              <w:t>AMPLIACIÓN DEL PLANTEL EDUCATIVO PARA INICIAL EL LAUREL, MUNICIPIO MONTE PLATA, PROVINCIA MONTE PLATA.</w:t>
+              <w:br/>
+              <w:t>SNIP 16027 · Ficha 7520</w:t>
+              <w:br/>
+              <w:t>Ubicación: perfil oficial</w:t>
+            </w:r>
+          </w:p>
+        </w:tc>
+        <w:tc>
+          <w:tcPr>
+            <w:tcW w:type="dxa" w:w="1980"/>
+            <w:vAlign w:val="top"/>
+            <w:tcMar>
+              <w:top w:w="80" w:type="dxa"/>
+              <w:start w:w="120" w:type="dxa"/>
+              <w:bottom w:w="80" w:type="dxa"/>
+              <w:end w:w="120" w:type="dxa"/>
+            </w:tcMar>
+          </w:tcPr>
+          <w:p>
+            <w:pPr>
+              <w:spacing w:after="0"/>
+            </w:pPr>
+            <w:r>
+              <w:rPr>
+                <w:rFonts w:ascii="Calibri" w:hAnsi="Calibri" w:eastAsia="Calibri"/>
+                <w:b w:val="0"/>
+                <w:i w:val="0"/>
+                <w:color w:val="203740"/>
+                <w:sz w:val="17"/>
+              </w:rPr>
+              <w:t>DIRECCION DE INFRAESTRUCTURA ESCOLAR</w:t>
+            </w:r>
+          </w:p>
+        </w:tc>
+        <w:tc>
+          <w:tcPr>
+            <w:tcW w:type="dxa" w:w="1500"/>
+            <w:vAlign w:val="top"/>
+            <w:tcMar>
+              <w:top w:w="80" w:type="dxa"/>
+              <w:start w:w="120" w:type="dxa"/>
+              <w:bottom w:w="80" w:type="dxa"/>
+              <w:end w:w="120" w:type="dxa"/>
+            </w:tcMar>
+          </w:tcPr>
+          <w:p>
+            <w:pPr>
+              <w:spacing w:after="0"/>
+            </w:pPr>
+            <w:r>
+              <w:rPr>
+                <w:rFonts w:ascii="Calibri" w:hAnsi="Calibri" w:eastAsia="Calibri"/>
+                <w:b w:val="0"/>
+                <w:i w:val="0"/>
+                <w:color w:val="203740"/>
+                <w:sz w:val="17"/>
+              </w:rPr>
+              <w:t>En ejecución</w:t>
+              <w:br/>
+              <w:t>2023–2027</w:t>
+            </w:r>
+          </w:p>
+        </w:tc>
+        <w:tc>
+          <w:tcPr>
+            <w:tcW w:type="dxa" w:w="1170"/>
+            <w:vAlign w:val="top"/>
+            <w:tcMar>
+              <w:top w:w="80" w:type="dxa"/>
+              <w:start w:w="120" w:type="dxa"/>
+              <w:bottom w:w="80" w:type="dxa"/>
+              <w:end w:w="120" w:type="dxa"/>
+            </w:tcMar>
+          </w:tcPr>
+          <w:p>
+            <w:pPr>
+              <w:spacing w:after="0"/>
+            </w:pPr>
+            <w:r>
+              <w:rPr>
+                <w:rFonts w:ascii="Calibri" w:hAnsi="Calibri" w:eastAsia="Calibri"/>
+                <w:b w:val="0"/>
+                <w:i w:val="0"/>
+                <w:color w:val="203740"/>
+                <w:sz w:val="17"/>
+              </w:rPr>
+              <w:t>4,470,899</w:t>
+            </w:r>
+          </w:p>
+        </w:tc>
+        <w:tc>
+          <w:tcPr>
+            <w:tcW w:type="dxa" w:w="1170"/>
+            <w:vAlign w:val="top"/>
+            <w:tcMar>
+              <w:top w:w="80" w:type="dxa"/>
+              <w:start w:w="120" w:type="dxa"/>
+              <w:bottom w:w="80" w:type="dxa"/>
+              <w:end w:w="120" w:type="dxa"/>
+            </w:tcMar>
+          </w:tcPr>
+          <w:p>
+            <w:pPr>
+              <w:spacing w:after="0"/>
+            </w:pPr>
+            <w:r>
+              <w:rPr>
+                <w:rFonts w:ascii="Calibri" w:hAnsi="Calibri" w:eastAsia="Calibri"/>
+                <w:b w:val="0"/>
+                <w:i w:val="0"/>
+                <w:color w:val="203740"/>
+                <w:sz w:val="17"/>
+              </w:rPr>
+              <w:t>0</w:t>
+            </w:r>
+          </w:p>
+        </w:tc>
+      </w:tr>
+      <w:tr>
+        <w:tc>
+          <w:tcPr>
+            <w:tcW w:type="dxa" w:w="3540"/>
+            <w:shd w:fill="F7F9F9"/>
+            <w:vAlign w:val="top"/>
+            <w:tcMar>
+              <w:top w:w="80" w:type="dxa"/>
+              <w:start w:w="120" w:type="dxa"/>
+              <w:bottom w:w="80" w:type="dxa"/>
+              <w:end w:w="120" w:type="dxa"/>
+            </w:tcMar>
+          </w:tcPr>
+          <w:p>
+            <w:pPr>
+              <w:spacing w:after="0"/>
+            </w:pPr>
+            <w:r>
+              <w:rPr>
+                <w:rFonts w:ascii="Calibri" w:hAnsi="Calibri" w:eastAsia="Calibri"/>
+                <w:b w:val="0"/>
+                <w:i w:val="0"/>
+                <w:color w:val="203740"/>
+                <w:sz w:val="17"/>
+              </w:rPr>
+              <w:t>AMPLIACIÓN DEL PLANTEL EDUCATIVO PARA INICIAL CARA LINDA, MUNICIPIO MONTE PLATA, PROVINCIA MONTE PLATA.</w:t>
+              <w:br/>
+              <w:t>SNIP 15238 · Ficha 6345</w:t>
+              <w:br/>
+              <w:t>Ubicación: perfil oficial</w:t>
+            </w:r>
+          </w:p>
+        </w:tc>
+        <w:tc>
+          <w:tcPr>
+            <w:tcW w:type="dxa" w:w="1980"/>
+            <w:shd w:fill="F7F9F9"/>
+            <w:vAlign w:val="top"/>
+            <w:tcMar>
+              <w:top w:w="80" w:type="dxa"/>
+              <w:start w:w="120" w:type="dxa"/>
+              <w:bottom w:w="80" w:type="dxa"/>
+              <w:end w:w="120" w:type="dxa"/>
+            </w:tcMar>
+          </w:tcPr>
+          <w:p>
+            <w:pPr>
+              <w:spacing w:after="0"/>
+            </w:pPr>
+            <w:r>
+              <w:rPr>
+                <w:rFonts w:ascii="Calibri" w:hAnsi="Calibri" w:eastAsia="Calibri"/>
+                <w:b w:val="0"/>
+                <w:i w:val="0"/>
+                <w:color w:val="203740"/>
+                <w:sz w:val="17"/>
+              </w:rPr>
+              <w:t>DIRECCION DE INFRAESTRUCTURA ESCOLAR</w:t>
+            </w:r>
+          </w:p>
+        </w:tc>
+        <w:tc>
+          <w:tcPr>
+            <w:tcW w:type="dxa" w:w="1500"/>
+            <w:shd w:fill="F7F9F9"/>
+            <w:vAlign w:val="top"/>
+            <w:tcMar>
+              <w:top w:w="80" w:type="dxa"/>
+              <w:start w:w="120" w:type="dxa"/>
+              <w:bottom w:w="80" w:type="dxa"/>
+              <w:end w:w="120" w:type="dxa"/>
+            </w:tcMar>
+          </w:tcPr>
+          <w:p>
+            <w:pPr>
+              <w:spacing w:after="0"/>
+            </w:pPr>
+            <w:r>
+              <w:rPr>
+                <w:rFonts w:ascii="Calibri" w:hAnsi="Calibri" w:eastAsia="Calibri"/>
+                <w:b w:val="0"/>
+                <w:i w:val="0"/>
+                <w:color w:val="203740"/>
+                <w:sz w:val="17"/>
+              </w:rPr>
+              <w:t>En ejecución</w:t>
+              <w:br/>
+              <w:t>2023–2027</w:t>
+            </w:r>
+          </w:p>
+        </w:tc>
+        <w:tc>
+          <w:tcPr>
+            <w:tcW w:type="dxa" w:w="1170"/>
+            <w:shd w:fill="F7F9F9"/>
+            <w:vAlign w:val="top"/>
+            <w:tcMar>
+              <w:top w:w="80" w:type="dxa"/>
+              <w:start w:w="120" w:type="dxa"/>
+              <w:bottom w:w="80" w:type="dxa"/>
+              <w:end w:w="120" w:type="dxa"/>
+            </w:tcMar>
+          </w:tcPr>
+          <w:p>
+            <w:pPr>
+              <w:spacing w:after="0"/>
+            </w:pPr>
+            <w:r>
+              <w:rPr>
+                <w:rFonts w:ascii="Calibri" w:hAnsi="Calibri" w:eastAsia="Calibri"/>
+                <w:b w:val="0"/>
+                <w:i w:val="0"/>
+                <w:color w:val="203740"/>
+                <w:sz w:val="17"/>
+              </w:rPr>
+              <w:t>1,990,167</w:t>
+            </w:r>
+          </w:p>
+        </w:tc>
+        <w:tc>
+          <w:tcPr>
+            <w:tcW w:type="dxa" w:w="1170"/>
+            <w:shd w:fill="F7F9F9"/>
+            <w:vAlign w:val="top"/>
+            <w:tcMar>
+              <w:top w:w="80" w:type="dxa"/>
+              <w:start w:w="120" w:type="dxa"/>
+              <w:bottom w:w="80" w:type="dxa"/>
+              <w:end w:w="120" w:type="dxa"/>
+            </w:tcMar>
+          </w:tcPr>
+          <w:p>
+            <w:pPr>
+              <w:spacing w:after="0"/>
+            </w:pPr>
+            <w:r>
+              <w:rPr>
+                <w:rFonts w:ascii="Calibri" w:hAnsi="Calibri" w:eastAsia="Calibri"/>
+                <w:b w:val="0"/>
+                <w:i w:val="0"/>
+                <w:color w:val="203740"/>
+                <w:sz w:val="17"/>
+              </w:rPr>
+              <w:t>1,592,054</w:t>
+            </w:r>
+          </w:p>
+        </w:tc>
+      </w:tr>
+      <w:tr>
+        <w:tc>
+          <w:tcPr>
+            <w:tcW w:type="dxa" w:w="3540"/>
+            <w:vAlign w:val="top"/>
+            <w:tcMar>
+              <w:top w:w="80" w:type="dxa"/>
+              <w:start w:w="120" w:type="dxa"/>
+              <w:bottom w:w="80" w:type="dxa"/>
+              <w:end w:w="120" w:type="dxa"/>
+            </w:tcMar>
+          </w:tcPr>
+          <w:p>
+            <w:pPr>
+              <w:spacing w:after="0"/>
+            </w:pPr>
+            <w:r>
+              <w:rPr>
+                <w:rFonts w:ascii="Calibri" w:hAnsi="Calibri" w:eastAsia="Calibri"/>
+                <w:b w:val="0"/>
+                <w:i w:val="0"/>
+                <w:color w:val="203740"/>
+                <w:sz w:val="17"/>
+              </w:rPr>
+              <w:t>CONSTRUCCIÓN DEL CAMINO VECINAL LA CEIBA-CHIRINO, MUNICIPIO MONTE PLATA, PROVINCIA MONTE PLATA</w:t>
+              <w:br/>
+              <w:t>SNIP 16126 · Ficha 7585</w:t>
+              <w:br/>
+              <w:t>Ubicación: perfil oficial</w:t>
+            </w:r>
+          </w:p>
+        </w:tc>
+        <w:tc>
+          <w:tcPr>
+            <w:tcW w:type="dxa" w:w="1980"/>
+            <w:vAlign w:val="top"/>
+            <w:tcMar>
+              <w:top w:w="80" w:type="dxa"/>
+              <w:start w:w="120" w:type="dxa"/>
+              <w:bottom w:w="80" w:type="dxa"/>
+              <w:end w:w="120" w:type="dxa"/>
+            </w:tcMar>
+          </w:tcPr>
+          <w:p>
+            <w:pPr>
+              <w:spacing w:after="0"/>
+            </w:pPr>
+            <w:r>
+              <w:rPr>
+                <w:rFonts w:ascii="Calibri" w:hAnsi="Calibri" w:eastAsia="Calibri"/>
+                <w:b w:val="0"/>
+                <w:i w:val="0"/>
+                <w:color w:val="203740"/>
+                <w:sz w:val="17"/>
+              </w:rPr>
+              <w:t>MINISTERIO DE OBRAS PUBLICAS Y COMUNICACIONES</w:t>
+            </w:r>
+          </w:p>
+        </w:tc>
+        <w:tc>
+          <w:tcPr>
+            <w:tcW w:type="dxa" w:w="1500"/>
+            <w:vAlign w:val="top"/>
+            <w:tcMar>
+              <w:top w:w="80" w:type="dxa"/>
+              <w:start w:w="120" w:type="dxa"/>
+              <w:bottom w:w="80" w:type="dxa"/>
+              <w:end w:w="120" w:type="dxa"/>
+            </w:tcMar>
+          </w:tcPr>
+          <w:p>
+            <w:pPr>
+              <w:spacing w:after="0"/>
+            </w:pPr>
+            <w:r>
+              <w:rPr>
+                <w:rFonts w:ascii="Calibri" w:hAnsi="Calibri" w:eastAsia="Calibri"/>
+                <w:b w:val="0"/>
+                <w:i w:val="0"/>
+                <w:color w:val="203740"/>
+                <w:sz w:val="17"/>
+              </w:rPr>
+              <w:t>En ejecución</w:t>
+              <w:br/>
+              <w:t>2023–2027</w:t>
+            </w:r>
+          </w:p>
+        </w:tc>
+        <w:tc>
+          <w:tcPr>
+            <w:tcW w:type="dxa" w:w="1170"/>
+            <w:vAlign w:val="top"/>
+            <w:tcMar>
+              <w:top w:w="80" w:type="dxa"/>
+              <w:start w:w="120" w:type="dxa"/>
+              <w:bottom w:w="80" w:type="dxa"/>
+              <w:end w:w="120" w:type="dxa"/>
+            </w:tcMar>
+          </w:tcPr>
+          <w:p>
+            <w:pPr>
+              <w:spacing w:after="0"/>
+            </w:pPr>
+            <w:r>
+              <w:rPr>
+                <w:rFonts w:ascii="Calibri" w:hAnsi="Calibri" w:eastAsia="Calibri"/>
+                <w:b w:val="0"/>
+                <w:i w:val="0"/>
+                <w:color w:val="203740"/>
+                <w:sz w:val="17"/>
+              </w:rPr>
+              <w:t>1,000,000</w:t>
+            </w:r>
+          </w:p>
+        </w:tc>
+        <w:tc>
+          <w:tcPr>
+            <w:tcW w:type="dxa" w:w="1170"/>
+            <w:vAlign w:val="top"/>
+            <w:tcMar>
+              <w:top w:w="80" w:type="dxa"/>
+              <w:start w:w="120" w:type="dxa"/>
+              <w:bottom w:w="80" w:type="dxa"/>
+              <w:end w:w="120" w:type="dxa"/>
+            </w:tcMar>
+          </w:tcPr>
+          <w:p>
+            <w:pPr>
+              <w:spacing w:after="0"/>
+            </w:pPr>
+            <w:r>
+              <w:rPr>
+                <w:rFonts w:ascii="Calibri" w:hAnsi="Calibri" w:eastAsia="Calibri"/>
+                <w:b w:val="0"/>
+                <w:i w:val="0"/>
+                <w:color w:val="203740"/>
+                <w:sz w:val="17"/>
+              </w:rPr>
+              <w:t>0</w:t>
+            </w:r>
+          </w:p>
+        </w:tc>
+      </w:tr>
+      <w:tr>
+        <w:tc>
+          <w:tcPr>
+            <w:tcW w:type="dxa" w:w="3540"/>
+            <w:shd w:fill="F7F9F9"/>
+            <w:vAlign w:val="top"/>
+            <w:tcMar>
+              <w:top w:w="80" w:type="dxa"/>
+              <w:start w:w="120" w:type="dxa"/>
+              <w:bottom w:w="80" w:type="dxa"/>
+              <w:end w:w="120" w:type="dxa"/>
+            </w:tcMar>
+          </w:tcPr>
+          <w:p>
+            <w:pPr>
+              <w:spacing w:after="0"/>
+            </w:pPr>
+            <w:r>
+              <w:rPr>
+                <w:rFonts w:ascii="Calibri" w:hAnsi="Calibri" w:eastAsia="Calibri"/>
+                <w:b w:val="0"/>
+                <w:i w:val="0"/>
+                <w:color w:val="203740"/>
+                <w:sz w:val="17"/>
+              </w:rPr>
+              <w:t>RECONSTRUCCIÓN CAMINO VECINAL LOS SALADOS AFECTADO POR EL HURACAN FIONA, DISTRITO MUNICIPAL DON JUAN, MUNICIPIO MONTE PLATA, PROVINCIA MONTE PLATA</w:t>
+              <w:br/>
+              <w:t>SNIP 16283 · Ficha 5980</w:t>
+              <w:br/>
+              <w:t>Ubicación: perfil oficial</w:t>
+            </w:r>
+          </w:p>
+        </w:tc>
+        <w:tc>
+          <w:tcPr>
+            <w:tcW w:type="dxa" w:w="1980"/>
+            <w:shd w:fill="F7F9F9"/>
+            <w:vAlign w:val="top"/>
+            <w:tcMar>
+              <w:top w:w="80" w:type="dxa"/>
+              <w:start w:w="120" w:type="dxa"/>
+              <w:bottom w:w="80" w:type="dxa"/>
+              <w:end w:w="120" w:type="dxa"/>
+            </w:tcMar>
+          </w:tcPr>
+          <w:p>
+            <w:pPr>
+              <w:spacing w:after="0"/>
+            </w:pPr>
+            <w:r>
+              <w:rPr>
+                <w:rFonts w:ascii="Calibri" w:hAnsi="Calibri" w:eastAsia="Calibri"/>
+                <w:b w:val="0"/>
+                <w:i w:val="0"/>
+                <w:color w:val="203740"/>
+                <w:sz w:val="17"/>
+              </w:rPr>
+              <w:t>MINISTERIO DE OBRAS PUBLICAS Y COMUNICACIONES</w:t>
+            </w:r>
+          </w:p>
+        </w:tc>
+        <w:tc>
+          <w:tcPr>
+            <w:tcW w:type="dxa" w:w="1500"/>
+            <w:shd w:fill="F7F9F9"/>
+            <w:vAlign w:val="top"/>
+            <w:tcMar>
+              <w:top w:w="80" w:type="dxa"/>
+              <w:start w:w="120" w:type="dxa"/>
+              <w:bottom w:w="80" w:type="dxa"/>
+              <w:end w:w="120" w:type="dxa"/>
+            </w:tcMar>
+          </w:tcPr>
+          <w:p>
+            <w:pPr>
+              <w:spacing w:after="0"/>
+            </w:pPr>
+            <w:r>
+              <w:rPr>
+                <w:rFonts w:ascii="Calibri" w:hAnsi="Calibri" w:eastAsia="Calibri"/>
+                <w:b w:val="0"/>
+                <w:i w:val="0"/>
+                <w:color w:val="203740"/>
+                <w:sz w:val="17"/>
+              </w:rPr>
+              <w:t>En ejecución</w:t>
+              <w:br/>
+              <w:t>2023–2027</w:t>
+            </w:r>
+          </w:p>
+        </w:tc>
+        <w:tc>
+          <w:tcPr>
+            <w:tcW w:type="dxa" w:w="1170"/>
+            <w:shd w:fill="F7F9F9"/>
+            <w:vAlign w:val="top"/>
+            <w:tcMar>
+              <w:top w:w="80" w:type="dxa"/>
+              <w:start w:w="120" w:type="dxa"/>
+              <w:bottom w:w="80" w:type="dxa"/>
+              <w:end w:w="120" w:type="dxa"/>
+            </w:tcMar>
+          </w:tcPr>
+          <w:p>
+            <w:pPr>
+              <w:spacing w:after="0"/>
+            </w:pPr>
+            <w:r>
+              <w:rPr>
+                <w:rFonts w:ascii="Calibri" w:hAnsi="Calibri" w:eastAsia="Calibri"/>
+                <w:b w:val="0"/>
+                <w:i w:val="0"/>
+                <w:color w:val="203740"/>
+                <w:sz w:val="17"/>
+              </w:rPr>
+              <w:t>650,000</w:t>
+            </w:r>
+          </w:p>
+        </w:tc>
+        <w:tc>
+          <w:tcPr>
+            <w:tcW w:type="dxa" w:w="1170"/>
+            <w:shd w:fill="F7F9F9"/>
+            <w:vAlign w:val="top"/>
+            <w:tcMar>
+              <w:top w:w="80" w:type="dxa"/>
+              <w:start w:w="120" w:type="dxa"/>
+              <w:bottom w:w="80" w:type="dxa"/>
+              <w:end w:w="120" w:type="dxa"/>
+            </w:tcMar>
+          </w:tcPr>
+          <w:p>
+            <w:pPr>
+              <w:spacing w:after="0"/>
+            </w:pPr>
+            <w:r>
+              <w:rPr>
+                <w:rFonts w:ascii="Calibri" w:hAnsi="Calibri" w:eastAsia="Calibri"/>
+                <w:b w:val="0"/>
+                <w:i w:val="0"/>
+                <w:color w:val="203740"/>
+                <w:sz w:val="17"/>
+              </w:rPr>
+              <w:t>0</w:t>
+            </w:r>
+          </w:p>
+        </w:tc>
+      </w:tr>
+      <w:tr>
+        <w:tc>
+          <w:tcPr>
+            <w:tcW w:type="dxa" w:w="3540"/>
+            <w:vAlign w:val="top"/>
+            <w:tcMar>
+              <w:top w:w="80" w:type="dxa"/>
+              <w:start w:w="120" w:type="dxa"/>
+              <w:bottom w:w="80" w:type="dxa"/>
+              <w:end w:w="120" w:type="dxa"/>
+            </w:tcMar>
+          </w:tcPr>
+          <w:p>
+            <w:pPr>
+              <w:spacing w:after="0"/>
+            </w:pPr>
+            <w:r>
+              <w:rPr>
+                <w:rFonts w:ascii="Calibri" w:hAnsi="Calibri" w:eastAsia="Calibri"/>
+                <w:b w:val="0"/>
+                <w:i w:val="0"/>
+                <w:color w:val="203740"/>
+                <w:sz w:val="17"/>
+              </w:rPr>
+              <w:t>AMPLIACIÓN DEL PLANTEL EDUCATIVO PARA INICIAL RIO BOYA, MUNICIPIO MONTE PLATA, PROVINCIA MONTE PLATA.</w:t>
+              <w:br/>
+              <w:t>SNIP 16028 · Ficha 7521</w:t>
+              <w:br/>
+              <w:t>Ubicación: perfil oficial</w:t>
+            </w:r>
+          </w:p>
+        </w:tc>
+        <w:tc>
+          <w:tcPr>
+            <w:tcW w:type="dxa" w:w="1980"/>
+            <w:vAlign w:val="top"/>
+            <w:tcMar>
+              <w:top w:w="80" w:type="dxa"/>
+              <w:start w:w="120" w:type="dxa"/>
+              <w:bottom w:w="80" w:type="dxa"/>
+              <w:end w:w="120" w:type="dxa"/>
+            </w:tcMar>
+          </w:tcPr>
+          <w:p>
+            <w:pPr>
+              <w:spacing w:after="0"/>
+            </w:pPr>
+            <w:r>
+              <w:rPr>
+                <w:rFonts w:ascii="Calibri" w:hAnsi="Calibri" w:eastAsia="Calibri"/>
+                <w:b w:val="0"/>
+                <w:i w:val="0"/>
+                <w:color w:val="203740"/>
+                <w:sz w:val="17"/>
+              </w:rPr>
+              <w:t>DIRECCION DE INFRAESTRUCTURA ESCOLAR</w:t>
+            </w:r>
+          </w:p>
+        </w:tc>
+        <w:tc>
+          <w:tcPr>
+            <w:tcW w:type="dxa" w:w="1500"/>
+            <w:vAlign w:val="top"/>
+            <w:tcMar>
+              <w:top w:w="80" w:type="dxa"/>
+              <w:start w:w="120" w:type="dxa"/>
+              <w:bottom w:w="80" w:type="dxa"/>
+              <w:end w:w="120" w:type="dxa"/>
+            </w:tcMar>
+          </w:tcPr>
+          <w:p>
+            <w:pPr>
+              <w:spacing w:after="0"/>
+            </w:pPr>
+            <w:r>
+              <w:rPr>
+                <w:rFonts w:ascii="Calibri" w:hAnsi="Calibri" w:eastAsia="Calibri"/>
+                <w:b w:val="0"/>
+                <w:i w:val="0"/>
+                <w:color w:val="203740"/>
+                <w:sz w:val="17"/>
+              </w:rPr>
+              <w:t>En ejecución</w:t>
+              <w:br/>
+              <w:t>2023–2027</w:t>
+            </w:r>
+          </w:p>
+        </w:tc>
+        <w:tc>
+          <w:tcPr>
+            <w:tcW w:type="dxa" w:w="1170"/>
+            <w:vAlign w:val="top"/>
+            <w:tcMar>
+              <w:top w:w="80" w:type="dxa"/>
+              <w:start w:w="120" w:type="dxa"/>
+              <w:bottom w:w="80" w:type="dxa"/>
+              <w:end w:w="120" w:type="dxa"/>
+            </w:tcMar>
+          </w:tcPr>
+          <w:p>
+            <w:pPr>
+              <w:spacing w:after="0"/>
+            </w:pPr>
+            <w:r>
+              <w:rPr>
+                <w:rFonts w:ascii="Calibri" w:hAnsi="Calibri" w:eastAsia="Calibri"/>
+                <w:b w:val="0"/>
+                <w:i w:val="0"/>
+                <w:color w:val="203740"/>
+                <w:sz w:val="17"/>
+              </w:rPr>
+              <w:t>118</w:t>
+            </w:r>
+          </w:p>
+        </w:tc>
+        <w:tc>
+          <w:tcPr>
+            <w:tcW w:type="dxa" w:w="1170"/>
+            <w:vAlign w:val="top"/>
+            <w:tcMar>
+              <w:top w:w="80" w:type="dxa"/>
+              <w:start w:w="120" w:type="dxa"/>
+              <w:bottom w:w="80" w:type="dxa"/>
+              <w:end w:w="120" w:type="dxa"/>
+            </w:tcMar>
+          </w:tcPr>
+          <w:p>
+            <w:pPr>
+              <w:spacing w:after="0"/>
+            </w:pPr>
+            <w:r>
+              <w:rPr>
+                <w:rFonts w:ascii="Calibri" w:hAnsi="Calibri" w:eastAsia="Calibri"/>
+                <w:b w:val="0"/>
+                <w:i w:val="0"/>
+                <w:color w:val="203740"/>
+                <w:sz w:val="17"/>
+              </w:rPr>
+              <w:t>0</w:t>
+            </w:r>
+          </w:p>
+        </w:tc>
+      </w:tr>
+      <w:tr>
+        <w:tc>
+          <w:tcPr>
+            <w:tcW w:type="dxa" w:w="3540"/>
+            <w:shd w:fill="F7F9F9"/>
+            <w:vAlign w:val="top"/>
+            <w:tcMar>
+              <w:top w:w="80" w:type="dxa"/>
+              <w:start w:w="120" w:type="dxa"/>
+              <w:bottom w:w="80" w:type="dxa"/>
+              <w:end w:w="120" w:type="dxa"/>
+            </w:tcMar>
+          </w:tcPr>
+          <w:p>
+            <w:pPr>
+              <w:spacing w:after="0"/>
+            </w:pPr>
+            <w:r>
+              <w:rPr>
+                <w:rFonts w:ascii="Calibri" w:hAnsi="Calibri" w:eastAsia="Calibri"/>
+                <w:b w:val="0"/>
+                <w:i w:val="0"/>
+                <w:color w:val="203740"/>
+                <w:sz w:val="17"/>
+              </w:rPr>
+              <w:t>AMPLIACIÓN DEL PLANTEL EDUCATIVO PARA INICIAL CRUCE DE PAYABO, MUNICIPIO MONTE PLATA, PROVINCIA MONTE PLATA.</w:t>
+              <w:br/>
+              <w:t>SNIP 16030 · Ficha 7523</w:t>
+              <w:br/>
+              <w:t>Ubicación: perfil oficial</w:t>
+            </w:r>
+          </w:p>
+        </w:tc>
+        <w:tc>
+          <w:tcPr>
+            <w:tcW w:type="dxa" w:w="1980"/>
+            <w:shd w:fill="F7F9F9"/>
+            <w:vAlign w:val="top"/>
+            <w:tcMar>
+              <w:top w:w="80" w:type="dxa"/>
+              <w:start w:w="120" w:type="dxa"/>
+              <w:bottom w:w="80" w:type="dxa"/>
+              <w:end w:w="120" w:type="dxa"/>
+            </w:tcMar>
+          </w:tcPr>
+          <w:p>
+            <w:pPr>
+              <w:spacing w:after="0"/>
+            </w:pPr>
+            <w:r>
+              <w:rPr>
+                <w:rFonts w:ascii="Calibri" w:hAnsi="Calibri" w:eastAsia="Calibri"/>
+                <w:b w:val="0"/>
+                <w:i w:val="0"/>
+                <w:color w:val="203740"/>
+                <w:sz w:val="17"/>
+              </w:rPr>
+              <w:t>DIRECCION DE INFRAESTRUCTURA ESCOLAR</w:t>
+            </w:r>
+          </w:p>
+        </w:tc>
+        <w:tc>
+          <w:tcPr>
+            <w:tcW w:type="dxa" w:w="1500"/>
+            <w:shd w:fill="F7F9F9"/>
+            <w:vAlign w:val="top"/>
+            <w:tcMar>
+              <w:top w:w="80" w:type="dxa"/>
+              <w:start w:w="120" w:type="dxa"/>
+              <w:bottom w:w="80" w:type="dxa"/>
+              <w:end w:w="120" w:type="dxa"/>
+            </w:tcMar>
+          </w:tcPr>
+          <w:p>
+            <w:pPr>
+              <w:spacing w:after="0"/>
+            </w:pPr>
+            <w:r>
+              <w:rPr>
+                <w:rFonts w:ascii="Calibri" w:hAnsi="Calibri" w:eastAsia="Calibri"/>
+                <w:b w:val="0"/>
+                <w:i w:val="0"/>
+                <w:color w:val="203740"/>
+                <w:sz w:val="17"/>
+              </w:rPr>
+              <w:t>En ejecución</w:t>
+              <w:br/>
+              <w:t>2023–2027</w:t>
+            </w:r>
+          </w:p>
+        </w:tc>
+        <w:tc>
+          <w:tcPr>
+            <w:tcW w:type="dxa" w:w="1170"/>
+            <w:shd w:fill="F7F9F9"/>
+            <w:vAlign w:val="top"/>
+            <w:tcMar>
+              <w:top w:w="80" w:type="dxa"/>
+              <w:start w:w="120" w:type="dxa"/>
+              <w:bottom w:w="80" w:type="dxa"/>
+              <w:end w:w="120" w:type="dxa"/>
+            </w:tcMar>
+          </w:tcPr>
+          <w:p>
+            <w:pPr>
+              <w:spacing w:after="0"/>
+            </w:pPr>
+            <w:r>
+              <w:rPr>
+                <w:rFonts w:ascii="Calibri" w:hAnsi="Calibri" w:eastAsia="Calibri"/>
+                <w:b w:val="0"/>
+                <w:i w:val="0"/>
+                <w:color w:val="203740"/>
+                <w:sz w:val="17"/>
+              </w:rPr>
+              <w:t>117</w:t>
+            </w:r>
+          </w:p>
+        </w:tc>
+        <w:tc>
+          <w:tcPr>
+            <w:tcW w:type="dxa" w:w="1170"/>
+            <w:shd w:fill="F7F9F9"/>
+            <w:vAlign w:val="top"/>
+            <w:tcMar>
+              <w:top w:w="80" w:type="dxa"/>
+              <w:start w:w="120" w:type="dxa"/>
+              <w:bottom w:w="80" w:type="dxa"/>
+              <w:end w:w="120" w:type="dxa"/>
+            </w:tcMar>
+          </w:tcPr>
+          <w:p>
+            <w:pPr>
+              <w:spacing w:after="0"/>
+            </w:pPr>
+            <w:r>
+              <w:rPr>
+                <w:rFonts w:ascii="Calibri" w:hAnsi="Calibri" w:eastAsia="Calibri"/>
+                <w:b w:val="0"/>
+                <w:i w:val="0"/>
+                <w:color w:val="203740"/>
+                <w:sz w:val="17"/>
+              </w:rPr>
+              <w:t>0</w:t>
+            </w:r>
+          </w:p>
+        </w:tc>
+      </w:tr>
+      <w:tr>
+        <w:tc>
+          <w:tcPr>
+            <w:tcW w:type="dxa" w:w="3540"/>
+            <w:vAlign w:val="top"/>
+            <w:tcMar>
+              <w:top w:w="80" w:type="dxa"/>
+              <w:start w:w="120" w:type="dxa"/>
+              <w:bottom w:w="80" w:type="dxa"/>
+              <w:end w:w="120" w:type="dxa"/>
+            </w:tcMar>
+          </w:tcPr>
+          <w:p>
+            <w:pPr>
+              <w:spacing w:after="0"/>
+            </w:pPr>
+            <w:r>
+              <w:rPr>
+                <w:rFonts w:ascii="Calibri" w:hAnsi="Calibri" w:eastAsia="Calibri"/>
+                <w:b w:val="0"/>
+                <w:i w:val="0"/>
+                <w:color w:val="203740"/>
+                <w:sz w:val="17"/>
+              </w:rPr>
+              <w:t>AMPLIACIÓN DEL PLANTEL EDUCATIVO PARA INICIAL FERNANDO ARTURO DE MERIÑO, MUNICIPIO MONTE PLATA, PROVINCIA MONTE PLATA.</w:t>
+              <w:br/>
+              <w:t>SNIP 16013 · Ficha 7506</w:t>
+              <w:br/>
+              <w:t>Ubicación: perfil oficial</w:t>
+            </w:r>
+          </w:p>
+        </w:tc>
+        <w:tc>
+          <w:tcPr>
+            <w:tcW w:type="dxa" w:w="1980"/>
+            <w:vAlign w:val="top"/>
+            <w:tcMar>
+              <w:top w:w="80" w:type="dxa"/>
+              <w:start w:w="120" w:type="dxa"/>
+              <w:bottom w:w="80" w:type="dxa"/>
+              <w:end w:w="120" w:type="dxa"/>
+            </w:tcMar>
+          </w:tcPr>
+          <w:p>
+            <w:pPr>
+              <w:spacing w:after="0"/>
+            </w:pPr>
+            <w:r>
+              <w:rPr>
+                <w:rFonts w:ascii="Calibri" w:hAnsi="Calibri" w:eastAsia="Calibri"/>
+                <w:b w:val="0"/>
+                <w:i w:val="0"/>
+                <w:color w:val="203740"/>
+                <w:sz w:val="17"/>
+              </w:rPr>
+              <w:t>DIRECCION DE INFRAESTRUCTURA ESCOLAR</w:t>
+            </w:r>
+          </w:p>
+        </w:tc>
+        <w:tc>
+          <w:tcPr>
+            <w:tcW w:type="dxa" w:w="1500"/>
+            <w:vAlign w:val="top"/>
+            <w:tcMar>
+              <w:top w:w="80" w:type="dxa"/>
+              <w:start w:w="120" w:type="dxa"/>
+              <w:bottom w:w="80" w:type="dxa"/>
+              <w:end w:w="120" w:type="dxa"/>
+            </w:tcMar>
+          </w:tcPr>
+          <w:p>
+            <w:pPr>
+              <w:spacing w:after="0"/>
+            </w:pPr>
+            <w:r>
+              <w:rPr>
+                <w:rFonts w:ascii="Calibri" w:hAnsi="Calibri" w:eastAsia="Calibri"/>
+                <w:b w:val="0"/>
+                <w:i w:val="0"/>
+                <w:color w:val="203740"/>
+                <w:sz w:val="17"/>
+              </w:rPr>
+              <w:t>En ejecución</w:t>
+              <w:br/>
+              <w:t>2023–2027</w:t>
+            </w:r>
+          </w:p>
+        </w:tc>
+        <w:tc>
+          <w:tcPr>
+            <w:tcW w:type="dxa" w:w="1170"/>
+            <w:vAlign w:val="top"/>
+            <w:tcMar>
+              <w:top w:w="80" w:type="dxa"/>
+              <w:start w:w="120" w:type="dxa"/>
+              <w:bottom w:w="80" w:type="dxa"/>
+              <w:end w:w="120" w:type="dxa"/>
+            </w:tcMar>
+          </w:tcPr>
+          <w:p>
+            <w:pPr>
+              <w:spacing w:after="0"/>
+            </w:pPr>
+            <w:r>
+              <w:rPr>
+                <w:rFonts w:ascii="Calibri" w:hAnsi="Calibri" w:eastAsia="Calibri"/>
+                <w:b w:val="0"/>
+                <w:i w:val="0"/>
+                <w:color w:val="203740"/>
+                <w:sz w:val="17"/>
+              </w:rPr>
+              <w:t>116</w:t>
+            </w:r>
+          </w:p>
+        </w:tc>
+        <w:tc>
+          <w:tcPr>
+            <w:tcW w:type="dxa" w:w="1170"/>
+            <w:vAlign w:val="top"/>
+            <w:tcMar>
+              <w:top w:w="80" w:type="dxa"/>
+              <w:start w:w="120" w:type="dxa"/>
+              <w:bottom w:w="80" w:type="dxa"/>
+              <w:end w:w="120" w:type="dxa"/>
+            </w:tcMar>
+          </w:tcPr>
+          <w:p>
+            <w:pPr>
+              <w:spacing w:after="0"/>
+            </w:pPr>
+            <w:r>
+              <w:rPr>
+                <w:rFonts w:ascii="Calibri" w:hAnsi="Calibri" w:eastAsia="Calibri"/>
+                <w:b w:val="0"/>
+                <w:i w:val="0"/>
+                <w:color w:val="203740"/>
+                <w:sz w:val="17"/>
+              </w:rPr>
+              <w:t>0</w:t>
+            </w:r>
+          </w:p>
+        </w:tc>
+      </w:tr>
+      <w:tr>
+        <w:tc>
+          <w:tcPr>
+            <w:tcW w:type="dxa" w:w="3540"/>
+            <w:shd w:fill="F7F9F9"/>
+            <w:vAlign w:val="top"/>
+            <w:tcMar>
+              <w:top w:w="80" w:type="dxa"/>
+              <w:start w:w="120" w:type="dxa"/>
+              <w:bottom w:w="80" w:type="dxa"/>
+              <w:end w:w="120" w:type="dxa"/>
+            </w:tcMar>
+          </w:tcPr>
+          <w:p>
+            <w:pPr>
+              <w:spacing w:after="0"/>
+            </w:pPr>
+            <w:r>
+              <w:rPr>
+                <w:rFonts w:ascii="Calibri" w:hAnsi="Calibri" w:eastAsia="Calibri"/>
+                <w:b w:val="0"/>
+                <w:i w:val="0"/>
+                <w:color w:val="203740"/>
+                <w:sz w:val="17"/>
+              </w:rPr>
+              <w:t>AMPLIACIÓN DEL PLANTEL EDUCATIVO PARA INICIAL CHIRINO, MUNICIPIO MONTE PLATA, PROVINCIA MONTE PLATA.</w:t>
+              <w:br/>
+              <w:t>SNIP 16023 · Ficha 7516</w:t>
+              <w:br/>
+              <w:t>Ubicación: perfil oficial</w:t>
+            </w:r>
+          </w:p>
+        </w:tc>
+        <w:tc>
+          <w:tcPr>
+            <w:tcW w:type="dxa" w:w="1980"/>
+            <w:shd w:fill="F7F9F9"/>
+            <w:vAlign w:val="top"/>
+            <w:tcMar>
+              <w:top w:w="80" w:type="dxa"/>
+              <w:start w:w="120" w:type="dxa"/>
+              <w:bottom w:w="80" w:type="dxa"/>
+              <w:end w:w="120" w:type="dxa"/>
+            </w:tcMar>
+          </w:tcPr>
+          <w:p>
+            <w:pPr>
+              <w:spacing w:after="0"/>
+            </w:pPr>
+            <w:r>
+              <w:rPr>
+                <w:rFonts w:ascii="Calibri" w:hAnsi="Calibri" w:eastAsia="Calibri"/>
+                <w:b w:val="0"/>
+                <w:i w:val="0"/>
+                <w:color w:val="203740"/>
+                <w:sz w:val="17"/>
+              </w:rPr>
+              <w:t>DIRECCION DE INFRAESTRUCTURA ESCOLAR</w:t>
+            </w:r>
+          </w:p>
+        </w:tc>
+        <w:tc>
+          <w:tcPr>
+            <w:tcW w:type="dxa" w:w="1500"/>
+            <w:shd w:fill="F7F9F9"/>
+            <w:vAlign w:val="top"/>
+            <w:tcMar>
+              <w:top w:w="80" w:type="dxa"/>
+              <w:start w:w="120" w:type="dxa"/>
+              <w:bottom w:w="80" w:type="dxa"/>
+              <w:end w:w="120" w:type="dxa"/>
+            </w:tcMar>
+          </w:tcPr>
+          <w:p>
+            <w:pPr>
+              <w:spacing w:after="0"/>
+            </w:pPr>
+            <w:r>
+              <w:rPr>
+                <w:rFonts w:ascii="Calibri" w:hAnsi="Calibri" w:eastAsia="Calibri"/>
+                <w:b w:val="0"/>
+                <w:i w:val="0"/>
+                <w:color w:val="203740"/>
+                <w:sz w:val="17"/>
+              </w:rPr>
+              <w:t>En ejecución</w:t>
+              <w:br/>
+              <w:t>2023–2027</w:t>
+            </w:r>
+          </w:p>
+        </w:tc>
+        <w:tc>
+          <w:tcPr>
+            <w:tcW w:type="dxa" w:w="1170"/>
+            <w:shd w:fill="F7F9F9"/>
+            <w:vAlign w:val="top"/>
+            <w:tcMar>
+              <w:top w:w="80" w:type="dxa"/>
+              <w:start w:w="120" w:type="dxa"/>
+              <w:bottom w:w="80" w:type="dxa"/>
+              <w:end w:w="120" w:type="dxa"/>
+            </w:tcMar>
+          </w:tcPr>
+          <w:p>
+            <w:pPr>
+              <w:spacing w:after="0"/>
+            </w:pPr>
+            <w:r>
+              <w:rPr>
+                <w:rFonts w:ascii="Calibri" w:hAnsi="Calibri" w:eastAsia="Calibri"/>
+                <w:b w:val="0"/>
+                <w:i w:val="0"/>
+                <w:color w:val="203740"/>
+                <w:sz w:val="17"/>
+              </w:rPr>
+              <w:t>110</w:t>
+            </w:r>
+          </w:p>
+        </w:tc>
+        <w:tc>
+          <w:tcPr>
+            <w:tcW w:type="dxa" w:w="1170"/>
+            <w:shd w:fill="F7F9F9"/>
+            <w:vAlign w:val="top"/>
+            <w:tcMar>
+              <w:top w:w="80" w:type="dxa"/>
+              <w:start w:w="120" w:type="dxa"/>
+              <w:bottom w:w="80" w:type="dxa"/>
+              <w:end w:w="120" w:type="dxa"/>
+            </w:tcMar>
+          </w:tcPr>
+          <w:p>
+            <w:pPr>
+              <w:spacing w:after="0"/>
+            </w:pPr>
+            <w:r>
+              <w:rPr>
+                <w:rFonts w:ascii="Calibri" w:hAnsi="Calibri" w:eastAsia="Calibri"/>
+                <w:b w:val="0"/>
+                <w:i w:val="0"/>
+                <w:color w:val="203740"/>
+                <w:sz w:val="17"/>
+              </w:rPr>
+              <w:t>0</w:t>
+            </w:r>
+          </w:p>
+        </w:tc>
+      </w:tr>
+      <w:tr>
+        <w:tc>
+          <w:tcPr>
+            <w:tcW w:type="dxa" w:w="3540"/>
+            <w:vAlign w:val="top"/>
+            <w:tcMar>
+              <w:top w:w="80" w:type="dxa"/>
+              <w:start w:w="120" w:type="dxa"/>
+              <w:bottom w:w="80" w:type="dxa"/>
+              <w:end w:w="120" w:type="dxa"/>
+            </w:tcMar>
+          </w:tcPr>
+          <w:p>
+            <w:pPr>
+              <w:spacing w:after="0"/>
+            </w:pPr>
+            <w:r>
+              <w:rPr>
+                <w:rFonts w:ascii="Calibri" w:hAnsi="Calibri" w:eastAsia="Calibri"/>
+                <w:b w:val="0"/>
+                <w:i w:val="0"/>
+                <w:color w:val="203740"/>
+                <w:sz w:val="17"/>
+              </w:rPr>
+              <w:t>AMPLIACIÓN DEL PLANTEL EDUCATIVO PARA INICIAL MATA LIMÓN , MUNICIPIO MONTE PLATA, PROVINCIA MONTE PLATA.</w:t>
+              <w:br/>
+              <w:t>SNIP 16026 · Ficha 7519</w:t>
+              <w:br/>
+              <w:t>Ubicación: perfil oficial</w:t>
+            </w:r>
+          </w:p>
+        </w:tc>
+        <w:tc>
+          <w:tcPr>
+            <w:tcW w:type="dxa" w:w="1980"/>
+            <w:vAlign w:val="top"/>
+            <w:tcMar>
+              <w:top w:w="80" w:type="dxa"/>
+              <w:start w:w="120" w:type="dxa"/>
+              <w:bottom w:w="80" w:type="dxa"/>
+              <w:end w:w="120" w:type="dxa"/>
+            </w:tcMar>
+          </w:tcPr>
+          <w:p>
+            <w:pPr>
+              <w:spacing w:after="0"/>
+            </w:pPr>
+            <w:r>
+              <w:rPr>
+                <w:rFonts w:ascii="Calibri" w:hAnsi="Calibri" w:eastAsia="Calibri"/>
+                <w:b w:val="0"/>
+                <w:i w:val="0"/>
+                <w:color w:val="203740"/>
+                <w:sz w:val="17"/>
+              </w:rPr>
+              <w:t>DIRECCION DE INFRAESTRUCTURA ESCOLAR</w:t>
+            </w:r>
+          </w:p>
+        </w:tc>
+        <w:tc>
+          <w:tcPr>
+            <w:tcW w:type="dxa" w:w="1500"/>
+            <w:vAlign w:val="top"/>
+            <w:tcMar>
+              <w:top w:w="80" w:type="dxa"/>
+              <w:start w:w="120" w:type="dxa"/>
+              <w:bottom w:w="80" w:type="dxa"/>
+              <w:end w:w="120" w:type="dxa"/>
+            </w:tcMar>
+          </w:tcPr>
+          <w:p>
+            <w:pPr>
+              <w:spacing w:after="0"/>
+            </w:pPr>
+            <w:r>
+              <w:rPr>
+                <w:rFonts w:ascii="Calibri" w:hAnsi="Calibri" w:eastAsia="Calibri"/>
+                <w:b w:val="0"/>
+                <w:i w:val="0"/>
+                <w:color w:val="203740"/>
+                <w:sz w:val="17"/>
+              </w:rPr>
+              <w:t>En ejecución</w:t>
+              <w:br/>
+              <w:t>2023–2027</w:t>
+            </w:r>
+          </w:p>
+        </w:tc>
+        <w:tc>
+          <w:tcPr>
+            <w:tcW w:type="dxa" w:w="1170"/>
+            <w:vAlign w:val="top"/>
+            <w:tcMar>
+              <w:top w:w="80" w:type="dxa"/>
+              <w:start w:w="120" w:type="dxa"/>
+              <w:bottom w:w="80" w:type="dxa"/>
+              <w:end w:w="120" w:type="dxa"/>
+            </w:tcMar>
+          </w:tcPr>
+          <w:p>
+            <w:pPr>
+              <w:spacing w:after="0"/>
+            </w:pPr>
+            <w:r>
+              <w:rPr>
+                <w:rFonts w:ascii="Calibri" w:hAnsi="Calibri" w:eastAsia="Calibri"/>
+                <w:b w:val="0"/>
+                <w:i w:val="0"/>
+                <w:color w:val="203740"/>
+                <w:sz w:val="17"/>
+              </w:rPr>
+              <w:t>109</w:t>
+            </w:r>
+          </w:p>
+        </w:tc>
+        <w:tc>
+          <w:tcPr>
+            <w:tcW w:type="dxa" w:w="1170"/>
+            <w:vAlign w:val="top"/>
+            <w:tcMar>
+              <w:top w:w="80" w:type="dxa"/>
+              <w:start w:w="120" w:type="dxa"/>
+              <w:bottom w:w="80" w:type="dxa"/>
+              <w:end w:w="120" w:type="dxa"/>
+            </w:tcMar>
+          </w:tcPr>
+          <w:p>
+            <w:pPr>
+              <w:spacing w:after="0"/>
+            </w:pPr>
+            <w:r>
+              <w:rPr>
+                <w:rFonts w:ascii="Calibri" w:hAnsi="Calibri" w:eastAsia="Calibri"/>
+                <w:b w:val="0"/>
+                <w:i w:val="0"/>
+                <w:color w:val="203740"/>
+                <w:sz w:val="17"/>
+              </w:rPr>
+              <w:t>0</w:t>
+            </w:r>
+          </w:p>
+        </w:tc>
+      </w:tr>
+      <w:tr>
+        <w:tc>
+          <w:tcPr>
+            <w:tcW w:type="dxa" w:w="3540"/>
+            <w:shd w:fill="F7F9F9"/>
+            <w:vAlign w:val="top"/>
+            <w:tcMar>
+              <w:top w:w="80" w:type="dxa"/>
+              <w:start w:w="120" w:type="dxa"/>
+              <w:bottom w:w="80" w:type="dxa"/>
+              <w:end w:w="120" w:type="dxa"/>
+            </w:tcMar>
+          </w:tcPr>
+          <w:p>
+            <w:pPr>
+              <w:spacing w:after="0"/>
+            </w:pPr>
+            <w:r>
+              <w:rPr>
+                <w:rFonts w:ascii="Calibri" w:hAnsi="Calibri" w:eastAsia="Calibri"/>
+                <w:b w:val="0"/>
+                <w:i w:val="0"/>
+                <w:color w:val="203740"/>
+                <w:sz w:val="17"/>
+              </w:rPr>
+              <w:t>AMPLIACIÓN DEL PLANTEL EDUCATIVO PARA INICIAL FRÍAS, MUNICIPIO MONTE PLATA, PROVINCIA MONTE PLATA.</w:t>
+              <w:br/>
+              <w:t>SNIP 16029 · Ficha 7522</w:t>
+              <w:br/>
+              <w:t>Ubicación: perfil oficial</w:t>
+            </w:r>
+          </w:p>
+        </w:tc>
+        <w:tc>
+          <w:tcPr>
+            <w:tcW w:type="dxa" w:w="1980"/>
+            <w:shd w:fill="F7F9F9"/>
+            <w:vAlign w:val="top"/>
+            <w:tcMar>
+              <w:top w:w="80" w:type="dxa"/>
+              <w:start w:w="120" w:type="dxa"/>
+              <w:bottom w:w="80" w:type="dxa"/>
+              <w:end w:w="120" w:type="dxa"/>
+            </w:tcMar>
+          </w:tcPr>
+          <w:p>
+            <w:pPr>
+              <w:spacing w:after="0"/>
+            </w:pPr>
+            <w:r>
+              <w:rPr>
+                <w:rFonts w:ascii="Calibri" w:hAnsi="Calibri" w:eastAsia="Calibri"/>
+                <w:b w:val="0"/>
+                <w:i w:val="0"/>
+                <w:color w:val="203740"/>
+                <w:sz w:val="17"/>
+              </w:rPr>
+              <w:t>DIRECCION DE INFRAESTRUCTURA ESCOLAR</w:t>
+            </w:r>
+          </w:p>
+        </w:tc>
+        <w:tc>
+          <w:tcPr>
+            <w:tcW w:type="dxa" w:w="1500"/>
+            <w:shd w:fill="F7F9F9"/>
+            <w:vAlign w:val="top"/>
+            <w:tcMar>
+              <w:top w:w="80" w:type="dxa"/>
+              <w:start w:w="120" w:type="dxa"/>
+              <w:bottom w:w="80" w:type="dxa"/>
+              <w:end w:w="120" w:type="dxa"/>
+            </w:tcMar>
+          </w:tcPr>
+          <w:p>
+            <w:pPr>
+              <w:spacing w:after="0"/>
+            </w:pPr>
+            <w:r>
+              <w:rPr>
+                <w:rFonts w:ascii="Calibri" w:hAnsi="Calibri" w:eastAsia="Calibri"/>
+                <w:b w:val="0"/>
+                <w:i w:val="0"/>
+                <w:color w:val="203740"/>
+                <w:sz w:val="17"/>
+              </w:rPr>
+              <w:t>En ejecución</w:t>
+              <w:br/>
+              <w:t>2023–2027</w:t>
+            </w:r>
+          </w:p>
+        </w:tc>
+        <w:tc>
+          <w:tcPr>
+            <w:tcW w:type="dxa" w:w="1170"/>
+            <w:shd w:fill="F7F9F9"/>
+            <w:vAlign w:val="top"/>
+            <w:tcMar>
+              <w:top w:w="80" w:type="dxa"/>
+              <w:start w:w="120" w:type="dxa"/>
+              <w:bottom w:w="80" w:type="dxa"/>
+              <w:end w:w="120" w:type="dxa"/>
+            </w:tcMar>
+          </w:tcPr>
+          <w:p>
+            <w:pPr>
+              <w:spacing w:after="0"/>
+            </w:pPr>
+            <w:r>
+              <w:rPr>
+                <w:rFonts w:ascii="Calibri" w:hAnsi="Calibri" w:eastAsia="Calibri"/>
+                <w:b w:val="0"/>
+                <w:i w:val="0"/>
+                <w:color w:val="203740"/>
+                <w:sz w:val="17"/>
+              </w:rPr>
+              <w:t>108</w:t>
+            </w:r>
+          </w:p>
+        </w:tc>
+        <w:tc>
+          <w:tcPr>
+            <w:tcW w:type="dxa" w:w="1170"/>
+            <w:shd w:fill="F7F9F9"/>
+            <w:vAlign w:val="top"/>
+            <w:tcMar>
+              <w:top w:w="80" w:type="dxa"/>
+              <w:start w:w="120" w:type="dxa"/>
+              <w:bottom w:w="80" w:type="dxa"/>
+              <w:end w:w="120" w:type="dxa"/>
+            </w:tcMar>
+          </w:tcPr>
+          <w:p>
+            <w:pPr>
+              <w:spacing w:after="0"/>
+            </w:pPr>
+            <w:r>
+              <w:rPr>
+                <w:rFonts w:ascii="Calibri" w:hAnsi="Calibri" w:eastAsia="Calibri"/>
+                <w:b w:val="0"/>
+                <w:i w:val="0"/>
+                <w:color w:val="203740"/>
+                <w:sz w:val="17"/>
+              </w:rPr>
+              <w:t>0</w:t>
+            </w:r>
+          </w:p>
+        </w:tc>
+      </w:tr>
+      <w:tr>
+        <w:tc>
+          <w:tcPr>
+            <w:tcW w:type="dxa" w:w="3540"/>
+            <w:vAlign w:val="top"/>
+            <w:tcMar>
+              <w:top w:w="80" w:type="dxa"/>
+              <w:start w:w="120" w:type="dxa"/>
+              <w:bottom w:w="80" w:type="dxa"/>
+              <w:end w:w="120" w:type="dxa"/>
+            </w:tcMar>
+          </w:tcPr>
+          <w:p>
+            <w:pPr>
+              <w:spacing w:after="0"/>
+            </w:pPr>
+            <w:r>
+              <w:rPr>
+                <w:rFonts w:ascii="Calibri" w:hAnsi="Calibri" w:eastAsia="Calibri"/>
+                <w:b w:val="0"/>
+                <w:i w:val="0"/>
+                <w:color w:val="203740"/>
+                <w:sz w:val="17"/>
+              </w:rPr>
+              <w:t>AMPLIACIÓN DEL PLANTEL EDUCATIVO PARA INICIAL GREGORIO LUPERÓN - PILANCÓN, MUNICIPIO MONTE PLATA, PROVINCIA MONTE PLATA.</w:t>
+              <w:br/>
+              <w:t>SNIP 16025 · Ficha 7518</w:t>
+              <w:br/>
+              <w:t>Ubicación: perfil oficial</w:t>
+            </w:r>
+          </w:p>
+        </w:tc>
+        <w:tc>
+          <w:tcPr>
+            <w:tcW w:type="dxa" w:w="1980"/>
+            <w:vAlign w:val="top"/>
+            <w:tcMar>
+              <w:top w:w="80" w:type="dxa"/>
+              <w:start w:w="120" w:type="dxa"/>
+              <w:bottom w:w="80" w:type="dxa"/>
+              <w:end w:w="120" w:type="dxa"/>
+            </w:tcMar>
+          </w:tcPr>
+          <w:p>
+            <w:pPr>
+              <w:spacing w:after="0"/>
+            </w:pPr>
+            <w:r>
+              <w:rPr>
+                <w:rFonts w:ascii="Calibri" w:hAnsi="Calibri" w:eastAsia="Calibri"/>
+                <w:b w:val="0"/>
+                <w:i w:val="0"/>
+                <w:color w:val="203740"/>
+                <w:sz w:val="17"/>
+              </w:rPr>
+              <w:t>DIRECCION DE INFRAESTRUCTURA ESCOLAR</w:t>
+            </w:r>
+          </w:p>
+        </w:tc>
+        <w:tc>
+          <w:tcPr>
+            <w:tcW w:type="dxa" w:w="1500"/>
+            <w:vAlign w:val="top"/>
+            <w:tcMar>
+              <w:top w:w="80" w:type="dxa"/>
+              <w:start w:w="120" w:type="dxa"/>
+              <w:bottom w:w="80" w:type="dxa"/>
+              <w:end w:w="120" w:type="dxa"/>
+            </w:tcMar>
+          </w:tcPr>
+          <w:p>
+            <w:pPr>
+              <w:spacing w:after="0"/>
+            </w:pPr>
+            <w:r>
+              <w:rPr>
+                <w:rFonts w:ascii="Calibri" w:hAnsi="Calibri" w:eastAsia="Calibri"/>
+                <w:b w:val="0"/>
+                <w:i w:val="0"/>
+                <w:color w:val="203740"/>
+                <w:sz w:val="17"/>
+              </w:rPr>
+              <w:t>En ejecución</w:t>
+              <w:br/>
+              <w:t>2023–2027</w:t>
+            </w:r>
+          </w:p>
+        </w:tc>
+        <w:tc>
+          <w:tcPr>
+            <w:tcW w:type="dxa" w:w="1170"/>
+            <w:vAlign w:val="top"/>
+            <w:tcMar>
+              <w:top w:w="80" w:type="dxa"/>
+              <w:start w:w="120" w:type="dxa"/>
+              <w:bottom w:w="80" w:type="dxa"/>
+              <w:end w:w="120" w:type="dxa"/>
+            </w:tcMar>
+          </w:tcPr>
+          <w:p>
+            <w:pPr>
+              <w:spacing w:after="0"/>
+            </w:pPr>
+            <w:r>
+              <w:rPr>
+                <w:rFonts w:ascii="Calibri" w:hAnsi="Calibri" w:eastAsia="Calibri"/>
+                <w:b w:val="0"/>
+                <w:i w:val="0"/>
+                <w:color w:val="203740"/>
+                <w:sz w:val="17"/>
+              </w:rPr>
+              <w:t>108</w:t>
+            </w:r>
+          </w:p>
+        </w:tc>
+        <w:tc>
+          <w:tcPr>
+            <w:tcW w:type="dxa" w:w="1170"/>
+            <w:vAlign w:val="top"/>
+            <w:tcMar>
+              <w:top w:w="80" w:type="dxa"/>
+              <w:start w:w="120" w:type="dxa"/>
+              <w:bottom w:w="80" w:type="dxa"/>
+              <w:end w:w="120" w:type="dxa"/>
+            </w:tcMar>
+          </w:tcPr>
+          <w:p>
+            <w:pPr>
+              <w:spacing w:after="0"/>
+            </w:pPr>
+            <w:r>
+              <w:rPr>
+                <w:rFonts w:ascii="Calibri" w:hAnsi="Calibri" w:eastAsia="Calibri"/>
+                <w:b w:val="0"/>
+                <w:i w:val="0"/>
+                <w:color w:val="203740"/>
+                <w:sz w:val="17"/>
+              </w:rPr>
+              <w:t>0</w:t>
+            </w:r>
+          </w:p>
+        </w:tc>
+      </w:tr>
+      <w:tr>
+        <w:tc>
+          <w:tcPr>
+            <w:tcW w:type="dxa" w:w="3540"/>
+            <w:shd w:fill="F7F9F9"/>
+            <w:vAlign w:val="top"/>
+            <w:tcMar>
+              <w:top w:w="80" w:type="dxa"/>
+              <w:start w:w="120" w:type="dxa"/>
+              <w:bottom w:w="80" w:type="dxa"/>
+              <w:end w:w="120" w:type="dxa"/>
+            </w:tcMar>
+          </w:tcPr>
+          <w:p>
+            <w:pPr>
+              <w:spacing w:after="0"/>
+            </w:pPr>
+            <w:r>
+              <w:rPr>
+                <w:rFonts w:ascii="Calibri" w:hAnsi="Calibri" w:eastAsia="Calibri"/>
+                <w:b w:val="0"/>
+                <w:i w:val="0"/>
+                <w:color w:val="203740"/>
+                <w:sz w:val="17"/>
+              </w:rPr>
+              <w:t>CONSTRUCCIÓN DE LA CARRETERA LOS COQUITOS - EL PRADO, MUNICIPIO MONTE PLATA, PROVINCIA MONTE PLATA</w:t>
+              <w:br/>
+              <w:t>SNIP 16689 · Ficha 7695</w:t>
+              <w:br/>
+              <w:t>Ubicación: perfil oficial</w:t>
+            </w:r>
+          </w:p>
+        </w:tc>
+        <w:tc>
+          <w:tcPr>
+            <w:tcW w:type="dxa" w:w="1980"/>
+            <w:shd w:fill="F7F9F9"/>
+            <w:vAlign w:val="top"/>
+            <w:tcMar>
+              <w:top w:w="80" w:type="dxa"/>
+              <w:start w:w="120" w:type="dxa"/>
+              <w:bottom w:w="80" w:type="dxa"/>
+              <w:end w:w="120" w:type="dxa"/>
+            </w:tcMar>
+          </w:tcPr>
+          <w:p>
+            <w:pPr>
+              <w:spacing w:after="0"/>
+            </w:pPr>
+            <w:r>
+              <w:rPr>
+                <w:rFonts w:ascii="Calibri" w:hAnsi="Calibri" w:eastAsia="Calibri"/>
+                <w:b w:val="0"/>
+                <w:i w:val="0"/>
+                <w:color w:val="203740"/>
+                <w:sz w:val="17"/>
+              </w:rPr>
+              <w:t>MINISTERIO DE OBRAS PUBLICAS Y COMUNICACIONES</w:t>
+            </w:r>
+          </w:p>
+        </w:tc>
+        <w:tc>
+          <w:tcPr>
+            <w:tcW w:type="dxa" w:w="1500"/>
+            <w:shd w:fill="F7F9F9"/>
+            <w:vAlign w:val="top"/>
+            <w:tcMar>
+              <w:top w:w="80" w:type="dxa"/>
+              <w:start w:w="120" w:type="dxa"/>
+              <w:bottom w:w="80" w:type="dxa"/>
+              <w:end w:w="120" w:type="dxa"/>
+            </w:tcMar>
+          </w:tcPr>
+          <w:p>
+            <w:pPr>
+              <w:spacing w:after="0"/>
+            </w:pPr>
+            <w:r>
+              <w:rPr>
+                <w:rFonts w:ascii="Calibri" w:hAnsi="Calibri" w:eastAsia="Calibri"/>
+                <w:b w:val="0"/>
+                <w:i w:val="0"/>
+                <w:color w:val="203740"/>
+                <w:sz w:val="17"/>
+              </w:rPr>
+              <w:t>En ejecución</w:t>
+              <w:br/>
+              <w:t>2024–2027</w:t>
+            </w:r>
+          </w:p>
+        </w:tc>
+        <w:tc>
+          <w:tcPr>
+            <w:tcW w:type="dxa" w:w="1170"/>
+            <w:shd w:fill="F7F9F9"/>
+            <w:vAlign w:val="top"/>
+            <w:tcMar>
+              <w:top w:w="80" w:type="dxa"/>
+              <w:start w:w="120" w:type="dxa"/>
+              <w:bottom w:w="80" w:type="dxa"/>
+              <w:end w:w="120" w:type="dxa"/>
+            </w:tcMar>
+          </w:tcPr>
+          <w:p>
+            <w:pPr>
+              <w:spacing w:after="0"/>
+            </w:pPr>
+            <w:r>
+              <w:rPr>
+                <w:rFonts w:ascii="Calibri" w:hAnsi="Calibri" w:eastAsia="Calibri"/>
+                <w:b w:val="0"/>
+                <w:i w:val="0"/>
+                <w:color w:val="203740"/>
+                <w:sz w:val="17"/>
+              </w:rPr>
+              <w:t>0</w:t>
+            </w:r>
+          </w:p>
+        </w:tc>
+        <w:tc>
+          <w:tcPr>
+            <w:tcW w:type="dxa" w:w="1170"/>
+            <w:shd w:fill="F7F9F9"/>
+            <w:vAlign w:val="top"/>
+            <w:tcMar>
+              <w:top w:w="80" w:type="dxa"/>
+              <w:start w:w="120" w:type="dxa"/>
+              <w:bottom w:w="80" w:type="dxa"/>
+              <w:end w:w="120" w:type="dxa"/>
+            </w:tcMar>
+          </w:tcPr>
+          <w:p>
+            <w:pPr>
+              <w:spacing w:after="0"/>
+            </w:pPr>
+            <w:r>
+              <w:rPr>
+                <w:rFonts w:ascii="Calibri" w:hAnsi="Calibri" w:eastAsia="Calibri"/>
+                <w:b w:val="0"/>
+                <w:i w:val="0"/>
+                <w:color w:val="203740"/>
+                <w:sz w:val="17"/>
+              </w:rPr>
+              <w:t>0</w:t>
+            </w:r>
+          </w:p>
+        </w:tc>
+      </w:tr>
+      <w:tr>
+        <w:tc>
+          <w:tcPr>
+            <w:tcW w:type="dxa" w:w="3540"/>
+            <w:vAlign w:val="top"/>
+            <w:tcMar>
+              <w:top w:w="80" w:type="dxa"/>
+              <w:start w:w="120" w:type="dxa"/>
+              <w:bottom w:w="80" w:type="dxa"/>
+              <w:end w:w="120" w:type="dxa"/>
+            </w:tcMar>
+          </w:tcPr>
+          <w:p>
+            <w:pPr>
+              <w:spacing w:after="0"/>
+            </w:pPr>
+            <w:r>
+              <w:rPr>
+                <w:rFonts w:ascii="Calibri" w:hAnsi="Calibri" w:eastAsia="Calibri"/>
+                <w:b w:val="0"/>
+                <w:i w:val="0"/>
+                <w:color w:val="203740"/>
+                <w:sz w:val="17"/>
+              </w:rPr>
+              <w:t>RECONSTRUCCIÓN CAMINO VECINAL DON JUAN-CENTRO DON JUAN AFECTADO POR EL HURACAN FIONA, MUNICIPIO MONTE PLATA, PROVINCIA MONTE PLATA</w:t>
+              <w:br/>
+              <w:t>SNIP 16250 · Ficha 5976</w:t>
+              <w:br/>
+              <w:t>Ubicación: perfil oficial</w:t>
+            </w:r>
+          </w:p>
+        </w:tc>
+        <w:tc>
+          <w:tcPr>
+            <w:tcW w:type="dxa" w:w="1980"/>
+            <w:vAlign w:val="top"/>
+            <w:tcMar>
+              <w:top w:w="80" w:type="dxa"/>
+              <w:start w:w="120" w:type="dxa"/>
+              <w:bottom w:w="80" w:type="dxa"/>
+              <w:end w:w="120" w:type="dxa"/>
+            </w:tcMar>
+          </w:tcPr>
+          <w:p>
+            <w:pPr>
+              <w:spacing w:after="0"/>
+            </w:pPr>
+            <w:r>
+              <w:rPr>
+                <w:rFonts w:ascii="Calibri" w:hAnsi="Calibri" w:eastAsia="Calibri"/>
+                <w:b w:val="0"/>
+                <w:i w:val="0"/>
+                <w:color w:val="203740"/>
+                <w:sz w:val="17"/>
+              </w:rPr>
+              <w:t>MINISTERIO DE OBRAS PUBLICAS Y COMUNICACIONES</w:t>
+            </w:r>
+          </w:p>
+        </w:tc>
+        <w:tc>
+          <w:tcPr>
+            <w:tcW w:type="dxa" w:w="1500"/>
+            <w:vAlign w:val="top"/>
+            <w:tcMar>
+              <w:top w:w="80" w:type="dxa"/>
+              <w:start w:w="120" w:type="dxa"/>
+              <w:bottom w:w="80" w:type="dxa"/>
+              <w:end w:w="120" w:type="dxa"/>
+            </w:tcMar>
+          </w:tcPr>
+          <w:p>
+            <w:pPr>
+              <w:spacing w:after="0"/>
+            </w:pPr>
+            <w:r>
+              <w:rPr>
+                <w:rFonts w:ascii="Calibri" w:hAnsi="Calibri" w:eastAsia="Calibri"/>
+                <w:b w:val="0"/>
+                <w:i w:val="0"/>
+                <w:color w:val="203740"/>
+                <w:sz w:val="17"/>
+              </w:rPr>
+              <w:t>En ejecución</w:t>
+              <w:br/>
+              <w:t>2023–2027</w:t>
+            </w:r>
+          </w:p>
+        </w:tc>
+        <w:tc>
+          <w:tcPr>
+            <w:tcW w:type="dxa" w:w="1170"/>
+            <w:vAlign w:val="top"/>
+            <w:tcMar>
+              <w:top w:w="80" w:type="dxa"/>
+              <w:start w:w="120" w:type="dxa"/>
+              <w:bottom w:w="80" w:type="dxa"/>
+              <w:end w:w="120" w:type="dxa"/>
+            </w:tcMar>
+          </w:tcPr>
+          <w:p>
+            <w:pPr>
+              <w:spacing w:after="0"/>
+            </w:pPr>
+            <w:r>
+              <w:rPr>
+                <w:rFonts w:ascii="Calibri" w:hAnsi="Calibri" w:eastAsia="Calibri"/>
+                <w:b w:val="0"/>
+                <w:i w:val="0"/>
+                <w:color w:val="203740"/>
+                <w:sz w:val="17"/>
+              </w:rPr>
+              <w:t>0</w:t>
+            </w:r>
+          </w:p>
+        </w:tc>
+        <w:tc>
+          <w:tcPr>
+            <w:tcW w:type="dxa" w:w="1170"/>
+            <w:vAlign w:val="top"/>
+            <w:tcMar>
+              <w:top w:w="80" w:type="dxa"/>
+              <w:start w:w="120" w:type="dxa"/>
+              <w:bottom w:w="80" w:type="dxa"/>
+              <w:end w:w="120" w:type="dxa"/>
+            </w:tcMar>
+          </w:tcPr>
+          <w:p>
+            <w:pPr>
+              <w:spacing w:after="0"/>
+            </w:pPr>
+            <w:r>
+              <w:rPr>
+                <w:rFonts w:ascii="Calibri" w:hAnsi="Calibri" w:eastAsia="Calibri"/>
+                <w:b w:val="0"/>
+                <w:i w:val="0"/>
+                <w:color w:val="203740"/>
+                <w:sz w:val="17"/>
+              </w:rPr>
+              <w:t>0</w:t>
+            </w:r>
+          </w:p>
+        </w:tc>
+      </w:tr>
+      <w:tr>
+        <w:tc>
+          <w:tcPr>
+            <w:tcW w:type="dxa" w:w="3540"/>
+            <w:shd w:fill="F7F9F9"/>
+            <w:vAlign w:val="top"/>
+            <w:tcMar>
+              <w:top w:w="80" w:type="dxa"/>
+              <w:start w:w="120" w:type="dxa"/>
+              <w:bottom w:w="80" w:type="dxa"/>
+              <w:end w:w="120" w:type="dxa"/>
+            </w:tcMar>
+          </w:tcPr>
+          <w:p>
+            <w:pPr>
+              <w:spacing w:after="0"/>
+            </w:pPr>
+            <w:r>
+              <w:rPr>
+                <w:rFonts w:ascii="Calibri" w:hAnsi="Calibri" w:eastAsia="Calibri"/>
+                <w:b w:val="0"/>
+                <w:i w:val="0"/>
+                <w:color w:val="203740"/>
+                <w:sz w:val="17"/>
+              </w:rPr>
+              <w:t>RECONSTRUCCIÓN DEL PUENTE SOBRE EL RÍO SAVITA AFECTADO POR LA VAGUADA DE ABRIL 2022, UBICADO EN LA CARRETERA HACIENDA ESTRELLA - MONTE PLATA, MUNICIPIO MONTE PLATA PROVINCIA MONTE PLATA</w:t>
+              <w:br/>
+              <w:t>SNIP 16778 · Ficha 5909</w:t>
+              <w:br/>
+              <w:t>Ubicación: perfil oficial</w:t>
+            </w:r>
+          </w:p>
+        </w:tc>
+        <w:tc>
+          <w:tcPr>
+            <w:tcW w:type="dxa" w:w="1980"/>
+            <w:shd w:fill="F7F9F9"/>
+            <w:vAlign w:val="top"/>
+            <w:tcMar>
+              <w:top w:w="80" w:type="dxa"/>
+              <w:start w:w="120" w:type="dxa"/>
+              <w:bottom w:w="80" w:type="dxa"/>
+              <w:end w:w="120" w:type="dxa"/>
+            </w:tcMar>
+          </w:tcPr>
+          <w:p>
+            <w:pPr>
+              <w:spacing w:after="0"/>
+            </w:pPr>
+            <w:r>
+              <w:rPr>
+                <w:rFonts w:ascii="Calibri" w:hAnsi="Calibri" w:eastAsia="Calibri"/>
+                <w:b w:val="0"/>
+                <w:i w:val="0"/>
+                <w:color w:val="203740"/>
+                <w:sz w:val="17"/>
+              </w:rPr>
+              <w:t>MINISTERIO DE OBRAS PUBLICAS Y COMUNICACIONES</w:t>
+            </w:r>
+          </w:p>
+        </w:tc>
+        <w:tc>
+          <w:tcPr>
+            <w:tcW w:type="dxa" w:w="1500"/>
+            <w:shd w:fill="F7F9F9"/>
+            <w:vAlign w:val="top"/>
+            <w:tcMar>
+              <w:top w:w="80" w:type="dxa"/>
+              <w:start w:w="120" w:type="dxa"/>
+              <w:bottom w:w="80" w:type="dxa"/>
+              <w:end w:w="120" w:type="dxa"/>
+            </w:tcMar>
+          </w:tcPr>
+          <w:p>
+            <w:pPr>
+              <w:spacing w:after="0"/>
+            </w:pPr>
+            <w:r>
+              <w:rPr>
+                <w:rFonts w:ascii="Calibri" w:hAnsi="Calibri" w:eastAsia="Calibri"/>
+                <w:b w:val="0"/>
+                <w:i w:val="0"/>
+                <w:color w:val="203740"/>
+                <w:sz w:val="17"/>
+              </w:rPr>
+              <w:t>En ejecución</w:t>
+              <w:br/>
+              <w:t>2024–2027</w:t>
+            </w:r>
+          </w:p>
+        </w:tc>
+        <w:tc>
+          <w:tcPr>
+            <w:tcW w:type="dxa" w:w="1170"/>
+            <w:shd w:fill="F7F9F9"/>
+            <w:vAlign w:val="top"/>
+            <w:tcMar>
+              <w:top w:w="80" w:type="dxa"/>
+              <w:start w:w="120" w:type="dxa"/>
+              <w:bottom w:w="80" w:type="dxa"/>
+              <w:end w:w="120" w:type="dxa"/>
+            </w:tcMar>
+          </w:tcPr>
+          <w:p>
+            <w:pPr>
+              <w:spacing w:after="0"/>
+            </w:pPr>
+            <w:r>
+              <w:rPr>
+                <w:rFonts w:ascii="Calibri" w:hAnsi="Calibri" w:eastAsia="Calibri"/>
+                <w:b w:val="0"/>
+                <w:i w:val="0"/>
+                <w:color w:val="203740"/>
+                <w:sz w:val="17"/>
+              </w:rPr>
+              <w:t>0</w:t>
+            </w:r>
+          </w:p>
+        </w:tc>
+        <w:tc>
+          <w:tcPr>
+            <w:tcW w:type="dxa" w:w="1170"/>
+            <w:shd w:fill="F7F9F9"/>
+            <w:vAlign w:val="top"/>
+            <w:tcMar>
+              <w:top w:w="80" w:type="dxa"/>
+              <w:start w:w="120" w:type="dxa"/>
+              <w:bottom w:w="80" w:type="dxa"/>
+              <w:end w:w="120" w:type="dxa"/>
+            </w:tcMar>
+          </w:tcPr>
+          <w:p>
+            <w:pPr>
+              <w:spacing w:after="0"/>
+            </w:pPr>
+            <w:r>
+              <w:rPr>
+                <w:rFonts w:ascii="Calibri" w:hAnsi="Calibri" w:eastAsia="Calibri"/>
+                <w:b w:val="0"/>
+                <w:i w:val="0"/>
+                <w:color w:val="203740"/>
+                <w:sz w:val="17"/>
+              </w:rPr>
+              <w:t>0</w:t>
+            </w:r>
+          </w:p>
+        </w:tc>
+      </w:tr>
+    </w:tbl>
+    <w:p>
+      <w:pPr>
+        <w:spacing w:after="0"/>
+      </w:pPr>
+    </w:p>
+    <w:p>
+      <w:pPr>
+        <w:pStyle w:val="Heading1"/>
+      </w:pPr>
+      <w:r>
+        <w:t>6. Plan de acción a acordar por el CDM</w:t>
       </w:r>
     </w:p>
     <w:p>
@@ -5020,7 +13256,7 @@
                 <w:color w:val="203740"/>
                 <w:sz w:val="17"/>
               </w:rPr>
-              <w:t>DASH-BASE</w:t>
+              <w:t>MAPA-IP</w:t>
             </w:r>
           </w:p>
         </w:tc>
@@ -5048,7 +13284,7 @@
                 <w:color w:val="203740"/>
                 <w:sz w:val="17"/>
               </w:rPr>
-              <w:t>IX y X Censos Nacionales de Población y Vivienda</w:t>
+              <w:t>MapaInversiones: datos abiertos y perfiles de proyectos</w:t>
             </w:r>
           </w:p>
         </w:tc>
@@ -5076,7 +13312,7 @@
                 <w:color w:val="203740"/>
                 <w:sz w:val="17"/>
               </w:rPr>
-              <w:t>2010 / 2022</w:t>
+              <w:t>2026</w:t>
             </w:r>
           </w:p>
         </w:tc>
@@ -5104,7 +13340,7 @@
                 <w:color w:val="203740"/>
                 <w:sz w:val="17"/>
               </w:rPr>
-              <w:t>Dataset municipal</w:t>
+              <w:t>40 proyectos con alcance municipal específico; corte 2026-08-02</w:t>
             </w:r>
           </w:p>
         </w:tc>
@@ -5132,7 +13368,7 @@
                 <w:color w:val="203740"/>
                 <w:sz w:val="17"/>
               </w:rPr>
-              <w:t>Alta</w:t>
+              <w:t>Alta si perfil oficial; media si nombre del proyecto</w:t>
             </w:r>
           </w:p>
         </w:tc>
@@ -5161,7 +13397,7 @@
                 <w:color w:val="203740"/>
                 <w:sz w:val="17"/>
               </w:rPr>
-              <w:t>DASH-PYR</w:t>
+              <w:t>DASH-TERR</w:t>
             </w:r>
           </w:p>
         </w:tc>
@@ -5188,7 +13424,7 @@
                 <w:color w:val="203740"/>
                 <w:sz w:val="17"/>
               </w:rPr>
-              <w:t>IX y X Censos: edad y sexo</w:t>
+              <w:t>DDPT Dashboard Territorial: indicadores administrativos y comparación territorial</w:t>
             </w:r>
           </w:p>
         </w:tc>
@@ -5215,7 +13451,7 @@
                 <w:color w:val="203740"/>
                 <w:sz w:val="17"/>
               </w:rPr>
-              <w:t>2010 / 2022</w:t>
+              <w:t>2026-08-01</w:t>
             </w:r>
           </w:p>
         </w:tc>
@@ -5242,7 +13478,7 @@
                 <w:color w:val="203740"/>
                 <w:sz w:val="17"/>
               </w:rPr>
-              <w:t>Dataset municipal</w:t>
+              <w:t>Dataset municipal y provincial; ámbito rotulado en cada indicador</w:t>
             </w:r>
           </w:p>
         </w:tc>
@@ -5269,7 +13505,7 @@
                 <w:color w:val="203740"/>
                 <w:sz w:val="17"/>
               </w:rPr>
-              <w:t>Alta</w:t>
+              <w:t>Alta / según fuente oficial enlazada</w:t>
             </w:r>
           </w:p>
         </w:tc>
@@ -5299,7 +13535,7 @@
                 <w:color w:val="203740"/>
                 <w:sz w:val="17"/>
               </w:rPr>
-              <w:t>DASH-HOG</w:t>
+              <w:t>DASH-BASE</w:t>
             </w:r>
           </w:p>
         </w:tc>
@@ -5327,7 +13563,7 @@
                 <w:color w:val="203740"/>
                 <w:sz w:val="17"/>
               </w:rPr>
-              <w:t>X Censo: hogares y viviendas</w:t>
+              <w:t>IX y X Censos Nacionales de Población y Vivienda</w:t>
             </w:r>
           </w:p>
         </w:tc>
@@ -5355,7 +13591,7 @@
                 <w:color w:val="203740"/>
                 <w:sz w:val="17"/>
               </w:rPr>
-              <w:t>2022</w:t>
+              <w:t>2010 / 2022</w:t>
             </w:r>
           </w:p>
         </w:tc>
@@ -5440,7 +13676,7 @@
                 <w:color w:val="203740"/>
                 <w:sz w:val="17"/>
               </w:rPr>
-              <w:t>DASH-URB</w:t>
+              <w:t>DASH-PYR</w:t>
             </w:r>
           </w:p>
         </w:tc>
@@ -5467,7 +13703,7 @@
                 <w:color w:val="203740"/>
                 <w:sz w:val="17"/>
               </w:rPr>
-              <w:t>X Censo: población urbana y rural</w:t>
+              <w:t>IX y X Censos: edad y sexo</w:t>
             </w:r>
           </w:p>
         </w:tc>
@@ -5494,7 +13730,7 @@
                 <w:color w:val="203740"/>
                 <w:sz w:val="17"/>
               </w:rPr>
-              <w:t>2022</w:t>
+              <w:t>2010 / 2022</w:t>
             </w:r>
           </w:p>
         </w:tc>
@@ -5578,7 +13814,7 @@
                 <w:color w:val="203740"/>
                 <w:sz w:val="17"/>
               </w:rPr>
-              <w:t>DASH-VIDA</w:t>
+              <w:t>DASH-HOG</w:t>
             </w:r>
           </w:p>
         </w:tc>
@@ -5606,7 +13842,7 @@
                 <w:color w:val="203740"/>
                 <w:sz w:val="17"/>
               </w:rPr>
-              <w:t>X Censo: condición de vida y servicios</w:t>
+              <w:t>X Censo: hogares y viviendas</w:t>
             </w:r>
           </w:p>
         </w:tc>
@@ -5719,7 +13955,7 @@
                 <w:color w:val="203740"/>
                 <w:sz w:val="17"/>
               </w:rPr>
-              <w:t>DASH-EDU</w:t>
+              <w:t>DASH-URB</w:t>
             </w:r>
           </w:p>
         </w:tc>
@@ -5746,7 +13982,7 @@
                 <w:color w:val="203740"/>
                 <w:sz w:val="17"/>
               </w:rPr>
-              <w:t>Anuario Estadístico Educativo</w:t>
+              <w:t>X Censo: población urbana y rural</w:t>
             </w:r>
           </w:p>
         </w:tc>
@@ -5773,7 +14009,7 @@
                 <w:color w:val="203740"/>
                 <w:sz w:val="17"/>
               </w:rPr>
-              <w:t>2024</w:t>
+              <w:t>2022</w:t>
             </w:r>
           </w:p>
         </w:tc>
@@ -5800,7 +14036,7 @@
                 <w:color w:val="203740"/>
                 <w:sz w:val="17"/>
               </w:rPr>
-              <w:t>Distrito asociado</w:t>
+              <w:t>Dataset municipal</w:t>
             </w:r>
           </w:p>
         </w:tc>
@@ -5827,7 +14063,7 @@
                 <w:color w:val="203740"/>
                 <w:sz w:val="17"/>
               </w:rPr>
-              <w:t>Media</w:t>
+              <w:t>Alta</w:t>
             </w:r>
           </w:p>
         </w:tc>
@@ -5857,7 +14093,7 @@
                 <w:color w:val="203740"/>
                 <w:sz w:val="17"/>
               </w:rPr>
-              <w:t>DASH-EDU-NIVEL</w:t>
+              <w:t>DASH-VIDA</w:t>
             </w:r>
           </w:p>
         </w:tc>
@@ -5885,7 +14121,7 @@
                 <w:color w:val="203740"/>
                 <w:sz w:val="17"/>
               </w:rPr>
-              <w:t>X Censo: nivel de instrucción</w:t>
+              <w:t>X Censo: condición de vida y servicios</w:t>
             </w:r>
           </w:p>
         </w:tc>
@@ -5998,7 +14234,7 @@
                 <w:color w:val="203740"/>
                 <w:sz w:val="17"/>
               </w:rPr>
-              <w:t>DASH-ECO</w:t>
+              <w:t>DASH-EDU</w:t>
             </w:r>
           </w:p>
         </w:tc>
@@ -6025,7 +14261,7 @@
                 <w:color w:val="203740"/>
                 <w:sz w:val="17"/>
               </w:rPr>
-              <w:t>Directorio de Empresas y Establecimientos</w:t>
+              <w:t>Anuario Estadístico Educativo</w:t>
             </w:r>
           </w:p>
         </w:tc>
@@ -6079,7 +14315,7 @@
                 <w:color w:val="203740"/>
                 <w:sz w:val="17"/>
               </w:rPr>
-              <w:t>Dataset municipal</w:t>
+              <w:t>Distrito asociado</w:t>
             </w:r>
           </w:p>
         </w:tc>
@@ -6136,7 +14372,7 @@
                 <w:color w:val="203740"/>
                 <w:sz w:val="17"/>
               </w:rPr>
-              <w:t>DASH-SALUD</w:t>
+              <w:t>DASH-EDU-NIVEL</w:t>
             </w:r>
           </w:p>
         </w:tc>
@@ -6164,7 +14400,7 @@
                 <w:color w:val="203740"/>
                 <w:sz w:val="17"/>
               </w:rPr>
-              <w:t>Registro de establecimientos SNS mostrado por Dashboard</w:t>
+              <w:t>X Censo: nivel de instrucción</w:t>
             </w:r>
           </w:p>
         </w:tc>
@@ -6192,7 +14428,7 @@
                 <w:color w:val="203740"/>
                 <w:sz w:val="17"/>
               </w:rPr>
-              <w:t>s/f</w:t>
+              <w:t>2022</w:t>
             </w:r>
           </w:p>
         </w:tc>
@@ -6248,7 +14484,7 @@
                 <w:color w:val="203740"/>
                 <w:sz w:val="17"/>
               </w:rPr>
-              <w:t>Media</w:t>
+              <w:t>Alta</w:t>
             </w:r>
           </w:p>
         </w:tc>
@@ -6277,7 +14513,7 @@
                 <w:color w:val="203740"/>
                 <w:sz w:val="17"/>
               </w:rPr>
-              <w:t>DASH-TIC</w:t>
+              <w:t>DASH-ECO</w:t>
             </w:r>
           </w:p>
         </w:tc>
@@ -6304,7 +14540,7 @@
                 <w:color w:val="203740"/>
                 <w:sz w:val="17"/>
               </w:rPr>
-              <w:t>X Censo: tecnologías de información</w:t>
+              <w:t>Directorio de Empresas y Establecimientos</w:t>
             </w:r>
           </w:p>
         </w:tc>
@@ -6331,7 +14567,7 @@
                 <w:color w:val="203740"/>
                 <w:sz w:val="17"/>
               </w:rPr>
-              <w:t>2022</w:t>
+              <w:t>2024</w:t>
             </w:r>
           </w:p>
         </w:tc>
@@ -6385,7 +14621,7 @@
                 <w:color w:val="203740"/>
                 <w:sz w:val="17"/>
               </w:rPr>
-              <w:t>Alta</w:t>
+              <w:t>Media</w:t>
             </w:r>
           </w:p>
         </w:tc>
@@ -6415,7 +14651,7 @@
                 <w:color w:val="203740"/>
                 <w:sz w:val="17"/>
               </w:rPr>
-              <w:t>WIKI-01</w:t>
+              <w:t>DASH-SALUD</w:t>
             </w:r>
           </w:p>
         </w:tc>
@@ -6443,7 +14679,7 @@
                 <w:color w:val="203740"/>
                 <w:sz w:val="17"/>
               </w:rPr>
-              <w:t>Wikipedia en español: Monte Plata</w:t>
+              <w:t>Registro de establecimientos SNS mostrado por Dashboard</w:t>
             </w:r>
           </w:p>
         </w:tc>
@@ -6471,7 +14707,286 @@
                 <w:color w:val="203740"/>
                 <w:sz w:val="17"/>
               </w:rPr>
-              <w:t>2026-07-28</w:t>
+              <w:t>s/f</w:t>
+            </w:r>
+          </w:p>
+        </w:tc>
+        <w:tc>
+          <w:tcPr>
+            <w:tcW w:type="dxa" w:w="2200"/>
+            <w:shd w:fill="F7F9F9"/>
+            <w:vAlign w:val="top"/>
+            <w:tcMar>
+              <w:top w:w="80" w:type="dxa"/>
+              <w:start w:w="120" w:type="dxa"/>
+              <w:bottom w:w="80" w:type="dxa"/>
+              <w:end w:w="120" w:type="dxa"/>
+            </w:tcMar>
+          </w:tcPr>
+          <w:p>
+            <w:pPr>
+              <w:spacing w:after="0"/>
+            </w:pPr>
+            <w:r>
+              <w:rPr>
+                <w:rFonts w:ascii="Calibri" w:hAnsi="Calibri" w:eastAsia="Calibri"/>
+                <w:b w:val="0"/>
+                <w:i w:val="0"/>
+                <w:color w:val="203740"/>
+                <w:sz w:val="17"/>
+              </w:rPr>
+              <w:t>Dataset municipal</w:t>
+            </w:r>
+          </w:p>
+        </w:tc>
+        <w:tc>
+          <w:tcPr>
+            <w:tcW w:type="dxa" w:w="1260"/>
+            <w:shd w:fill="F7F9F9"/>
+            <w:vAlign w:val="top"/>
+            <w:tcMar>
+              <w:top w:w="80" w:type="dxa"/>
+              <w:start w:w="120" w:type="dxa"/>
+              <w:bottom w:w="80" w:type="dxa"/>
+              <w:end w:w="120" w:type="dxa"/>
+            </w:tcMar>
+          </w:tcPr>
+          <w:p>
+            <w:pPr>
+              <w:spacing w:after="0"/>
+            </w:pPr>
+            <w:r>
+              <w:rPr>
+                <w:rFonts w:ascii="Calibri" w:hAnsi="Calibri" w:eastAsia="Calibri"/>
+                <w:b w:val="0"/>
+                <w:i w:val="0"/>
+                <w:color w:val="203740"/>
+                <w:sz w:val="17"/>
+              </w:rPr>
+              <w:t>Media</w:t>
+            </w:r>
+          </w:p>
+        </w:tc>
+      </w:tr>
+      <w:tr>
+        <w:tc>
+          <w:tcPr>
+            <w:tcW w:type="dxa" w:w="1300"/>
+            <w:vAlign w:val="top"/>
+            <w:tcMar>
+              <w:top w:w="80" w:type="dxa"/>
+              <w:start w:w="120" w:type="dxa"/>
+              <w:bottom w:w="80" w:type="dxa"/>
+              <w:end w:w="120" w:type="dxa"/>
+            </w:tcMar>
+          </w:tcPr>
+          <w:p>
+            <w:pPr>
+              <w:spacing w:after="0"/>
+            </w:pPr>
+            <w:r>
+              <w:rPr>
+                <w:rFonts w:ascii="Calibri" w:hAnsi="Calibri" w:eastAsia="Calibri"/>
+                <w:b w:val="0"/>
+                <w:i w:val="0"/>
+                <w:color w:val="203740"/>
+                <w:sz w:val="17"/>
+              </w:rPr>
+              <w:t>DASH-TIC</w:t>
+            </w:r>
+          </w:p>
+        </w:tc>
+        <w:tc>
+          <w:tcPr>
+            <w:tcW w:type="dxa" w:w="3300"/>
+            <w:vAlign w:val="top"/>
+            <w:tcMar>
+              <w:top w:w="80" w:type="dxa"/>
+              <w:start w:w="120" w:type="dxa"/>
+              <w:bottom w:w="80" w:type="dxa"/>
+              <w:end w:w="120" w:type="dxa"/>
+            </w:tcMar>
+          </w:tcPr>
+          <w:p>
+            <w:pPr>
+              <w:spacing w:after="0"/>
+            </w:pPr>
+            <w:r>
+              <w:rPr>
+                <w:rFonts w:ascii="Calibri" w:hAnsi="Calibri" w:eastAsia="Calibri"/>
+                <w:b w:val="0"/>
+                <w:i w:val="0"/>
+                <w:color w:val="203740"/>
+                <w:sz w:val="17"/>
+              </w:rPr>
+              <w:t>X Censo: tecnologías de información</w:t>
+            </w:r>
+          </w:p>
+        </w:tc>
+        <w:tc>
+          <w:tcPr>
+            <w:tcW w:type="dxa" w:w="1300"/>
+            <w:vAlign w:val="top"/>
+            <w:tcMar>
+              <w:top w:w="80" w:type="dxa"/>
+              <w:start w:w="120" w:type="dxa"/>
+              <w:bottom w:w="80" w:type="dxa"/>
+              <w:end w:w="120" w:type="dxa"/>
+            </w:tcMar>
+          </w:tcPr>
+          <w:p>
+            <w:pPr>
+              <w:spacing w:after="0"/>
+            </w:pPr>
+            <w:r>
+              <w:rPr>
+                <w:rFonts w:ascii="Calibri" w:hAnsi="Calibri" w:eastAsia="Calibri"/>
+                <w:b w:val="0"/>
+                <w:i w:val="0"/>
+                <w:color w:val="203740"/>
+                <w:sz w:val="17"/>
+              </w:rPr>
+              <w:t>2022</w:t>
+            </w:r>
+          </w:p>
+        </w:tc>
+        <w:tc>
+          <w:tcPr>
+            <w:tcW w:type="dxa" w:w="2200"/>
+            <w:vAlign w:val="top"/>
+            <w:tcMar>
+              <w:top w:w="80" w:type="dxa"/>
+              <w:start w:w="120" w:type="dxa"/>
+              <w:bottom w:w="80" w:type="dxa"/>
+              <w:end w:w="120" w:type="dxa"/>
+            </w:tcMar>
+          </w:tcPr>
+          <w:p>
+            <w:pPr>
+              <w:spacing w:after="0"/>
+            </w:pPr>
+            <w:r>
+              <w:rPr>
+                <w:rFonts w:ascii="Calibri" w:hAnsi="Calibri" w:eastAsia="Calibri"/>
+                <w:b w:val="0"/>
+                <w:i w:val="0"/>
+                <w:color w:val="203740"/>
+                <w:sz w:val="17"/>
+              </w:rPr>
+              <w:t>Dataset municipal</w:t>
+            </w:r>
+          </w:p>
+        </w:tc>
+        <w:tc>
+          <w:tcPr>
+            <w:tcW w:type="dxa" w:w="1260"/>
+            <w:vAlign w:val="top"/>
+            <w:tcMar>
+              <w:top w:w="80" w:type="dxa"/>
+              <w:start w:w="120" w:type="dxa"/>
+              <w:bottom w:w="80" w:type="dxa"/>
+              <w:end w:w="120" w:type="dxa"/>
+            </w:tcMar>
+          </w:tcPr>
+          <w:p>
+            <w:pPr>
+              <w:spacing w:after="0"/>
+            </w:pPr>
+            <w:r>
+              <w:rPr>
+                <w:rFonts w:ascii="Calibri" w:hAnsi="Calibri" w:eastAsia="Calibri"/>
+                <w:b w:val="0"/>
+                <w:i w:val="0"/>
+                <w:color w:val="203740"/>
+                <w:sz w:val="17"/>
+              </w:rPr>
+              <w:t>Alta</w:t>
+            </w:r>
+          </w:p>
+        </w:tc>
+      </w:tr>
+      <w:tr>
+        <w:tc>
+          <w:tcPr>
+            <w:tcW w:type="dxa" w:w="1300"/>
+            <w:shd w:fill="F7F9F9"/>
+            <w:vAlign w:val="top"/>
+            <w:tcMar>
+              <w:top w:w="80" w:type="dxa"/>
+              <w:start w:w="120" w:type="dxa"/>
+              <w:bottom w:w="80" w:type="dxa"/>
+              <w:end w:w="120" w:type="dxa"/>
+            </w:tcMar>
+          </w:tcPr>
+          <w:p>
+            <w:pPr>
+              <w:spacing w:after="0"/>
+            </w:pPr>
+            <w:r>
+              <w:rPr>
+                <w:rFonts w:ascii="Calibri" w:hAnsi="Calibri" w:eastAsia="Calibri"/>
+                <w:b w:val="0"/>
+                <w:i w:val="0"/>
+                <w:color w:val="203740"/>
+                <w:sz w:val="17"/>
+              </w:rPr>
+              <w:t>WIKI-01</w:t>
+            </w:r>
+          </w:p>
+        </w:tc>
+        <w:tc>
+          <w:tcPr>
+            <w:tcW w:type="dxa" w:w="3300"/>
+            <w:shd w:fill="F7F9F9"/>
+            <w:vAlign w:val="top"/>
+            <w:tcMar>
+              <w:top w:w="80" w:type="dxa"/>
+              <w:start w:w="120" w:type="dxa"/>
+              <w:bottom w:w="80" w:type="dxa"/>
+              <w:end w:w="120" w:type="dxa"/>
+            </w:tcMar>
+          </w:tcPr>
+          <w:p>
+            <w:pPr>
+              <w:spacing w:after="0"/>
+            </w:pPr>
+            <w:r>
+              <w:rPr>
+                <w:rFonts w:ascii="Calibri" w:hAnsi="Calibri" w:eastAsia="Calibri"/>
+                <w:b w:val="0"/>
+                <w:i w:val="0"/>
+                <w:color w:val="203740"/>
+                <w:sz w:val="17"/>
+              </w:rPr>
+              <w:t>Wikipedia en español: Monte Plata</w:t>
+            </w:r>
+          </w:p>
+        </w:tc>
+        <w:tc>
+          <w:tcPr>
+            <w:tcW w:type="dxa" w:w="1300"/>
+            <w:shd w:fill="F7F9F9"/>
+            <w:vAlign w:val="top"/>
+            <w:tcMar>
+              <w:top w:w="80" w:type="dxa"/>
+              <w:start w:w="120" w:type="dxa"/>
+              <w:bottom w:w="80" w:type="dxa"/>
+              <w:end w:w="120" w:type="dxa"/>
+            </w:tcMar>
+          </w:tcPr>
+          <w:p>
+            <w:pPr>
+              <w:spacing w:after="0"/>
+            </w:pPr>
+            <w:r>
+              <w:rPr>
+                <w:rFonts w:ascii="Calibri" w:hAnsi="Calibri" w:eastAsia="Calibri"/>
+                <w:b w:val="0"/>
+                <w:i w:val="0"/>
+                <w:color w:val="203740"/>
+                <w:sz w:val="17"/>
+              </w:rPr>
+              <w:t>2026-08-02</w:t>
             </w:r>
           </w:p>
         </w:tc>
